--- a/docs/gost/out/07_И3_Руководство_пользователя.docx
+++ b/docs/gost/out/07_И3_Руководство_пользователя.docx
@@ -224,7 +224,7 @@
         <w:rPr>
           <w:noProof/>
         </w:rPr>
-        <w:t>15</w:t>
+        <w:t>16</w:t>
       </w:r>
       <w:r>
         <w:fldChar w:fldCharType="end"/>
@@ -306,7 +306,7 @@
       <w:r>
         <w:fldChar w:fldCharType="separate"/>
       </w:r>
-      <w:hyperlink w:anchor="_Toc241772587" w:history="1">
+      <w:hyperlink w:anchor="_Toc242104013" w:history="1">
         <w:r>
           <w:rPr>
             <w:rStyle w:val="aff8"/>
@@ -333,7 +333,7 @@
             <w:noProof/>
             <w:webHidden/>
           </w:rPr>
-          <w:instrText xml:space="preserve"> PAGEREF _Toc241772587 \h </w:instrText>
+          <w:instrText xml:space="preserve"> PAGEREF _Toc242104013 \h </w:instrText>
         </w:r>
         <w:r>
           <w:rPr>
@@ -379,7 +379,7 @@
           <w14:ligatures w14:val="standardContextual"/>
         </w:rPr>
       </w:pPr>
-      <w:hyperlink w:anchor="_Toc241772588" w:history="1">
+      <w:hyperlink w:anchor="_Toc242104014" w:history="1">
         <w:r>
           <w:rPr>
             <w:rStyle w:val="aff8"/>
@@ -406,7 +406,7 @@
             <w:noProof/>
             <w:webHidden/>
           </w:rPr>
-          <w:instrText xml:space="preserve"> PAGEREF _Toc241772588 \h </w:instrText>
+          <w:instrText xml:space="preserve"> PAGEREF _Toc242104014 \h </w:instrText>
         </w:r>
         <w:r>
           <w:rPr>
@@ -452,7 +452,7 @@
           <w14:ligatures w14:val="standardContextual"/>
         </w:rPr>
       </w:pPr>
-      <w:hyperlink w:anchor="_Toc241772589" w:history="1">
+      <w:hyperlink w:anchor="_Toc242104015" w:history="1">
         <w:r>
           <w:rPr>
             <w:rStyle w:val="aff8"/>
@@ -479,7 +479,7 @@
             <w:noProof/>
             <w:webHidden/>
           </w:rPr>
-          <w:instrText xml:space="preserve"> PAGEREF _Toc241772589 \h </w:instrText>
+          <w:instrText xml:space="preserve"> PAGEREF _Toc242104015 \h </w:instrText>
         </w:r>
         <w:r>
           <w:rPr>
@@ -525,7 +525,7 @@
           <w14:ligatures w14:val="standardContextual"/>
         </w:rPr>
       </w:pPr>
-      <w:hyperlink w:anchor="_Toc241772590" w:history="1">
+      <w:hyperlink w:anchor="_Toc242104016" w:history="1">
         <w:r>
           <w:rPr>
             <w:rStyle w:val="aff8"/>
@@ -552,7 +552,7 @@
             <w:noProof/>
             <w:webHidden/>
           </w:rPr>
-          <w:instrText xml:space="preserve"> PAGEREF _Toc241772590 \h </w:instrText>
+          <w:instrText xml:space="preserve"> PAGEREF _Toc242104016 \h </w:instrText>
         </w:r>
         <w:r>
           <w:rPr>
@@ -598,7 +598,7 @@
           <w14:ligatures w14:val="standardContextual"/>
         </w:rPr>
       </w:pPr>
-      <w:hyperlink w:anchor="_Toc241772591" w:history="1">
+      <w:hyperlink w:anchor="_Toc242104017" w:history="1">
         <w:r>
           <w:rPr>
             <w:rStyle w:val="aff8"/>
@@ -625,7 +625,7 @@
             <w:noProof/>
             <w:webHidden/>
           </w:rPr>
-          <w:instrText xml:space="preserve"> PAGEREF _Toc241772591 \h </w:instrText>
+          <w:instrText xml:space="preserve"> PAGEREF _Toc242104017 \h </w:instrText>
         </w:r>
         <w:r>
           <w:rPr>
@@ -671,7 +671,7 @@
           <w14:ligatures w14:val="standardContextual"/>
         </w:rPr>
       </w:pPr>
-      <w:hyperlink w:anchor="_Toc241772592" w:history="1">
+      <w:hyperlink w:anchor="_Toc242104018" w:history="1">
         <w:r>
           <w:rPr>
             <w:rStyle w:val="aff8"/>
@@ -698,7 +698,7 @@
             <w:noProof/>
             <w:webHidden/>
           </w:rPr>
-          <w:instrText xml:space="preserve"> PAGEREF _Toc241772592 \h </w:instrText>
+          <w:instrText xml:space="preserve"> PAGEREF _Toc242104018 \h </w:instrText>
         </w:r>
         <w:r>
           <w:rPr>
@@ -744,7 +744,7 @@
           <w14:ligatures w14:val="standardContextual"/>
         </w:rPr>
       </w:pPr>
-      <w:hyperlink w:anchor="_Toc241772593" w:history="1">
+      <w:hyperlink w:anchor="_Toc242104019" w:history="1">
         <w:r>
           <w:rPr>
             <w:rStyle w:val="aff8"/>
@@ -771,7 +771,7 @@
             <w:noProof/>
             <w:webHidden/>
           </w:rPr>
-          <w:instrText xml:space="preserve"> PAGEREF _Toc241772593 \h </w:instrText>
+          <w:instrText xml:space="preserve"> PAGEREF _Toc242104019 \h </w:instrText>
         </w:r>
         <w:r>
           <w:rPr>
@@ -817,7 +817,7 @@
           <w14:ligatures w14:val="standardContextual"/>
         </w:rPr>
       </w:pPr>
-      <w:hyperlink w:anchor="_Toc241772594" w:history="1">
+      <w:hyperlink w:anchor="_Toc242104020" w:history="1">
         <w:r>
           <w:rPr>
             <w:rStyle w:val="aff8"/>
@@ -844,7 +844,7 @@
             <w:noProof/>
             <w:webHidden/>
           </w:rPr>
-          <w:instrText xml:space="preserve"> PAGEREF _Toc241772594 \h </w:instrText>
+          <w:instrText xml:space="preserve"> PAGEREF _Toc242104020 \h </w:instrText>
         </w:r>
         <w:r>
           <w:rPr>
@@ -890,7 +890,7 @@
           <w14:ligatures w14:val="standardContextual"/>
         </w:rPr>
       </w:pPr>
-      <w:hyperlink w:anchor="_Toc241772595" w:history="1">
+      <w:hyperlink w:anchor="_Toc242104021" w:history="1">
         <w:r>
           <w:rPr>
             <w:rStyle w:val="aff8"/>
@@ -917,7 +917,7 @@
             <w:noProof/>
             <w:webHidden/>
           </w:rPr>
-          <w:instrText xml:space="preserve"> PAGEREF _Toc241772595 \h </w:instrText>
+          <w:instrText xml:space="preserve"> PAGEREF _Toc242104021 \h </w:instrText>
         </w:r>
         <w:r>
           <w:rPr>
@@ -963,7 +963,7 @@
           <w14:ligatures w14:val="standardContextual"/>
         </w:rPr>
       </w:pPr>
-      <w:hyperlink w:anchor="_Toc241772596" w:history="1">
+      <w:hyperlink w:anchor="_Toc242104022" w:history="1">
         <w:r>
           <w:rPr>
             <w:rStyle w:val="aff8"/>
@@ -990,7 +990,7 @@
             <w:noProof/>
             <w:webHidden/>
           </w:rPr>
-          <w:instrText xml:space="preserve"> PAGEREF _Toc241772596 \h </w:instrText>
+          <w:instrText xml:space="preserve"> PAGEREF _Toc242104022 \h </w:instrText>
         </w:r>
         <w:r>
           <w:rPr>
@@ -1036,7 +1036,7 @@
           <w14:ligatures w14:val="standardContextual"/>
         </w:rPr>
       </w:pPr>
-      <w:hyperlink w:anchor="_Toc241772597" w:history="1">
+      <w:hyperlink w:anchor="_Toc242104023" w:history="1">
         <w:r>
           <w:rPr>
             <w:rStyle w:val="aff8"/>
@@ -1063,7 +1063,7 @@
             <w:noProof/>
             <w:webHidden/>
           </w:rPr>
-          <w:instrText xml:space="preserve"> PAGEREF _Toc241772597 \h </w:instrText>
+          <w:instrText xml:space="preserve"> PAGEREF _Toc242104023 \h </w:instrText>
         </w:r>
         <w:r>
           <w:rPr>
@@ -1109,7 +1109,7 @@
           <w14:ligatures w14:val="standardContextual"/>
         </w:rPr>
       </w:pPr>
-      <w:hyperlink w:anchor="_Toc241772598" w:history="1">
+      <w:hyperlink w:anchor="_Toc242104024" w:history="1">
         <w:r>
           <w:rPr>
             <w:rStyle w:val="aff8"/>
@@ -1136,7 +1136,7 @@
             <w:noProof/>
             <w:webHidden/>
           </w:rPr>
-          <w:instrText xml:space="preserve"> PAGEREF _Toc241772598 \h </w:instrText>
+          <w:instrText xml:space="preserve"> PAGEREF _Toc242104024 \h </w:instrText>
         </w:r>
         <w:r>
           <w:rPr>
@@ -1182,7 +1182,7 @@
           <w14:ligatures w14:val="standardContextual"/>
         </w:rPr>
       </w:pPr>
-      <w:hyperlink w:anchor="_Toc241772599" w:history="1">
+      <w:hyperlink w:anchor="_Toc242104025" w:history="1">
         <w:r>
           <w:rPr>
             <w:rStyle w:val="aff8"/>
@@ -1209,7 +1209,7 @@
             <w:noProof/>
             <w:webHidden/>
           </w:rPr>
-          <w:instrText xml:space="preserve"> PAGEREF _Toc241772599 \h </w:instrText>
+          <w:instrText xml:space="preserve"> PAGEREF _Toc242104025 \h </w:instrText>
         </w:r>
         <w:r>
           <w:rPr>
@@ -1255,7 +1255,7 @@
           <w14:ligatures w14:val="standardContextual"/>
         </w:rPr>
       </w:pPr>
-      <w:hyperlink w:anchor="_Toc241772600" w:history="1">
+      <w:hyperlink w:anchor="_Toc242104026" w:history="1">
         <w:r>
           <w:rPr>
             <w:rStyle w:val="aff8"/>
@@ -1282,7 +1282,7 @@
             <w:noProof/>
             <w:webHidden/>
           </w:rPr>
-          <w:instrText xml:space="preserve"> PAGEREF _Toc241772600 \h </w:instrText>
+          <w:instrText xml:space="preserve"> PAGEREF _Toc242104026 \h </w:instrText>
         </w:r>
         <w:r>
           <w:rPr>
@@ -1328,7 +1328,7 @@
           <w14:ligatures w14:val="standardContextual"/>
         </w:rPr>
       </w:pPr>
-      <w:hyperlink w:anchor="_Toc241772601" w:history="1">
+      <w:hyperlink w:anchor="_Toc242104027" w:history="1">
         <w:r>
           <w:rPr>
             <w:rStyle w:val="aff8"/>
@@ -1355,7 +1355,7 @@
             <w:noProof/>
             <w:webHidden/>
           </w:rPr>
-          <w:instrText xml:space="preserve"> PAGEREF _Toc241772601 \h </w:instrText>
+          <w:instrText xml:space="preserve"> PAGEREF _Toc242104027 \h </w:instrText>
         </w:r>
         <w:r>
           <w:rPr>
@@ -1401,7 +1401,7 @@
           <w14:ligatures w14:val="standardContextual"/>
         </w:rPr>
       </w:pPr>
-      <w:hyperlink w:anchor="_Toc241772602" w:history="1">
+      <w:hyperlink w:anchor="_Toc242104028" w:history="1">
         <w:r>
           <w:rPr>
             <w:rStyle w:val="aff8"/>
@@ -1428,7 +1428,7 @@
             <w:noProof/>
             <w:webHidden/>
           </w:rPr>
-          <w:instrText xml:space="preserve"> PAGEREF _Toc241772602 \h </w:instrText>
+          <w:instrText xml:space="preserve"> PAGEREF _Toc242104028 \h </w:instrText>
         </w:r>
         <w:r>
           <w:rPr>
@@ -1474,7 +1474,7 @@
           <w14:ligatures w14:val="standardContextual"/>
         </w:rPr>
       </w:pPr>
-      <w:hyperlink w:anchor="_Toc241772603" w:history="1">
+      <w:hyperlink w:anchor="_Toc242104029" w:history="1">
         <w:r>
           <w:rPr>
             <w:rStyle w:val="aff8"/>
@@ -1501,80 +1501,7 @@
             <w:noProof/>
             <w:webHidden/>
           </w:rPr>
-          <w:instrText xml:space="preserve"> PAGEREF _Toc241772603 \h </w:instrText>
-        </w:r>
-        <w:r>
-          <w:rPr>
-            <w:noProof/>
-            <w:webHidden/>
-          </w:rPr>
-        </w:r>
-        <w:r>
-          <w:rPr>
-            <w:noProof/>
-            <w:webHidden/>
-          </w:rPr>
-          <w:fldChar w:fldCharType="separate"/>
-        </w:r>
-        <w:r>
-          <w:rPr>
-            <w:noProof/>
-            <w:webHidden/>
-          </w:rPr>
-          <w:t>9</w:t>
-        </w:r>
-        <w:r>
-          <w:rPr>
-            <w:noProof/>
-            <w:webHidden/>
-          </w:rPr>
-          <w:fldChar w:fldCharType="end"/>
-        </w:r>
-      </w:hyperlink>
-    </w:p>
-    <w:p>
-      <w:pPr>
-        <w:pStyle w:val="2c"/>
-        <w:tabs>
-          <w:tab w:val="right" w:leader="dot" w:pos="9345"/>
-        </w:tabs>
-        <w:rPr>
-          <w:rFonts w:asciiTheme="minorHAnsi" w:eastAsiaTheme="minorEastAsia" w:hAnsiTheme="minorHAnsi" w:cstheme="minorBidi"/>
-          <w:noProof/>
-          <w:color w:val="auto"/>
-          <w:kern w:val="2"/>
-          <w:szCs w:val="24"/>
-          <w14:ligatures w14:val="standardContextual"/>
-        </w:rPr>
-      </w:pPr>
-      <w:hyperlink w:anchor="_Toc241772604" w:history="1">
-        <w:r>
-          <w:rPr>
-            <w:rStyle w:val="aff8"/>
-            <w:noProof/>
-          </w:rPr>
-          <w:t>4.6 Операции наблюдателя (руководства компании)</w:t>
-        </w:r>
-        <w:r>
-          <w:rPr>
-            <w:noProof/>
-            <w:webHidden/>
-          </w:rPr>
-          <w:tab/>
-        </w:r>
-        <w:r>
-          <w:rPr>
-            <w:noProof/>
-            <w:webHidden/>
-          </w:rPr>
-          <w:fldChar w:fldCharType="begin"/>
-        </w:r>
-        <w:r>
-          <w:rPr>
-            <w:noProof/>
-            <w:webHidden/>
-          </w:rPr>
-          <w:instrText xml:space="preserve"> PAGEREF _Toc241772604 \h </w:instrText>
+          <w:instrText xml:space="preserve"> PAGEREF _Toc242104029 \h </w:instrText>
         </w:r>
         <w:r>
           <w:rPr>
@@ -1620,7 +1547,80 @@
           <w14:ligatures w14:val="standardContextual"/>
         </w:rPr>
       </w:pPr>
-      <w:hyperlink w:anchor="_Toc241772605" w:history="1">
+      <w:hyperlink w:anchor="_Toc242104030" w:history="1">
+        <w:r>
+          <w:rPr>
+            <w:rStyle w:val="aff8"/>
+            <w:noProof/>
+          </w:rPr>
+          <w:t>4.6 Операции наблюдателя (руководства компании)</w:t>
+        </w:r>
+        <w:r>
+          <w:rPr>
+            <w:noProof/>
+            <w:webHidden/>
+          </w:rPr>
+          <w:tab/>
+        </w:r>
+        <w:r>
+          <w:rPr>
+            <w:noProof/>
+            <w:webHidden/>
+          </w:rPr>
+          <w:fldChar w:fldCharType="begin"/>
+        </w:r>
+        <w:r>
+          <w:rPr>
+            <w:noProof/>
+            <w:webHidden/>
+          </w:rPr>
+          <w:instrText xml:space="preserve"> PAGEREF _Toc242104030 \h </w:instrText>
+        </w:r>
+        <w:r>
+          <w:rPr>
+            <w:noProof/>
+            <w:webHidden/>
+          </w:rPr>
+        </w:r>
+        <w:r>
+          <w:rPr>
+            <w:noProof/>
+            <w:webHidden/>
+          </w:rPr>
+          <w:fldChar w:fldCharType="separate"/>
+        </w:r>
+        <w:r>
+          <w:rPr>
+            <w:noProof/>
+            <w:webHidden/>
+          </w:rPr>
+          <w:t>10</w:t>
+        </w:r>
+        <w:r>
+          <w:rPr>
+            <w:noProof/>
+            <w:webHidden/>
+          </w:rPr>
+          <w:fldChar w:fldCharType="end"/>
+        </w:r>
+      </w:hyperlink>
+    </w:p>
+    <w:p>
+      <w:pPr>
+        <w:pStyle w:val="2c"/>
+        <w:tabs>
+          <w:tab w:val="right" w:leader="dot" w:pos="9345"/>
+        </w:tabs>
+        <w:rPr>
+          <w:rFonts w:asciiTheme="minorHAnsi" w:eastAsiaTheme="minorEastAsia" w:hAnsiTheme="minorHAnsi" w:cstheme="minorBidi"/>
+          <w:noProof/>
+          <w:color w:val="auto"/>
+          <w:kern w:val="2"/>
+          <w:szCs w:val="24"/>
+          <w14:ligatures w14:val="standardContextual"/>
+        </w:rPr>
+      </w:pPr>
+      <w:hyperlink w:anchor="_Toc242104031" w:history="1">
         <w:r>
           <w:rPr>
             <w:rStyle w:val="aff8"/>
@@ -1647,7 +1647,7 @@
             <w:noProof/>
             <w:webHidden/>
           </w:rPr>
-          <w:instrText xml:space="preserve"> PAGEREF _Toc241772605 \h </w:instrText>
+          <w:instrText xml:space="preserve"> PAGEREF _Toc242104031 \h </w:instrText>
         </w:r>
         <w:r>
           <w:rPr>
@@ -1693,7 +1693,7 @@
           <w14:ligatures w14:val="standardContextual"/>
         </w:rPr>
       </w:pPr>
-      <w:hyperlink w:anchor="_Toc241772606" w:history="1">
+      <w:hyperlink w:anchor="_Toc242104032" w:history="1">
         <w:r>
           <w:rPr>
             <w:rStyle w:val="aff8"/>
@@ -1720,80 +1720,7 @@
             <w:noProof/>
             <w:webHidden/>
           </w:rPr>
-          <w:instrText xml:space="preserve"> PAGEREF _Toc241772606 \h </w:instrText>
-        </w:r>
-        <w:r>
-          <w:rPr>
-            <w:noProof/>
-            <w:webHidden/>
-          </w:rPr>
-        </w:r>
-        <w:r>
-          <w:rPr>
-            <w:noProof/>
-            <w:webHidden/>
-          </w:rPr>
-          <w:fldChar w:fldCharType="separate"/>
-        </w:r>
-        <w:r>
-          <w:rPr>
-            <w:noProof/>
-            <w:webHidden/>
-          </w:rPr>
-          <w:t>11</w:t>
-        </w:r>
-        <w:r>
-          <w:rPr>
-            <w:noProof/>
-            <w:webHidden/>
-          </w:rPr>
-          <w:fldChar w:fldCharType="end"/>
-        </w:r>
-      </w:hyperlink>
-    </w:p>
-    <w:p>
-      <w:pPr>
-        <w:pStyle w:val="14"/>
-        <w:tabs>
-          <w:tab w:val="right" w:leader="dot" w:pos="9345"/>
-        </w:tabs>
-        <w:rPr>
-          <w:rFonts w:asciiTheme="minorHAnsi" w:eastAsiaTheme="minorEastAsia" w:hAnsiTheme="minorHAnsi" w:cstheme="minorBidi"/>
-          <w:noProof/>
-          <w:color w:val="auto"/>
-          <w:kern w:val="2"/>
-          <w:szCs w:val="24"/>
-          <w14:ligatures w14:val="standardContextual"/>
-        </w:rPr>
-      </w:pPr>
-      <w:hyperlink w:anchor="_Toc241772607" w:history="1">
-        <w:r>
-          <w:rPr>
-            <w:rStyle w:val="aff8"/>
-            <w:noProof/>
-          </w:rPr>
-          <w:t>6 Рекомендации по освоению</w:t>
-        </w:r>
-        <w:r>
-          <w:rPr>
-            <w:noProof/>
-            <w:webHidden/>
-          </w:rPr>
-          <w:tab/>
-        </w:r>
-        <w:r>
-          <w:rPr>
-            <w:noProof/>
-            <w:webHidden/>
-          </w:rPr>
-          <w:fldChar w:fldCharType="begin"/>
-        </w:r>
-        <w:r>
-          <w:rPr>
-            <w:noProof/>
-            <w:webHidden/>
-          </w:rPr>
-          <w:instrText xml:space="preserve"> PAGEREF _Toc241772607 \h </w:instrText>
+          <w:instrText xml:space="preserve"> PAGEREF _Toc242104032 \h </w:instrText>
         </w:r>
         <w:r>
           <w:rPr>
@@ -1839,13 +1766,13 @@
           <w14:ligatures w14:val="standardContextual"/>
         </w:rPr>
       </w:pPr>
-      <w:hyperlink w:anchor="_Toc241772608" w:history="1">
+      <w:hyperlink w:anchor="_Toc242104033" w:history="1">
         <w:r>
           <w:rPr>
             <w:rStyle w:val="aff8"/>
             <w:noProof/>
           </w:rPr>
-          <w:t>Приложение А (справочное) Ролевые инструкции</w:t>
+          <w:t>6 Рекомендации по освоению</w:t>
         </w:r>
         <w:r>
           <w:rPr>
@@ -1866,7 +1793,7 @@
             <w:noProof/>
             <w:webHidden/>
           </w:rPr>
-          <w:instrText xml:space="preserve"> PAGEREF _Toc241772608 \h </w:instrText>
+          <w:instrText xml:space="preserve"> PAGEREF _Toc242104033 \h </w:instrText>
         </w:r>
         <w:r>
           <w:rPr>
@@ -1912,13 +1839,13 @@
           <w14:ligatures w14:val="standardContextual"/>
         </w:rPr>
       </w:pPr>
-      <w:hyperlink w:anchor="_Toc241772609" w:history="1">
+      <w:hyperlink w:anchor="_Toc242104034" w:history="1">
         <w:r>
           <w:rPr>
             <w:rStyle w:val="aff8"/>
             <w:noProof/>
           </w:rPr>
-          <w:t>Приложение Б (справочное) Справочник статусов</w:t>
+          <w:t>Приложение А (справочное) Ролевые инструкции</w:t>
         </w:r>
         <w:r>
           <w:rPr>
@@ -1939,7 +1866,7 @@
             <w:noProof/>
             <w:webHidden/>
           </w:rPr>
-          <w:instrText xml:space="preserve"> PAGEREF _Toc241772609 \h </w:instrText>
+          <w:instrText xml:space="preserve"> PAGEREF _Toc242104034 \h </w:instrText>
         </w:r>
         <w:r>
           <w:rPr>
@@ -1985,13 +1912,13 @@
           <w14:ligatures w14:val="standardContextual"/>
         </w:rPr>
       </w:pPr>
-      <w:hyperlink w:anchor="_Toc241772610" w:history="1">
+      <w:hyperlink w:anchor="_Toc242104035" w:history="1">
         <w:r>
           <w:rPr>
             <w:rStyle w:val="aff8"/>
             <w:noProof/>
           </w:rPr>
-          <w:t>ЛИСТ РЕГИСТРАЦИИ ИЗМЕНЕНИЙ</w:t>
+          <w:t>Приложение Б (справочное) Справочник статусов</w:t>
         </w:r>
         <w:r>
           <w:rPr>
@@ -2012,7 +1939,7 @@
             <w:noProof/>
             <w:webHidden/>
           </w:rPr>
-          <w:instrText xml:space="preserve"> PAGEREF _Toc241772610 \h </w:instrText>
+          <w:instrText xml:space="preserve"> PAGEREF _Toc242104035 \h </w:instrText>
         </w:r>
         <w:r>
           <w:rPr>
@@ -2045,6 +1972,79 @@
     </w:p>
     <w:p>
       <w:pPr>
+        <w:pStyle w:val="14"/>
+        <w:tabs>
+          <w:tab w:val="right" w:leader="dot" w:pos="9345"/>
+        </w:tabs>
+        <w:rPr>
+          <w:rFonts w:asciiTheme="minorHAnsi" w:eastAsiaTheme="minorEastAsia" w:hAnsiTheme="minorHAnsi" w:cstheme="minorBidi"/>
+          <w:noProof/>
+          <w:color w:val="auto"/>
+          <w:kern w:val="2"/>
+          <w:szCs w:val="24"/>
+          <w14:ligatures w14:val="standardContextual"/>
+        </w:rPr>
+      </w:pPr>
+      <w:hyperlink w:anchor="_Toc242104036" w:history="1">
+        <w:r>
+          <w:rPr>
+            <w:rStyle w:val="aff8"/>
+            <w:noProof/>
+          </w:rPr>
+          <w:t>ЛИСТ РЕГИСТРАЦИИ ИЗМЕНЕНИЙ</w:t>
+        </w:r>
+        <w:r>
+          <w:rPr>
+            <w:noProof/>
+            <w:webHidden/>
+          </w:rPr>
+          <w:tab/>
+        </w:r>
+        <w:r>
+          <w:rPr>
+            <w:noProof/>
+            <w:webHidden/>
+          </w:rPr>
+          <w:fldChar w:fldCharType="begin"/>
+        </w:r>
+        <w:r>
+          <w:rPr>
+            <w:noProof/>
+            <w:webHidden/>
+          </w:rPr>
+          <w:instrText xml:space="preserve"> PAGEREF _Toc242104036 \h </w:instrText>
+        </w:r>
+        <w:r>
+          <w:rPr>
+            <w:noProof/>
+            <w:webHidden/>
+          </w:rPr>
+        </w:r>
+        <w:r>
+          <w:rPr>
+            <w:noProof/>
+            <w:webHidden/>
+          </w:rPr>
+          <w:fldChar w:fldCharType="separate"/>
+        </w:r>
+        <w:r>
+          <w:rPr>
+            <w:noProof/>
+            <w:webHidden/>
+          </w:rPr>
+          <w:t>16</w:t>
+        </w:r>
+        <w:r>
+          <w:rPr>
+            <w:noProof/>
+            <w:webHidden/>
+          </w:rPr>
+          <w:fldChar w:fldCharType="end"/>
+        </w:r>
+      </w:hyperlink>
+    </w:p>
+    <w:p>
+      <w:pPr>
         <w:ind w:firstLine="0"/>
       </w:pPr>
       <w:r>
@@ -2058,7 +2058,7 @@
         <w:ind w:firstLine="0"/>
         <w:jc w:val="center"/>
       </w:pPr>
-      <w:bookmarkStart w:id="0" w:name="_Toc241772587"/>
+      <w:bookmarkStart w:id="0" w:name="_Toc242104013"/>
       <w:r>
         <w:lastRenderedPageBreak/>
         <w:t>ПЕРЕЧЕНЬ ТЕРМИНОВ И СОКРАЩЕНИЙ</w:t>
@@ -3320,7 +3320,7 @@
         <w:pStyle w:val="1"/>
         <w:pageBreakBefore/>
       </w:pPr>
-      <w:bookmarkStart w:id="1" w:name="_Toc241772588"/>
+      <w:bookmarkStart w:id="1" w:name="_Toc242104014"/>
       <w:r>
         <w:lastRenderedPageBreak/>
         <w:t>1 Введение</w:t>
@@ -3331,7 +3331,7 @@
       <w:pPr>
         <w:pStyle w:val="21"/>
       </w:pPr>
-      <w:bookmarkStart w:id="2" w:name="_Toc241772589"/>
+      <w:bookmarkStart w:id="2" w:name="_Toc242104015"/>
       <w:r>
         <w:t>1.1 Область применения</w:t>
       </w:r>
@@ -3346,7 +3346,7 @@
       <w:pPr>
         <w:pStyle w:val="21"/>
       </w:pPr>
-      <w:bookmarkStart w:id="3" w:name="_Toc241772590"/>
+      <w:bookmarkStart w:id="3" w:name="_Toc242104016"/>
       <w:r>
         <w:t>1.2 Краткое описание возможностей</w:t>
       </w:r>
@@ -3396,7 +3396,7 @@
       <w:pPr>
         <w:pStyle w:val="21"/>
       </w:pPr>
-      <w:bookmarkStart w:id="4" w:name="_Toc241772591"/>
+      <w:bookmarkStart w:id="4" w:name="_Toc242104017"/>
       <w:r>
         <w:t>1.3 Уровень подготовки пользователя</w:t>
       </w:r>
@@ -3411,7 +3411,7 @@
       <w:pPr>
         <w:pStyle w:val="21"/>
       </w:pPr>
-      <w:bookmarkStart w:id="5" w:name="_Toc241772592"/>
+      <w:bookmarkStart w:id="5" w:name="_Toc242104018"/>
       <w:r>
         <w:t>1.4 Перечень эксплуатационной документации</w:t>
       </w:r>
@@ -3615,7 +3615,7 @@
         <w:pStyle w:val="1"/>
         <w:pageBreakBefore/>
       </w:pPr>
-      <w:bookmarkStart w:id="6" w:name="_Toc241772593"/>
+      <w:bookmarkStart w:id="6" w:name="_Toc242104019"/>
       <w:r>
         <w:lastRenderedPageBreak/>
         <w:t>2 Назначение и условия применения</w:t>
@@ -3657,7 +3657,7 @@
         <w:pStyle w:val="1"/>
         <w:pageBreakBefore/>
       </w:pPr>
-      <w:bookmarkStart w:id="7" w:name="_Toc241772594"/>
+      <w:bookmarkStart w:id="7" w:name="_Toc242104020"/>
       <w:r>
         <w:lastRenderedPageBreak/>
         <w:t>3 Подготовка к работе</w:t>
@@ -3668,7 +3668,7 @@
       <w:pPr>
         <w:pStyle w:val="21"/>
       </w:pPr>
-      <w:bookmarkStart w:id="8" w:name="_Toc241772595"/>
+      <w:bookmarkStart w:id="8" w:name="_Toc242104021"/>
       <w:r>
         <w:t>3.1 Состав дистрибутива</w:t>
       </w:r>
@@ -3683,7 +3683,7 @@
       <w:pPr>
         <w:pStyle w:val="21"/>
       </w:pPr>
-      <w:bookmarkStart w:id="9" w:name="_Toc241772596"/>
+      <w:bookmarkStart w:id="9" w:name="_Toc242104022"/>
       <w:r>
         <w:t>3.2 Порядок входа в систему</w:t>
       </w:r>
@@ -3718,7 +3718,7 @@
       <w:pPr>
         <w:pStyle w:val="21"/>
       </w:pPr>
-      <w:bookmarkStart w:id="10" w:name="_Toc241772597"/>
+      <w:bookmarkStart w:id="10" w:name="_Toc242104023"/>
       <w:r>
         <w:t>3.3 Проверка работоспособности</w:t>
       </w:r>
@@ -3734,7 +3734,7 @@
         <w:pStyle w:val="1"/>
         <w:pageBreakBefore/>
       </w:pPr>
-      <w:bookmarkStart w:id="11" w:name="_Toc241772598"/>
+      <w:bookmarkStart w:id="11" w:name="_Toc242104024"/>
       <w:r>
         <w:lastRenderedPageBreak/>
         <w:t>4 Описание операций</w:t>
@@ -3745,7 +3745,7 @@
       <w:pPr>
         <w:pStyle w:val="21"/>
       </w:pPr>
-      <w:bookmarkStart w:id="12" w:name="_Toc241772599"/>
+      <w:bookmarkStart w:id="12" w:name="_Toc242104025"/>
       <w:r>
         <w:t>4.1 Общие приёмы работы</w:t>
       </w:r>
@@ -4017,7 +4017,7 @@
       <w:pPr>
         <w:pStyle w:val="21"/>
       </w:pPr>
-      <w:bookmarkStart w:id="13" w:name="_Toc241772600"/>
+      <w:bookmarkStart w:id="13" w:name="_Toc242104026"/>
       <w:r>
         <w:t>4.2 Операции менеджера по продажам</w:t>
       </w:r>
@@ -4407,7 +4407,7 @@
               <w:pStyle w:val="GostTable"/>
             </w:pPr>
             <w:r>
-              <w:t>В карточке объекта «Забронировать»: клиент, заявка, дата окончания брони → «Создать сделку». Цена фиксируется</w:t>
+              <w:t>В карточке объекта «Забронировать»: клиент, заявка, дата окончания брони → «Создать сделку». Цена фиксируется в валюте сделок компании; если прайс проекта в другой валюте — по курсу на день брони</w:t>
             </w:r>
           </w:p>
         </w:tc>
@@ -4452,7 +4452,7 @@
               <w:pStyle w:val="GostTable"/>
             </w:pPr>
             <w:r>
-              <w:t>Шаг 2: «Применить скидки», стоимость по договору, валюта, примечание → «Сохранить и перейти к графику»</w:t>
+              <w:t>Шаг 2: «Применить скидки», стоимость по договору, примечание → «Сохранить и перейти к графику». Валюта сделки задана при брони и не меняется</w:t>
             </w:r>
           </w:p>
         </w:tc>
@@ -4471,6 +4471,7 @@
               <w:pStyle w:val="GostTable"/>
             </w:pPr>
             <w:r>
+              <w:lastRenderedPageBreak/>
               <w:t>График платежей</w:t>
             </w:r>
           </w:p>
@@ -4484,7 +4485,7 @@
               <w:pStyle w:val="GostTable"/>
             </w:pPr>
             <w:r>
-              <w:t>Стоимость по договору сохранена; сделка в UZS</w:t>
+              <w:t>Стоимость по договору сохранена</w:t>
             </w:r>
           </w:p>
         </w:tc>
@@ -4497,7 +4498,7 @@
               <w:pStyle w:val="GostTable"/>
             </w:pPr>
             <w:r>
-              <w:t>Шаг 3: строки платежей до нулевого остатка → «Сохранить график». Сделка переходит «В работе»</w:t>
+              <w:t>Шаг 3: строки платежей до нулевого остатка → «Сохранить график». Строку можно ввести в другой поддерживаемой валюте: под суммой показывается её пересчёт в валюту сделки. Сделка переходит «В работе»</w:t>
             </w:r>
           </w:p>
         </w:tc>
@@ -4558,15 +4559,14 @@
         <w:pStyle w:val="GostNote"/>
       </w:pPr>
       <w:r>
-        <w:lastRenderedPageBreak/>
-        <w:t>Примечание – В текущей версии строки графика платежей создаются в узбекских сумах (UZS), а система требует, чтобы валюта платежей совпадала с валютой договора. Поэтому график сохраняется только для сделок в UZS; для сделки в USD или EUR система откажет из-за расхождения валют. До устранения ограничения оформляйте сделки в UZS.</w:t>
+        <w:t>Примечание – График хранится в валюте сделки. Строки, введённые в другой валюте, при сохранении пересчитываются по курсу на день сохранения; введённая сумма и курс остаются видны в графике. Разница в копейках от округления относится на последнюю пересчитанную строку.</w:t>
       </w:r>
     </w:p>
     <w:p>
       <w:pPr>
         <w:pStyle w:val="21"/>
       </w:pPr>
-      <w:bookmarkStart w:id="14" w:name="_Toc241772601"/>
+      <w:bookmarkStart w:id="14" w:name="_Toc242104027"/>
       <w:r>
         <w:t>4.3 Операции руководителя отдела продаж</w:t>
       </w:r>
@@ -4971,7 +4971,7 @@
       <w:pPr>
         <w:pStyle w:val="21"/>
       </w:pPr>
-      <w:bookmarkStart w:id="15" w:name="_Toc241772602"/>
+      <w:bookmarkStart w:id="15" w:name="_Toc242104028"/>
       <w:r>
         <w:t>4.4 Операции специалиста по оформлению</w:t>
       </w:r>
@@ -5331,8 +5331,9 @@
       <w:pPr>
         <w:pStyle w:val="21"/>
       </w:pPr>
-      <w:bookmarkStart w:id="16" w:name="_Toc241772603"/>
+      <w:bookmarkStart w:id="16" w:name="_Toc242104029"/>
       <w:r>
+        <w:lastRenderedPageBreak/>
         <w:t>4.5 Операции финансиста</w:t>
       </w:r>
       <w:bookmarkEnd w:id="16"/>
@@ -5470,7 +5471,6 @@
               <w:pStyle w:val="GostTable"/>
             </w:pPr>
             <w:r>
-              <w:lastRenderedPageBreak/>
               <w:t>Отмена ошибочной отметки</w:t>
             </w:r>
           </w:p>
@@ -5632,7 +5632,52 @@
               <w:pStyle w:val="GostTable"/>
             </w:pPr>
             <w:r>
-              <w:t>«Финансы» → «Сводная таблица»: виджет «Просроченные платежи» по каждой валюте, группировка по менеджеру или проекту, выгрузка в Excel</w:t>
+              <w:t>«Финансы» → «Сводная таблица»: виджет «Просроченные платежи» по каждой валюте и общий итог в валюте сделок компании, группировка по менеджеру или проекту, выгрузка в Excel</w:t>
+            </w:r>
+          </w:p>
+        </w:tc>
+      </w:tr>
+      <w:tr>
+        <w:trPr>
+          <w:cantSplit/>
+          <w:jc w:val="center"/>
+        </w:trPr>
+        <w:tc>
+          <w:tcPr>
+            <w:tcW w:w="2058" w:type="dxa"/>
+          </w:tcPr>
+          <w:p>
+            <w:pPr>
+              <w:pStyle w:val="GostTable"/>
+            </w:pPr>
+            <w:r>
+              <w:t>Курсы валют</w:t>
+            </w:r>
+          </w:p>
+        </w:tc>
+        <w:tc>
+          <w:tcPr>
+            <w:tcW w:w="2619" w:type="dxa"/>
+          </w:tcPr>
+          <w:p>
+            <w:pPr>
+              <w:pStyle w:val="GostTable"/>
+            </w:pPr>
+            <w:r>
+              <w:t>Разрешения на ресурс «Курсы валют»</w:t>
+            </w:r>
+          </w:p>
+        </w:tc>
+        <w:tc>
+          <w:tcPr>
+            <w:tcW w:w="4677" w:type="dxa"/>
+          </w:tcPr>
+          <w:p>
+            <w:pPr>
+              <w:pStyle w:val="GostTable"/>
+            </w:pPr>
+            <w:r>
+              <w:t>«Настройки» → «Валюты»: курсы на сегодня, «Обновить курсы ЦБ», ручной курс на дату, история курсов</w:t>
             </w:r>
           </w:p>
         </w:tc>
@@ -5692,7 +5737,7 @@
       <w:pPr>
         <w:pStyle w:val="21"/>
       </w:pPr>
-      <w:bookmarkStart w:id="17" w:name="_Toc241772604"/>
+      <w:bookmarkStart w:id="17" w:name="_Toc242104030"/>
       <w:r>
         <w:t>4.6 Операции наблюдателя (руководства компании)</w:t>
       </w:r>
@@ -5707,7 +5752,7 @@
       <w:pPr>
         <w:pStyle w:val="21"/>
       </w:pPr>
-      <w:bookmarkStart w:id="18" w:name="_Toc241772605"/>
+      <w:bookmarkStart w:id="18" w:name="_Toc242104031"/>
       <w:r>
         <w:t>4.7 Операции администратора</w:t>
       </w:r>
@@ -6071,6 +6116,52 @@
               <w:pStyle w:val="GostTable"/>
             </w:pPr>
             <w:r>
+              <w:lastRenderedPageBreak/>
+              <w:t>Валюты</w:t>
+            </w:r>
+          </w:p>
+        </w:tc>
+        <w:tc>
+          <w:tcPr>
+            <w:tcW w:w="2619" w:type="dxa"/>
+          </w:tcPr>
+          <w:p>
+            <w:pPr>
+              <w:pStyle w:val="GostTable"/>
+            </w:pPr>
+            <w:r>
+              <w:t>—</w:t>
+            </w:r>
+          </w:p>
+        </w:tc>
+        <w:tc>
+          <w:tcPr>
+            <w:tcW w:w="4677" w:type="dxa"/>
+          </w:tcPr>
+          <w:p>
+            <w:pPr>
+              <w:pStyle w:val="GostTable"/>
+            </w:pPr>
+            <w:r>
+              <w:t>«Настройки» → «Валюты»: валюта сделок компании (одна) и поддерживаемые валюты для ввода графика. Валюта прайса — в карточке проекта. Ролям, ведущим курсы, выдаются разрешения на ресурс «Курсы валют»</w:t>
+            </w:r>
+          </w:p>
+        </w:tc>
+      </w:tr>
+      <w:tr>
+        <w:trPr>
+          <w:cantSplit/>
+          <w:jc w:val="center"/>
+        </w:trPr>
+        <w:tc>
+          <w:tcPr>
+            <w:tcW w:w="2058" w:type="dxa"/>
+          </w:tcPr>
+          <w:p>
+            <w:pPr>
+              <w:pStyle w:val="GostTable"/>
+            </w:pPr>
+            <w:r>
               <w:t>Каталог</w:t>
             </w:r>
           </w:p>
@@ -6253,7 +6344,7 @@
         <w:pStyle w:val="1"/>
         <w:pageBreakBefore/>
       </w:pPr>
-      <w:bookmarkStart w:id="19" w:name="_Toc241772606"/>
+      <w:bookmarkStart w:id="19" w:name="_Toc242104032"/>
       <w:r>
         <w:lastRenderedPageBreak/>
         <w:t>5 Аварийные ситуации</w:t>
@@ -6573,7 +6664,7 @@
               <w:pStyle w:val="GostTable"/>
             </w:pPr>
             <w:r>
-              <w:t>Отказ из-за расхождения валют при сохранении графика</w:t>
+              <w:t>«Нет курса … на …» при брони или сохранении графика</w:t>
             </w:r>
           </w:p>
         </w:tc>
@@ -6586,7 +6677,7 @@
               <w:pStyle w:val="GostTable"/>
             </w:pPr>
             <w:r>
-              <w:t>Сделка не в UZS</w:t>
+              <w:t>Курс не загружен: ЦБ недоступен</w:t>
             </w:r>
           </w:p>
         </w:tc>
@@ -6599,7 +6690,52 @@
               <w:pStyle w:val="GostTable"/>
             </w:pPr>
             <w:r>
-              <w:t>Оформить сделку в UZS (ограничение текущей версии)</w:t>
+              <w:t>«Настройки» → «Валюты»: «Обновить курсы ЦБ» или ввести курс вручную (администратор, финансист)</w:t>
+            </w:r>
+          </w:p>
+        </w:tc>
+      </w:tr>
+      <w:tr>
+        <w:trPr>
+          <w:cantSplit/>
+          <w:jc w:val="center"/>
+        </w:trPr>
+        <w:tc>
+          <w:tcPr>
+            <w:tcW w:w="3555" w:type="dxa"/>
+          </w:tcPr>
+          <w:p>
+            <w:pPr>
+              <w:pStyle w:val="GostTable"/>
+            </w:pPr>
+            <w:r>
+              <w:t>Предупреждение «Нет курса …» на дашборде, в финансах или отчётах</w:t>
+            </w:r>
+          </w:p>
+        </w:tc>
+        <w:tc>
+          <w:tcPr>
+            <w:tcW w:w="2806" w:type="dxa"/>
+          </w:tcPr>
+          <w:p>
+            <w:pPr>
+              <w:pStyle w:val="GostTable"/>
+            </w:pPr>
+            <w:r>
+              <w:t>Нет курса валюты на дату события</w:t>
+            </w:r>
+          </w:p>
+        </w:tc>
+        <w:tc>
+          <w:tcPr>
+            <w:tcW w:w="2993" w:type="dxa"/>
+          </w:tcPr>
+          <w:p>
+            <w:pPr>
+              <w:pStyle w:val="GostTable"/>
+            </w:pPr>
+            <w:r>
+              <w:t>Суммы в этой валюте не вошли в итог; загрузить курсы (администратор)</w:t>
             </w:r>
           </w:p>
         </w:tc>
@@ -6897,7 +7033,7 @@
         <w:pStyle w:val="1"/>
         <w:pageBreakBefore/>
       </w:pPr>
-      <w:bookmarkStart w:id="20" w:name="_Toc241772607"/>
+      <w:bookmarkStart w:id="20" w:name="_Toc242104033"/>
       <w:r>
         <w:lastRenderedPageBreak/>
         <w:t>6 Рекомендации по освоению</w:t>
@@ -6931,7 +7067,7 @@
         <w:ind w:firstLine="0"/>
         <w:jc w:val="center"/>
       </w:pPr>
-      <w:bookmarkStart w:id="21" w:name="_Toc241772608"/>
+      <w:bookmarkStart w:id="21" w:name="_Toc242104034"/>
       <w:r>
         <w:lastRenderedPageBreak/>
         <w:t>Приложение А</w:t>
@@ -7333,7 +7469,7 @@
         <w:ind w:firstLine="0"/>
         <w:jc w:val="center"/>
       </w:pPr>
-      <w:bookmarkStart w:id="22" w:name="_Toc241772609"/>
+      <w:bookmarkStart w:id="22" w:name="_Toc242104035"/>
       <w:r>
         <w:lastRenderedPageBreak/>
         <w:t>Приложение Б</w:t>
@@ -7649,7 +7785,7 @@
         <w:ind w:firstLine="0"/>
         <w:jc w:val="center"/>
       </w:pPr>
-      <w:bookmarkStart w:id="23" w:name="_Toc241772610"/>
+      <w:bookmarkStart w:id="23" w:name="_Toc242104036"/>
       <w:r>
         <w:lastRenderedPageBreak/>
         <w:t>ЛИСТ РЕГИСТРАЦИИ ИЗМЕНЕНИЙ</w:t>
@@ -9711,31 +9847,31 @@
       </w:rPr>
     </w:lvl>
   </w:abstractNum>
-  <w:num w:numId="1" w16cid:durableId="1917476957">
+  <w:num w:numId="1" w16cid:durableId="254752106">
     <w:abstractNumId w:val="8"/>
   </w:num>
-  <w:num w:numId="2" w16cid:durableId="694618323">
+  <w:num w:numId="2" w16cid:durableId="485902016">
     <w:abstractNumId w:val="6"/>
   </w:num>
-  <w:num w:numId="3" w16cid:durableId="1327704373">
+  <w:num w:numId="3" w16cid:durableId="546188356">
     <w:abstractNumId w:val="5"/>
   </w:num>
-  <w:num w:numId="4" w16cid:durableId="525145184">
+  <w:num w:numId="4" w16cid:durableId="3287551">
     <w:abstractNumId w:val="4"/>
   </w:num>
-  <w:num w:numId="5" w16cid:durableId="1653286880">
+  <w:num w:numId="5" w16cid:durableId="407389867">
     <w:abstractNumId w:val="7"/>
   </w:num>
-  <w:num w:numId="6" w16cid:durableId="1659965258">
+  <w:num w:numId="6" w16cid:durableId="1840652520">
     <w:abstractNumId w:val="3"/>
   </w:num>
-  <w:num w:numId="7" w16cid:durableId="1210801465">
+  <w:num w:numId="7" w16cid:durableId="518665449">
     <w:abstractNumId w:val="2"/>
   </w:num>
-  <w:num w:numId="8" w16cid:durableId="1965883568">
+  <w:num w:numId="8" w16cid:durableId="1978028687">
     <w:abstractNumId w:val="1"/>
   </w:num>
-  <w:num w:numId="9" w16cid:durableId="409154446">
+  <w:num w:numId="9" w16cid:durableId="1476141089">
     <w:abstractNumId w:val="0"/>
   </w:num>
 </w:numbering>
@@ -21268,7 +21404,7 @@
     <w:autoRedefine/>
     <w:uiPriority w:val="39"/>
     <w:unhideWhenUsed/>
-    <w:rsid w:val="00E1072F"/>
+    <w:rsid w:val="00227136"/>
     <w:pPr>
       <w:spacing w:after="100"/>
     </w:pPr>
@@ -21280,7 +21416,7 @@
     <w:autoRedefine/>
     <w:uiPriority w:val="39"/>
     <w:unhideWhenUsed/>
-    <w:rsid w:val="00E1072F"/>
+    <w:rsid w:val="00227136"/>
     <w:pPr>
       <w:spacing w:after="100"/>
       <w:ind w:left="240"/>
@@ -21291,7 +21427,7 @@
     <w:basedOn w:val="a2"/>
     <w:uiPriority w:val="99"/>
     <w:unhideWhenUsed/>
-    <w:rsid w:val="00E1072F"/>
+    <w:rsid w:val="00227136"/>
     <w:rPr>
       <w:color w:val="0000FF" w:themeColor="hyperlink"/>
       <w:u w:val="single"/>

--- a/docs/gost/out/07_И3_Руководство_пользователя.docx
+++ b/docs/gost/out/07_И3_Руководство_пользователя.docx
@@ -306,7 +306,7 @@
       <w:r>
         <w:fldChar w:fldCharType="separate"/>
       </w:r>
-      <w:hyperlink w:anchor="_Toc242104013" w:history="1">
+      <w:hyperlink w:anchor="_Toc242105916" w:history="1">
         <w:r>
           <w:rPr>
             <w:rStyle w:val="aff8"/>
@@ -333,7 +333,7 @@
             <w:noProof/>
             <w:webHidden/>
           </w:rPr>
-          <w:instrText xml:space="preserve"> PAGEREF _Toc242104013 \h </w:instrText>
+          <w:instrText xml:space="preserve"> PAGEREF _Toc242105916 \h </w:instrText>
         </w:r>
         <w:r>
           <w:rPr>
@@ -379,7 +379,7 @@
           <w14:ligatures w14:val="standardContextual"/>
         </w:rPr>
       </w:pPr>
-      <w:hyperlink w:anchor="_Toc242104014" w:history="1">
+      <w:hyperlink w:anchor="_Toc242105917" w:history="1">
         <w:r>
           <w:rPr>
             <w:rStyle w:val="aff8"/>
@@ -406,7 +406,7 @@
             <w:noProof/>
             <w:webHidden/>
           </w:rPr>
-          <w:instrText xml:space="preserve"> PAGEREF _Toc242104014 \h </w:instrText>
+          <w:instrText xml:space="preserve"> PAGEREF _Toc242105917 \h </w:instrText>
         </w:r>
         <w:r>
           <w:rPr>
@@ -452,7 +452,7 @@
           <w14:ligatures w14:val="standardContextual"/>
         </w:rPr>
       </w:pPr>
-      <w:hyperlink w:anchor="_Toc242104015" w:history="1">
+      <w:hyperlink w:anchor="_Toc242105918" w:history="1">
         <w:r>
           <w:rPr>
             <w:rStyle w:val="aff8"/>
@@ -479,7 +479,7 @@
             <w:noProof/>
             <w:webHidden/>
           </w:rPr>
-          <w:instrText xml:space="preserve"> PAGEREF _Toc242104015 \h </w:instrText>
+          <w:instrText xml:space="preserve"> PAGEREF _Toc242105918 \h </w:instrText>
         </w:r>
         <w:r>
           <w:rPr>
@@ -525,7 +525,7 @@
           <w14:ligatures w14:val="standardContextual"/>
         </w:rPr>
       </w:pPr>
-      <w:hyperlink w:anchor="_Toc242104016" w:history="1">
+      <w:hyperlink w:anchor="_Toc242105919" w:history="1">
         <w:r>
           <w:rPr>
             <w:rStyle w:val="aff8"/>
@@ -552,7 +552,7 @@
             <w:noProof/>
             <w:webHidden/>
           </w:rPr>
-          <w:instrText xml:space="preserve"> PAGEREF _Toc242104016 \h </w:instrText>
+          <w:instrText xml:space="preserve"> PAGEREF _Toc242105919 \h </w:instrText>
         </w:r>
         <w:r>
           <w:rPr>
@@ -598,7 +598,7 @@
           <w14:ligatures w14:val="standardContextual"/>
         </w:rPr>
       </w:pPr>
-      <w:hyperlink w:anchor="_Toc242104017" w:history="1">
+      <w:hyperlink w:anchor="_Toc242105920" w:history="1">
         <w:r>
           <w:rPr>
             <w:rStyle w:val="aff8"/>
@@ -625,7 +625,7 @@
             <w:noProof/>
             <w:webHidden/>
           </w:rPr>
-          <w:instrText xml:space="preserve"> PAGEREF _Toc242104017 \h </w:instrText>
+          <w:instrText xml:space="preserve"> PAGEREF _Toc242105920 \h </w:instrText>
         </w:r>
         <w:r>
           <w:rPr>
@@ -671,7 +671,7 @@
           <w14:ligatures w14:val="standardContextual"/>
         </w:rPr>
       </w:pPr>
-      <w:hyperlink w:anchor="_Toc242104018" w:history="1">
+      <w:hyperlink w:anchor="_Toc242105921" w:history="1">
         <w:r>
           <w:rPr>
             <w:rStyle w:val="aff8"/>
@@ -698,7 +698,7 @@
             <w:noProof/>
             <w:webHidden/>
           </w:rPr>
-          <w:instrText xml:space="preserve"> PAGEREF _Toc242104018 \h </w:instrText>
+          <w:instrText xml:space="preserve"> PAGEREF _Toc242105921 \h </w:instrText>
         </w:r>
         <w:r>
           <w:rPr>
@@ -744,7 +744,7 @@
           <w14:ligatures w14:val="standardContextual"/>
         </w:rPr>
       </w:pPr>
-      <w:hyperlink w:anchor="_Toc242104019" w:history="1">
+      <w:hyperlink w:anchor="_Toc242105922" w:history="1">
         <w:r>
           <w:rPr>
             <w:rStyle w:val="aff8"/>
@@ -771,7 +771,7 @@
             <w:noProof/>
             <w:webHidden/>
           </w:rPr>
-          <w:instrText xml:space="preserve"> PAGEREF _Toc242104019 \h </w:instrText>
+          <w:instrText xml:space="preserve"> PAGEREF _Toc242105922 \h </w:instrText>
         </w:r>
         <w:r>
           <w:rPr>
@@ -817,7 +817,7 @@
           <w14:ligatures w14:val="standardContextual"/>
         </w:rPr>
       </w:pPr>
-      <w:hyperlink w:anchor="_Toc242104020" w:history="1">
+      <w:hyperlink w:anchor="_Toc242105923" w:history="1">
         <w:r>
           <w:rPr>
             <w:rStyle w:val="aff8"/>
@@ -844,7 +844,7 @@
             <w:noProof/>
             <w:webHidden/>
           </w:rPr>
-          <w:instrText xml:space="preserve"> PAGEREF _Toc242104020 \h </w:instrText>
+          <w:instrText xml:space="preserve"> PAGEREF _Toc242105923 \h </w:instrText>
         </w:r>
         <w:r>
           <w:rPr>
@@ -890,7 +890,7 @@
           <w14:ligatures w14:val="standardContextual"/>
         </w:rPr>
       </w:pPr>
-      <w:hyperlink w:anchor="_Toc242104021" w:history="1">
+      <w:hyperlink w:anchor="_Toc242105924" w:history="1">
         <w:r>
           <w:rPr>
             <w:rStyle w:val="aff8"/>
@@ -917,7 +917,7 @@
             <w:noProof/>
             <w:webHidden/>
           </w:rPr>
-          <w:instrText xml:space="preserve"> PAGEREF _Toc242104021 \h </w:instrText>
+          <w:instrText xml:space="preserve"> PAGEREF _Toc242105924 \h </w:instrText>
         </w:r>
         <w:r>
           <w:rPr>
@@ -963,7 +963,7 @@
           <w14:ligatures w14:val="standardContextual"/>
         </w:rPr>
       </w:pPr>
-      <w:hyperlink w:anchor="_Toc242104022" w:history="1">
+      <w:hyperlink w:anchor="_Toc242105925" w:history="1">
         <w:r>
           <w:rPr>
             <w:rStyle w:val="aff8"/>
@@ -990,7 +990,7 @@
             <w:noProof/>
             <w:webHidden/>
           </w:rPr>
-          <w:instrText xml:space="preserve"> PAGEREF _Toc242104022 \h </w:instrText>
+          <w:instrText xml:space="preserve"> PAGEREF _Toc242105925 \h </w:instrText>
         </w:r>
         <w:r>
           <w:rPr>
@@ -1036,7 +1036,7 @@
           <w14:ligatures w14:val="standardContextual"/>
         </w:rPr>
       </w:pPr>
-      <w:hyperlink w:anchor="_Toc242104023" w:history="1">
+      <w:hyperlink w:anchor="_Toc242105926" w:history="1">
         <w:r>
           <w:rPr>
             <w:rStyle w:val="aff8"/>
@@ -1063,7 +1063,7 @@
             <w:noProof/>
             <w:webHidden/>
           </w:rPr>
-          <w:instrText xml:space="preserve"> PAGEREF _Toc242104023 \h </w:instrText>
+          <w:instrText xml:space="preserve"> PAGEREF _Toc242105926 \h </w:instrText>
         </w:r>
         <w:r>
           <w:rPr>
@@ -1109,7 +1109,7 @@
           <w14:ligatures w14:val="standardContextual"/>
         </w:rPr>
       </w:pPr>
-      <w:hyperlink w:anchor="_Toc242104024" w:history="1">
+      <w:hyperlink w:anchor="_Toc242105927" w:history="1">
         <w:r>
           <w:rPr>
             <w:rStyle w:val="aff8"/>
@@ -1136,7 +1136,7 @@
             <w:noProof/>
             <w:webHidden/>
           </w:rPr>
-          <w:instrText xml:space="preserve"> PAGEREF _Toc242104024 \h </w:instrText>
+          <w:instrText xml:space="preserve"> PAGEREF _Toc242105927 \h </w:instrText>
         </w:r>
         <w:r>
           <w:rPr>
@@ -1182,7 +1182,7 @@
           <w14:ligatures w14:val="standardContextual"/>
         </w:rPr>
       </w:pPr>
-      <w:hyperlink w:anchor="_Toc242104025" w:history="1">
+      <w:hyperlink w:anchor="_Toc242105928" w:history="1">
         <w:r>
           <w:rPr>
             <w:rStyle w:val="aff8"/>
@@ -1209,7 +1209,7 @@
             <w:noProof/>
             <w:webHidden/>
           </w:rPr>
-          <w:instrText xml:space="preserve"> PAGEREF _Toc242104025 \h </w:instrText>
+          <w:instrText xml:space="preserve"> PAGEREF _Toc242105928 \h </w:instrText>
         </w:r>
         <w:r>
           <w:rPr>
@@ -1255,7 +1255,7 @@
           <w14:ligatures w14:val="standardContextual"/>
         </w:rPr>
       </w:pPr>
-      <w:hyperlink w:anchor="_Toc242104026" w:history="1">
+      <w:hyperlink w:anchor="_Toc242105929" w:history="1">
         <w:r>
           <w:rPr>
             <w:rStyle w:val="aff8"/>
@@ -1282,7 +1282,7 @@
             <w:noProof/>
             <w:webHidden/>
           </w:rPr>
-          <w:instrText xml:space="preserve"> PAGEREF _Toc242104026 \h </w:instrText>
+          <w:instrText xml:space="preserve"> PAGEREF _Toc242105929 \h </w:instrText>
         </w:r>
         <w:r>
           <w:rPr>
@@ -1328,7 +1328,7 @@
           <w14:ligatures w14:val="standardContextual"/>
         </w:rPr>
       </w:pPr>
-      <w:hyperlink w:anchor="_Toc242104027" w:history="1">
+      <w:hyperlink w:anchor="_Toc242105930" w:history="1">
         <w:r>
           <w:rPr>
             <w:rStyle w:val="aff8"/>
@@ -1355,7 +1355,7 @@
             <w:noProof/>
             <w:webHidden/>
           </w:rPr>
-          <w:instrText xml:space="preserve"> PAGEREF _Toc242104027 \h </w:instrText>
+          <w:instrText xml:space="preserve"> PAGEREF _Toc242105930 \h </w:instrText>
         </w:r>
         <w:r>
           <w:rPr>
@@ -1401,7 +1401,7 @@
           <w14:ligatures w14:val="standardContextual"/>
         </w:rPr>
       </w:pPr>
-      <w:hyperlink w:anchor="_Toc242104028" w:history="1">
+      <w:hyperlink w:anchor="_Toc242105931" w:history="1">
         <w:r>
           <w:rPr>
             <w:rStyle w:val="aff8"/>
@@ -1428,7 +1428,7 @@
             <w:noProof/>
             <w:webHidden/>
           </w:rPr>
-          <w:instrText xml:space="preserve"> PAGEREF _Toc242104028 \h </w:instrText>
+          <w:instrText xml:space="preserve"> PAGEREF _Toc242105931 \h </w:instrText>
         </w:r>
         <w:r>
           <w:rPr>
@@ -1474,7 +1474,7 @@
           <w14:ligatures w14:val="standardContextual"/>
         </w:rPr>
       </w:pPr>
-      <w:hyperlink w:anchor="_Toc242104029" w:history="1">
+      <w:hyperlink w:anchor="_Toc242105932" w:history="1">
         <w:r>
           <w:rPr>
             <w:rStyle w:val="aff8"/>
@@ -1501,7 +1501,7 @@
             <w:noProof/>
             <w:webHidden/>
           </w:rPr>
-          <w:instrText xml:space="preserve"> PAGEREF _Toc242104029 \h </w:instrText>
+          <w:instrText xml:space="preserve"> PAGEREF _Toc242105932 \h </w:instrText>
         </w:r>
         <w:r>
           <w:rPr>
@@ -1547,7 +1547,7 @@
           <w14:ligatures w14:val="standardContextual"/>
         </w:rPr>
       </w:pPr>
-      <w:hyperlink w:anchor="_Toc242104030" w:history="1">
+      <w:hyperlink w:anchor="_Toc242105933" w:history="1">
         <w:r>
           <w:rPr>
             <w:rStyle w:val="aff8"/>
@@ -1574,7 +1574,7 @@
             <w:noProof/>
             <w:webHidden/>
           </w:rPr>
-          <w:instrText xml:space="preserve"> PAGEREF _Toc242104030 \h </w:instrText>
+          <w:instrText xml:space="preserve"> PAGEREF _Toc242105933 \h </w:instrText>
         </w:r>
         <w:r>
           <w:rPr>
@@ -1620,7 +1620,7 @@
           <w14:ligatures w14:val="standardContextual"/>
         </w:rPr>
       </w:pPr>
-      <w:hyperlink w:anchor="_Toc242104031" w:history="1">
+      <w:hyperlink w:anchor="_Toc242105934" w:history="1">
         <w:r>
           <w:rPr>
             <w:rStyle w:val="aff8"/>
@@ -1647,7 +1647,7 @@
             <w:noProof/>
             <w:webHidden/>
           </w:rPr>
-          <w:instrText xml:space="preserve"> PAGEREF _Toc242104031 \h </w:instrText>
+          <w:instrText xml:space="preserve"> PAGEREF _Toc242105934 \h </w:instrText>
         </w:r>
         <w:r>
           <w:rPr>
@@ -1693,7 +1693,7 @@
           <w14:ligatures w14:val="standardContextual"/>
         </w:rPr>
       </w:pPr>
-      <w:hyperlink w:anchor="_Toc242104032" w:history="1">
+      <w:hyperlink w:anchor="_Toc242105935" w:history="1">
         <w:r>
           <w:rPr>
             <w:rStyle w:val="aff8"/>
@@ -1720,7 +1720,7 @@
             <w:noProof/>
             <w:webHidden/>
           </w:rPr>
-          <w:instrText xml:space="preserve"> PAGEREF _Toc242104032 \h </w:instrText>
+          <w:instrText xml:space="preserve"> PAGEREF _Toc242105935 \h </w:instrText>
         </w:r>
         <w:r>
           <w:rPr>
@@ -1766,7 +1766,7 @@
           <w14:ligatures w14:val="standardContextual"/>
         </w:rPr>
       </w:pPr>
-      <w:hyperlink w:anchor="_Toc242104033" w:history="1">
+      <w:hyperlink w:anchor="_Toc242105936" w:history="1">
         <w:r>
           <w:rPr>
             <w:rStyle w:val="aff8"/>
@@ -1793,7 +1793,7 @@
             <w:noProof/>
             <w:webHidden/>
           </w:rPr>
-          <w:instrText xml:space="preserve"> PAGEREF _Toc242104033 \h </w:instrText>
+          <w:instrText xml:space="preserve"> PAGEREF _Toc242105936 \h </w:instrText>
         </w:r>
         <w:r>
           <w:rPr>
@@ -1839,7 +1839,7 @@
           <w14:ligatures w14:val="standardContextual"/>
         </w:rPr>
       </w:pPr>
-      <w:hyperlink w:anchor="_Toc242104034" w:history="1">
+      <w:hyperlink w:anchor="_Toc242105937" w:history="1">
         <w:r>
           <w:rPr>
             <w:rStyle w:val="aff8"/>
@@ -1866,7 +1866,7 @@
             <w:noProof/>
             <w:webHidden/>
           </w:rPr>
-          <w:instrText xml:space="preserve"> PAGEREF _Toc242104034 \h </w:instrText>
+          <w:instrText xml:space="preserve"> PAGEREF _Toc242105937 \h </w:instrText>
         </w:r>
         <w:r>
           <w:rPr>
@@ -1912,7 +1912,7 @@
           <w14:ligatures w14:val="standardContextual"/>
         </w:rPr>
       </w:pPr>
-      <w:hyperlink w:anchor="_Toc242104035" w:history="1">
+      <w:hyperlink w:anchor="_Toc242105938" w:history="1">
         <w:r>
           <w:rPr>
             <w:rStyle w:val="aff8"/>
@@ -1939,7 +1939,7 @@
             <w:noProof/>
             <w:webHidden/>
           </w:rPr>
-          <w:instrText xml:space="preserve"> PAGEREF _Toc242104035 \h </w:instrText>
+          <w:instrText xml:space="preserve"> PAGEREF _Toc242105938 \h </w:instrText>
         </w:r>
         <w:r>
           <w:rPr>
@@ -1985,7 +1985,7 @@
           <w14:ligatures w14:val="standardContextual"/>
         </w:rPr>
       </w:pPr>
-      <w:hyperlink w:anchor="_Toc242104036" w:history="1">
+      <w:hyperlink w:anchor="_Toc242105939" w:history="1">
         <w:r>
           <w:rPr>
             <w:rStyle w:val="aff8"/>
@@ -2012,7 +2012,7 @@
             <w:noProof/>
             <w:webHidden/>
           </w:rPr>
-          <w:instrText xml:space="preserve"> PAGEREF _Toc242104036 \h </w:instrText>
+          <w:instrText xml:space="preserve"> PAGEREF _Toc242105939 \h </w:instrText>
         </w:r>
         <w:r>
           <w:rPr>
@@ -2058,7 +2058,7 @@
         <w:ind w:firstLine="0"/>
         <w:jc w:val="center"/>
       </w:pPr>
-      <w:bookmarkStart w:id="0" w:name="_Toc242104013"/>
+      <w:bookmarkStart w:id="0" w:name="_Toc242105916"/>
       <w:r>
         <w:lastRenderedPageBreak/>
         <w:t>ПЕРЕЧЕНЬ ТЕРМИНОВ И СОКРАЩЕНИЙ</w:t>
@@ -3320,7 +3320,7 @@
         <w:pStyle w:val="1"/>
         <w:pageBreakBefore/>
       </w:pPr>
-      <w:bookmarkStart w:id="1" w:name="_Toc242104014"/>
+      <w:bookmarkStart w:id="1" w:name="_Toc242105917"/>
       <w:r>
         <w:lastRenderedPageBreak/>
         <w:t>1 Введение</w:t>
@@ -3331,7 +3331,7 @@
       <w:pPr>
         <w:pStyle w:val="21"/>
       </w:pPr>
-      <w:bookmarkStart w:id="2" w:name="_Toc242104015"/>
+      <w:bookmarkStart w:id="2" w:name="_Toc242105918"/>
       <w:r>
         <w:t>1.1 Область применения</w:t>
       </w:r>
@@ -3346,7 +3346,7 @@
       <w:pPr>
         <w:pStyle w:val="21"/>
       </w:pPr>
-      <w:bookmarkStart w:id="3" w:name="_Toc242104016"/>
+      <w:bookmarkStart w:id="3" w:name="_Toc242105919"/>
       <w:r>
         <w:t>1.2 Краткое описание возможностей</w:t>
       </w:r>
@@ -3396,7 +3396,7 @@
       <w:pPr>
         <w:pStyle w:val="21"/>
       </w:pPr>
-      <w:bookmarkStart w:id="4" w:name="_Toc242104017"/>
+      <w:bookmarkStart w:id="4" w:name="_Toc242105920"/>
       <w:r>
         <w:t>1.3 Уровень подготовки пользователя</w:t>
       </w:r>
@@ -3411,7 +3411,7 @@
       <w:pPr>
         <w:pStyle w:val="21"/>
       </w:pPr>
-      <w:bookmarkStart w:id="5" w:name="_Toc242104018"/>
+      <w:bookmarkStart w:id="5" w:name="_Toc242105921"/>
       <w:r>
         <w:t>1.4 Перечень эксплуатационной документации</w:t>
       </w:r>
@@ -3615,7 +3615,7 @@
         <w:pStyle w:val="1"/>
         <w:pageBreakBefore/>
       </w:pPr>
-      <w:bookmarkStart w:id="6" w:name="_Toc242104019"/>
+      <w:bookmarkStart w:id="6" w:name="_Toc242105922"/>
       <w:r>
         <w:lastRenderedPageBreak/>
         <w:t>2 Назначение и условия применения</w:t>
@@ -3657,7 +3657,7 @@
         <w:pStyle w:val="1"/>
         <w:pageBreakBefore/>
       </w:pPr>
-      <w:bookmarkStart w:id="7" w:name="_Toc242104020"/>
+      <w:bookmarkStart w:id="7" w:name="_Toc242105923"/>
       <w:r>
         <w:lastRenderedPageBreak/>
         <w:t>3 Подготовка к работе</w:t>
@@ -3668,7 +3668,7 @@
       <w:pPr>
         <w:pStyle w:val="21"/>
       </w:pPr>
-      <w:bookmarkStart w:id="8" w:name="_Toc242104021"/>
+      <w:bookmarkStart w:id="8" w:name="_Toc242105924"/>
       <w:r>
         <w:t>3.1 Состав дистрибутива</w:t>
       </w:r>
@@ -3683,7 +3683,7 @@
       <w:pPr>
         <w:pStyle w:val="21"/>
       </w:pPr>
-      <w:bookmarkStart w:id="9" w:name="_Toc242104022"/>
+      <w:bookmarkStart w:id="9" w:name="_Toc242105925"/>
       <w:r>
         <w:t>3.2 Порядок входа в систему</w:t>
       </w:r>
@@ -3718,7 +3718,7 @@
       <w:pPr>
         <w:pStyle w:val="21"/>
       </w:pPr>
-      <w:bookmarkStart w:id="10" w:name="_Toc242104023"/>
+      <w:bookmarkStart w:id="10" w:name="_Toc242105926"/>
       <w:r>
         <w:t>3.3 Проверка работоспособности</w:t>
       </w:r>
@@ -3734,7 +3734,7 @@
         <w:pStyle w:val="1"/>
         <w:pageBreakBefore/>
       </w:pPr>
-      <w:bookmarkStart w:id="11" w:name="_Toc242104024"/>
+      <w:bookmarkStart w:id="11" w:name="_Toc242105927"/>
       <w:r>
         <w:lastRenderedPageBreak/>
         <w:t>4 Описание операций</w:t>
@@ -3745,7 +3745,7 @@
       <w:pPr>
         <w:pStyle w:val="21"/>
       </w:pPr>
-      <w:bookmarkStart w:id="12" w:name="_Toc242104025"/>
+      <w:bookmarkStart w:id="12" w:name="_Toc242105928"/>
       <w:r>
         <w:t>4.1 Общие приёмы работы</w:t>
       </w:r>
@@ -4017,7 +4017,7 @@
       <w:pPr>
         <w:pStyle w:val="21"/>
       </w:pPr>
-      <w:bookmarkStart w:id="13" w:name="_Toc242104026"/>
+      <w:bookmarkStart w:id="13" w:name="_Toc242105929"/>
       <w:r>
         <w:t>4.2 Операции менеджера по продажам</w:t>
       </w:r>
@@ -4566,7 +4566,7 @@
       <w:pPr>
         <w:pStyle w:val="21"/>
       </w:pPr>
-      <w:bookmarkStart w:id="14" w:name="_Toc242104027"/>
+      <w:bookmarkStart w:id="14" w:name="_Toc242105930"/>
       <w:r>
         <w:t>4.3 Операции руководителя отдела продаж</w:t>
       </w:r>
@@ -4971,7 +4971,7 @@
       <w:pPr>
         <w:pStyle w:val="21"/>
       </w:pPr>
-      <w:bookmarkStart w:id="15" w:name="_Toc242104028"/>
+      <w:bookmarkStart w:id="15" w:name="_Toc242105931"/>
       <w:r>
         <w:t>4.4 Операции специалиста по оформлению</w:t>
       </w:r>
@@ -5331,7 +5331,7 @@
       <w:pPr>
         <w:pStyle w:val="21"/>
       </w:pPr>
-      <w:bookmarkStart w:id="16" w:name="_Toc242104029"/>
+      <w:bookmarkStart w:id="16" w:name="_Toc242105932"/>
       <w:r>
         <w:lastRenderedPageBreak/>
         <w:t>4.5 Операции финансиста</w:t>
@@ -5737,7 +5737,7 @@
       <w:pPr>
         <w:pStyle w:val="21"/>
       </w:pPr>
-      <w:bookmarkStart w:id="17" w:name="_Toc242104030"/>
+      <w:bookmarkStart w:id="17" w:name="_Toc242105933"/>
       <w:r>
         <w:t>4.6 Операции наблюдателя (руководства компании)</w:t>
       </w:r>
@@ -5752,7 +5752,7 @@
       <w:pPr>
         <w:pStyle w:val="21"/>
       </w:pPr>
-      <w:bookmarkStart w:id="18" w:name="_Toc242104031"/>
+      <w:bookmarkStart w:id="18" w:name="_Toc242105934"/>
       <w:r>
         <w:t>4.7 Операции администратора</w:t>
       </w:r>
@@ -6344,7 +6344,7 @@
         <w:pStyle w:val="1"/>
         <w:pageBreakBefore/>
       </w:pPr>
-      <w:bookmarkStart w:id="19" w:name="_Toc242104032"/>
+      <w:bookmarkStart w:id="19" w:name="_Toc242105935"/>
       <w:r>
         <w:lastRenderedPageBreak/>
         <w:t>5 Аварийные ситуации</w:t>
@@ -7033,7 +7033,7 @@
         <w:pStyle w:val="1"/>
         <w:pageBreakBefore/>
       </w:pPr>
-      <w:bookmarkStart w:id="20" w:name="_Toc242104033"/>
+      <w:bookmarkStart w:id="20" w:name="_Toc242105936"/>
       <w:r>
         <w:lastRenderedPageBreak/>
         <w:t>6 Рекомендации по освоению</w:t>
@@ -7067,7 +7067,7 @@
         <w:ind w:firstLine="0"/>
         <w:jc w:val="center"/>
       </w:pPr>
-      <w:bookmarkStart w:id="21" w:name="_Toc242104034"/>
+      <w:bookmarkStart w:id="21" w:name="_Toc242105937"/>
       <w:r>
         <w:lastRenderedPageBreak/>
         <w:t>Приложение А</w:t>
@@ -7469,7 +7469,7 @@
         <w:ind w:firstLine="0"/>
         <w:jc w:val="center"/>
       </w:pPr>
-      <w:bookmarkStart w:id="22" w:name="_Toc242104035"/>
+      <w:bookmarkStart w:id="22" w:name="_Toc242105938"/>
       <w:r>
         <w:lastRenderedPageBreak/>
         <w:t>Приложение Б</w:t>
@@ -7785,7 +7785,7 @@
         <w:ind w:firstLine="0"/>
         <w:jc w:val="center"/>
       </w:pPr>
-      <w:bookmarkStart w:id="23" w:name="_Toc242104036"/>
+      <w:bookmarkStart w:id="23" w:name="_Toc242105939"/>
       <w:r>
         <w:lastRenderedPageBreak/>
         <w:t>ЛИСТ РЕГИСТРАЦИИ ИЗМЕНЕНИЙ</w:t>
@@ -9847,31 +9847,31 @@
       </w:rPr>
     </w:lvl>
   </w:abstractNum>
-  <w:num w:numId="1" w16cid:durableId="254752106">
+  <w:num w:numId="1" w16cid:durableId="502748355">
     <w:abstractNumId w:val="8"/>
   </w:num>
-  <w:num w:numId="2" w16cid:durableId="485902016">
+  <w:num w:numId="2" w16cid:durableId="142888370">
     <w:abstractNumId w:val="6"/>
   </w:num>
-  <w:num w:numId="3" w16cid:durableId="546188356">
+  <w:num w:numId="3" w16cid:durableId="1505049907">
     <w:abstractNumId w:val="5"/>
   </w:num>
-  <w:num w:numId="4" w16cid:durableId="3287551">
+  <w:num w:numId="4" w16cid:durableId="1566405740">
     <w:abstractNumId w:val="4"/>
   </w:num>
-  <w:num w:numId="5" w16cid:durableId="407389867">
+  <w:num w:numId="5" w16cid:durableId="933168817">
     <w:abstractNumId w:val="7"/>
   </w:num>
-  <w:num w:numId="6" w16cid:durableId="1840652520">
+  <w:num w:numId="6" w16cid:durableId="66851729">
     <w:abstractNumId w:val="3"/>
   </w:num>
-  <w:num w:numId="7" w16cid:durableId="518665449">
+  <w:num w:numId="7" w16cid:durableId="2003196596">
     <w:abstractNumId w:val="2"/>
   </w:num>
-  <w:num w:numId="8" w16cid:durableId="1978028687">
+  <w:num w:numId="8" w16cid:durableId="1255478431">
     <w:abstractNumId w:val="1"/>
   </w:num>
-  <w:num w:numId="9" w16cid:durableId="1476141089">
+  <w:num w:numId="9" w16cid:durableId="2064522216">
     <w:abstractNumId w:val="0"/>
   </w:num>
 </w:numbering>
@@ -21404,7 +21404,7 @@
     <w:autoRedefine/>
     <w:uiPriority w:val="39"/>
     <w:unhideWhenUsed/>
-    <w:rsid w:val="00227136"/>
+    <w:rsid w:val="00F97464"/>
     <w:pPr>
       <w:spacing w:after="100"/>
     </w:pPr>
@@ -21416,7 +21416,7 @@
     <w:autoRedefine/>
     <w:uiPriority w:val="39"/>
     <w:unhideWhenUsed/>
-    <w:rsid w:val="00227136"/>
+    <w:rsid w:val="00F97464"/>
     <w:pPr>
       <w:spacing w:after="100"/>
       <w:ind w:left="240"/>
@@ -21427,7 +21427,7 @@
     <w:basedOn w:val="a2"/>
     <w:uiPriority w:val="99"/>
     <w:unhideWhenUsed/>
-    <w:rsid w:val="00227136"/>
+    <w:rsid w:val="00F97464"/>
     <w:rPr>
       <w:color w:val="0000FF" w:themeColor="hyperlink"/>
       <w:u w:val="single"/>

--- a/docs/gost/out/07_И3_Руководство_пользователя.docx
+++ b/docs/gost/out/07_И3_Руководство_пользователя.docx
@@ -306,7 +306,7 @@
       <w:r>
         <w:fldChar w:fldCharType="separate"/>
       </w:r>
-      <w:hyperlink w:anchor="_Toc242105916" w:history="1">
+      <w:hyperlink w:anchor="_Toc242137256" w:history="1">
         <w:r>
           <w:rPr>
             <w:rStyle w:val="aff8"/>
@@ -333,7 +333,7 @@
             <w:noProof/>
             <w:webHidden/>
           </w:rPr>
-          <w:instrText xml:space="preserve"> PAGEREF _Toc242105916 \h </w:instrText>
+          <w:instrText xml:space="preserve"> PAGEREF _Toc242137256 \h </w:instrText>
         </w:r>
         <w:r>
           <w:rPr>
@@ -379,7 +379,7 @@
           <w14:ligatures w14:val="standardContextual"/>
         </w:rPr>
       </w:pPr>
-      <w:hyperlink w:anchor="_Toc242105917" w:history="1">
+      <w:hyperlink w:anchor="_Toc242137257" w:history="1">
         <w:r>
           <w:rPr>
             <w:rStyle w:val="aff8"/>
@@ -406,7 +406,7 @@
             <w:noProof/>
             <w:webHidden/>
           </w:rPr>
-          <w:instrText xml:space="preserve"> PAGEREF _Toc242105917 \h </w:instrText>
+          <w:instrText xml:space="preserve"> PAGEREF _Toc242137257 \h </w:instrText>
         </w:r>
         <w:r>
           <w:rPr>
@@ -452,7 +452,7 @@
           <w14:ligatures w14:val="standardContextual"/>
         </w:rPr>
       </w:pPr>
-      <w:hyperlink w:anchor="_Toc242105918" w:history="1">
+      <w:hyperlink w:anchor="_Toc242137258" w:history="1">
         <w:r>
           <w:rPr>
             <w:rStyle w:val="aff8"/>
@@ -479,7 +479,7 @@
             <w:noProof/>
             <w:webHidden/>
           </w:rPr>
-          <w:instrText xml:space="preserve"> PAGEREF _Toc242105918 \h </w:instrText>
+          <w:instrText xml:space="preserve"> PAGEREF _Toc242137258 \h </w:instrText>
         </w:r>
         <w:r>
           <w:rPr>
@@ -525,7 +525,7 @@
           <w14:ligatures w14:val="standardContextual"/>
         </w:rPr>
       </w:pPr>
-      <w:hyperlink w:anchor="_Toc242105919" w:history="1">
+      <w:hyperlink w:anchor="_Toc242137259" w:history="1">
         <w:r>
           <w:rPr>
             <w:rStyle w:val="aff8"/>
@@ -552,7 +552,7 @@
             <w:noProof/>
             <w:webHidden/>
           </w:rPr>
-          <w:instrText xml:space="preserve"> PAGEREF _Toc242105919 \h </w:instrText>
+          <w:instrText xml:space="preserve"> PAGEREF _Toc242137259 \h </w:instrText>
         </w:r>
         <w:r>
           <w:rPr>
@@ -598,7 +598,7 @@
           <w14:ligatures w14:val="standardContextual"/>
         </w:rPr>
       </w:pPr>
-      <w:hyperlink w:anchor="_Toc242105920" w:history="1">
+      <w:hyperlink w:anchor="_Toc242137260" w:history="1">
         <w:r>
           <w:rPr>
             <w:rStyle w:val="aff8"/>
@@ -625,7 +625,7 @@
             <w:noProof/>
             <w:webHidden/>
           </w:rPr>
-          <w:instrText xml:space="preserve"> PAGEREF _Toc242105920 \h </w:instrText>
+          <w:instrText xml:space="preserve"> PAGEREF _Toc242137260 \h </w:instrText>
         </w:r>
         <w:r>
           <w:rPr>
@@ -671,7 +671,7 @@
           <w14:ligatures w14:val="standardContextual"/>
         </w:rPr>
       </w:pPr>
-      <w:hyperlink w:anchor="_Toc242105921" w:history="1">
+      <w:hyperlink w:anchor="_Toc242137261" w:history="1">
         <w:r>
           <w:rPr>
             <w:rStyle w:val="aff8"/>
@@ -698,7 +698,7 @@
             <w:noProof/>
             <w:webHidden/>
           </w:rPr>
-          <w:instrText xml:space="preserve"> PAGEREF _Toc242105921 \h </w:instrText>
+          <w:instrText xml:space="preserve"> PAGEREF _Toc242137261 \h </w:instrText>
         </w:r>
         <w:r>
           <w:rPr>
@@ -744,7 +744,7 @@
           <w14:ligatures w14:val="standardContextual"/>
         </w:rPr>
       </w:pPr>
-      <w:hyperlink w:anchor="_Toc242105922" w:history="1">
+      <w:hyperlink w:anchor="_Toc242137262" w:history="1">
         <w:r>
           <w:rPr>
             <w:rStyle w:val="aff8"/>
@@ -771,7 +771,7 @@
             <w:noProof/>
             <w:webHidden/>
           </w:rPr>
-          <w:instrText xml:space="preserve"> PAGEREF _Toc242105922 \h </w:instrText>
+          <w:instrText xml:space="preserve"> PAGEREF _Toc242137262 \h </w:instrText>
         </w:r>
         <w:r>
           <w:rPr>
@@ -817,7 +817,7 @@
           <w14:ligatures w14:val="standardContextual"/>
         </w:rPr>
       </w:pPr>
-      <w:hyperlink w:anchor="_Toc242105923" w:history="1">
+      <w:hyperlink w:anchor="_Toc242137263" w:history="1">
         <w:r>
           <w:rPr>
             <w:rStyle w:val="aff8"/>
@@ -844,7 +844,7 @@
             <w:noProof/>
             <w:webHidden/>
           </w:rPr>
-          <w:instrText xml:space="preserve"> PAGEREF _Toc242105923 \h </w:instrText>
+          <w:instrText xml:space="preserve"> PAGEREF _Toc242137263 \h </w:instrText>
         </w:r>
         <w:r>
           <w:rPr>
@@ -890,7 +890,7 @@
           <w14:ligatures w14:val="standardContextual"/>
         </w:rPr>
       </w:pPr>
-      <w:hyperlink w:anchor="_Toc242105924" w:history="1">
+      <w:hyperlink w:anchor="_Toc242137264" w:history="1">
         <w:r>
           <w:rPr>
             <w:rStyle w:val="aff8"/>
@@ -917,7 +917,7 @@
             <w:noProof/>
             <w:webHidden/>
           </w:rPr>
-          <w:instrText xml:space="preserve"> PAGEREF _Toc242105924 \h </w:instrText>
+          <w:instrText xml:space="preserve"> PAGEREF _Toc242137264 \h </w:instrText>
         </w:r>
         <w:r>
           <w:rPr>
@@ -963,7 +963,7 @@
           <w14:ligatures w14:val="standardContextual"/>
         </w:rPr>
       </w:pPr>
-      <w:hyperlink w:anchor="_Toc242105925" w:history="1">
+      <w:hyperlink w:anchor="_Toc242137265" w:history="1">
         <w:r>
           <w:rPr>
             <w:rStyle w:val="aff8"/>
@@ -990,7 +990,7 @@
             <w:noProof/>
             <w:webHidden/>
           </w:rPr>
-          <w:instrText xml:space="preserve"> PAGEREF _Toc242105925 \h </w:instrText>
+          <w:instrText xml:space="preserve"> PAGEREF _Toc242137265 \h </w:instrText>
         </w:r>
         <w:r>
           <w:rPr>
@@ -1036,7 +1036,7 @@
           <w14:ligatures w14:val="standardContextual"/>
         </w:rPr>
       </w:pPr>
-      <w:hyperlink w:anchor="_Toc242105926" w:history="1">
+      <w:hyperlink w:anchor="_Toc242137266" w:history="1">
         <w:r>
           <w:rPr>
             <w:rStyle w:val="aff8"/>
@@ -1063,7 +1063,7 @@
             <w:noProof/>
             <w:webHidden/>
           </w:rPr>
-          <w:instrText xml:space="preserve"> PAGEREF _Toc242105926 \h </w:instrText>
+          <w:instrText xml:space="preserve"> PAGEREF _Toc242137266 \h </w:instrText>
         </w:r>
         <w:r>
           <w:rPr>
@@ -1109,7 +1109,7 @@
           <w14:ligatures w14:val="standardContextual"/>
         </w:rPr>
       </w:pPr>
-      <w:hyperlink w:anchor="_Toc242105927" w:history="1">
+      <w:hyperlink w:anchor="_Toc242137267" w:history="1">
         <w:r>
           <w:rPr>
             <w:rStyle w:val="aff8"/>
@@ -1136,7 +1136,7 @@
             <w:noProof/>
             <w:webHidden/>
           </w:rPr>
-          <w:instrText xml:space="preserve"> PAGEREF _Toc242105927 \h </w:instrText>
+          <w:instrText xml:space="preserve"> PAGEREF _Toc242137267 \h </w:instrText>
         </w:r>
         <w:r>
           <w:rPr>
@@ -1182,7 +1182,7 @@
           <w14:ligatures w14:val="standardContextual"/>
         </w:rPr>
       </w:pPr>
-      <w:hyperlink w:anchor="_Toc242105928" w:history="1">
+      <w:hyperlink w:anchor="_Toc242137268" w:history="1">
         <w:r>
           <w:rPr>
             <w:rStyle w:val="aff8"/>
@@ -1209,7 +1209,7 @@
             <w:noProof/>
             <w:webHidden/>
           </w:rPr>
-          <w:instrText xml:space="preserve"> PAGEREF _Toc242105928 \h </w:instrText>
+          <w:instrText xml:space="preserve"> PAGEREF _Toc242137268 \h </w:instrText>
         </w:r>
         <w:r>
           <w:rPr>
@@ -1255,7 +1255,7 @@
           <w14:ligatures w14:val="standardContextual"/>
         </w:rPr>
       </w:pPr>
-      <w:hyperlink w:anchor="_Toc242105929" w:history="1">
+      <w:hyperlink w:anchor="_Toc242137269" w:history="1">
         <w:r>
           <w:rPr>
             <w:rStyle w:val="aff8"/>
@@ -1282,7 +1282,7 @@
             <w:noProof/>
             <w:webHidden/>
           </w:rPr>
-          <w:instrText xml:space="preserve"> PAGEREF _Toc242105929 \h </w:instrText>
+          <w:instrText xml:space="preserve"> PAGEREF _Toc242137269 \h </w:instrText>
         </w:r>
         <w:r>
           <w:rPr>
@@ -1328,7 +1328,7 @@
           <w14:ligatures w14:val="standardContextual"/>
         </w:rPr>
       </w:pPr>
-      <w:hyperlink w:anchor="_Toc242105930" w:history="1">
+      <w:hyperlink w:anchor="_Toc242137270" w:history="1">
         <w:r>
           <w:rPr>
             <w:rStyle w:val="aff8"/>
@@ -1355,7 +1355,7 @@
             <w:noProof/>
             <w:webHidden/>
           </w:rPr>
-          <w:instrText xml:space="preserve"> PAGEREF _Toc242105930 \h </w:instrText>
+          <w:instrText xml:space="preserve"> PAGEREF _Toc242137270 \h </w:instrText>
         </w:r>
         <w:r>
           <w:rPr>
@@ -1401,7 +1401,7 @@
           <w14:ligatures w14:val="standardContextual"/>
         </w:rPr>
       </w:pPr>
-      <w:hyperlink w:anchor="_Toc242105931" w:history="1">
+      <w:hyperlink w:anchor="_Toc242137271" w:history="1">
         <w:r>
           <w:rPr>
             <w:rStyle w:val="aff8"/>
@@ -1428,7 +1428,7 @@
             <w:noProof/>
             <w:webHidden/>
           </w:rPr>
-          <w:instrText xml:space="preserve"> PAGEREF _Toc242105931 \h </w:instrText>
+          <w:instrText xml:space="preserve"> PAGEREF _Toc242137271 \h </w:instrText>
         </w:r>
         <w:r>
           <w:rPr>
@@ -1474,7 +1474,7 @@
           <w14:ligatures w14:val="standardContextual"/>
         </w:rPr>
       </w:pPr>
-      <w:hyperlink w:anchor="_Toc242105932" w:history="1">
+      <w:hyperlink w:anchor="_Toc242137272" w:history="1">
         <w:r>
           <w:rPr>
             <w:rStyle w:val="aff8"/>
@@ -1501,7 +1501,7 @@
             <w:noProof/>
             <w:webHidden/>
           </w:rPr>
-          <w:instrText xml:space="preserve"> PAGEREF _Toc242105932 \h </w:instrText>
+          <w:instrText xml:space="preserve"> PAGEREF _Toc242137272 \h </w:instrText>
         </w:r>
         <w:r>
           <w:rPr>
@@ -1547,7 +1547,7 @@
           <w14:ligatures w14:val="standardContextual"/>
         </w:rPr>
       </w:pPr>
-      <w:hyperlink w:anchor="_Toc242105933" w:history="1">
+      <w:hyperlink w:anchor="_Toc242137273" w:history="1">
         <w:r>
           <w:rPr>
             <w:rStyle w:val="aff8"/>
@@ -1574,7 +1574,7 @@
             <w:noProof/>
             <w:webHidden/>
           </w:rPr>
-          <w:instrText xml:space="preserve"> PAGEREF _Toc242105933 \h </w:instrText>
+          <w:instrText xml:space="preserve"> PAGEREF _Toc242137273 \h </w:instrText>
         </w:r>
         <w:r>
           <w:rPr>
@@ -1620,7 +1620,7 @@
           <w14:ligatures w14:val="standardContextual"/>
         </w:rPr>
       </w:pPr>
-      <w:hyperlink w:anchor="_Toc242105934" w:history="1">
+      <w:hyperlink w:anchor="_Toc242137274" w:history="1">
         <w:r>
           <w:rPr>
             <w:rStyle w:val="aff8"/>
@@ -1647,7 +1647,7 @@
             <w:noProof/>
             <w:webHidden/>
           </w:rPr>
-          <w:instrText xml:space="preserve"> PAGEREF _Toc242105934 \h </w:instrText>
+          <w:instrText xml:space="preserve"> PAGEREF _Toc242137274 \h </w:instrText>
         </w:r>
         <w:r>
           <w:rPr>
@@ -1693,7 +1693,7 @@
           <w14:ligatures w14:val="standardContextual"/>
         </w:rPr>
       </w:pPr>
-      <w:hyperlink w:anchor="_Toc242105935" w:history="1">
+      <w:hyperlink w:anchor="_Toc242137275" w:history="1">
         <w:r>
           <w:rPr>
             <w:rStyle w:val="aff8"/>
@@ -1720,7 +1720,7 @@
             <w:noProof/>
             <w:webHidden/>
           </w:rPr>
-          <w:instrText xml:space="preserve"> PAGEREF _Toc242105935 \h </w:instrText>
+          <w:instrText xml:space="preserve"> PAGEREF _Toc242137275 \h </w:instrText>
         </w:r>
         <w:r>
           <w:rPr>
@@ -1766,7 +1766,7 @@
           <w14:ligatures w14:val="standardContextual"/>
         </w:rPr>
       </w:pPr>
-      <w:hyperlink w:anchor="_Toc242105936" w:history="1">
+      <w:hyperlink w:anchor="_Toc242137276" w:history="1">
         <w:r>
           <w:rPr>
             <w:rStyle w:val="aff8"/>
@@ -1793,7 +1793,7 @@
             <w:noProof/>
             <w:webHidden/>
           </w:rPr>
-          <w:instrText xml:space="preserve"> PAGEREF _Toc242105936 \h </w:instrText>
+          <w:instrText xml:space="preserve"> PAGEREF _Toc242137276 \h </w:instrText>
         </w:r>
         <w:r>
           <w:rPr>
@@ -1839,7 +1839,7 @@
           <w14:ligatures w14:val="standardContextual"/>
         </w:rPr>
       </w:pPr>
-      <w:hyperlink w:anchor="_Toc242105937" w:history="1">
+      <w:hyperlink w:anchor="_Toc242137277" w:history="1">
         <w:r>
           <w:rPr>
             <w:rStyle w:val="aff8"/>
@@ -1866,7 +1866,7 @@
             <w:noProof/>
             <w:webHidden/>
           </w:rPr>
-          <w:instrText xml:space="preserve"> PAGEREF _Toc242105937 \h </w:instrText>
+          <w:instrText xml:space="preserve"> PAGEREF _Toc242137277 \h </w:instrText>
         </w:r>
         <w:r>
           <w:rPr>
@@ -1912,7 +1912,7 @@
           <w14:ligatures w14:val="standardContextual"/>
         </w:rPr>
       </w:pPr>
-      <w:hyperlink w:anchor="_Toc242105938" w:history="1">
+      <w:hyperlink w:anchor="_Toc242137278" w:history="1">
         <w:r>
           <w:rPr>
             <w:rStyle w:val="aff8"/>
@@ -1939,7 +1939,7 @@
             <w:noProof/>
             <w:webHidden/>
           </w:rPr>
-          <w:instrText xml:space="preserve"> PAGEREF _Toc242105938 \h </w:instrText>
+          <w:instrText xml:space="preserve"> PAGEREF _Toc242137278 \h </w:instrText>
         </w:r>
         <w:r>
           <w:rPr>
@@ -1985,7 +1985,7 @@
           <w14:ligatures w14:val="standardContextual"/>
         </w:rPr>
       </w:pPr>
-      <w:hyperlink w:anchor="_Toc242105939" w:history="1">
+      <w:hyperlink w:anchor="_Toc242137279" w:history="1">
         <w:r>
           <w:rPr>
             <w:rStyle w:val="aff8"/>
@@ -2012,7 +2012,7 @@
             <w:noProof/>
             <w:webHidden/>
           </w:rPr>
-          <w:instrText xml:space="preserve"> PAGEREF _Toc242105939 \h </w:instrText>
+          <w:instrText xml:space="preserve"> PAGEREF _Toc242137279 \h </w:instrText>
         </w:r>
         <w:r>
           <w:rPr>
@@ -2058,7 +2058,7 @@
         <w:ind w:firstLine="0"/>
         <w:jc w:val="center"/>
       </w:pPr>
-      <w:bookmarkStart w:id="0" w:name="_Toc242105916"/>
+      <w:bookmarkStart w:id="0" w:name="_Toc242137256"/>
       <w:r>
         <w:lastRenderedPageBreak/>
         <w:t>ПЕРЕЧЕНЬ ТЕРМИНОВ И СОКРАЩЕНИЙ</w:t>
@@ -3320,7 +3320,7 @@
         <w:pStyle w:val="1"/>
         <w:pageBreakBefore/>
       </w:pPr>
-      <w:bookmarkStart w:id="1" w:name="_Toc242105917"/>
+      <w:bookmarkStart w:id="1" w:name="_Toc242137257"/>
       <w:r>
         <w:lastRenderedPageBreak/>
         <w:t>1 Введение</w:t>
@@ -3331,7 +3331,7 @@
       <w:pPr>
         <w:pStyle w:val="21"/>
       </w:pPr>
-      <w:bookmarkStart w:id="2" w:name="_Toc242105918"/>
+      <w:bookmarkStart w:id="2" w:name="_Toc242137258"/>
       <w:r>
         <w:t>1.1 Область применения</w:t>
       </w:r>
@@ -3346,7 +3346,7 @@
       <w:pPr>
         <w:pStyle w:val="21"/>
       </w:pPr>
-      <w:bookmarkStart w:id="3" w:name="_Toc242105919"/>
+      <w:bookmarkStart w:id="3" w:name="_Toc242137259"/>
       <w:r>
         <w:t>1.2 Краткое описание возможностей</w:t>
       </w:r>
@@ -3396,7 +3396,7 @@
       <w:pPr>
         <w:pStyle w:val="21"/>
       </w:pPr>
-      <w:bookmarkStart w:id="4" w:name="_Toc242105920"/>
+      <w:bookmarkStart w:id="4" w:name="_Toc242137260"/>
       <w:r>
         <w:t>1.3 Уровень подготовки пользователя</w:t>
       </w:r>
@@ -3411,7 +3411,7 @@
       <w:pPr>
         <w:pStyle w:val="21"/>
       </w:pPr>
-      <w:bookmarkStart w:id="5" w:name="_Toc242105921"/>
+      <w:bookmarkStart w:id="5" w:name="_Toc242137261"/>
       <w:r>
         <w:t>1.4 Перечень эксплуатационной документации</w:t>
       </w:r>
@@ -3615,7 +3615,7 @@
         <w:pStyle w:val="1"/>
         <w:pageBreakBefore/>
       </w:pPr>
-      <w:bookmarkStart w:id="6" w:name="_Toc242105922"/>
+      <w:bookmarkStart w:id="6" w:name="_Toc242137262"/>
       <w:r>
         <w:lastRenderedPageBreak/>
         <w:t>2 Назначение и условия применения</w:t>
@@ -3657,7 +3657,7 @@
         <w:pStyle w:val="1"/>
         <w:pageBreakBefore/>
       </w:pPr>
-      <w:bookmarkStart w:id="7" w:name="_Toc242105923"/>
+      <w:bookmarkStart w:id="7" w:name="_Toc242137263"/>
       <w:r>
         <w:lastRenderedPageBreak/>
         <w:t>3 Подготовка к работе</w:t>
@@ -3668,7 +3668,7 @@
       <w:pPr>
         <w:pStyle w:val="21"/>
       </w:pPr>
-      <w:bookmarkStart w:id="8" w:name="_Toc242105924"/>
+      <w:bookmarkStart w:id="8" w:name="_Toc242137264"/>
       <w:r>
         <w:t>3.1 Состав дистрибутива</w:t>
       </w:r>
@@ -3683,7 +3683,7 @@
       <w:pPr>
         <w:pStyle w:val="21"/>
       </w:pPr>
-      <w:bookmarkStart w:id="9" w:name="_Toc242105925"/>
+      <w:bookmarkStart w:id="9" w:name="_Toc242137265"/>
       <w:r>
         <w:t>3.2 Порядок входа в систему</w:t>
       </w:r>
@@ -3718,7 +3718,7 @@
       <w:pPr>
         <w:pStyle w:val="21"/>
       </w:pPr>
-      <w:bookmarkStart w:id="10" w:name="_Toc242105926"/>
+      <w:bookmarkStart w:id="10" w:name="_Toc242137266"/>
       <w:r>
         <w:t>3.3 Проверка работоспособности</w:t>
       </w:r>
@@ -3734,7 +3734,7 @@
         <w:pStyle w:val="1"/>
         <w:pageBreakBefore/>
       </w:pPr>
-      <w:bookmarkStart w:id="11" w:name="_Toc242105927"/>
+      <w:bookmarkStart w:id="11" w:name="_Toc242137267"/>
       <w:r>
         <w:lastRenderedPageBreak/>
         <w:t>4 Описание операций</w:t>
@@ -3745,7 +3745,7 @@
       <w:pPr>
         <w:pStyle w:val="21"/>
       </w:pPr>
-      <w:bookmarkStart w:id="12" w:name="_Toc242105928"/>
+      <w:bookmarkStart w:id="12" w:name="_Toc242137268"/>
       <w:r>
         <w:t>4.1 Общие приёмы работы</w:t>
       </w:r>
@@ -4017,7 +4017,7 @@
       <w:pPr>
         <w:pStyle w:val="21"/>
       </w:pPr>
-      <w:bookmarkStart w:id="13" w:name="_Toc242105929"/>
+      <w:bookmarkStart w:id="13" w:name="_Toc242137269"/>
       <w:r>
         <w:t>4.2 Операции менеджера по продажам</w:t>
       </w:r>
@@ -4517,6 +4517,51 @@
               <w:pStyle w:val="GostTable"/>
             </w:pPr>
             <w:r>
+              <w:t>Варианты оплаты для клиента</w:t>
+            </w:r>
+          </w:p>
+        </w:tc>
+        <w:tc>
+          <w:tcPr>
+            <w:tcW w:w="2619" w:type="dxa"/>
+          </w:tcPr>
+          <w:p>
+            <w:pPr>
+              <w:pStyle w:val="GostTable"/>
+            </w:pPr>
+            <w:r>
+              <w:t>Заданы условия рассрочки</w:t>
+            </w:r>
+          </w:p>
+        </w:tc>
+        <w:tc>
+          <w:tcPr>
+            <w:tcW w:w="4677" w:type="dxa"/>
+          </w:tcPr>
+          <w:p>
+            <w:pPr>
+              <w:pStyle w:val="GostTable"/>
+            </w:pPr>
+            <w:r>
+              <w:t>Карточка объекта или сделка → «Рассрочка»: сравнение сроков, график выбранного срока, «Печать». В сделке без графика — «Создать график»: стоимость по договору и график заполняются по варианту и дальше правятся вручную</w:t>
+            </w:r>
+          </w:p>
+        </w:tc>
+      </w:tr>
+      <w:tr>
+        <w:trPr>
+          <w:cantSplit/>
+          <w:jc w:val="center"/>
+        </w:trPr>
+        <w:tc>
+          <w:tcPr>
+            <w:tcW w:w="2058" w:type="dxa"/>
+          </w:tcPr>
+          <w:p>
+            <w:pPr>
+              <w:pStyle w:val="GostTable"/>
+            </w:pPr>
+            <w:r>
               <w:t>Отмена сделки</w:t>
             </w:r>
           </w:p>
@@ -4566,7 +4611,7 @@
       <w:pPr>
         <w:pStyle w:val="21"/>
       </w:pPr>
-      <w:bookmarkStart w:id="14" w:name="_Toc242105930"/>
+      <w:bookmarkStart w:id="14" w:name="_Toc242137270"/>
       <w:r>
         <w:t>4.3 Операции руководителя отдела продаж</w:t>
       </w:r>
@@ -4971,7 +5016,7 @@
       <w:pPr>
         <w:pStyle w:val="21"/>
       </w:pPr>
-      <w:bookmarkStart w:id="15" w:name="_Toc242105931"/>
+      <w:bookmarkStart w:id="15" w:name="_Toc242137271"/>
       <w:r>
         <w:t>4.4 Операции специалиста по оформлению</w:t>
       </w:r>
@@ -5245,6 +5290,7 @@
               <w:pStyle w:val="GostTable"/>
             </w:pPr>
             <w:r>
+              <w:lastRenderedPageBreak/>
               <w:t>Расторжение</w:t>
             </w:r>
           </w:p>
@@ -5331,9 +5377,8 @@
       <w:pPr>
         <w:pStyle w:val="21"/>
       </w:pPr>
-      <w:bookmarkStart w:id="16" w:name="_Toc242105932"/>
+      <w:bookmarkStart w:id="16" w:name="_Toc242137272"/>
       <w:r>
-        <w:lastRenderedPageBreak/>
         <w:t>4.5 Операции финансиста</w:t>
       </w:r>
       <w:bookmarkEnd w:id="16"/>
@@ -5737,7 +5782,7 @@
       <w:pPr>
         <w:pStyle w:val="21"/>
       </w:pPr>
-      <w:bookmarkStart w:id="17" w:name="_Toc242105933"/>
+      <w:bookmarkStart w:id="17" w:name="_Toc242137273"/>
       <w:r>
         <w:t>4.6 Операции наблюдателя (руководства компании)</w:t>
       </w:r>
@@ -5752,7 +5797,7 @@
       <w:pPr>
         <w:pStyle w:val="21"/>
       </w:pPr>
-      <w:bookmarkStart w:id="18" w:name="_Toc242105934"/>
+      <w:bookmarkStart w:id="18" w:name="_Toc242137274"/>
       <w:r>
         <w:t>4.7 Операции администратора</w:t>
       </w:r>
@@ -6026,6 +6071,7 @@
               <w:pStyle w:val="GostTable"/>
             </w:pPr>
             <w:r>
+              <w:lastRenderedPageBreak/>
               <w:t>Доступ к разделу «Настройки»</w:t>
             </w:r>
           </w:p>
@@ -6116,7 +6162,51 @@
               <w:pStyle w:val="GostTable"/>
             </w:pPr>
             <w:r>
-              <w:lastRenderedPageBreak/>
+              <w:t>Условия рассрочки</w:t>
+            </w:r>
+          </w:p>
+        </w:tc>
+        <w:tc>
+          <w:tcPr>
+            <w:tcW w:w="2619" w:type="dxa"/>
+          </w:tcPr>
+          <w:p>
+            <w:pPr>
+              <w:pStyle w:val="GostTable"/>
+            </w:pPr>
+            <w:r>
+              <w:t>Права на ресурс «Скидки»</w:t>
+            </w:r>
+          </w:p>
+        </w:tc>
+        <w:tc>
+          <w:tcPr>
+            <w:tcW w:w="4677" w:type="dxa"/>
+          </w:tcPr>
+          <w:p>
+            <w:pPr>
+              <w:pStyle w:val="GostTable"/>
+            </w:pPr>
+            <w:r>
+              <w:t>«Настройки» → «Рассрочка»: срок (0 — полная оплата), скидка за срок, минимальный первый взнос, признак «Действует»</w:t>
+            </w:r>
+          </w:p>
+        </w:tc>
+      </w:tr>
+      <w:tr>
+        <w:trPr>
+          <w:cantSplit/>
+          <w:jc w:val="center"/>
+        </w:trPr>
+        <w:tc>
+          <w:tcPr>
+            <w:tcW w:w="2058" w:type="dxa"/>
+          </w:tcPr>
+          <w:p>
+            <w:pPr>
+              <w:pStyle w:val="GostTable"/>
+            </w:pPr>
+            <w:r>
               <w:t>Валюты</w:t>
             </w:r>
           </w:p>
@@ -6344,7 +6434,7 @@
         <w:pStyle w:val="1"/>
         <w:pageBreakBefore/>
       </w:pPr>
-      <w:bookmarkStart w:id="19" w:name="_Toc242105935"/>
+      <w:bookmarkStart w:id="19" w:name="_Toc242137275"/>
       <w:r>
         <w:lastRenderedPageBreak/>
         <w:t>5 Аварийные ситуации</w:t>
@@ -7033,7 +7123,7 @@
         <w:pStyle w:val="1"/>
         <w:pageBreakBefore/>
       </w:pPr>
-      <w:bookmarkStart w:id="20" w:name="_Toc242105936"/>
+      <w:bookmarkStart w:id="20" w:name="_Toc242137276"/>
       <w:r>
         <w:lastRenderedPageBreak/>
         <w:t>6 Рекомендации по освоению</w:t>
@@ -7067,7 +7157,7 @@
         <w:ind w:firstLine="0"/>
         <w:jc w:val="center"/>
       </w:pPr>
-      <w:bookmarkStart w:id="21" w:name="_Toc242105937"/>
+      <w:bookmarkStart w:id="21" w:name="_Toc242137277"/>
       <w:r>
         <w:lastRenderedPageBreak/>
         <w:t>Приложение А</w:t>
@@ -7469,7 +7559,7 @@
         <w:ind w:firstLine="0"/>
         <w:jc w:val="center"/>
       </w:pPr>
-      <w:bookmarkStart w:id="22" w:name="_Toc242105938"/>
+      <w:bookmarkStart w:id="22" w:name="_Toc242137278"/>
       <w:r>
         <w:lastRenderedPageBreak/>
         <w:t>Приложение Б</w:t>
@@ -7785,7 +7875,7 @@
         <w:ind w:firstLine="0"/>
         <w:jc w:val="center"/>
       </w:pPr>
-      <w:bookmarkStart w:id="23" w:name="_Toc242105939"/>
+      <w:bookmarkStart w:id="23" w:name="_Toc242137279"/>
       <w:r>
         <w:lastRenderedPageBreak/>
         <w:t>ЛИСТ РЕГИСТРАЦИИ ИЗМЕНЕНИЙ</w:t>
@@ -9847,31 +9937,31 @@
       </w:rPr>
     </w:lvl>
   </w:abstractNum>
-  <w:num w:numId="1" w16cid:durableId="502748355">
+  <w:num w:numId="1" w16cid:durableId="1774937811">
     <w:abstractNumId w:val="8"/>
   </w:num>
-  <w:num w:numId="2" w16cid:durableId="142888370">
+  <w:num w:numId="2" w16cid:durableId="2033650997">
     <w:abstractNumId w:val="6"/>
   </w:num>
-  <w:num w:numId="3" w16cid:durableId="1505049907">
+  <w:num w:numId="3" w16cid:durableId="1941713988">
     <w:abstractNumId w:val="5"/>
   </w:num>
-  <w:num w:numId="4" w16cid:durableId="1566405740">
+  <w:num w:numId="4" w16cid:durableId="1882086479">
     <w:abstractNumId w:val="4"/>
   </w:num>
-  <w:num w:numId="5" w16cid:durableId="933168817">
+  <w:num w:numId="5" w16cid:durableId="1793864291">
     <w:abstractNumId w:val="7"/>
   </w:num>
-  <w:num w:numId="6" w16cid:durableId="66851729">
+  <w:num w:numId="6" w16cid:durableId="576940235">
     <w:abstractNumId w:val="3"/>
   </w:num>
-  <w:num w:numId="7" w16cid:durableId="2003196596">
+  <w:num w:numId="7" w16cid:durableId="421220552">
     <w:abstractNumId w:val="2"/>
   </w:num>
-  <w:num w:numId="8" w16cid:durableId="1255478431">
+  <w:num w:numId="8" w16cid:durableId="1719552749">
     <w:abstractNumId w:val="1"/>
   </w:num>
-  <w:num w:numId="9" w16cid:durableId="2064522216">
+  <w:num w:numId="9" w16cid:durableId="48262953">
     <w:abstractNumId w:val="0"/>
   </w:num>
 </w:numbering>
@@ -21404,7 +21494,7 @@
     <w:autoRedefine/>
     <w:uiPriority w:val="39"/>
     <w:unhideWhenUsed/>
-    <w:rsid w:val="00F97464"/>
+    <w:rsid w:val="008B438E"/>
     <w:pPr>
       <w:spacing w:after="100"/>
     </w:pPr>
@@ -21416,7 +21506,7 @@
     <w:autoRedefine/>
     <w:uiPriority w:val="39"/>
     <w:unhideWhenUsed/>
-    <w:rsid w:val="00F97464"/>
+    <w:rsid w:val="008B438E"/>
     <w:pPr>
       <w:spacing w:after="100"/>
       <w:ind w:left="240"/>
@@ -21427,7 +21517,7 @@
     <w:basedOn w:val="a2"/>
     <w:uiPriority w:val="99"/>
     <w:unhideWhenUsed/>
-    <w:rsid w:val="00F97464"/>
+    <w:rsid w:val="008B438E"/>
     <w:rPr>
       <w:color w:val="0000FF" w:themeColor="hyperlink"/>
       <w:u w:val="single"/>

--- a/docs/gost/out/07_И3_Руководство_пользователя.docx
+++ b/docs/gost/out/07_И3_Руководство_пользователя.docx
@@ -306,7 +306,7 @@
       <w:r>
         <w:fldChar w:fldCharType="separate"/>
       </w:r>
-      <w:hyperlink w:anchor="_Toc242137256" w:history="1">
+      <w:hyperlink w:anchor="_Toc242175424" w:history="1">
         <w:r>
           <w:rPr>
             <w:rStyle w:val="aff8"/>
@@ -333,7 +333,7 @@
             <w:noProof/>
             <w:webHidden/>
           </w:rPr>
-          <w:instrText xml:space="preserve"> PAGEREF _Toc242137256 \h </w:instrText>
+          <w:instrText xml:space="preserve"> PAGEREF _Toc242175424 \h </w:instrText>
         </w:r>
         <w:r>
           <w:rPr>
@@ -379,7 +379,7 @@
           <w14:ligatures w14:val="standardContextual"/>
         </w:rPr>
       </w:pPr>
-      <w:hyperlink w:anchor="_Toc242137257" w:history="1">
+      <w:hyperlink w:anchor="_Toc242175425" w:history="1">
         <w:r>
           <w:rPr>
             <w:rStyle w:val="aff8"/>
@@ -406,7 +406,7 @@
             <w:noProof/>
             <w:webHidden/>
           </w:rPr>
-          <w:instrText xml:space="preserve"> PAGEREF _Toc242137257 \h </w:instrText>
+          <w:instrText xml:space="preserve"> PAGEREF _Toc242175425 \h </w:instrText>
         </w:r>
         <w:r>
           <w:rPr>
@@ -452,7 +452,7 @@
           <w14:ligatures w14:val="standardContextual"/>
         </w:rPr>
       </w:pPr>
-      <w:hyperlink w:anchor="_Toc242137258" w:history="1">
+      <w:hyperlink w:anchor="_Toc242175426" w:history="1">
         <w:r>
           <w:rPr>
             <w:rStyle w:val="aff8"/>
@@ -479,7 +479,7 @@
             <w:noProof/>
             <w:webHidden/>
           </w:rPr>
-          <w:instrText xml:space="preserve"> PAGEREF _Toc242137258 \h </w:instrText>
+          <w:instrText xml:space="preserve"> PAGEREF _Toc242175426 \h </w:instrText>
         </w:r>
         <w:r>
           <w:rPr>
@@ -525,7 +525,7 @@
           <w14:ligatures w14:val="standardContextual"/>
         </w:rPr>
       </w:pPr>
-      <w:hyperlink w:anchor="_Toc242137259" w:history="1">
+      <w:hyperlink w:anchor="_Toc242175427" w:history="1">
         <w:r>
           <w:rPr>
             <w:rStyle w:val="aff8"/>
@@ -552,7 +552,7 @@
             <w:noProof/>
             <w:webHidden/>
           </w:rPr>
-          <w:instrText xml:space="preserve"> PAGEREF _Toc242137259 \h </w:instrText>
+          <w:instrText xml:space="preserve"> PAGEREF _Toc242175427 \h </w:instrText>
         </w:r>
         <w:r>
           <w:rPr>
@@ -598,7 +598,7 @@
           <w14:ligatures w14:val="standardContextual"/>
         </w:rPr>
       </w:pPr>
-      <w:hyperlink w:anchor="_Toc242137260" w:history="1">
+      <w:hyperlink w:anchor="_Toc242175428" w:history="1">
         <w:r>
           <w:rPr>
             <w:rStyle w:val="aff8"/>
@@ -625,7 +625,7 @@
             <w:noProof/>
             <w:webHidden/>
           </w:rPr>
-          <w:instrText xml:space="preserve"> PAGEREF _Toc242137260 \h </w:instrText>
+          <w:instrText xml:space="preserve"> PAGEREF _Toc242175428 \h </w:instrText>
         </w:r>
         <w:r>
           <w:rPr>
@@ -671,7 +671,7 @@
           <w14:ligatures w14:val="standardContextual"/>
         </w:rPr>
       </w:pPr>
-      <w:hyperlink w:anchor="_Toc242137261" w:history="1">
+      <w:hyperlink w:anchor="_Toc242175429" w:history="1">
         <w:r>
           <w:rPr>
             <w:rStyle w:val="aff8"/>
@@ -698,7 +698,7 @@
             <w:noProof/>
             <w:webHidden/>
           </w:rPr>
-          <w:instrText xml:space="preserve"> PAGEREF _Toc242137261 \h </w:instrText>
+          <w:instrText xml:space="preserve"> PAGEREF _Toc242175429 \h </w:instrText>
         </w:r>
         <w:r>
           <w:rPr>
@@ -744,7 +744,7 @@
           <w14:ligatures w14:val="standardContextual"/>
         </w:rPr>
       </w:pPr>
-      <w:hyperlink w:anchor="_Toc242137262" w:history="1">
+      <w:hyperlink w:anchor="_Toc242175430" w:history="1">
         <w:r>
           <w:rPr>
             <w:rStyle w:val="aff8"/>
@@ -771,7 +771,7 @@
             <w:noProof/>
             <w:webHidden/>
           </w:rPr>
-          <w:instrText xml:space="preserve"> PAGEREF _Toc242137262 \h </w:instrText>
+          <w:instrText xml:space="preserve"> PAGEREF _Toc242175430 \h </w:instrText>
         </w:r>
         <w:r>
           <w:rPr>
@@ -817,7 +817,7 @@
           <w14:ligatures w14:val="standardContextual"/>
         </w:rPr>
       </w:pPr>
-      <w:hyperlink w:anchor="_Toc242137263" w:history="1">
+      <w:hyperlink w:anchor="_Toc242175431" w:history="1">
         <w:r>
           <w:rPr>
             <w:rStyle w:val="aff8"/>
@@ -844,7 +844,7 @@
             <w:noProof/>
             <w:webHidden/>
           </w:rPr>
-          <w:instrText xml:space="preserve"> PAGEREF _Toc242137263 \h </w:instrText>
+          <w:instrText xml:space="preserve"> PAGEREF _Toc242175431 \h </w:instrText>
         </w:r>
         <w:r>
           <w:rPr>
@@ -890,7 +890,7 @@
           <w14:ligatures w14:val="standardContextual"/>
         </w:rPr>
       </w:pPr>
-      <w:hyperlink w:anchor="_Toc242137264" w:history="1">
+      <w:hyperlink w:anchor="_Toc242175432" w:history="1">
         <w:r>
           <w:rPr>
             <w:rStyle w:val="aff8"/>
@@ -917,7 +917,7 @@
             <w:noProof/>
             <w:webHidden/>
           </w:rPr>
-          <w:instrText xml:space="preserve"> PAGEREF _Toc242137264 \h </w:instrText>
+          <w:instrText xml:space="preserve"> PAGEREF _Toc242175432 \h </w:instrText>
         </w:r>
         <w:r>
           <w:rPr>
@@ -963,7 +963,7 @@
           <w14:ligatures w14:val="standardContextual"/>
         </w:rPr>
       </w:pPr>
-      <w:hyperlink w:anchor="_Toc242137265" w:history="1">
+      <w:hyperlink w:anchor="_Toc242175433" w:history="1">
         <w:r>
           <w:rPr>
             <w:rStyle w:val="aff8"/>
@@ -990,7 +990,7 @@
             <w:noProof/>
             <w:webHidden/>
           </w:rPr>
-          <w:instrText xml:space="preserve"> PAGEREF _Toc242137265 \h </w:instrText>
+          <w:instrText xml:space="preserve"> PAGEREF _Toc242175433 \h </w:instrText>
         </w:r>
         <w:r>
           <w:rPr>
@@ -1036,7 +1036,7 @@
           <w14:ligatures w14:val="standardContextual"/>
         </w:rPr>
       </w:pPr>
-      <w:hyperlink w:anchor="_Toc242137266" w:history="1">
+      <w:hyperlink w:anchor="_Toc242175434" w:history="1">
         <w:r>
           <w:rPr>
             <w:rStyle w:val="aff8"/>
@@ -1063,7 +1063,7 @@
             <w:noProof/>
             <w:webHidden/>
           </w:rPr>
-          <w:instrText xml:space="preserve"> PAGEREF _Toc242137266 \h </w:instrText>
+          <w:instrText xml:space="preserve"> PAGEREF _Toc242175434 \h </w:instrText>
         </w:r>
         <w:r>
           <w:rPr>
@@ -1109,7 +1109,7 @@
           <w14:ligatures w14:val="standardContextual"/>
         </w:rPr>
       </w:pPr>
-      <w:hyperlink w:anchor="_Toc242137267" w:history="1">
+      <w:hyperlink w:anchor="_Toc242175435" w:history="1">
         <w:r>
           <w:rPr>
             <w:rStyle w:val="aff8"/>
@@ -1136,7 +1136,7 @@
             <w:noProof/>
             <w:webHidden/>
           </w:rPr>
-          <w:instrText xml:space="preserve"> PAGEREF _Toc242137267 \h </w:instrText>
+          <w:instrText xml:space="preserve"> PAGEREF _Toc242175435 \h </w:instrText>
         </w:r>
         <w:r>
           <w:rPr>
@@ -1182,7 +1182,7 @@
           <w14:ligatures w14:val="standardContextual"/>
         </w:rPr>
       </w:pPr>
-      <w:hyperlink w:anchor="_Toc242137268" w:history="1">
+      <w:hyperlink w:anchor="_Toc242175436" w:history="1">
         <w:r>
           <w:rPr>
             <w:rStyle w:val="aff8"/>
@@ -1209,7 +1209,7 @@
             <w:noProof/>
             <w:webHidden/>
           </w:rPr>
-          <w:instrText xml:space="preserve"> PAGEREF _Toc242137268 \h </w:instrText>
+          <w:instrText xml:space="preserve"> PAGEREF _Toc242175436 \h </w:instrText>
         </w:r>
         <w:r>
           <w:rPr>
@@ -1255,7 +1255,7 @@
           <w14:ligatures w14:val="standardContextual"/>
         </w:rPr>
       </w:pPr>
-      <w:hyperlink w:anchor="_Toc242137269" w:history="1">
+      <w:hyperlink w:anchor="_Toc242175437" w:history="1">
         <w:r>
           <w:rPr>
             <w:rStyle w:val="aff8"/>
@@ -1282,7 +1282,7 @@
             <w:noProof/>
             <w:webHidden/>
           </w:rPr>
-          <w:instrText xml:space="preserve"> PAGEREF _Toc242137269 \h </w:instrText>
+          <w:instrText xml:space="preserve"> PAGEREF _Toc242175437 \h </w:instrText>
         </w:r>
         <w:r>
           <w:rPr>
@@ -1328,7 +1328,7 @@
           <w14:ligatures w14:val="standardContextual"/>
         </w:rPr>
       </w:pPr>
-      <w:hyperlink w:anchor="_Toc242137270" w:history="1">
+      <w:hyperlink w:anchor="_Toc242175438" w:history="1">
         <w:r>
           <w:rPr>
             <w:rStyle w:val="aff8"/>
@@ -1355,7 +1355,7 @@
             <w:noProof/>
             <w:webHidden/>
           </w:rPr>
-          <w:instrText xml:space="preserve"> PAGEREF _Toc242137270 \h </w:instrText>
+          <w:instrText xml:space="preserve"> PAGEREF _Toc242175438 \h </w:instrText>
         </w:r>
         <w:r>
           <w:rPr>
@@ -1401,7 +1401,7 @@
           <w14:ligatures w14:val="standardContextual"/>
         </w:rPr>
       </w:pPr>
-      <w:hyperlink w:anchor="_Toc242137271" w:history="1">
+      <w:hyperlink w:anchor="_Toc242175439" w:history="1">
         <w:r>
           <w:rPr>
             <w:rStyle w:val="aff8"/>
@@ -1428,7 +1428,7 @@
             <w:noProof/>
             <w:webHidden/>
           </w:rPr>
-          <w:instrText xml:space="preserve"> PAGEREF _Toc242137271 \h </w:instrText>
+          <w:instrText xml:space="preserve"> PAGEREF _Toc242175439 \h </w:instrText>
         </w:r>
         <w:r>
           <w:rPr>
@@ -1474,7 +1474,7 @@
           <w14:ligatures w14:val="standardContextual"/>
         </w:rPr>
       </w:pPr>
-      <w:hyperlink w:anchor="_Toc242137272" w:history="1">
+      <w:hyperlink w:anchor="_Toc242175440" w:history="1">
         <w:r>
           <w:rPr>
             <w:rStyle w:val="aff8"/>
@@ -1501,7 +1501,7 @@
             <w:noProof/>
             <w:webHidden/>
           </w:rPr>
-          <w:instrText xml:space="preserve"> PAGEREF _Toc242137272 \h </w:instrText>
+          <w:instrText xml:space="preserve"> PAGEREF _Toc242175440 \h </w:instrText>
         </w:r>
         <w:r>
           <w:rPr>
@@ -1547,7 +1547,7 @@
           <w14:ligatures w14:val="standardContextual"/>
         </w:rPr>
       </w:pPr>
-      <w:hyperlink w:anchor="_Toc242137273" w:history="1">
+      <w:hyperlink w:anchor="_Toc242175441" w:history="1">
         <w:r>
           <w:rPr>
             <w:rStyle w:val="aff8"/>
@@ -1574,7 +1574,7 @@
             <w:noProof/>
             <w:webHidden/>
           </w:rPr>
-          <w:instrText xml:space="preserve"> PAGEREF _Toc242137273 \h </w:instrText>
+          <w:instrText xml:space="preserve"> PAGEREF _Toc242175441 \h </w:instrText>
         </w:r>
         <w:r>
           <w:rPr>
@@ -1620,7 +1620,7 @@
           <w14:ligatures w14:val="standardContextual"/>
         </w:rPr>
       </w:pPr>
-      <w:hyperlink w:anchor="_Toc242137274" w:history="1">
+      <w:hyperlink w:anchor="_Toc242175442" w:history="1">
         <w:r>
           <w:rPr>
             <w:rStyle w:val="aff8"/>
@@ -1647,7 +1647,7 @@
             <w:noProof/>
             <w:webHidden/>
           </w:rPr>
-          <w:instrText xml:space="preserve"> PAGEREF _Toc242137274 \h </w:instrText>
+          <w:instrText xml:space="preserve"> PAGEREF _Toc242175442 \h </w:instrText>
         </w:r>
         <w:r>
           <w:rPr>
@@ -1693,7 +1693,7 @@
           <w14:ligatures w14:val="standardContextual"/>
         </w:rPr>
       </w:pPr>
-      <w:hyperlink w:anchor="_Toc242137275" w:history="1">
+      <w:hyperlink w:anchor="_Toc242175443" w:history="1">
         <w:r>
           <w:rPr>
             <w:rStyle w:val="aff8"/>
@@ -1720,7 +1720,7 @@
             <w:noProof/>
             <w:webHidden/>
           </w:rPr>
-          <w:instrText xml:space="preserve"> PAGEREF _Toc242137275 \h </w:instrText>
+          <w:instrText xml:space="preserve"> PAGEREF _Toc242175443 \h </w:instrText>
         </w:r>
         <w:r>
           <w:rPr>
@@ -1766,7 +1766,7 @@
           <w14:ligatures w14:val="standardContextual"/>
         </w:rPr>
       </w:pPr>
-      <w:hyperlink w:anchor="_Toc242137276" w:history="1">
+      <w:hyperlink w:anchor="_Toc242175444" w:history="1">
         <w:r>
           <w:rPr>
             <w:rStyle w:val="aff8"/>
@@ -1793,7 +1793,7 @@
             <w:noProof/>
             <w:webHidden/>
           </w:rPr>
-          <w:instrText xml:space="preserve"> PAGEREF _Toc242137276 \h </w:instrText>
+          <w:instrText xml:space="preserve"> PAGEREF _Toc242175444 \h </w:instrText>
         </w:r>
         <w:r>
           <w:rPr>
@@ -1839,7 +1839,7 @@
           <w14:ligatures w14:val="standardContextual"/>
         </w:rPr>
       </w:pPr>
-      <w:hyperlink w:anchor="_Toc242137277" w:history="1">
+      <w:hyperlink w:anchor="_Toc242175445" w:history="1">
         <w:r>
           <w:rPr>
             <w:rStyle w:val="aff8"/>
@@ -1866,7 +1866,7 @@
             <w:noProof/>
             <w:webHidden/>
           </w:rPr>
-          <w:instrText xml:space="preserve"> PAGEREF _Toc242137277 \h </w:instrText>
+          <w:instrText xml:space="preserve"> PAGEREF _Toc242175445 \h </w:instrText>
         </w:r>
         <w:r>
           <w:rPr>
@@ -1912,7 +1912,7 @@
           <w14:ligatures w14:val="standardContextual"/>
         </w:rPr>
       </w:pPr>
-      <w:hyperlink w:anchor="_Toc242137278" w:history="1">
+      <w:hyperlink w:anchor="_Toc242175446" w:history="1">
         <w:r>
           <w:rPr>
             <w:rStyle w:val="aff8"/>
@@ -1939,7 +1939,7 @@
             <w:noProof/>
             <w:webHidden/>
           </w:rPr>
-          <w:instrText xml:space="preserve"> PAGEREF _Toc242137278 \h </w:instrText>
+          <w:instrText xml:space="preserve"> PAGEREF _Toc242175446 \h </w:instrText>
         </w:r>
         <w:r>
           <w:rPr>
@@ -1985,7 +1985,7 @@
           <w14:ligatures w14:val="standardContextual"/>
         </w:rPr>
       </w:pPr>
-      <w:hyperlink w:anchor="_Toc242137279" w:history="1">
+      <w:hyperlink w:anchor="_Toc242175447" w:history="1">
         <w:r>
           <w:rPr>
             <w:rStyle w:val="aff8"/>
@@ -2012,7 +2012,7 @@
             <w:noProof/>
             <w:webHidden/>
           </w:rPr>
-          <w:instrText xml:space="preserve"> PAGEREF _Toc242137279 \h </w:instrText>
+          <w:instrText xml:space="preserve"> PAGEREF _Toc242175447 \h </w:instrText>
         </w:r>
         <w:r>
           <w:rPr>
@@ -2058,7 +2058,7 @@
         <w:ind w:firstLine="0"/>
         <w:jc w:val="center"/>
       </w:pPr>
-      <w:bookmarkStart w:id="0" w:name="_Toc242137256"/>
+      <w:bookmarkStart w:id="0" w:name="_Toc242175424"/>
       <w:r>
         <w:lastRenderedPageBreak/>
         <w:t>ПЕРЕЧЕНЬ ТЕРМИНОВ И СОКРАЩЕНИЙ</w:t>
@@ -3320,7 +3320,7 @@
         <w:pStyle w:val="1"/>
         <w:pageBreakBefore/>
       </w:pPr>
-      <w:bookmarkStart w:id="1" w:name="_Toc242137257"/>
+      <w:bookmarkStart w:id="1" w:name="_Toc242175425"/>
       <w:r>
         <w:lastRenderedPageBreak/>
         <w:t>1 Введение</w:t>
@@ -3331,7 +3331,7 @@
       <w:pPr>
         <w:pStyle w:val="21"/>
       </w:pPr>
-      <w:bookmarkStart w:id="2" w:name="_Toc242137258"/>
+      <w:bookmarkStart w:id="2" w:name="_Toc242175426"/>
       <w:r>
         <w:t>1.1 Область применения</w:t>
       </w:r>
@@ -3346,7 +3346,7 @@
       <w:pPr>
         <w:pStyle w:val="21"/>
       </w:pPr>
-      <w:bookmarkStart w:id="3" w:name="_Toc242137259"/>
+      <w:bookmarkStart w:id="3" w:name="_Toc242175427"/>
       <w:r>
         <w:t>1.2 Краткое описание возможностей</w:t>
       </w:r>
@@ -3396,7 +3396,7 @@
       <w:pPr>
         <w:pStyle w:val="21"/>
       </w:pPr>
-      <w:bookmarkStart w:id="4" w:name="_Toc242137260"/>
+      <w:bookmarkStart w:id="4" w:name="_Toc242175428"/>
       <w:r>
         <w:t>1.3 Уровень подготовки пользователя</w:t>
       </w:r>
@@ -3411,7 +3411,7 @@
       <w:pPr>
         <w:pStyle w:val="21"/>
       </w:pPr>
-      <w:bookmarkStart w:id="5" w:name="_Toc242137261"/>
+      <w:bookmarkStart w:id="5" w:name="_Toc242175429"/>
       <w:r>
         <w:t>1.4 Перечень эксплуатационной документации</w:t>
       </w:r>
@@ -3615,7 +3615,7 @@
         <w:pStyle w:val="1"/>
         <w:pageBreakBefore/>
       </w:pPr>
-      <w:bookmarkStart w:id="6" w:name="_Toc242137262"/>
+      <w:bookmarkStart w:id="6" w:name="_Toc242175430"/>
       <w:r>
         <w:lastRenderedPageBreak/>
         <w:t>2 Назначение и условия применения</w:t>
@@ -3657,7 +3657,7 @@
         <w:pStyle w:val="1"/>
         <w:pageBreakBefore/>
       </w:pPr>
-      <w:bookmarkStart w:id="7" w:name="_Toc242137263"/>
+      <w:bookmarkStart w:id="7" w:name="_Toc242175431"/>
       <w:r>
         <w:lastRenderedPageBreak/>
         <w:t>3 Подготовка к работе</w:t>
@@ -3668,7 +3668,7 @@
       <w:pPr>
         <w:pStyle w:val="21"/>
       </w:pPr>
-      <w:bookmarkStart w:id="8" w:name="_Toc242137264"/>
+      <w:bookmarkStart w:id="8" w:name="_Toc242175432"/>
       <w:r>
         <w:t>3.1 Состав дистрибутива</w:t>
       </w:r>
@@ -3683,7 +3683,7 @@
       <w:pPr>
         <w:pStyle w:val="21"/>
       </w:pPr>
-      <w:bookmarkStart w:id="9" w:name="_Toc242137265"/>
+      <w:bookmarkStart w:id="9" w:name="_Toc242175433"/>
       <w:r>
         <w:t>3.2 Порядок входа в систему</w:t>
       </w:r>
@@ -3718,7 +3718,7 @@
       <w:pPr>
         <w:pStyle w:val="21"/>
       </w:pPr>
-      <w:bookmarkStart w:id="10" w:name="_Toc242137266"/>
+      <w:bookmarkStart w:id="10" w:name="_Toc242175434"/>
       <w:r>
         <w:t>3.3 Проверка работоспособности</w:t>
       </w:r>
@@ -3734,7 +3734,7 @@
         <w:pStyle w:val="1"/>
         <w:pageBreakBefore/>
       </w:pPr>
-      <w:bookmarkStart w:id="11" w:name="_Toc242137267"/>
+      <w:bookmarkStart w:id="11" w:name="_Toc242175435"/>
       <w:r>
         <w:lastRenderedPageBreak/>
         <w:t>4 Описание операций</w:t>
@@ -3745,7 +3745,7 @@
       <w:pPr>
         <w:pStyle w:val="21"/>
       </w:pPr>
-      <w:bookmarkStart w:id="12" w:name="_Toc242137268"/>
+      <w:bookmarkStart w:id="12" w:name="_Toc242175436"/>
       <w:r>
         <w:t>4.1 Общие приёмы работы</w:t>
       </w:r>
@@ -4017,7 +4017,7 @@
       <w:pPr>
         <w:pStyle w:val="21"/>
       </w:pPr>
-      <w:bookmarkStart w:id="13" w:name="_Toc242137269"/>
+      <w:bookmarkStart w:id="13" w:name="_Toc242175437"/>
       <w:r>
         <w:t>4.2 Операции менеджера по продажам</w:t>
       </w:r>
@@ -4530,7 +4530,7 @@
               <w:pStyle w:val="GostTable"/>
             </w:pPr>
             <w:r>
-              <w:t>Заданы условия рассрочки</w:t>
+              <w:t>Заданы планы оплаты</w:t>
             </w:r>
           </w:p>
         </w:tc>
@@ -4543,7 +4543,7 @@
               <w:pStyle w:val="GostTable"/>
             </w:pPr>
             <w:r>
-              <w:t>Карточка объекта или сделка → «Рассрочка»: сравнение сроков, график выбранного срока, «Печать». В сделке без графика — «Создать график»: стоимость по договору и график заполняются по варианту и дальше правятся вручную</w:t>
+              <w:t>Карточка объекта или сделка → «Рассрочка»: сравнение планов, график выбранного плана, «Печать». В сделке без графика — «Создать график»: стоимость по договору и график заполняются по плану, все платежи получают тип плана; дальше график правится вручную</w:t>
             </w:r>
           </w:p>
         </w:tc>
@@ -4611,7 +4611,7 @@
       <w:pPr>
         <w:pStyle w:val="21"/>
       </w:pPr>
-      <w:bookmarkStart w:id="14" w:name="_Toc242137270"/>
+      <w:bookmarkStart w:id="14" w:name="_Toc242175438"/>
       <w:r>
         <w:t>4.3 Операции руководителя отдела продаж</w:t>
       </w:r>
@@ -5016,7 +5016,7 @@
       <w:pPr>
         <w:pStyle w:val="21"/>
       </w:pPr>
-      <w:bookmarkStart w:id="15" w:name="_Toc242137271"/>
+      <w:bookmarkStart w:id="15" w:name="_Toc242175439"/>
       <w:r>
         <w:t>4.4 Операции специалиста по оформлению</w:t>
       </w:r>
@@ -5377,7 +5377,7 @@
       <w:pPr>
         <w:pStyle w:val="21"/>
       </w:pPr>
-      <w:bookmarkStart w:id="16" w:name="_Toc242137272"/>
+      <w:bookmarkStart w:id="16" w:name="_Toc242175440"/>
       <w:r>
         <w:t>4.5 Операции финансиста</w:t>
       </w:r>
@@ -5782,7 +5782,7 @@
       <w:pPr>
         <w:pStyle w:val="21"/>
       </w:pPr>
-      <w:bookmarkStart w:id="17" w:name="_Toc242137273"/>
+      <w:bookmarkStart w:id="17" w:name="_Toc242175441"/>
       <w:r>
         <w:t>4.6 Операции наблюдателя (руководства компании)</w:t>
       </w:r>
@@ -5797,7 +5797,7 @@
       <w:pPr>
         <w:pStyle w:val="21"/>
       </w:pPr>
-      <w:bookmarkStart w:id="18" w:name="_Toc242137274"/>
+      <w:bookmarkStart w:id="18" w:name="_Toc242175442"/>
       <w:r>
         <w:t>4.7 Операции администратора</w:t>
       </w:r>
@@ -6162,7 +6162,7 @@
               <w:pStyle w:val="GostTable"/>
             </w:pPr>
             <w:r>
-              <w:t>Условия рассрочки</w:t>
+              <w:t>Планы оплаты</w:t>
             </w:r>
           </w:p>
         </w:tc>
@@ -6175,7 +6175,7 @@
               <w:pStyle w:val="GostTable"/>
             </w:pPr>
             <w:r>
-              <w:t>Права на ресурс «Скидки»</w:t>
+              <w:t>Права на ресурс «Типы платежей»</w:t>
             </w:r>
           </w:p>
         </w:tc>
@@ -6188,7 +6188,7 @@
               <w:pStyle w:val="GostTable"/>
             </w:pPr>
             <w:r>
-              <w:t>«Настройки» → «Рассрочка»: срок (0 — полная оплата), скидка за срок, минимальный первый взнос, признак «Действует»</w:t>
+              <w:t>«Настройки» → «Финансы» → «Типы платежей»: у типа задаётся «План оплаты» (100% сразу; взнос и ежемесячные платежи; взнос и остаток одним платежом), срок, скидка и минимальный взнос. Правка — двойным щелчком по ячейке. Используемые тип и счёт не удаляются, их переименовывают</w:t>
             </w:r>
           </w:p>
         </w:tc>
@@ -6434,7 +6434,7 @@
         <w:pStyle w:val="1"/>
         <w:pageBreakBefore/>
       </w:pPr>
-      <w:bookmarkStart w:id="19" w:name="_Toc242137275"/>
+      <w:bookmarkStart w:id="19" w:name="_Toc242175443"/>
       <w:r>
         <w:lastRenderedPageBreak/>
         <w:t>5 Аварийные ситуации</w:t>
@@ -7123,7 +7123,7 @@
         <w:pStyle w:val="1"/>
         <w:pageBreakBefore/>
       </w:pPr>
-      <w:bookmarkStart w:id="20" w:name="_Toc242137276"/>
+      <w:bookmarkStart w:id="20" w:name="_Toc242175444"/>
       <w:r>
         <w:lastRenderedPageBreak/>
         <w:t>6 Рекомендации по освоению</w:t>
@@ -7157,7 +7157,7 @@
         <w:ind w:firstLine="0"/>
         <w:jc w:val="center"/>
       </w:pPr>
-      <w:bookmarkStart w:id="21" w:name="_Toc242137277"/>
+      <w:bookmarkStart w:id="21" w:name="_Toc242175445"/>
       <w:r>
         <w:lastRenderedPageBreak/>
         <w:t>Приложение А</w:t>
@@ -7559,7 +7559,7 @@
         <w:ind w:firstLine="0"/>
         <w:jc w:val="center"/>
       </w:pPr>
-      <w:bookmarkStart w:id="22" w:name="_Toc242137278"/>
+      <w:bookmarkStart w:id="22" w:name="_Toc242175446"/>
       <w:r>
         <w:lastRenderedPageBreak/>
         <w:t>Приложение Б</w:t>
@@ -7875,7 +7875,7 @@
         <w:ind w:firstLine="0"/>
         <w:jc w:val="center"/>
       </w:pPr>
-      <w:bookmarkStart w:id="23" w:name="_Toc242137279"/>
+      <w:bookmarkStart w:id="23" w:name="_Toc242175447"/>
       <w:r>
         <w:lastRenderedPageBreak/>
         <w:t>ЛИСТ РЕГИСТРАЦИИ ИЗМЕНЕНИЙ</w:t>
@@ -9937,31 +9937,31 @@
       </w:rPr>
     </w:lvl>
   </w:abstractNum>
-  <w:num w:numId="1" w16cid:durableId="1774937811">
+  <w:num w:numId="1" w16cid:durableId="1673605312">
     <w:abstractNumId w:val="8"/>
   </w:num>
-  <w:num w:numId="2" w16cid:durableId="2033650997">
+  <w:num w:numId="2" w16cid:durableId="1076247692">
     <w:abstractNumId w:val="6"/>
   </w:num>
-  <w:num w:numId="3" w16cid:durableId="1941713988">
+  <w:num w:numId="3" w16cid:durableId="736627747">
     <w:abstractNumId w:val="5"/>
   </w:num>
-  <w:num w:numId="4" w16cid:durableId="1882086479">
+  <w:num w:numId="4" w16cid:durableId="1075977269">
     <w:abstractNumId w:val="4"/>
   </w:num>
-  <w:num w:numId="5" w16cid:durableId="1793864291">
+  <w:num w:numId="5" w16cid:durableId="312372634">
     <w:abstractNumId w:val="7"/>
   </w:num>
-  <w:num w:numId="6" w16cid:durableId="576940235">
+  <w:num w:numId="6" w16cid:durableId="1472551002">
     <w:abstractNumId w:val="3"/>
   </w:num>
-  <w:num w:numId="7" w16cid:durableId="421220552">
+  <w:num w:numId="7" w16cid:durableId="1351755366">
     <w:abstractNumId w:val="2"/>
   </w:num>
-  <w:num w:numId="8" w16cid:durableId="1719552749">
+  <w:num w:numId="8" w16cid:durableId="1701585009">
     <w:abstractNumId w:val="1"/>
   </w:num>
-  <w:num w:numId="9" w16cid:durableId="48262953">
+  <w:num w:numId="9" w16cid:durableId="1867523521">
     <w:abstractNumId w:val="0"/>
   </w:num>
 </w:numbering>
@@ -21494,7 +21494,7 @@
     <w:autoRedefine/>
     <w:uiPriority w:val="39"/>
     <w:unhideWhenUsed/>
-    <w:rsid w:val="008B438E"/>
+    <w:rsid w:val="00ED04A9"/>
     <w:pPr>
       <w:spacing w:after="100"/>
     </w:pPr>
@@ -21506,7 +21506,7 @@
     <w:autoRedefine/>
     <w:uiPriority w:val="39"/>
     <w:unhideWhenUsed/>
-    <w:rsid w:val="008B438E"/>
+    <w:rsid w:val="00ED04A9"/>
     <w:pPr>
       <w:spacing w:after="100"/>
       <w:ind w:left="240"/>
@@ -21517,7 +21517,7 @@
     <w:basedOn w:val="a2"/>
     <w:uiPriority w:val="99"/>
     <w:unhideWhenUsed/>
-    <w:rsid w:val="008B438E"/>
+    <w:rsid w:val="00ED04A9"/>
     <w:rPr>
       <w:color w:val="0000FF" w:themeColor="hyperlink"/>
       <w:u w:val="single"/>

--- a/docs/gost/out/07_И3_Руководство_пользователя.docx
+++ b/docs/gost/out/07_И3_Руководство_пользователя.docx
@@ -306,7 +306,7 @@
       <w:r>
         <w:fldChar w:fldCharType="separate"/>
       </w:r>
-      <w:hyperlink w:anchor="_Toc242175424" w:history="1">
+      <w:hyperlink w:anchor="_Toc242192722" w:history="1">
         <w:r>
           <w:rPr>
             <w:rStyle w:val="aff8"/>
@@ -333,7 +333,7 @@
             <w:noProof/>
             <w:webHidden/>
           </w:rPr>
-          <w:instrText xml:space="preserve"> PAGEREF _Toc242175424 \h </w:instrText>
+          <w:instrText xml:space="preserve"> PAGEREF _Toc242192722 \h </w:instrText>
         </w:r>
         <w:r>
           <w:rPr>
@@ -379,7 +379,7 @@
           <w14:ligatures w14:val="standardContextual"/>
         </w:rPr>
       </w:pPr>
-      <w:hyperlink w:anchor="_Toc242175425" w:history="1">
+      <w:hyperlink w:anchor="_Toc242192723" w:history="1">
         <w:r>
           <w:rPr>
             <w:rStyle w:val="aff8"/>
@@ -406,7 +406,7 @@
             <w:noProof/>
             <w:webHidden/>
           </w:rPr>
-          <w:instrText xml:space="preserve"> PAGEREF _Toc242175425 \h </w:instrText>
+          <w:instrText xml:space="preserve"> PAGEREF _Toc242192723 \h </w:instrText>
         </w:r>
         <w:r>
           <w:rPr>
@@ -452,7 +452,7 @@
           <w14:ligatures w14:val="standardContextual"/>
         </w:rPr>
       </w:pPr>
-      <w:hyperlink w:anchor="_Toc242175426" w:history="1">
+      <w:hyperlink w:anchor="_Toc242192724" w:history="1">
         <w:r>
           <w:rPr>
             <w:rStyle w:val="aff8"/>
@@ -479,7 +479,7 @@
             <w:noProof/>
             <w:webHidden/>
           </w:rPr>
-          <w:instrText xml:space="preserve"> PAGEREF _Toc242175426 \h </w:instrText>
+          <w:instrText xml:space="preserve"> PAGEREF _Toc242192724 \h </w:instrText>
         </w:r>
         <w:r>
           <w:rPr>
@@ -525,7 +525,7 @@
           <w14:ligatures w14:val="standardContextual"/>
         </w:rPr>
       </w:pPr>
-      <w:hyperlink w:anchor="_Toc242175427" w:history="1">
+      <w:hyperlink w:anchor="_Toc242192725" w:history="1">
         <w:r>
           <w:rPr>
             <w:rStyle w:val="aff8"/>
@@ -552,7 +552,7 @@
             <w:noProof/>
             <w:webHidden/>
           </w:rPr>
-          <w:instrText xml:space="preserve"> PAGEREF _Toc242175427 \h </w:instrText>
+          <w:instrText xml:space="preserve"> PAGEREF _Toc242192725 \h </w:instrText>
         </w:r>
         <w:r>
           <w:rPr>
@@ -598,7 +598,7 @@
           <w14:ligatures w14:val="standardContextual"/>
         </w:rPr>
       </w:pPr>
-      <w:hyperlink w:anchor="_Toc242175428" w:history="1">
+      <w:hyperlink w:anchor="_Toc242192726" w:history="1">
         <w:r>
           <w:rPr>
             <w:rStyle w:val="aff8"/>
@@ -625,7 +625,7 @@
             <w:noProof/>
             <w:webHidden/>
           </w:rPr>
-          <w:instrText xml:space="preserve"> PAGEREF _Toc242175428 \h </w:instrText>
+          <w:instrText xml:space="preserve"> PAGEREF _Toc242192726 \h </w:instrText>
         </w:r>
         <w:r>
           <w:rPr>
@@ -671,7 +671,7 @@
           <w14:ligatures w14:val="standardContextual"/>
         </w:rPr>
       </w:pPr>
-      <w:hyperlink w:anchor="_Toc242175429" w:history="1">
+      <w:hyperlink w:anchor="_Toc242192727" w:history="1">
         <w:r>
           <w:rPr>
             <w:rStyle w:val="aff8"/>
@@ -698,7 +698,7 @@
             <w:noProof/>
             <w:webHidden/>
           </w:rPr>
-          <w:instrText xml:space="preserve"> PAGEREF _Toc242175429 \h </w:instrText>
+          <w:instrText xml:space="preserve"> PAGEREF _Toc242192727 \h </w:instrText>
         </w:r>
         <w:r>
           <w:rPr>
@@ -744,7 +744,7 @@
           <w14:ligatures w14:val="standardContextual"/>
         </w:rPr>
       </w:pPr>
-      <w:hyperlink w:anchor="_Toc242175430" w:history="1">
+      <w:hyperlink w:anchor="_Toc242192728" w:history="1">
         <w:r>
           <w:rPr>
             <w:rStyle w:val="aff8"/>
@@ -771,7 +771,7 @@
             <w:noProof/>
             <w:webHidden/>
           </w:rPr>
-          <w:instrText xml:space="preserve"> PAGEREF _Toc242175430 \h </w:instrText>
+          <w:instrText xml:space="preserve"> PAGEREF _Toc242192728 \h </w:instrText>
         </w:r>
         <w:r>
           <w:rPr>
@@ -817,7 +817,7 @@
           <w14:ligatures w14:val="standardContextual"/>
         </w:rPr>
       </w:pPr>
-      <w:hyperlink w:anchor="_Toc242175431" w:history="1">
+      <w:hyperlink w:anchor="_Toc242192729" w:history="1">
         <w:r>
           <w:rPr>
             <w:rStyle w:val="aff8"/>
@@ -844,7 +844,7 @@
             <w:noProof/>
             <w:webHidden/>
           </w:rPr>
-          <w:instrText xml:space="preserve"> PAGEREF _Toc242175431 \h </w:instrText>
+          <w:instrText xml:space="preserve"> PAGEREF _Toc242192729 \h </w:instrText>
         </w:r>
         <w:r>
           <w:rPr>
@@ -890,7 +890,7 @@
           <w14:ligatures w14:val="standardContextual"/>
         </w:rPr>
       </w:pPr>
-      <w:hyperlink w:anchor="_Toc242175432" w:history="1">
+      <w:hyperlink w:anchor="_Toc242192730" w:history="1">
         <w:r>
           <w:rPr>
             <w:rStyle w:val="aff8"/>
@@ -917,7 +917,7 @@
             <w:noProof/>
             <w:webHidden/>
           </w:rPr>
-          <w:instrText xml:space="preserve"> PAGEREF _Toc242175432 \h </w:instrText>
+          <w:instrText xml:space="preserve"> PAGEREF _Toc242192730 \h </w:instrText>
         </w:r>
         <w:r>
           <w:rPr>
@@ -963,7 +963,7 @@
           <w14:ligatures w14:val="standardContextual"/>
         </w:rPr>
       </w:pPr>
-      <w:hyperlink w:anchor="_Toc242175433" w:history="1">
+      <w:hyperlink w:anchor="_Toc242192731" w:history="1">
         <w:r>
           <w:rPr>
             <w:rStyle w:val="aff8"/>
@@ -990,7 +990,7 @@
             <w:noProof/>
             <w:webHidden/>
           </w:rPr>
-          <w:instrText xml:space="preserve"> PAGEREF _Toc242175433 \h </w:instrText>
+          <w:instrText xml:space="preserve"> PAGEREF _Toc242192731 \h </w:instrText>
         </w:r>
         <w:r>
           <w:rPr>
@@ -1036,7 +1036,7 @@
           <w14:ligatures w14:val="standardContextual"/>
         </w:rPr>
       </w:pPr>
-      <w:hyperlink w:anchor="_Toc242175434" w:history="1">
+      <w:hyperlink w:anchor="_Toc242192732" w:history="1">
         <w:r>
           <w:rPr>
             <w:rStyle w:val="aff8"/>
@@ -1063,7 +1063,7 @@
             <w:noProof/>
             <w:webHidden/>
           </w:rPr>
-          <w:instrText xml:space="preserve"> PAGEREF _Toc242175434 \h </w:instrText>
+          <w:instrText xml:space="preserve"> PAGEREF _Toc242192732 \h </w:instrText>
         </w:r>
         <w:r>
           <w:rPr>
@@ -1109,7 +1109,7 @@
           <w14:ligatures w14:val="standardContextual"/>
         </w:rPr>
       </w:pPr>
-      <w:hyperlink w:anchor="_Toc242175435" w:history="1">
+      <w:hyperlink w:anchor="_Toc242192733" w:history="1">
         <w:r>
           <w:rPr>
             <w:rStyle w:val="aff8"/>
@@ -1136,7 +1136,7 @@
             <w:noProof/>
             <w:webHidden/>
           </w:rPr>
-          <w:instrText xml:space="preserve"> PAGEREF _Toc242175435 \h </w:instrText>
+          <w:instrText xml:space="preserve"> PAGEREF _Toc242192733 \h </w:instrText>
         </w:r>
         <w:r>
           <w:rPr>
@@ -1182,7 +1182,7 @@
           <w14:ligatures w14:val="standardContextual"/>
         </w:rPr>
       </w:pPr>
-      <w:hyperlink w:anchor="_Toc242175436" w:history="1">
+      <w:hyperlink w:anchor="_Toc242192734" w:history="1">
         <w:r>
           <w:rPr>
             <w:rStyle w:val="aff8"/>
@@ -1209,7 +1209,7 @@
             <w:noProof/>
             <w:webHidden/>
           </w:rPr>
-          <w:instrText xml:space="preserve"> PAGEREF _Toc242175436 \h </w:instrText>
+          <w:instrText xml:space="preserve"> PAGEREF _Toc242192734 \h </w:instrText>
         </w:r>
         <w:r>
           <w:rPr>
@@ -1255,7 +1255,7 @@
           <w14:ligatures w14:val="standardContextual"/>
         </w:rPr>
       </w:pPr>
-      <w:hyperlink w:anchor="_Toc242175437" w:history="1">
+      <w:hyperlink w:anchor="_Toc242192735" w:history="1">
         <w:r>
           <w:rPr>
             <w:rStyle w:val="aff8"/>
@@ -1282,7 +1282,7 @@
             <w:noProof/>
             <w:webHidden/>
           </w:rPr>
-          <w:instrText xml:space="preserve"> PAGEREF _Toc242175437 \h </w:instrText>
+          <w:instrText xml:space="preserve"> PAGEREF _Toc242192735 \h </w:instrText>
         </w:r>
         <w:r>
           <w:rPr>
@@ -1328,7 +1328,7 @@
           <w14:ligatures w14:val="standardContextual"/>
         </w:rPr>
       </w:pPr>
-      <w:hyperlink w:anchor="_Toc242175438" w:history="1">
+      <w:hyperlink w:anchor="_Toc242192736" w:history="1">
         <w:r>
           <w:rPr>
             <w:rStyle w:val="aff8"/>
@@ -1355,7 +1355,7 @@
             <w:noProof/>
             <w:webHidden/>
           </w:rPr>
-          <w:instrText xml:space="preserve"> PAGEREF _Toc242175438 \h </w:instrText>
+          <w:instrText xml:space="preserve"> PAGEREF _Toc242192736 \h </w:instrText>
         </w:r>
         <w:r>
           <w:rPr>
@@ -1401,7 +1401,7 @@
           <w14:ligatures w14:val="standardContextual"/>
         </w:rPr>
       </w:pPr>
-      <w:hyperlink w:anchor="_Toc242175439" w:history="1">
+      <w:hyperlink w:anchor="_Toc242192737" w:history="1">
         <w:r>
           <w:rPr>
             <w:rStyle w:val="aff8"/>
@@ -1428,7 +1428,7 @@
             <w:noProof/>
             <w:webHidden/>
           </w:rPr>
-          <w:instrText xml:space="preserve"> PAGEREF _Toc242175439 \h </w:instrText>
+          <w:instrText xml:space="preserve"> PAGEREF _Toc242192737 \h </w:instrText>
         </w:r>
         <w:r>
           <w:rPr>
@@ -1474,7 +1474,7 @@
           <w14:ligatures w14:val="standardContextual"/>
         </w:rPr>
       </w:pPr>
-      <w:hyperlink w:anchor="_Toc242175440" w:history="1">
+      <w:hyperlink w:anchor="_Toc242192738" w:history="1">
         <w:r>
           <w:rPr>
             <w:rStyle w:val="aff8"/>
@@ -1501,7 +1501,7 @@
             <w:noProof/>
             <w:webHidden/>
           </w:rPr>
-          <w:instrText xml:space="preserve"> PAGEREF _Toc242175440 \h </w:instrText>
+          <w:instrText xml:space="preserve"> PAGEREF _Toc242192738 \h </w:instrText>
         </w:r>
         <w:r>
           <w:rPr>
@@ -1547,7 +1547,7 @@
           <w14:ligatures w14:val="standardContextual"/>
         </w:rPr>
       </w:pPr>
-      <w:hyperlink w:anchor="_Toc242175441" w:history="1">
+      <w:hyperlink w:anchor="_Toc242192739" w:history="1">
         <w:r>
           <w:rPr>
             <w:rStyle w:val="aff8"/>
@@ -1574,7 +1574,7 @@
             <w:noProof/>
             <w:webHidden/>
           </w:rPr>
-          <w:instrText xml:space="preserve"> PAGEREF _Toc242175441 \h </w:instrText>
+          <w:instrText xml:space="preserve"> PAGEREF _Toc242192739 \h </w:instrText>
         </w:r>
         <w:r>
           <w:rPr>
@@ -1620,7 +1620,7 @@
           <w14:ligatures w14:val="standardContextual"/>
         </w:rPr>
       </w:pPr>
-      <w:hyperlink w:anchor="_Toc242175442" w:history="1">
+      <w:hyperlink w:anchor="_Toc242192740" w:history="1">
         <w:r>
           <w:rPr>
             <w:rStyle w:val="aff8"/>
@@ -1647,7 +1647,7 @@
             <w:noProof/>
             <w:webHidden/>
           </w:rPr>
-          <w:instrText xml:space="preserve"> PAGEREF _Toc242175442 \h </w:instrText>
+          <w:instrText xml:space="preserve"> PAGEREF _Toc242192740 \h </w:instrText>
         </w:r>
         <w:r>
           <w:rPr>
@@ -1693,7 +1693,7 @@
           <w14:ligatures w14:val="standardContextual"/>
         </w:rPr>
       </w:pPr>
-      <w:hyperlink w:anchor="_Toc242175443" w:history="1">
+      <w:hyperlink w:anchor="_Toc242192741" w:history="1">
         <w:r>
           <w:rPr>
             <w:rStyle w:val="aff8"/>
@@ -1720,7 +1720,7 @@
             <w:noProof/>
             <w:webHidden/>
           </w:rPr>
-          <w:instrText xml:space="preserve"> PAGEREF _Toc242175443 \h </w:instrText>
+          <w:instrText xml:space="preserve"> PAGEREF _Toc242192741 \h </w:instrText>
         </w:r>
         <w:r>
           <w:rPr>
@@ -1766,7 +1766,7 @@
           <w14:ligatures w14:val="standardContextual"/>
         </w:rPr>
       </w:pPr>
-      <w:hyperlink w:anchor="_Toc242175444" w:history="1">
+      <w:hyperlink w:anchor="_Toc242192742" w:history="1">
         <w:r>
           <w:rPr>
             <w:rStyle w:val="aff8"/>
@@ -1793,7 +1793,7 @@
             <w:noProof/>
             <w:webHidden/>
           </w:rPr>
-          <w:instrText xml:space="preserve"> PAGEREF _Toc242175444 \h </w:instrText>
+          <w:instrText xml:space="preserve"> PAGEREF _Toc242192742 \h </w:instrText>
         </w:r>
         <w:r>
           <w:rPr>
@@ -1839,7 +1839,7 @@
           <w14:ligatures w14:val="standardContextual"/>
         </w:rPr>
       </w:pPr>
-      <w:hyperlink w:anchor="_Toc242175445" w:history="1">
+      <w:hyperlink w:anchor="_Toc242192743" w:history="1">
         <w:r>
           <w:rPr>
             <w:rStyle w:val="aff8"/>
@@ -1866,7 +1866,7 @@
             <w:noProof/>
             <w:webHidden/>
           </w:rPr>
-          <w:instrText xml:space="preserve"> PAGEREF _Toc242175445 \h </w:instrText>
+          <w:instrText xml:space="preserve"> PAGEREF _Toc242192743 \h </w:instrText>
         </w:r>
         <w:r>
           <w:rPr>
@@ -1912,7 +1912,7 @@
           <w14:ligatures w14:val="standardContextual"/>
         </w:rPr>
       </w:pPr>
-      <w:hyperlink w:anchor="_Toc242175446" w:history="1">
+      <w:hyperlink w:anchor="_Toc242192744" w:history="1">
         <w:r>
           <w:rPr>
             <w:rStyle w:val="aff8"/>
@@ -1939,7 +1939,7 @@
             <w:noProof/>
             <w:webHidden/>
           </w:rPr>
-          <w:instrText xml:space="preserve"> PAGEREF _Toc242175446 \h </w:instrText>
+          <w:instrText xml:space="preserve"> PAGEREF _Toc242192744 \h </w:instrText>
         </w:r>
         <w:r>
           <w:rPr>
@@ -1985,7 +1985,7 @@
           <w14:ligatures w14:val="standardContextual"/>
         </w:rPr>
       </w:pPr>
-      <w:hyperlink w:anchor="_Toc242175447" w:history="1">
+      <w:hyperlink w:anchor="_Toc242192745" w:history="1">
         <w:r>
           <w:rPr>
             <w:rStyle w:val="aff8"/>
@@ -2012,7 +2012,7 @@
             <w:noProof/>
             <w:webHidden/>
           </w:rPr>
-          <w:instrText xml:space="preserve"> PAGEREF _Toc242175447 \h </w:instrText>
+          <w:instrText xml:space="preserve"> PAGEREF _Toc242192745 \h </w:instrText>
         </w:r>
         <w:r>
           <w:rPr>
@@ -2058,7 +2058,7 @@
         <w:ind w:firstLine="0"/>
         <w:jc w:val="center"/>
       </w:pPr>
-      <w:bookmarkStart w:id="0" w:name="_Toc242175424"/>
+      <w:bookmarkStart w:id="0" w:name="_Toc242192722"/>
       <w:r>
         <w:lastRenderedPageBreak/>
         <w:t>ПЕРЕЧЕНЬ ТЕРМИНОВ И СОКРАЩЕНИЙ</w:t>
@@ -3320,7 +3320,7 @@
         <w:pStyle w:val="1"/>
         <w:pageBreakBefore/>
       </w:pPr>
-      <w:bookmarkStart w:id="1" w:name="_Toc242175425"/>
+      <w:bookmarkStart w:id="1" w:name="_Toc242192723"/>
       <w:r>
         <w:lastRenderedPageBreak/>
         <w:t>1 Введение</w:t>
@@ -3331,7 +3331,7 @@
       <w:pPr>
         <w:pStyle w:val="21"/>
       </w:pPr>
-      <w:bookmarkStart w:id="2" w:name="_Toc242175426"/>
+      <w:bookmarkStart w:id="2" w:name="_Toc242192724"/>
       <w:r>
         <w:t>1.1 Область применения</w:t>
       </w:r>
@@ -3346,7 +3346,7 @@
       <w:pPr>
         <w:pStyle w:val="21"/>
       </w:pPr>
-      <w:bookmarkStart w:id="3" w:name="_Toc242175427"/>
+      <w:bookmarkStart w:id="3" w:name="_Toc242192725"/>
       <w:r>
         <w:t>1.2 Краткое описание возможностей</w:t>
       </w:r>
@@ -3396,7 +3396,7 @@
       <w:pPr>
         <w:pStyle w:val="21"/>
       </w:pPr>
-      <w:bookmarkStart w:id="4" w:name="_Toc242175428"/>
+      <w:bookmarkStart w:id="4" w:name="_Toc242192726"/>
       <w:r>
         <w:t>1.3 Уровень подготовки пользователя</w:t>
       </w:r>
@@ -3411,7 +3411,7 @@
       <w:pPr>
         <w:pStyle w:val="21"/>
       </w:pPr>
-      <w:bookmarkStart w:id="5" w:name="_Toc242175429"/>
+      <w:bookmarkStart w:id="5" w:name="_Toc242192727"/>
       <w:r>
         <w:t>1.4 Перечень эксплуатационной документации</w:t>
       </w:r>
@@ -3615,7 +3615,7 @@
         <w:pStyle w:val="1"/>
         <w:pageBreakBefore/>
       </w:pPr>
-      <w:bookmarkStart w:id="6" w:name="_Toc242175430"/>
+      <w:bookmarkStart w:id="6" w:name="_Toc242192728"/>
       <w:r>
         <w:lastRenderedPageBreak/>
         <w:t>2 Назначение и условия применения</w:t>
@@ -3657,7 +3657,7 @@
         <w:pStyle w:val="1"/>
         <w:pageBreakBefore/>
       </w:pPr>
-      <w:bookmarkStart w:id="7" w:name="_Toc242175431"/>
+      <w:bookmarkStart w:id="7" w:name="_Toc242192729"/>
       <w:r>
         <w:lastRenderedPageBreak/>
         <w:t>3 Подготовка к работе</w:t>
@@ -3668,7 +3668,7 @@
       <w:pPr>
         <w:pStyle w:val="21"/>
       </w:pPr>
-      <w:bookmarkStart w:id="8" w:name="_Toc242175432"/>
+      <w:bookmarkStart w:id="8" w:name="_Toc242192730"/>
       <w:r>
         <w:t>3.1 Состав дистрибутива</w:t>
       </w:r>
@@ -3683,7 +3683,7 @@
       <w:pPr>
         <w:pStyle w:val="21"/>
       </w:pPr>
-      <w:bookmarkStart w:id="9" w:name="_Toc242175433"/>
+      <w:bookmarkStart w:id="9" w:name="_Toc242192731"/>
       <w:r>
         <w:t>3.2 Порядок входа в систему</w:t>
       </w:r>
@@ -3718,7 +3718,7 @@
       <w:pPr>
         <w:pStyle w:val="21"/>
       </w:pPr>
-      <w:bookmarkStart w:id="10" w:name="_Toc242175434"/>
+      <w:bookmarkStart w:id="10" w:name="_Toc242192732"/>
       <w:r>
         <w:t>3.3 Проверка работоспособности</w:t>
       </w:r>
@@ -3734,7 +3734,7 @@
         <w:pStyle w:val="1"/>
         <w:pageBreakBefore/>
       </w:pPr>
-      <w:bookmarkStart w:id="11" w:name="_Toc242175435"/>
+      <w:bookmarkStart w:id="11" w:name="_Toc242192733"/>
       <w:r>
         <w:lastRenderedPageBreak/>
         <w:t>4 Описание операций</w:t>
@@ -3745,7 +3745,7 @@
       <w:pPr>
         <w:pStyle w:val="21"/>
       </w:pPr>
-      <w:bookmarkStart w:id="12" w:name="_Toc242175436"/>
+      <w:bookmarkStart w:id="12" w:name="_Toc242192734"/>
       <w:r>
         <w:t>4.1 Общие приёмы работы</w:t>
       </w:r>
@@ -4017,7 +4017,7 @@
       <w:pPr>
         <w:pStyle w:val="21"/>
       </w:pPr>
-      <w:bookmarkStart w:id="13" w:name="_Toc242175437"/>
+      <w:bookmarkStart w:id="13" w:name="_Toc242192735"/>
       <w:r>
         <w:t>4.2 Операции менеджера по продажам</w:t>
       </w:r>
@@ -4452,7 +4452,7 @@
               <w:pStyle w:val="GostTable"/>
             </w:pPr>
             <w:r>
-              <w:t>Шаг 2: «Применить скидки», стоимость по договору, примечание → «Сохранить и перейти к графику». Валюта сделки задана при брони и не меняется</w:t>
+              <w:t>Шаг 2: «План оплаты», «Применить скидки», стоимость по договору, примечание → «Сохранить и перейти к графику». Скидка «только для планов» доступна, если в сделке выбран один из её планов: сначала скидки дают цену, затем план делит её на платежи. Валюта сделки задана при брони и не меняется</w:t>
             </w:r>
           </w:p>
         </w:tc>
@@ -4543,7 +4543,7 @@
               <w:pStyle w:val="GostTable"/>
             </w:pPr>
             <w:r>
-              <w:t>Карточка объекта или сделка → «Рассрочка»: сравнение планов, график выбранного плана, «Печать». В сделке без графика — «Создать график»: стоимость по договору и график заполняются по плану, все платежи получают тип плана; дальше график правится вручную</w:t>
+              <w:t>Карточка объекта или сделка → «Рассрочка»: отметить скидки, сравнить планы (в колонке плана учтены только скидки, действующие при нём), график выбранного плана, «Печать». В сделке без графика — «Создать график»: в сделку записываются план, его скидки и стоимость по договору, график заполняется по плану, все платежи получают тип плана; дальше график правится вручную</w:t>
             </w:r>
           </w:p>
         </w:tc>
@@ -4611,7 +4611,7 @@
       <w:pPr>
         <w:pStyle w:val="21"/>
       </w:pPr>
-      <w:bookmarkStart w:id="14" w:name="_Toc242175438"/>
+      <w:bookmarkStart w:id="14" w:name="_Toc242192736"/>
       <w:r>
         <w:t>4.3 Операции руководителя отдела продаж</w:t>
       </w:r>
@@ -5016,7 +5016,7 @@
       <w:pPr>
         <w:pStyle w:val="21"/>
       </w:pPr>
-      <w:bookmarkStart w:id="15" w:name="_Toc242175439"/>
+      <w:bookmarkStart w:id="15" w:name="_Toc242192737"/>
       <w:r>
         <w:t>4.4 Операции специалиста по оформлению</w:t>
       </w:r>
@@ -5245,6 +5245,7 @@
               <w:pStyle w:val="GostTable"/>
             </w:pPr>
             <w:r>
+              <w:lastRenderedPageBreak/>
               <w:t>Регистрация подписания</w:t>
             </w:r>
           </w:p>
@@ -5290,7 +5291,6 @@
               <w:pStyle w:val="GostTable"/>
             </w:pPr>
             <w:r>
-              <w:lastRenderedPageBreak/>
               <w:t>Расторжение</w:t>
             </w:r>
           </w:p>
@@ -5377,7 +5377,7 @@
       <w:pPr>
         <w:pStyle w:val="21"/>
       </w:pPr>
-      <w:bookmarkStart w:id="16" w:name="_Toc242175440"/>
+      <w:bookmarkStart w:id="16" w:name="_Toc242192738"/>
       <w:r>
         <w:t>4.5 Операции финансиста</w:t>
       </w:r>
@@ -5782,7 +5782,7 @@
       <w:pPr>
         <w:pStyle w:val="21"/>
       </w:pPr>
-      <w:bookmarkStart w:id="17" w:name="_Toc242175441"/>
+      <w:bookmarkStart w:id="17" w:name="_Toc242192739"/>
       <w:r>
         <w:t>4.6 Операции наблюдателя (руководства компании)</w:t>
       </w:r>
@@ -5797,7 +5797,7 @@
       <w:pPr>
         <w:pStyle w:val="21"/>
       </w:pPr>
-      <w:bookmarkStart w:id="18" w:name="_Toc242175442"/>
+      <w:bookmarkStart w:id="18" w:name="_Toc242192740"/>
       <w:r>
         <w:t>4.7 Операции администратора</w:t>
       </w:r>
@@ -6026,6 +6026,7 @@
               <w:pStyle w:val="GostTable"/>
             </w:pPr>
             <w:r>
+              <w:lastRenderedPageBreak/>
               <w:t>Роли</w:t>
             </w:r>
           </w:p>
@@ -6071,7 +6072,6 @@
               <w:pStyle w:val="GostTable"/>
             </w:pPr>
             <w:r>
-              <w:lastRenderedPageBreak/>
               <w:t>Доступ к разделу «Настройки»</w:t>
             </w:r>
           </w:p>
@@ -6188,7 +6188,7 @@
               <w:pStyle w:val="GostTable"/>
             </w:pPr>
             <w:r>
-              <w:t>«Настройки» → «Финансы» → «Типы платежей»: у типа задаётся «План оплаты» (100% сразу; взнос и ежемесячные платежи; взнос и остаток одним платежом), срок, скидка и минимальный взнос. Правка — двойным щелчком по ячейке. Используемые тип и счёт не удаляются, их переименовывают</w:t>
+              <w:t>«Настройки» → «Финансы» → «Типы платежей»: кнопка «Добавить тип» или значок карандаша открывают окно: название, «План оплаты» (100% сразу; взнос и ежемесячные платежи; взнос и остаток одним платежом), срок и минимальный взнос. Своей скидки у плана нет — скидку «только для планов» заводят в разделе «Скидки». Используемые тип и счёт не удаляются, их переименовывают</w:t>
             </w:r>
           </w:p>
         </w:tc>
@@ -6434,7 +6434,7 @@
         <w:pStyle w:val="1"/>
         <w:pageBreakBefore/>
       </w:pPr>
-      <w:bookmarkStart w:id="19" w:name="_Toc242175443"/>
+      <w:bookmarkStart w:id="19" w:name="_Toc242192741"/>
       <w:r>
         <w:lastRenderedPageBreak/>
         <w:t>5 Аварийные ситуации</w:t>
@@ -7123,7 +7123,7 @@
         <w:pStyle w:val="1"/>
         <w:pageBreakBefore/>
       </w:pPr>
-      <w:bookmarkStart w:id="20" w:name="_Toc242175444"/>
+      <w:bookmarkStart w:id="20" w:name="_Toc242192742"/>
       <w:r>
         <w:lastRenderedPageBreak/>
         <w:t>6 Рекомендации по освоению</w:t>
@@ -7157,7 +7157,7 @@
         <w:ind w:firstLine="0"/>
         <w:jc w:val="center"/>
       </w:pPr>
-      <w:bookmarkStart w:id="21" w:name="_Toc242175445"/>
+      <w:bookmarkStart w:id="21" w:name="_Toc242192743"/>
       <w:r>
         <w:lastRenderedPageBreak/>
         <w:t>Приложение А</w:t>
@@ -7559,7 +7559,7 @@
         <w:ind w:firstLine="0"/>
         <w:jc w:val="center"/>
       </w:pPr>
-      <w:bookmarkStart w:id="22" w:name="_Toc242175446"/>
+      <w:bookmarkStart w:id="22" w:name="_Toc242192744"/>
       <w:r>
         <w:lastRenderedPageBreak/>
         <w:t>Приложение Б</w:t>
@@ -7875,7 +7875,7 @@
         <w:ind w:firstLine="0"/>
         <w:jc w:val="center"/>
       </w:pPr>
-      <w:bookmarkStart w:id="23" w:name="_Toc242175447"/>
+      <w:bookmarkStart w:id="23" w:name="_Toc242192745"/>
       <w:r>
         <w:lastRenderedPageBreak/>
         <w:t>ЛИСТ РЕГИСТРАЦИИ ИЗМЕНЕНИЙ</w:t>
@@ -9937,31 +9937,31 @@
       </w:rPr>
     </w:lvl>
   </w:abstractNum>
-  <w:num w:numId="1" w16cid:durableId="1673605312">
+  <w:num w:numId="1" w16cid:durableId="65147720">
     <w:abstractNumId w:val="8"/>
   </w:num>
-  <w:num w:numId="2" w16cid:durableId="1076247692">
+  <w:num w:numId="2" w16cid:durableId="200898245">
     <w:abstractNumId w:val="6"/>
   </w:num>
-  <w:num w:numId="3" w16cid:durableId="736627747">
+  <w:num w:numId="3" w16cid:durableId="1715999306">
     <w:abstractNumId w:val="5"/>
   </w:num>
-  <w:num w:numId="4" w16cid:durableId="1075977269">
+  <w:num w:numId="4" w16cid:durableId="1392147982">
     <w:abstractNumId w:val="4"/>
   </w:num>
-  <w:num w:numId="5" w16cid:durableId="312372634">
+  <w:num w:numId="5" w16cid:durableId="832338494">
     <w:abstractNumId w:val="7"/>
   </w:num>
-  <w:num w:numId="6" w16cid:durableId="1472551002">
+  <w:num w:numId="6" w16cid:durableId="1278105700">
     <w:abstractNumId w:val="3"/>
   </w:num>
-  <w:num w:numId="7" w16cid:durableId="1351755366">
+  <w:num w:numId="7" w16cid:durableId="1700937350">
     <w:abstractNumId w:val="2"/>
   </w:num>
-  <w:num w:numId="8" w16cid:durableId="1701585009">
+  <w:num w:numId="8" w16cid:durableId="370343977">
     <w:abstractNumId w:val="1"/>
   </w:num>
-  <w:num w:numId="9" w16cid:durableId="1867523521">
+  <w:num w:numId="9" w16cid:durableId="17511086">
     <w:abstractNumId w:val="0"/>
   </w:num>
 </w:numbering>
@@ -21494,7 +21494,7 @@
     <w:autoRedefine/>
     <w:uiPriority w:val="39"/>
     <w:unhideWhenUsed/>
-    <w:rsid w:val="00ED04A9"/>
+    <w:rsid w:val="002247E2"/>
     <w:pPr>
       <w:spacing w:after="100"/>
     </w:pPr>
@@ -21506,7 +21506,7 @@
     <w:autoRedefine/>
     <w:uiPriority w:val="39"/>
     <w:unhideWhenUsed/>
-    <w:rsid w:val="00ED04A9"/>
+    <w:rsid w:val="002247E2"/>
     <w:pPr>
       <w:spacing w:after="100"/>
       <w:ind w:left="240"/>
@@ -21517,7 +21517,7 @@
     <w:basedOn w:val="a2"/>
     <w:uiPriority w:val="99"/>
     <w:unhideWhenUsed/>
-    <w:rsid w:val="00ED04A9"/>
+    <w:rsid w:val="002247E2"/>
     <w:rPr>
       <w:color w:val="0000FF" w:themeColor="hyperlink"/>
       <w:u w:val="single"/>

--- a/docs/gost/out/07_И3_Руководство_пользователя.docx
+++ b/docs/gost/out/07_И3_Руководство_пользователя.docx
@@ -306,7 +306,7 @@
       <w:r>
         <w:fldChar w:fldCharType="separate"/>
       </w:r>
-      <w:hyperlink w:anchor="_Toc242192722" w:history="1">
+      <w:hyperlink w:anchor="_Toc242194404" w:history="1">
         <w:r>
           <w:rPr>
             <w:rStyle w:val="aff8"/>
@@ -333,7 +333,7 @@
             <w:noProof/>
             <w:webHidden/>
           </w:rPr>
-          <w:instrText xml:space="preserve"> PAGEREF _Toc242192722 \h </w:instrText>
+          <w:instrText xml:space="preserve"> PAGEREF _Toc242194404 \h </w:instrText>
         </w:r>
         <w:r>
           <w:rPr>
@@ -379,7 +379,7 @@
           <w14:ligatures w14:val="standardContextual"/>
         </w:rPr>
       </w:pPr>
-      <w:hyperlink w:anchor="_Toc242192723" w:history="1">
+      <w:hyperlink w:anchor="_Toc242194405" w:history="1">
         <w:r>
           <w:rPr>
             <w:rStyle w:val="aff8"/>
@@ -406,7 +406,7 @@
             <w:noProof/>
             <w:webHidden/>
           </w:rPr>
-          <w:instrText xml:space="preserve"> PAGEREF _Toc242192723 \h </w:instrText>
+          <w:instrText xml:space="preserve"> PAGEREF _Toc242194405 \h </w:instrText>
         </w:r>
         <w:r>
           <w:rPr>
@@ -452,7 +452,7 @@
           <w14:ligatures w14:val="standardContextual"/>
         </w:rPr>
       </w:pPr>
-      <w:hyperlink w:anchor="_Toc242192724" w:history="1">
+      <w:hyperlink w:anchor="_Toc242194406" w:history="1">
         <w:r>
           <w:rPr>
             <w:rStyle w:val="aff8"/>
@@ -479,7 +479,7 @@
             <w:noProof/>
             <w:webHidden/>
           </w:rPr>
-          <w:instrText xml:space="preserve"> PAGEREF _Toc242192724 \h </w:instrText>
+          <w:instrText xml:space="preserve"> PAGEREF _Toc242194406 \h </w:instrText>
         </w:r>
         <w:r>
           <w:rPr>
@@ -525,7 +525,7 @@
           <w14:ligatures w14:val="standardContextual"/>
         </w:rPr>
       </w:pPr>
-      <w:hyperlink w:anchor="_Toc242192725" w:history="1">
+      <w:hyperlink w:anchor="_Toc242194407" w:history="1">
         <w:r>
           <w:rPr>
             <w:rStyle w:val="aff8"/>
@@ -552,7 +552,7 @@
             <w:noProof/>
             <w:webHidden/>
           </w:rPr>
-          <w:instrText xml:space="preserve"> PAGEREF _Toc242192725 \h </w:instrText>
+          <w:instrText xml:space="preserve"> PAGEREF _Toc242194407 \h </w:instrText>
         </w:r>
         <w:r>
           <w:rPr>
@@ -598,7 +598,7 @@
           <w14:ligatures w14:val="standardContextual"/>
         </w:rPr>
       </w:pPr>
-      <w:hyperlink w:anchor="_Toc242192726" w:history="1">
+      <w:hyperlink w:anchor="_Toc242194408" w:history="1">
         <w:r>
           <w:rPr>
             <w:rStyle w:val="aff8"/>
@@ -625,7 +625,7 @@
             <w:noProof/>
             <w:webHidden/>
           </w:rPr>
-          <w:instrText xml:space="preserve"> PAGEREF _Toc242192726 \h </w:instrText>
+          <w:instrText xml:space="preserve"> PAGEREF _Toc242194408 \h </w:instrText>
         </w:r>
         <w:r>
           <w:rPr>
@@ -671,7 +671,7 @@
           <w14:ligatures w14:val="standardContextual"/>
         </w:rPr>
       </w:pPr>
-      <w:hyperlink w:anchor="_Toc242192727" w:history="1">
+      <w:hyperlink w:anchor="_Toc242194409" w:history="1">
         <w:r>
           <w:rPr>
             <w:rStyle w:val="aff8"/>
@@ -698,7 +698,7 @@
             <w:noProof/>
             <w:webHidden/>
           </w:rPr>
-          <w:instrText xml:space="preserve"> PAGEREF _Toc242192727 \h </w:instrText>
+          <w:instrText xml:space="preserve"> PAGEREF _Toc242194409 \h </w:instrText>
         </w:r>
         <w:r>
           <w:rPr>
@@ -744,7 +744,7 @@
           <w14:ligatures w14:val="standardContextual"/>
         </w:rPr>
       </w:pPr>
-      <w:hyperlink w:anchor="_Toc242192728" w:history="1">
+      <w:hyperlink w:anchor="_Toc242194410" w:history="1">
         <w:r>
           <w:rPr>
             <w:rStyle w:val="aff8"/>
@@ -771,7 +771,7 @@
             <w:noProof/>
             <w:webHidden/>
           </w:rPr>
-          <w:instrText xml:space="preserve"> PAGEREF _Toc242192728 \h </w:instrText>
+          <w:instrText xml:space="preserve"> PAGEREF _Toc242194410 \h </w:instrText>
         </w:r>
         <w:r>
           <w:rPr>
@@ -817,7 +817,7 @@
           <w14:ligatures w14:val="standardContextual"/>
         </w:rPr>
       </w:pPr>
-      <w:hyperlink w:anchor="_Toc242192729" w:history="1">
+      <w:hyperlink w:anchor="_Toc242194411" w:history="1">
         <w:r>
           <w:rPr>
             <w:rStyle w:val="aff8"/>
@@ -844,7 +844,7 @@
             <w:noProof/>
             <w:webHidden/>
           </w:rPr>
-          <w:instrText xml:space="preserve"> PAGEREF _Toc242192729 \h </w:instrText>
+          <w:instrText xml:space="preserve"> PAGEREF _Toc242194411 \h </w:instrText>
         </w:r>
         <w:r>
           <w:rPr>
@@ -890,7 +890,7 @@
           <w14:ligatures w14:val="standardContextual"/>
         </w:rPr>
       </w:pPr>
-      <w:hyperlink w:anchor="_Toc242192730" w:history="1">
+      <w:hyperlink w:anchor="_Toc242194412" w:history="1">
         <w:r>
           <w:rPr>
             <w:rStyle w:val="aff8"/>
@@ -917,7 +917,7 @@
             <w:noProof/>
             <w:webHidden/>
           </w:rPr>
-          <w:instrText xml:space="preserve"> PAGEREF _Toc242192730 \h </w:instrText>
+          <w:instrText xml:space="preserve"> PAGEREF _Toc242194412 \h </w:instrText>
         </w:r>
         <w:r>
           <w:rPr>
@@ -963,7 +963,7 @@
           <w14:ligatures w14:val="standardContextual"/>
         </w:rPr>
       </w:pPr>
-      <w:hyperlink w:anchor="_Toc242192731" w:history="1">
+      <w:hyperlink w:anchor="_Toc242194413" w:history="1">
         <w:r>
           <w:rPr>
             <w:rStyle w:val="aff8"/>
@@ -990,7 +990,7 @@
             <w:noProof/>
             <w:webHidden/>
           </w:rPr>
-          <w:instrText xml:space="preserve"> PAGEREF _Toc242192731 \h </w:instrText>
+          <w:instrText xml:space="preserve"> PAGEREF _Toc242194413 \h </w:instrText>
         </w:r>
         <w:r>
           <w:rPr>
@@ -1036,7 +1036,7 @@
           <w14:ligatures w14:val="standardContextual"/>
         </w:rPr>
       </w:pPr>
-      <w:hyperlink w:anchor="_Toc242192732" w:history="1">
+      <w:hyperlink w:anchor="_Toc242194414" w:history="1">
         <w:r>
           <w:rPr>
             <w:rStyle w:val="aff8"/>
@@ -1063,7 +1063,7 @@
             <w:noProof/>
             <w:webHidden/>
           </w:rPr>
-          <w:instrText xml:space="preserve"> PAGEREF _Toc242192732 \h </w:instrText>
+          <w:instrText xml:space="preserve"> PAGEREF _Toc242194414 \h </w:instrText>
         </w:r>
         <w:r>
           <w:rPr>
@@ -1109,7 +1109,7 @@
           <w14:ligatures w14:val="standardContextual"/>
         </w:rPr>
       </w:pPr>
-      <w:hyperlink w:anchor="_Toc242192733" w:history="1">
+      <w:hyperlink w:anchor="_Toc242194415" w:history="1">
         <w:r>
           <w:rPr>
             <w:rStyle w:val="aff8"/>
@@ -1136,7 +1136,7 @@
             <w:noProof/>
             <w:webHidden/>
           </w:rPr>
-          <w:instrText xml:space="preserve"> PAGEREF _Toc242192733 \h </w:instrText>
+          <w:instrText xml:space="preserve"> PAGEREF _Toc242194415 \h </w:instrText>
         </w:r>
         <w:r>
           <w:rPr>
@@ -1182,7 +1182,7 @@
           <w14:ligatures w14:val="standardContextual"/>
         </w:rPr>
       </w:pPr>
-      <w:hyperlink w:anchor="_Toc242192734" w:history="1">
+      <w:hyperlink w:anchor="_Toc242194416" w:history="1">
         <w:r>
           <w:rPr>
             <w:rStyle w:val="aff8"/>
@@ -1209,7 +1209,7 @@
             <w:noProof/>
             <w:webHidden/>
           </w:rPr>
-          <w:instrText xml:space="preserve"> PAGEREF _Toc242192734 \h </w:instrText>
+          <w:instrText xml:space="preserve"> PAGEREF _Toc242194416 \h </w:instrText>
         </w:r>
         <w:r>
           <w:rPr>
@@ -1255,7 +1255,7 @@
           <w14:ligatures w14:val="standardContextual"/>
         </w:rPr>
       </w:pPr>
-      <w:hyperlink w:anchor="_Toc242192735" w:history="1">
+      <w:hyperlink w:anchor="_Toc242194417" w:history="1">
         <w:r>
           <w:rPr>
             <w:rStyle w:val="aff8"/>
@@ -1282,7 +1282,7 @@
             <w:noProof/>
             <w:webHidden/>
           </w:rPr>
-          <w:instrText xml:space="preserve"> PAGEREF _Toc242192735 \h </w:instrText>
+          <w:instrText xml:space="preserve"> PAGEREF _Toc242194417 \h </w:instrText>
         </w:r>
         <w:r>
           <w:rPr>
@@ -1328,7 +1328,7 @@
           <w14:ligatures w14:val="standardContextual"/>
         </w:rPr>
       </w:pPr>
-      <w:hyperlink w:anchor="_Toc242192736" w:history="1">
+      <w:hyperlink w:anchor="_Toc242194418" w:history="1">
         <w:r>
           <w:rPr>
             <w:rStyle w:val="aff8"/>
@@ -1355,7 +1355,7 @@
             <w:noProof/>
             <w:webHidden/>
           </w:rPr>
-          <w:instrText xml:space="preserve"> PAGEREF _Toc242192736 \h </w:instrText>
+          <w:instrText xml:space="preserve"> PAGEREF _Toc242194418 \h </w:instrText>
         </w:r>
         <w:r>
           <w:rPr>
@@ -1401,7 +1401,7 @@
           <w14:ligatures w14:val="standardContextual"/>
         </w:rPr>
       </w:pPr>
-      <w:hyperlink w:anchor="_Toc242192737" w:history="1">
+      <w:hyperlink w:anchor="_Toc242194419" w:history="1">
         <w:r>
           <w:rPr>
             <w:rStyle w:val="aff8"/>
@@ -1428,7 +1428,7 @@
             <w:noProof/>
             <w:webHidden/>
           </w:rPr>
-          <w:instrText xml:space="preserve"> PAGEREF _Toc242192737 \h </w:instrText>
+          <w:instrText xml:space="preserve"> PAGEREF _Toc242194419 \h </w:instrText>
         </w:r>
         <w:r>
           <w:rPr>
@@ -1474,7 +1474,7 @@
           <w14:ligatures w14:val="standardContextual"/>
         </w:rPr>
       </w:pPr>
-      <w:hyperlink w:anchor="_Toc242192738" w:history="1">
+      <w:hyperlink w:anchor="_Toc242194420" w:history="1">
         <w:r>
           <w:rPr>
             <w:rStyle w:val="aff8"/>
@@ -1501,7 +1501,7 @@
             <w:noProof/>
             <w:webHidden/>
           </w:rPr>
-          <w:instrText xml:space="preserve"> PAGEREF _Toc242192738 \h </w:instrText>
+          <w:instrText xml:space="preserve"> PAGEREF _Toc242194420 \h </w:instrText>
         </w:r>
         <w:r>
           <w:rPr>
@@ -1547,7 +1547,7 @@
           <w14:ligatures w14:val="standardContextual"/>
         </w:rPr>
       </w:pPr>
-      <w:hyperlink w:anchor="_Toc242192739" w:history="1">
+      <w:hyperlink w:anchor="_Toc242194421" w:history="1">
         <w:r>
           <w:rPr>
             <w:rStyle w:val="aff8"/>
@@ -1574,7 +1574,7 @@
             <w:noProof/>
             <w:webHidden/>
           </w:rPr>
-          <w:instrText xml:space="preserve"> PAGEREF _Toc242192739 \h </w:instrText>
+          <w:instrText xml:space="preserve"> PAGEREF _Toc242194421 \h </w:instrText>
         </w:r>
         <w:r>
           <w:rPr>
@@ -1620,7 +1620,7 @@
           <w14:ligatures w14:val="standardContextual"/>
         </w:rPr>
       </w:pPr>
-      <w:hyperlink w:anchor="_Toc242192740" w:history="1">
+      <w:hyperlink w:anchor="_Toc242194422" w:history="1">
         <w:r>
           <w:rPr>
             <w:rStyle w:val="aff8"/>
@@ -1647,7 +1647,7 @@
             <w:noProof/>
             <w:webHidden/>
           </w:rPr>
-          <w:instrText xml:space="preserve"> PAGEREF _Toc242192740 \h </w:instrText>
+          <w:instrText xml:space="preserve"> PAGEREF _Toc242194422 \h </w:instrText>
         </w:r>
         <w:r>
           <w:rPr>
@@ -1693,7 +1693,7 @@
           <w14:ligatures w14:val="standardContextual"/>
         </w:rPr>
       </w:pPr>
-      <w:hyperlink w:anchor="_Toc242192741" w:history="1">
+      <w:hyperlink w:anchor="_Toc242194423" w:history="1">
         <w:r>
           <w:rPr>
             <w:rStyle w:val="aff8"/>
@@ -1720,7 +1720,7 @@
             <w:noProof/>
             <w:webHidden/>
           </w:rPr>
-          <w:instrText xml:space="preserve"> PAGEREF _Toc242192741 \h </w:instrText>
+          <w:instrText xml:space="preserve"> PAGEREF _Toc242194423 \h </w:instrText>
         </w:r>
         <w:r>
           <w:rPr>
@@ -1766,7 +1766,7 @@
           <w14:ligatures w14:val="standardContextual"/>
         </w:rPr>
       </w:pPr>
-      <w:hyperlink w:anchor="_Toc242192742" w:history="1">
+      <w:hyperlink w:anchor="_Toc242194424" w:history="1">
         <w:r>
           <w:rPr>
             <w:rStyle w:val="aff8"/>
@@ -1793,7 +1793,7 @@
             <w:noProof/>
             <w:webHidden/>
           </w:rPr>
-          <w:instrText xml:space="preserve"> PAGEREF _Toc242192742 \h </w:instrText>
+          <w:instrText xml:space="preserve"> PAGEREF _Toc242194424 \h </w:instrText>
         </w:r>
         <w:r>
           <w:rPr>
@@ -1839,7 +1839,7 @@
           <w14:ligatures w14:val="standardContextual"/>
         </w:rPr>
       </w:pPr>
-      <w:hyperlink w:anchor="_Toc242192743" w:history="1">
+      <w:hyperlink w:anchor="_Toc242194425" w:history="1">
         <w:r>
           <w:rPr>
             <w:rStyle w:val="aff8"/>
@@ -1866,7 +1866,7 @@
             <w:noProof/>
             <w:webHidden/>
           </w:rPr>
-          <w:instrText xml:space="preserve"> PAGEREF _Toc242192743 \h </w:instrText>
+          <w:instrText xml:space="preserve"> PAGEREF _Toc242194425 \h </w:instrText>
         </w:r>
         <w:r>
           <w:rPr>
@@ -1912,7 +1912,7 @@
           <w14:ligatures w14:val="standardContextual"/>
         </w:rPr>
       </w:pPr>
-      <w:hyperlink w:anchor="_Toc242192744" w:history="1">
+      <w:hyperlink w:anchor="_Toc242194426" w:history="1">
         <w:r>
           <w:rPr>
             <w:rStyle w:val="aff8"/>
@@ -1939,7 +1939,7 @@
             <w:noProof/>
             <w:webHidden/>
           </w:rPr>
-          <w:instrText xml:space="preserve"> PAGEREF _Toc242192744 \h </w:instrText>
+          <w:instrText xml:space="preserve"> PAGEREF _Toc242194426 \h </w:instrText>
         </w:r>
         <w:r>
           <w:rPr>
@@ -1985,7 +1985,7 @@
           <w14:ligatures w14:val="standardContextual"/>
         </w:rPr>
       </w:pPr>
-      <w:hyperlink w:anchor="_Toc242192745" w:history="1">
+      <w:hyperlink w:anchor="_Toc242194427" w:history="1">
         <w:r>
           <w:rPr>
             <w:rStyle w:val="aff8"/>
@@ -2012,7 +2012,7 @@
             <w:noProof/>
             <w:webHidden/>
           </w:rPr>
-          <w:instrText xml:space="preserve"> PAGEREF _Toc242192745 \h </w:instrText>
+          <w:instrText xml:space="preserve"> PAGEREF _Toc242194427 \h </w:instrText>
         </w:r>
         <w:r>
           <w:rPr>
@@ -2058,7 +2058,7 @@
         <w:ind w:firstLine="0"/>
         <w:jc w:val="center"/>
       </w:pPr>
-      <w:bookmarkStart w:id="0" w:name="_Toc242192722"/>
+      <w:bookmarkStart w:id="0" w:name="_Toc242194404"/>
       <w:r>
         <w:lastRenderedPageBreak/>
         <w:t>ПЕРЕЧЕНЬ ТЕРМИНОВ И СОКРАЩЕНИЙ</w:t>
@@ -3320,7 +3320,7 @@
         <w:pStyle w:val="1"/>
         <w:pageBreakBefore/>
       </w:pPr>
-      <w:bookmarkStart w:id="1" w:name="_Toc242192723"/>
+      <w:bookmarkStart w:id="1" w:name="_Toc242194405"/>
       <w:r>
         <w:lastRenderedPageBreak/>
         <w:t>1 Введение</w:t>
@@ -3331,7 +3331,7 @@
       <w:pPr>
         <w:pStyle w:val="21"/>
       </w:pPr>
-      <w:bookmarkStart w:id="2" w:name="_Toc242192724"/>
+      <w:bookmarkStart w:id="2" w:name="_Toc242194406"/>
       <w:r>
         <w:t>1.1 Область применения</w:t>
       </w:r>
@@ -3346,7 +3346,7 @@
       <w:pPr>
         <w:pStyle w:val="21"/>
       </w:pPr>
-      <w:bookmarkStart w:id="3" w:name="_Toc242192725"/>
+      <w:bookmarkStart w:id="3" w:name="_Toc242194407"/>
       <w:r>
         <w:t>1.2 Краткое описание возможностей</w:t>
       </w:r>
@@ -3396,7 +3396,7 @@
       <w:pPr>
         <w:pStyle w:val="21"/>
       </w:pPr>
-      <w:bookmarkStart w:id="4" w:name="_Toc242192726"/>
+      <w:bookmarkStart w:id="4" w:name="_Toc242194408"/>
       <w:r>
         <w:t>1.3 Уровень подготовки пользователя</w:t>
       </w:r>
@@ -3411,7 +3411,7 @@
       <w:pPr>
         <w:pStyle w:val="21"/>
       </w:pPr>
-      <w:bookmarkStart w:id="5" w:name="_Toc242192727"/>
+      <w:bookmarkStart w:id="5" w:name="_Toc242194409"/>
       <w:r>
         <w:t>1.4 Перечень эксплуатационной документации</w:t>
       </w:r>
@@ -3615,7 +3615,7 @@
         <w:pStyle w:val="1"/>
         <w:pageBreakBefore/>
       </w:pPr>
-      <w:bookmarkStart w:id="6" w:name="_Toc242192728"/>
+      <w:bookmarkStart w:id="6" w:name="_Toc242194410"/>
       <w:r>
         <w:lastRenderedPageBreak/>
         <w:t>2 Назначение и условия применения</w:t>
@@ -3657,7 +3657,7 @@
         <w:pStyle w:val="1"/>
         <w:pageBreakBefore/>
       </w:pPr>
-      <w:bookmarkStart w:id="7" w:name="_Toc242192729"/>
+      <w:bookmarkStart w:id="7" w:name="_Toc242194411"/>
       <w:r>
         <w:lastRenderedPageBreak/>
         <w:t>3 Подготовка к работе</w:t>
@@ -3668,7 +3668,7 @@
       <w:pPr>
         <w:pStyle w:val="21"/>
       </w:pPr>
-      <w:bookmarkStart w:id="8" w:name="_Toc242192730"/>
+      <w:bookmarkStart w:id="8" w:name="_Toc242194412"/>
       <w:r>
         <w:t>3.1 Состав дистрибутива</w:t>
       </w:r>
@@ -3683,7 +3683,7 @@
       <w:pPr>
         <w:pStyle w:val="21"/>
       </w:pPr>
-      <w:bookmarkStart w:id="9" w:name="_Toc242192731"/>
+      <w:bookmarkStart w:id="9" w:name="_Toc242194413"/>
       <w:r>
         <w:t>3.2 Порядок входа в систему</w:t>
       </w:r>
@@ -3718,7 +3718,7 @@
       <w:pPr>
         <w:pStyle w:val="21"/>
       </w:pPr>
-      <w:bookmarkStart w:id="10" w:name="_Toc242192732"/>
+      <w:bookmarkStart w:id="10" w:name="_Toc242194414"/>
       <w:r>
         <w:t>3.3 Проверка работоспособности</w:t>
       </w:r>
@@ -3734,7 +3734,7 @@
         <w:pStyle w:val="1"/>
         <w:pageBreakBefore/>
       </w:pPr>
-      <w:bookmarkStart w:id="11" w:name="_Toc242192733"/>
+      <w:bookmarkStart w:id="11" w:name="_Toc242194415"/>
       <w:r>
         <w:lastRenderedPageBreak/>
         <w:t>4 Описание операций</w:t>
@@ -3745,7 +3745,7 @@
       <w:pPr>
         <w:pStyle w:val="21"/>
       </w:pPr>
-      <w:bookmarkStart w:id="12" w:name="_Toc242192734"/>
+      <w:bookmarkStart w:id="12" w:name="_Toc242194416"/>
       <w:r>
         <w:t>4.1 Общие приёмы работы</w:t>
       </w:r>
@@ -4017,7 +4017,7 @@
       <w:pPr>
         <w:pStyle w:val="21"/>
       </w:pPr>
-      <w:bookmarkStart w:id="13" w:name="_Toc242192735"/>
+      <w:bookmarkStart w:id="13" w:name="_Toc242194417"/>
       <w:r>
         <w:t>4.2 Операции менеджера по продажам</w:t>
       </w:r>
@@ -4543,7 +4543,7 @@
               <w:pStyle w:val="GostTable"/>
             </w:pPr>
             <w:r>
-              <w:t>Карточка объекта или сделка → «Рассрочка»: отметить скидки, сравнить планы (в колонке плана учтены только скидки, действующие при нём), график выбранного плана, «Печать». В сделке без графика — «Создать график»: в сделку записываются план, его скидки и стоимость по договору, график заполняется по плану, все платежи получают тип плана; дальше график правится вручную</w:t>
+              <w:t>Карточка объекта или сделка → «Рассчитать план оплаты»: отметить скидки, сравнить планы (в колонке плана учтены только скидки, действующие при нём), график выбранного плана, «Печать». В сделке без графика — «Создать график»: в сделку записываются план, его скидки и стоимость по договору, график заполняется по плану, все платежи получают тип плана; дальше график правится вручную</w:t>
             </w:r>
           </w:p>
         </w:tc>
@@ -4611,7 +4611,7 @@
       <w:pPr>
         <w:pStyle w:val="21"/>
       </w:pPr>
-      <w:bookmarkStart w:id="14" w:name="_Toc242192736"/>
+      <w:bookmarkStart w:id="14" w:name="_Toc242194418"/>
       <w:r>
         <w:t>4.3 Операции руководителя отдела продаж</w:t>
       </w:r>
@@ -5016,7 +5016,7 @@
       <w:pPr>
         <w:pStyle w:val="21"/>
       </w:pPr>
-      <w:bookmarkStart w:id="15" w:name="_Toc242192737"/>
+      <w:bookmarkStart w:id="15" w:name="_Toc242194419"/>
       <w:r>
         <w:t>4.4 Операции специалиста по оформлению</w:t>
       </w:r>
@@ -5377,7 +5377,7 @@
       <w:pPr>
         <w:pStyle w:val="21"/>
       </w:pPr>
-      <w:bookmarkStart w:id="16" w:name="_Toc242192738"/>
+      <w:bookmarkStart w:id="16" w:name="_Toc242194420"/>
       <w:r>
         <w:t>4.5 Операции финансиста</w:t>
       </w:r>
@@ -5782,7 +5782,7 @@
       <w:pPr>
         <w:pStyle w:val="21"/>
       </w:pPr>
-      <w:bookmarkStart w:id="17" w:name="_Toc242192739"/>
+      <w:bookmarkStart w:id="17" w:name="_Toc242194421"/>
       <w:r>
         <w:t>4.6 Операции наблюдателя (руководства компании)</w:t>
       </w:r>
@@ -5797,7 +5797,7 @@
       <w:pPr>
         <w:pStyle w:val="21"/>
       </w:pPr>
-      <w:bookmarkStart w:id="18" w:name="_Toc242192740"/>
+      <w:bookmarkStart w:id="18" w:name="_Toc242194422"/>
       <w:r>
         <w:t>4.7 Операции администратора</w:t>
       </w:r>
@@ -6434,7 +6434,7 @@
         <w:pStyle w:val="1"/>
         <w:pageBreakBefore/>
       </w:pPr>
-      <w:bookmarkStart w:id="19" w:name="_Toc242192741"/>
+      <w:bookmarkStart w:id="19" w:name="_Toc242194423"/>
       <w:r>
         <w:lastRenderedPageBreak/>
         <w:t>5 Аварийные ситуации</w:t>
@@ -7123,7 +7123,7 @@
         <w:pStyle w:val="1"/>
         <w:pageBreakBefore/>
       </w:pPr>
-      <w:bookmarkStart w:id="20" w:name="_Toc242192742"/>
+      <w:bookmarkStart w:id="20" w:name="_Toc242194424"/>
       <w:r>
         <w:lastRenderedPageBreak/>
         <w:t>6 Рекомендации по освоению</w:t>
@@ -7157,7 +7157,7 @@
         <w:ind w:firstLine="0"/>
         <w:jc w:val="center"/>
       </w:pPr>
-      <w:bookmarkStart w:id="21" w:name="_Toc242192743"/>
+      <w:bookmarkStart w:id="21" w:name="_Toc242194425"/>
       <w:r>
         <w:lastRenderedPageBreak/>
         <w:t>Приложение А</w:t>
@@ -7559,7 +7559,7 @@
         <w:ind w:firstLine="0"/>
         <w:jc w:val="center"/>
       </w:pPr>
-      <w:bookmarkStart w:id="22" w:name="_Toc242192744"/>
+      <w:bookmarkStart w:id="22" w:name="_Toc242194426"/>
       <w:r>
         <w:lastRenderedPageBreak/>
         <w:t>Приложение Б</w:t>
@@ -7875,7 +7875,7 @@
         <w:ind w:firstLine="0"/>
         <w:jc w:val="center"/>
       </w:pPr>
-      <w:bookmarkStart w:id="23" w:name="_Toc242192745"/>
+      <w:bookmarkStart w:id="23" w:name="_Toc242194427"/>
       <w:r>
         <w:lastRenderedPageBreak/>
         <w:t>ЛИСТ РЕГИСТРАЦИИ ИЗМЕНЕНИЙ</w:t>
@@ -9937,31 +9937,31 @@
       </w:rPr>
     </w:lvl>
   </w:abstractNum>
-  <w:num w:numId="1" w16cid:durableId="65147720">
+  <w:num w:numId="1" w16cid:durableId="959994332">
     <w:abstractNumId w:val="8"/>
   </w:num>
-  <w:num w:numId="2" w16cid:durableId="200898245">
+  <w:num w:numId="2" w16cid:durableId="1060792402">
     <w:abstractNumId w:val="6"/>
   </w:num>
-  <w:num w:numId="3" w16cid:durableId="1715999306">
+  <w:num w:numId="3" w16cid:durableId="1208376394">
     <w:abstractNumId w:val="5"/>
   </w:num>
-  <w:num w:numId="4" w16cid:durableId="1392147982">
+  <w:num w:numId="4" w16cid:durableId="1022241865">
     <w:abstractNumId w:val="4"/>
   </w:num>
-  <w:num w:numId="5" w16cid:durableId="832338494">
+  <w:num w:numId="5" w16cid:durableId="1393117453">
     <w:abstractNumId w:val="7"/>
   </w:num>
-  <w:num w:numId="6" w16cid:durableId="1278105700">
+  <w:num w:numId="6" w16cid:durableId="1132594882">
     <w:abstractNumId w:val="3"/>
   </w:num>
-  <w:num w:numId="7" w16cid:durableId="1700937350">
+  <w:num w:numId="7" w16cid:durableId="915480949">
     <w:abstractNumId w:val="2"/>
   </w:num>
-  <w:num w:numId="8" w16cid:durableId="370343977">
+  <w:num w:numId="8" w16cid:durableId="1194424119">
     <w:abstractNumId w:val="1"/>
   </w:num>
-  <w:num w:numId="9" w16cid:durableId="17511086">
+  <w:num w:numId="9" w16cid:durableId="1178693069">
     <w:abstractNumId w:val="0"/>
   </w:num>
 </w:numbering>
@@ -21494,7 +21494,7 @@
     <w:autoRedefine/>
     <w:uiPriority w:val="39"/>
     <w:unhideWhenUsed/>
-    <w:rsid w:val="002247E2"/>
+    <w:rsid w:val="0061799F"/>
     <w:pPr>
       <w:spacing w:after="100"/>
     </w:pPr>
@@ -21506,7 +21506,7 @@
     <w:autoRedefine/>
     <w:uiPriority w:val="39"/>
     <w:unhideWhenUsed/>
-    <w:rsid w:val="002247E2"/>
+    <w:rsid w:val="0061799F"/>
     <w:pPr>
       <w:spacing w:after="100"/>
       <w:ind w:left="240"/>
@@ -21517,7 +21517,7 @@
     <w:basedOn w:val="a2"/>
     <w:uiPriority w:val="99"/>
     <w:unhideWhenUsed/>
-    <w:rsid w:val="002247E2"/>
+    <w:rsid w:val="0061799F"/>
     <w:rPr>
       <w:color w:val="0000FF" w:themeColor="hyperlink"/>
       <w:u w:val="single"/>

--- a/docs/gost/out/07_И3_Руководство_пользователя.docx
+++ b/docs/gost/out/07_И3_Руководство_пользователя.docx
@@ -306,7 +306,7 @@
       <w:r>
         <w:fldChar w:fldCharType="separate"/>
       </w:r>
-      <w:hyperlink w:anchor="_Toc242194404" w:history="1">
+      <w:hyperlink w:anchor="_Toc242436684" w:history="1">
         <w:r>
           <w:rPr>
             <w:rStyle w:val="aff8"/>
@@ -333,7 +333,7 @@
             <w:noProof/>
             <w:webHidden/>
           </w:rPr>
-          <w:instrText xml:space="preserve"> PAGEREF _Toc242194404 \h </w:instrText>
+          <w:instrText xml:space="preserve"> PAGEREF _Toc242436684 \h </w:instrText>
         </w:r>
         <w:r>
           <w:rPr>
@@ -379,7 +379,7 @@
           <w14:ligatures w14:val="standardContextual"/>
         </w:rPr>
       </w:pPr>
-      <w:hyperlink w:anchor="_Toc242194405" w:history="1">
+      <w:hyperlink w:anchor="_Toc242436685" w:history="1">
         <w:r>
           <w:rPr>
             <w:rStyle w:val="aff8"/>
@@ -406,7 +406,7 @@
             <w:noProof/>
             <w:webHidden/>
           </w:rPr>
-          <w:instrText xml:space="preserve"> PAGEREF _Toc242194405 \h </w:instrText>
+          <w:instrText xml:space="preserve"> PAGEREF _Toc242436685 \h </w:instrText>
         </w:r>
         <w:r>
           <w:rPr>
@@ -452,7 +452,7 @@
           <w14:ligatures w14:val="standardContextual"/>
         </w:rPr>
       </w:pPr>
-      <w:hyperlink w:anchor="_Toc242194406" w:history="1">
+      <w:hyperlink w:anchor="_Toc242436686" w:history="1">
         <w:r>
           <w:rPr>
             <w:rStyle w:val="aff8"/>
@@ -479,7 +479,7 @@
             <w:noProof/>
             <w:webHidden/>
           </w:rPr>
-          <w:instrText xml:space="preserve"> PAGEREF _Toc242194406 \h </w:instrText>
+          <w:instrText xml:space="preserve"> PAGEREF _Toc242436686 \h </w:instrText>
         </w:r>
         <w:r>
           <w:rPr>
@@ -525,7 +525,7 @@
           <w14:ligatures w14:val="standardContextual"/>
         </w:rPr>
       </w:pPr>
-      <w:hyperlink w:anchor="_Toc242194407" w:history="1">
+      <w:hyperlink w:anchor="_Toc242436687" w:history="1">
         <w:r>
           <w:rPr>
             <w:rStyle w:val="aff8"/>
@@ -552,7 +552,7 @@
             <w:noProof/>
             <w:webHidden/>
           </w:rPr>
-          <w:instrText xml:space="preserve"> PAGEREF _Toc242194407 \h </w:instrText>
+          <w:instrText xml:space="preserve"> PAGEREF _Toc242436687 \h </w:instrText>
         </w:r>
         <w:r>
           <w:rPr>
@@ -598,7 +598,7 @@
           <w14:ligatures w14:val="standardContextual"/>
         </w:rPr>
       </w:pPr>
-      <w:hyperlink w:anchor="_Toc242194408" w:history="1">
+      <w:hyperlink w:anchor="_Toc242436688" w:history="1">
         <w:r>
           <w:rPr>
             <w:rStyle w:val="aff8"/>
@@ -625,7 +625,7 @@
             <w:noProof/>
             <w:webHidden/>
           </w:rPr>
-          <w:instrText xml:space="preserve"> PAGEREF _Toc242194408 \h </w:instrText>
+          <w:instrText xml:space="preserve"> PAGEREF _Toc242436688 \h </w:instrText>
         </w:r>
         <w:r>
           <w:rPr>
@@ -671,7 +671,7 @@
           <w14:ligatures w14:val="standardContextual"/>
         </w:rPr>
       </w:pPr>
-      <w:hyperlink w:anchor="_Toc242194409" w:history="1">
+      <w:hyperlink w:anchor="_Toc242436689" w:history="1">
         <w:r>
           <w:rPr>
             <w:rStyle w:val="aff8"/>
@@ -698,7 +698,7 @@
             <w:noProof/>
             <w:webHidden/>
           </w:rPr>
-          <w:instrText xml:space="preserve"> PAGEREF _Toc242194409 \h </w:instrText>
+          <w:instrText xml:space="preserve"> PAGEREF _Toc242436689 \h </w:instrText>
         </w:r>
         <w:r>
           <w:rPr>
@@ -744,7 +744,7 @@
           <w14:ligatures w14:val="standardContextual"/>
         </w:rPr>
       </w:pPr>
-      <w:hyperlink w:anchor="_Toc242194410" w:history="1">
+      <w:hyperlink w:anchor="_Toc242436690" w:history="1">
         <w:r>
           <w:rPr>
             <w:rStyle w:val="aff8"/>
@@ -771,7 +771,7 @@
             <w:noProof/>
             <w:webHidden/>
           </w:rPr>
-          <w:instrText xml:space="preserve"> PAGEREF _Toc242194410 \h </w:instrText>
+          <w:instrText xml:space="preserve"> PAGEREF _Toc242436690 \h </w:instrText>
         </w:r>
         <w:r>
           <w:rPr>
@@ -817,7 +817,7 @@
           <w14:ligatures w14:val="standardContextual"/>
         </w:rPr>
       </w:pPr>
-      <w:hyperlink w:anchor="_Toc242194411" w:history="1">
+      <w:hyperlink w:anchor="_Toc242436691" w:history="1">
         <w:r>
           <w:rPr>
             <w:rStyle w:val="aff8"/>
@@ -844,7 +844,7 @@
             <w:noProof/>
             <w:webHidden/>
           </w:rPr>
-          <w:instrText xml:space="preserve"> PAGEREF _Toc242194411 \h </w:instrText>
+          <w:instrText xml:space="preserve"> PAGEREF _Toc242436691 \h </w:instrText>
         </w:r>
         <w:r>
           <w:rPr>
@@ -890,7 +890,7 @@
           <w14:ligatures w14:val="standardContextual"/>
         </w:rPr>
       </w:pPr>
-      <w:hyperlink w:anchor="_Toc242194412" w:history="1">
+      <w:hyperlink w:anchor="_Toc242436692" w:history="1">
         <w:r>
           <w:rPr>
             <w:rStyle w:val="aff8"/>
@@ -917,7 +917,7 @@
             <w:noProof/>
             <w:webHidden/>
           </w:rPr>
-          <w:instrText xml:space="preserve"> PAGEREF _Toc242194412 \h </w:instrText>
+          <w:instrText xml:space="preserve"> PAGEREF _Toc242436692 \h </w:instrText>
         </w:r>
         <w:r>
           <w:rPr>
@@ -963,7 +963,7 @@
           <w14:ligatures w14:val="standardContextual"/>
         </w:rPr>
       </w:pPr>
-      <w:hyperlink w:anchor="_Toc242194413" w:history="1">
+      <w:hyperlink w:anchor="_Toc242436693" w:history="1">
         <w:r>
           <w:rPr>
             <w:rStyle w:val="aff8"/>
@@ -990,7 +990,7 @@
             <w:noProof/>
             <w:webHidden/>
           </w:rPr>
-          <w:instrText xml:space="preserve"> PAGEREF _Toc242194413 \h </w:instrText>
+          <w:instrText xml:space="preserve"> PAGEREF _Toc242436693 \h </w:instrText>
         </w:r>
         <w:r>
           <w:rPr>
@@ -1036,7 +1036,7 @@
           <w14:ligatures w14:val="standardContextual"/>
         </w:rPr>
       </w:pPr>
-      <w:hyperlink w:anchor="_Toc242194414" w:history="1">
+      <w:hyperlink w:anchor="_Toc242436694" w:history="1">
         <w:r>
           <w:rPr>
             <w:rStyle w:val="aff8"/>
@@ -1063,7 +1063,7 @@
             <w:noProof/>
             <w:webHidden/>
           </w:rPr>
-          <w:instrText xml:space="preserve"> PAGEREF _Toc242194414 \h </w:instrText>
+          <w:instrText xml:space="preserve"> PAGEREF _Toc242436694 \h </w:instrText>
         </w:r>
         <w:r>
           <w:rPr>
@@ -1109,7 +1109,7 @@
           <w14:ligatures w14:val="standardContextual"/>
         </w:rPr>
       </w:pPr>
-      <w:hyperlink w:anchor="_Toc242194415" w:history="1">
+      <w:hyperlink w:anchor="_Toc242436695" w:history="1">
         <w:r>
           <w:rPr>
             <w:rStyle w:val="aff8"/>
@@ -1136,7 +1136,7 @@
             <w:noProof/>
             <w:webHidden/>
           </w:rPr>
-          <w:instrText xml:space="preserve"> PAGEREF _Toc242194415 \h </w:instrText>
+          <w:instrText xml:space="preserve"> PAGEREF _Toc242436695 \h </w:instrText>
         </w:r>
         <w:r>
           <w:rPr>
@@ -1182,7 +1182,7 @@
           <w14:ligatures w14:val="standardContextual"/>
         </w:rPr>
       </w:pPr>
-      <w:hyperlink w:anchor="_Toc242194416" w:history="1">
+      <w:hyperlink w:anchor="_Toc242436696" w:history="1">
         <w:r>
           <w:rPr>
             <w:rStyle w:val="aff8"/>
@@ -1209,7 +1209,7 @@
             <w:noProof/>
             <w:webHidden/>
           </w:rPr>
-          <w:instrText xml:space="preserve"> PAGEREF _Toc242194416 \h </w:instrText>
+          <w:instrText xml:space="preserve"> PAGEREF _Toc242436696 \h </w:instrText>
         </w:r>
         <w:r>
           <w:rPr>
@@ -1255,7 +1255,7 @@
           <w14:ligatures w14:val="standardContextual"/>
         </w:rPr>
       </w:pPr>
-      <w:hyperlink w:anchor="_Toc242194417" w:history="1">
+      <w:hyperlink w:anchor="_Toc242436697" w:history="1">
         <w:r>
           <w:rPr>
             <w:rStyle w:val="aff8"/>
@@ -1282,7 +1282,7 @@
             <w:noProof/>
             <w:webHidden/>
           </w:rPr>
-          <w:instrText xml:space="preserve"> PAGEREF _Toc242194417 \h </w:instrText>
+          <w:instrText xml:space="preserve"> PAGEREF _Toc242436697 \h </w:instrText>
         </w:r>
         <w:r>
           <w:rPr>
@@ -1328,7 +1328,7 @@
           <w14:ligatures w14:val="standardContextual"/>
         </w:rPr>
       </w:pPr>
-      <w:hyperlink w:anchor="_Toc242194418" w:history="1">
+      <w:hyperlink w:anchor="_Toc242436698" w:history="1">
         <w:r>
           <w:rPr>
             <w:rStyle w:val="aff8"/>
@@ -1355,7 +1355,7 @@
             <w:noProof/>
             <w:webHidden/>
           </w:rPr>
-          <w:instrText xml:space="preserve"> PAGEREF _Toc242194418 \h </w:instrText>
+          <w:instrText xml:space="preserve"> PAGEREF _Toc242436698 \h </w:instrText>
         </w:r>
         <w:r>
           <w:rPr>
@@ -1401,7 +1401,7 @@
           <w14:ligatures w14:val="standardContextual"/>
         </w:rPr>
       </w:pPr>
-      <w:hyperlink w:anchor="_Toc242194419" w:history="1">
+      <w:hyperlink w:anchor="_Toc242436699" w:history="1">
         <w:r>
           <w:rPr>
             <w:rStyle w:val="aff8"/>
@@ -1428,7 +1428,7 @@
             <w:noProof/>
             <w:webHidden/>
           </w:rPr>
-          <w:instrText xml:space="preserve"> PAGEREF _Toc242194419 \h </w:instrText>
+          <w:instrText xml:space="preserve"> PAGEREF _Toc242436699 \h </w:instrText>
         </w:r>
         <w:r>
           <w:rPr>
@@ -1474,7 +1474,7 @@
           <w14:ligatures w14:val="standardContextual"/>
         </w:rPr>
       </w:pPr>
-      <w:hyperlink w:anchor="_Toc242194420" w:history="1">
+      <w:hyperlink w:anchor="_Toc242436700" w:history="1">
         <w:r>
           <w:rPr>
             <w:rStyle w:val="aff8"/>
@@ -1501,7 +1501,7 @@
             <w:noProof/>
             <w:webHidden/>
           </w:rPr>
-          <w:instrText xml:space="preserve"> PAGEREF _Toc242194420 \h </w:instrText>
+          <w:instrText xml:space="preserve"> PAGEREF _Toc242436700 \h </w:instrText>
         </w:r>
         <w:r>
           <w:rPr>
@@ -1547,7 +1547,7 @@
           <w14:ligatures w14:val="standardContextual"/>
         </w:rPr>
       </w:pPr>
-      <w:hyperlink w:anchor="_Toc242194421" w:history="1">
+      <w:hyperlink w:anchor="_Toc242436701" w:history="1">
         <w:r>
           <w:rPr>
             <w:rStyle w:val="aff8"/>
@@ -1574,7 +1574,7 @@
             <w:noProof/>
             <w:webHidden/>
           </w:rPr>
-          <w:instrText xml:space="preserve"> PAGEREF _Toc242194421 \h </w:instrText>
+          <w:instrText xml:space="preserve"> PAGEREF _Toc242436701 \h </w:instrText>
         </w:r>
         <w:r>
           <w:rPr>
@@ -1620,7 +1620,7 @@
           <w14:ligatures w14:val="standardContextual"/>
         </w:rPr>
       </w:pPr>
-      <w:hyperlink w:anchor="_Toc242194422" w:history="1">
+      <w:hyperlink w:anchor="_Toc242436702" w:history="1">
         <w:r>
           <w:rPr>
             <w:rStyle w:val="aff8"/>
@@ -1647,7 +1647,7 @@
             <w:noProof/>
             <w:webHidden/>
           </w:rPr>
-          <w:instrText xml:space="preserve"> PAGEREF _Toc242194422 \h </w:instrText>
+          <w:instrText xml:space="preserve"> PAGEREF _Toc242436702 \h </w:instrText>
         </w:r>
         <w:r>
           <w:rPr>
@@ -1693,7 +1693,7 @@
           <w14:ligatures w14:val="standardContextual"/>
         </w:rPr>
       </w:pPr>
-      <w:hyperlink w:anchor="_Toc242194423" w:history="1">
+      <w:hyperlink w:anchor="_Toc242436703" w:history="1">
         <w:r>
           <w:rPr>
             <w:rStyle w:val="aff8"/>
@@ -1720,7 +1720,7 @@
             <w:noProof/>
             <w:webHidden/>
           </w:rPr>
-          <w:instrText xml:space="preserve"> PAGEREF _Toc242194423 \h </w:instrText>
+          <w:instrText xml:space="preserve"> PAGEREF _Toc242436703 \h </w:instrText>
         </w:r>
         <w:r>
           <w:rPr>
@@ -1766,7 +1766,7 @@
           <w14:ligatures w14:val="standardContextual"/>
         </w:rPr>
       </w:pPr>
-      <w:hyperlink w:anchor="_Toc242194424" w:history="1">
+      <w:hyperlink w:anchor="_Toc242436704" w:history="1">
         <w:r>
           <w:rPr>
             <w:rStyle w:val="aff8"/>
@@ -1793,7 +1793,7 @@
             <w:noProof/>
             <w:webHidden/>
           </w:rPr>
-          <w:instrText xml:space="preserve"> PAGEREF _Toc242194424 \h </w:instrText>
+          <w:instrText xml:space="preserve"> PAGEREF _Toc242436704 \h </w:instrText>
         </w:r>
         <w:r>
           <w:rPr>
@@ -1839,7 +1839,7 @@
           <w14:ligatures w14:val="standardContextual"/>
         </w:rPr>
       </w:pPr>
-      <w:hyperlink w:anchor="_Toc242194425" w:history="1">
+      <w:hyperlink w:anchor="_Toc242436705" w:history="1">
         <w:r>
           <w:rPr>
             <w:rStyle w:val="aff8"/>
@@ -1866,7 +1866,7 @@
             <w:noProof/>
             <w:webHidden/>
           </w:rPr>
-          <w:instrText xml:space="preserve"> PAGEREF _Toc242194425 \h </w:instrText>
+          <w:instrText xml:space="preserve"> PAGEREF _Toc242436705 \h </w:instrText>
         </w:r>
         <w:r>
           <w:rPr>
@@ -1912,7 +1912,7 @@
           <w14:ligatures w14:val="standardContextual"/>
         </w:rPr>
       </w:pPr>
-      <w:hyperlink w:anchor="_Toc242194426" w:history="1">
+      <w:hyperlink w:anchor="_Toc242436706" w:history="1">
         <w:r>
           <w:rPr>
             <w:rStyle w:val="aff8"/>
@@ -1939,7 +1939,7 @@
             <w:noProof/>
             <w:webHidden/>
           </w:rPr>
-          <w:instrText xml:space="preserve"> PAGEREF _Toc242194426 \h </w:instrText>
+          <w:instrText xml:space="preserve"> PAGEREF _Toc242436706 \h </w:instrText>
         </w:r>
         <w:r>
           <w:rPr>
@@ -1985,7 +1985,7 @@
           <w14:ligatures w14:val="standardContextual"/>
         </w:rPr>
       </w:pPr>
-      <w:hyperlink w:anchor="_Toc242194427" w:history="1">
+      <w:hyperlink w:anchor="_Toc242436707" w:history="1">
         <w:r>
           <w:rPr>
             <w:rStyle w:val="aff8"/>
@@ -2012,7 +2012,7 @@
             <w:noProof/>
             <w:webHidden/>
           </w:rPr>
-          <w:instrText xml:space="preserve"> PAGEREF _Toc242194427 \h </w:instrText>
+          <w:instrText xml:space="preserve"> PAGEREF _Toc242436707 \h </w:instrText>
         </w:r>
         <w:r>
           <w:rPr>
@@ -2058,7 +2058,7 @@
         <w:ind w:firstLine="0"/>
         <w:jc w:val="center"/>
       </w:pPr>
-      <w:bookmarkStart w:id="0" w:name="_Toc242194404"/>
+      <w:bookmarkStart w:id="0" w:name="_Toc242436684"/>
       <w:r>
         <w:lastRenderedPageBreak/>
         <w:t>ПЕРЕЧЕНЬ ТЕРМИНОВ И СОКРАЩЕНИЙ</w:t>
@@ -3320,7 +3320,7 @@
         <w:pStyle w:val="1"/>
         <w:pageBreakBefore/>
       </w:pPr>
-      <w:bookmarkStart w:id="1" w:name="_Toc242194405"/>
+      <w:bookmarkStart w:id="1" w:name="_Toc242436685"/>
       <w:r>
         <w:lastRenderedPageBreak/>
         <w:t>1 Введение</w:t>
@@ -3331,7 +3331,7 @@
       <w:pPr>
         <w:pStyle w:val="21"/>
       </w:pPr>
-      <w:bookmarkStart w:id="2" w:name="_Toc242194406"/>
+      <w:bookmarkStart w:id="2" w:name="_Toc242436686"/>
       <w:r>
         <w:t>1.1 Область применения</w:t>
       </w:r>
@@ -3346,7 +3346,7 @@
       <w:pPr>
         <w:pStyle w:val="21"/>
       </w:pPr>
-      <w:bookmarkStart w:id="3" w:name="_Toc242194407"/>
+      <w:bookmarkStart w:id="3" w:name="_Toc242436687"/>
       <w:r>
         <w:t>1.2 Краткое описание возможностей</w:t>
       </w:r>
@@ -3396,7 +3396,7 @@
       <w:pPr>
         <w:pStyle w:val="21"/>
       </w:pPr>
-      <w:bookmarkStart w:id="4" w:name="_Toc242194408"/>
+      <w:bookmarkStart w:id="4" w:name="_Toc242436688"/>
       <w:r>
         <w:t>1.3 Уровень подготовки пользователя</w:t>
       </w:r>
@@ -3411,7 +3411,7 @@
       <w:pPr>
         <w:pStyle w:val="21"/>
       </w:pPr>
-      <w:bookmarkStart w:id="5" w:name="_Toc242194409"/>
+      <w:bookmarkStart w:id="5" w:name="_Toc242436689"/>
       <w:r>
         <w:t>1.4 Перечень эксплуатационной документации</w:t>
       </w:r>
@@ -3615,7 +3615,7 @@
         <w:pStyle w:val="1"/>
         <w:pageBreakBefore/>
       </w:pPr>
-      <w:bookmarkStart w:id="6" w:name="_Toc242194410"/>
+      <w:bookmarkStart w:id="6" w:name="_Toc242436690"/>
       <w:r>
         <w:lastRenderedPageBreak/>
         <w:t>2 Назначение и условия применения</w:t>
@@ -3657,7 +3657,7 @@
         <w:pStyle w:val="1"/>
         <w:pageBreakBefore/>
       </w:pPr>
-      <w:bookmarkStart w:id="7" w:name="_Toc242194411"/>
+      <w:bookmarkStart w:id="7" w:name="_Toc242436691"/>
       <w:r>
         <w:lastRenderedPageBreak/>
         <w:t>3 Подготовка к работе</w:t>
@@ -3668,7 +3668,7 @@
       <w:pPr>
         <w:pStyle w:val="21"/>
       </w:pPr>
-      <w:bookmarkStart w:id="8" w:name="_Toc242194412"/>
+      <w:bookmarkStart w:id="8" w:name="_Toc242436692"/>
       <w:r>
         <w:t>3.1 Состав дистрибутива</w:t>
       </w:r>
@@ -3683,7 +3683,7 @@
       <w:pPr>
         <w:pStyle w:val="21"/>
       </w:pPr>
-      <w:bookmarkStart w:id="9" w:name="_Toc242194413"/>
+      <w:bookmarkStart w:id="9" w:name="_Toc242436693"/>
       <w:r>
         <w:t>3.2 Порядок входа в систему</w:t>
       </w:r>
@@ -3718,7 +3718,7 @@
       <w:pPr>
         <w:pStyle w:val="21"/>
       </w:pPr>
-      <w:bookmarkStart w:id="10" w:name="_Toc242194414"/>
+      <w:bookmarkStart w:id="10" w:name="_Toc242436694"/>
       <w:r>
         <w:t>3.3 Проверка работоспособности</w:t>
       </w:r>
@@ -3734,7 +3734,7 @@
         <w:pStyle w:val="1"/>
         <w:pageBreakBefore/>
       </w:pPr>
-      <w:bookmarkStart w:id="11" w:name="_Toc242194415"/>
+      <w:bookmarkStart w:id="11" w:name="_Toc242436695"/>
       <w:r>
         <w:lastRenderedPageBreak/>
         <w:t>4 Описание операций</w:t>
@@ -3745,7 +3745,7 @@
       <w:pPr>
         <w:pStyle w:val="21"/>
       </w:pPr>
-      <w:bookmarkStart w:id="12" w:name="_Toc242194416"/>
+      <w:bookmarkStart w:id="12" w:name="_Toc242436696"/>
       <w:r>
         <w:t>4.1 Общие приёмы работы</w:t>
       </w:r>
@@ -4017,7 +4017,7 @@
       <w:pPr>
         <w:pStyle w:val="21"/>
       </w:pPr>
-      <w:bookmarkStart w:id="13" w:name="_Toc242194417"/>
+      <w:bookmarkStart w:id="13" w:name="_Toc242436697"/>
       <w:r>
         <w:t>4.2 Операции менеджера по продажам</w:t>
       </w:r>
@@ -4394,7 +4394,7 @@
               <w:pStyle w:val="GostTable"/>
             </w:pPr>
             <w:r>
-              <w:t>Объект в статусе «Подбор»; объект в резерве — только по решению руководителя</w:t>
+              <w:t>Объект в статусе «Подбор»; объект в резерве не бронируется — сначала руководитель решает снять резерв</w:t>
             </w:r>
           </w:p>
         </w:tc>
@@ -4611,7 +4611,7 @@
       <w:pPr>
         <w:pStyle w:val="21"/>
       </w:pPr>
-      <w:bookmarkStart w:id="14" w:name="_Toc242194418"/>
+      <w:bookmarkStart w:id="14" w:name="_Toc242436698"/>
       <w:r>
         <w:t>4.3 Операции руководителя отдела продаж</w:t>
       </w:r>
@@ -5016,7 +5016,7 @@
       <w:pPr>
         <w:pStyle w:val="21"/>
       </w:pPr>
-      <w:bookmarkStart w:id="15" w:name="_Toc242194419"/>
+      <w:bookmarkStart w:id="15" w:name="_Toc242436699"/>
       <w:r>
         <w:t>4.4 Операции специалиста по оформлению</w:t>
       </w:r>
@@ -5377,7 +5377,7 @@
       <w:pPr>
         <w:pStyle w:val="21"/>
       </w:pPr>
-      <w:bookmarkStart w:id="16" w:name="_Toc242194420"/>
+      <w:bookmarkStart w:id="16" w:name="_Toc242436700"/>
       <w:r>
         <w:t>4.5 Операции финансиста</w:t>
       </w:r>
@@ -5782,7 +5782,7 @@
       <w:pPr>
         <w:pStyle w:val="21"/>
       </w:pPr>
-      <w:bookmarkStart w:id="17" w:name="_Toc242194421"/>
+      <w:bookmarkStart w:id="17" w:name="_Toc242436701"/>
       <w:r>
         <w:t>4.6 Операции наблюдателя (руководства компании)</w:t>
       </w:r>
@@ -5797,7 +5797,7 @@
       <w:pPr>
         <w:pStyle w:val="21"/>
       </w:pPr>
-      <w:bookmarkStart w:id="18" w:name="_Toc242194422"/>
+      <w:bookmarkStart w:id="18" w:name="_Toc242436702"/>
       <w:r>
         <w:t>4.7 Операции администратора</w:t>
       </w:r>
@@ -6310,7 +6310,7 @@
               <w:pStyle w:val="GostTable"/>
             </w:pPr>
             <w:r>
-              <w:t>Распоряжение руководителя</w:t>
+              <w:t>Распоряжение руководителя; разрешение «Редактирование» на ресурс «Объекты недвижимости»</w:t>
             </w:r>
           </w:p>
         </w:tc>
@@ -6323,7 +6323,7 @@
               <w:pStyle w:val="GostTable"/>
             </w:pPr>
             <w:r>
-              <w:t>Карточка объекта → «Резервировать» / «Снять резерв», комментарий с основанием</w:t>
+              <w:t>Карточка объекта → «Резервировать» / «Снять резерв», комментарий с основанием. Объект в резерве не бронирует никто, пока резерв не снят</w:t>
             </w:r>
           </w:p>
         </w:tc>
@@ -6434,7 +6434,7 @@
         <w:pStyle w:val="1"/>
         <w:pageBreakBefore/>
       </w:pPr>
-      <w:bookmarkStart w:id="19" w:name="_Toc242194423"/>
+      <w:bookmarkStart w:id="19" w:name="_Toc242436703"/>
       <w:r>
         <w:lastRenderedPageBreak/>
         <w:t>5 Аварийные ситуации</w:t>
@@ -7123,7 +7123,7 @@
         <w:pStyle w:val="1"/>
         <w:pageBreakBefore/>
       </w:pPr>
-      <w:bookmarkStart w:id="20" w:name="_Toc242194424"/>
+      <w:bookmarkStart w:id="20" w:name="_Toc242436704"/>
       <w:r>
         <w:lastRenderedPageBreak/>
         <w:t>6 Рекомендации по освоению</w:t>
@@ -7157,7 +7157,7 @@
         <w:ind w:firstLine="0"/>
         <w:jc w:val="center"/>
       </w:pPr>
-      <w:bookmarkStart w:id="21" w:name="_Toc242194425"/>
+      <w:bookmarkStart w:id="21" w:name="_Toc242436705"/>
       <w:r>
         <w:lastRenderedPageBreak/>
         <w:t>Приложение А</w:t>
@@ -7559,7 +7559,7 @@
         <w:ind w:firstLine="0"/>
         <w:jc w:val="center"/>
       </w:pPr>
-      <w:bookmarkStart w:id="22" w:name="_Toc242194426"/>
+      <w:bookmarkStart w:id="22" w:name="_Toc242436706"/>
       <w:r>
         <w:lastRenderedPageBreak/>
         <w:t>Приложение Б</w:t>
@@ -7875,7 +7875,7 @@
         <w:ind w:firstLine="0"/>
         <w:jc w:val="center"/>
       </w:pPr>
-      <w:bookmarkStart w:id="23" w:name="_Toc242194427"/>
+      <w:bookmarkStart w:id="23" w:name="_Toc242436707"/>
       <w:r>
         <w:lastRenderedPageBreak/>
         <w:t>ЛИСТ РЕГИСТРАЦИИ ИЗМЕНЕНИЙ</w:t>
@@ -9937,31 +9937,31 @@
       </w:rPr>
     </w:lvl>
   </w:abstractNum>
-  <w:num w:numId="1" w16cid:durableId="959994332">
+  <w:num w:numId="1" w16cid:durableId="254434961">
     <w:abstractNumId w:val="8"/>
   </w:num>
-  <w:num w:numId="2" w16cid:durableId="1060792402">
+  <w:num w:numId="2" w16cid:durableId="78911060">
     <w:abstractNumId w:val="6"/>
   </w:num>
-  <w:num w:numId="3" w16cid:durableId="1208376394">
+  <w:num w:numId="3" w16cid:durableId="1158612064">
     <w:abstractNumId w:val="5"/>
   </w:num>
-  <w:num w:numId="4" w16cid:durableId="1022241865">
+  <w:num w:numId="4" w16cid:durableId="2025013282">
     <w:abstractNumId w:val="4"/>
   </w:num>
-  <w:num w:numId="5" w16cid:durableId="1393117453">
+  <w:num w:numId="5" w16cid:durableId="2026440545">
     <w:abstractNumId w:val="7"/>
   </w:num>
-  <w:num w:numId="6" w16cid:durableId="1132594882">
+  <w:num w:numId="6" w16cid:durableId="2031494565">
     <w:abstractNumId w:val="3"/>
   </w:num>
-  <w:num w:numId="7" w16cid:durableId="915480949">
+  <w:num w:numId="7" w16cid:durableId="1647314291">
     <w:abstractNumId w:val="2"/>
   </w:num>
-  <w:num w:numId="8" w16cid:durableId="1194424119">
+  <w:num w:numId="8" w16cid:durableId="1369180710">
     <w:abstractNumId w:val="1"/>
   </w:num>
-  <w:num w:numId="9" w16cid:durableId="1178693069">
+  <w:num w:numId="9" w16cid:durableId="1224364590">
     <w:abstractNumId w:val="0"/>
   </w:num>
 </w:numbering>
@@ -21494,7 +21494,7 @@
     <w:autoRedefine/>
     <w:uiPriority w:val="39"/>
     <w:unhideWhenUsed/>
-    <w:rsid w:val="0061799F"/>
+    <w:rsid w:val="00E46575"/>
     <w:pPr>
       <w:spacing w:after="100"/>
     </w:pPr>
@@ -21506,7 +21506,7 @@
     <w:autoRedefine/>
     <w:uiPriority w:val="39"/>
     <w:unhideWhenUsed/>
-    <w:rsid w:val="0061799F"/>
+    <w:rsid w:val="00E46575"/>
     <w:pPr>
       <w:spacing w:after="100"/>
       <w:ind w:left="240"/>
@@ -21517,7 +21517,7 @@
     <w:basedOn w:val="a2"/>
     <w:uiPriority w:val="99"/>
     <w:unhideWhenUsed/>
-    <w:rsid w:val="0061799F"/>
+    <w:rsid w:val="00E46575"/>
     <w:rPr>
       <w:color w:val="0000FF" w:themeColor="hyperlink"/>
       <w:u w:val="single"/>

--- a/docs/gost/out/07_И3_Руководство_пользователя.docx
+++ b/docs/gost/out/07_И3_Руководство_пользователя.docx
@@ -306,7 +306,7 @@
       <w:r>
         <w:fldChar w:fldCharType="separate"/>
       </w:r>
-      <w:hyperlink w:anchor="_Toc242436684" w:history="1">
+      <w:hyperlink w:anchor="_Toc242451037" w:history="1">
         <w:r>
           <w:rPr>
             <w:rStyle w:val="aff8"/>
@@ -333,7 +333,7 @@
             <w:noProof/>
             <w:webHidden/>
           </w:rPr>
-          <w:instrText xml:space="preserve"> PAGEREF _Toc242436684 \h </w:instrText>
+          <w:instrText xml:space="preserve"> PAGEREF _Toc242451037 \h </w:instrText>
         </w:r>
         <w:r>
           <w:rPr>
@@ -379,7 +379,7 @@
           <w14:ligatures w14:val="standardContextual"/>
         </w:rPr>
       </w:pPr>
-      <w:hyperlink w:anchor="_Toc242436685" w:history="1">
+      <w:hyperlink w:anchor="_Toc242451038" w:history="1">
         <w:r>
           <w:rPr>
             <w:rStyle w:val="aff8"/>
@@ -406,7 +406,7 @@
             <w:noProof/>
             <w:webHidden/>
           </w:rPr>
-          <w:instrText xml:space="preserve"> PAGEREF _Toc242436685 \h </w:instrText>
+          <w:instrText xml:space="preserve"> PAGEREF _Toc242451038 \h </w:instrText>
         </w:r>
         <w:r>
           <w:rPr>
@@ -452,7 +452,7 @@
           <w14:ligatures w14:val="standardContextual"/>
         </w:rPr>
       </w:pPr>
-      <w:hyperlink w:anchor="_Toc242436686" w:history="1">
+      <w:hyperlink w:anchor="_Toc242451039" w:history="1">
         <w:r>
           <w:rPr>
             <w:rStyle w:val="aff8"/>
@@ -479,7 +479,7 @@
             <w:noProof/>
             <w:webHidden/>
           </w:rPr>
-          <w:instrText xml:space="preserve"> PAGEREF _Toc242436686 \h </w:instrText>
+          <w:instrText xml:space="preserve"> PAGEREF _Toc242451039 \h </w:instrText>
         </w:r>
         <w:r>
           <w:rPr>
@@ -525,7 +525,7 @@
           <w14:ligatures w14:val="standardContextual"/>
         </w:rPr>
       </w:pPr>
-      <w:hyperlink w:anchor="_Toc242436687" w:history="1">
+      <w:hyperlink w:anchor="_Toc242451040" w:history="1">
         <w:r>
           <w:rPr>
             <w:rStyle w:val="aff8"/>
@@ -552,7 +552,7 @@
             <w:noProof/>
             <w:webHidden/>
           </w:rPr>
-          <w:instrText xml:space="preserve"> PAGEREF _Toc242436687 \h </w:instrText>
+          <w:instrText xml:space="preserve"> PAGEREF _Toc242451040 \h </w:instrText>
         </w:r>
         <w:r>
           <w:rPr>
@@ -598,7 +598,7 @@
           <w14:ligatures w14:val="standardContextual"/>
         </w:rPr>
       </w:pPr>
-      <w:hyperlink w:anchor="_Toc242436688" w:history="1">
+      <w:hyperlink w:anchor="_Toc242451041" w:history="1">
         <w:r>
           <w:rPr>
             <w:rStyle w:val="aff8"/>
@@ -625,7 +625,7 @@
             <w:noProof/>
             <w:webHidden/>
           </w:rPr>
-          <w:instrText xml:space="preserve"> PAGEREF _Toc242436688 \h </w:instrText>
+          <w:instrText xml:space="preserve"> PAGEREF _Toc242451041 \h </w:instrText>
         </w:r>
         <w:r>
           <w:rPr>
@@ -671,7 +671,7 @@
           <w14:ligatures w14:val="standardContextual"/>
         </w:rPr>
       </w:pPr>
-      <w:hyperlink w:anchor="_Toc242436689" w:history="1">
+      <w:hyperlink w:anchor="_Toc242451042" w:history="1">
         <w:r>
           <w:rPr>
             <w:rStyle w:val="aff8"/>
@@ -698,7 +698,7 @@
             <w:noProof/>
             <w:webHidden/>
           </w:rPr>
-          <w:instrText xml:space="preserve"> PAGEREF _Toc242436689 \h </w:instrText>
+          <w:instrText xml:space="preserve"> PAGEREF _Toc242451042 \h </w:instrText>
         </w:r>
         <w:r>
           <w:rPr>
@@ -744,7 +744,7 @@
           <w14:ligatures w14:val="standardContextual"/>
         </w:rPr>
       </w:pPr>
-      <w:hyperlink w:anchor="_Toc242436690" w:history="1">
+      <w:hyperlink w:anchor="_Toc242451043" w:history="1">
         <w:r>
           <w:rPr>
             <w:rStyle w:val="aff8"/>
@@ -771,7 +771,7 @@
             <w:noProof/>
             <w:webHidden/>
           </w:rPr>
-          <w:instrText xml:space="preserve"> PAGEREF _Toc242436690 \h </w:instrText>
+          <w:instrText xml:space="preserve"> PAGEREF _Toc242451043 \h </w:instrText>
         </w:r>
         <w:r>
           <w:rPr>
@@ -817,7 +817,7 @@
           <w14:ligatures w14:val="standardContextual"/>
         </w:rPr>
       </w:pPr>
-      <w:hyperlink w:anchor="_Toc242436691" w:history="1">
+      <w:hyperlink w:anchor="_Toc242451044" w:history="1">
         <w:r>
           <w:rPr>
             <w:rStyle w:val="aff8"/>
@@ -844,7 +844,7 @@
             <w:noProof/>
             <w:webHidden/>
           </w:rPr>
-          <w:instrText xml:space="preserve"> PAGEREF _Toc242436691 \h </w:instrText>
+          <w:instrText xml:space="preserve"> PAGEREF _Toc242451044 \h </w:instrText>
         </w:r>
         <w:r>
           <w:rPr>
@@ -890,7 +890,7 @@
           <w14:ligatures w14:val="standardContextual"/>
         </w:rPr>
       </w:pPr>
-      <w:hyperlink w:anchor="_Toc242436692" w:history="1">
+      <w:hyperlink w:anchor="_Toc242451045" w:history="1">
         <w:r>
           <w:rPr>
             <w:rStyle w:val="aff8"/>
@@ -917,7 +917,7 @@
             <w:noProof/>
             <w:webHidden/>
           </w:rPr>
-          <w:instrText xml:space="preserve"> PAGEREF _Toc242436692 \h </w:instrText>
+          <w:instrText xml:space="preserve"> PAGEREF _Toc242451045 \h </w:instrText>
         </w:r>
         <w:r>
           <w:rPr>
@@ -963,7 +963,7 @@
           <w14:ligatures w14:val="standardContextual"/>
         </w:rPr>
       </w:pPr>
-      <w:hyperlink w:anchor="_Toc242436693" w:history="1">
+      <w:hyperlink w:anchor="_Toc242451046" w:history="1">
         <w:r>
           <w:rPr>
             <w:rStyle w:val="aff8"/>
@@ -990,7 +990,7 @@
             <w:noProof/>
             <w:webHidden/>
           </w:rPr>
-          <w:instrText xml:space="preserve"> PAGEREF _Toc242436693 \h </w:instrText>
+          <w:instrText xml:space="preserve"> PAGEREF _Toc242451046 \h </w:instrText>
         </w:r>
         <w:r>
           <w:rPr>
@@ -1036,7 +1036,7 @@
           <w14:ligatures w14:val="standardContextual"/>
         </w:rPr>
       </w:pPr>
-      <w:hyperlink w:anchor="_Toc242436694" w:history="1">
+      <w:hyperlink w:anchor="_Toc242451047" w:history="1">
         <w:r>
           <w:rPr>
             <w:rStyle w:val="aff8"/>
@@ -1063,7 +1063,7 @@
             <w:noProof/>
             <w:webHidden/>
           </w:rPr>
-          <w:instrText xml:space="preserve"> PAGEREF _Toc242436694 \h </w:instrText>
+          <w:instrText xml:space="preserve"> PAGEREF _Toc242451047 \h </w:instrText>
         </w:r>
         <w:r>
           <w:rPr>
@@ -1109,7 +1109,7 @@
           <w14:ligatures w14:val="standardContextual"/>
         </w:rPr>
       </w:pPr>
-      <w:hyperlink w:anchor="_Toc242436695" w:history="1">
+      <w:hyperlink w:anchor="_Toc242451048" w:history="1">
         <w:r>
           <w:rPr>
             <w:rStyle w:val="aff8"/>
@@ -1136,7 +1136,7 @@
             <w:noProof/>
             <w:webHidden/>
           </w:rPr>
-          <w:instrText xml:space="preserve"> PAGEREF _Toc242436695 \h </w:instrText>
+          <w:instrText xml:space="preserve"> PAGEREF _Toc242451048 \h </w:instrText>
         </w:r>
         <w:r>
           <w:rPr>
@@ -1182,7 +1182,7 @@
           <w14:ligatures w14:val="standardContextual"/>
         </w:rPr>
       </w:pPr>
-      <w:hyperlink w:anchor="_Toc242436696" w:history="1">
+      <w:hyperlink w:anchor="_Toc242451049" w:history="1">
         <w:r>
           <w:rPr>
             <w:rStyle w:val="aff8"/>
@@ -1209,7 +1209,7 @@
             <w:noProof/>
             <w:webHidden/>
           </w:rPr>
-          <w:instrText xml:space="preserve"> PAGEREF _Toc242436696 \h </w:instrText>
+          <w:instrText xml:space="preserve"> PAGEREF _Toc242451049 \h </w:instrText>
         </w:r>
         <w:r>
           <w:rPr>
@@ -1255,7 +1255,7 @@
           <w14:ligatures w14:val="standardContextual"/>
         </w:rPr>
       </w:pPr>
-      <w:hyperlink w:anchor="_Toc242436697" w:history="1">
+      <w:hyperlink w:anchor="_Toc242451050" w:history="1">
         <w:r>
           <w:rPr>
             <w:rStyle w:val="aff8"/>
@@ -1282,7 +1282,7 @@
             <w:noProof/>
             <w:webHidden/>
           </w:rPr>
-          <w:instrText xml:space="preserve"> PAGEREF _Toc242436697 \h </w:instrText>
+          <w:instrText xml:space="preserve"> PAGEREF _Toc242451050 \h </w:instrText>
         </w:r>
         <w:r>
           <w:rPr>
@@ -1328,7 +1328,7 @@
           <w14:ligatures w14:val="standardContextual"/>
         </w:rPr>
       </w:pPr>
-      <w:hyperlink w:anchor="_Toc242436698" w:history="1">
+      <w:hyperlink w:anchor="_Toc242451051" w:history="1">
         <w:r>
           <w:rPr>
             <w:rStyle w:val="aff8"/>
@@ -1355,7 +1355,7 @@
             <w:noProof/>
             <w:webHidden/>
           </w:rPr>
-          <w:instrText xml:space="preserve"> PAGEREF _Toc242436698 \h </w:instrText>
+          <w:instrText xml:space="preserve"> PAGEREF _Toc242451051 \h </w:instrText>
         </w:r>
         <w:r>
           <w:rPr>
@@ -1401,7 +1401,7 @@
           <w14:ligatures w14:val="standardContextual"/>
         </w:rPr>
       </w:pPr>
-      <w:hyperlink w:anchor="_Toc242436699" w:history="1">
+      <w:hyperlink w:anchor="_Toc242451052" w:history="1">
         <w:r>
           <w:rPr>
             <w:rStyle w:val="aff8"/>
@@ -1428,7 +1428,7 @@
             <w:noProof/>
             <w:webHidden/>
           </w:rPr>
-          <w:instrText xml:space="preserve"> PAGEREF _Toc242436699 \h </w:instrText>
+          <w:instrText xml:space="preserve"> PAGEREF _Toc242451052 \h </w:instrText>
         </w:r>
         <w:r>
           <w:rPr>
@@ -1474,7 +1474,7 @@
           <w14:ligatures w14:val="standardContextual"/>
         </w:rPr>
       </w:pPr>
-      <w:hyperlink w:anchor="_Toc242436700" w:history="1">
+      <w:hyperlink w:anchor="_Toc242451053" w:history="1">
         <w:r>
           <w:rPr>
             <w:rStyle w:val="aff8"/>
@@ -1501,7 +1501,7 @@
             <w:noProof/>
             <w:webHidden/>
           </w:rPr>
-          <w:instrText xml:space="preserve"> PAGEREF _Toc242436700 \h </w:instrText>
+          <w:instrText xml:space="preserve"> PAGEREF _Toc242451053 \h </w:instrText>
         </w:r>
         <w:r>
           <w:rPr>
@@ -1547,7 +1547,7 @@
           <w14:ligatures w14:val="standardContextual"/>
         </w:rPr>
       </w:pPr>
-      <w:hyperlink w:anchor="_Toc242436701" w:history="1">
+      <w:hyperlink w:anchor="_Toc242451054" w:history="1">
         <w:r>
           <w:rPr>
             <w:rStyle w:val="aff8"/>
@@ -1574,7 +1574,7 @@
             <w:noProof/>
             <w:webHidden/>
           </w:rPr>
-          <w:instrText xml:space="preserve"> PAGEREF _Toc242436701 \h </w:instrText>
+          <w:instrText xml:space="preserve"> PAGEREF _Toc242451054 \h </w:instrText>
         </w:r>
         <w:r>
           <w:rPr>
@@ -1620,7 +1620,7 @@
           <w14:ligatures w14:val="standardContextual"/>
         </w:rPr>
       </w:pPr>
-      <w:hyperlink w:anchor="_Toc242436702" w:history="1">
+      <w:hyperlink w:anchor="_Toc242451055" w:history="1">
         <w:r>
           <w:rPr>
             <w:rStyle w:val="aff8"/>
@@ -1647,7 +1647,7 @@
             <w:noProof/>
             <w:webHidden/>
           </w:rPr>
-          <w:instrText xml:space="preserve"> PAGEREF _Toc242436702 \h </w:instrText>
+          <w:instrText xml:space="preserve"> PAGEREF _Toc242451055 \h </w:instrText>
         </w:r>
         <w:r>
           <w:rPr>
@@ -1693,7 +1693,7 @@
           <w14:ligatures w14:val="standardContextual"/>
         </w:rPr>
       </w:pPr>
-      <w:hyperlink w:anchor="_Toc242436703" w:history="1">
+      <w:hyperlink w:anchor="_Toc242451056" w:history="1">
         <w:r>
           <w:rPr>
             <w:rStyle w:val="aff8"/>
@@ -1720,7 +1720,7 @@
             <w:noProof/>
             <w:webHidden/>
           </w:rPr>
-          <w:instrText xml:space="preserve"> PAGEREF _Toc242436703 \h </w:instrText>
+          <w:instrText xml:space="preserve"> PAGEREF _Toc242451056 \h </w:instrText>
         </w:r>
         <w:r>
           <w:rPr>
@@ -1766,7 +1766,7 @@
           <w14:ligatures w14:val="standardContextual"/>
         </w:rPr>
       </w:pPr>
-      <w:hyperlink w:anchor="_Toc242436704" w:history="1">
+      <w:hyperlink w:anchor="_Toc242451057" w:history="1">
         <w:r>
           <w:rPr>
             <w:rStyle w:val="aff8"/>
@@ -1793,7 +1793,7 @@
             <w:noProof/>
             <w:webHidden/>
           </w:rPr>
-          <w:instrText xml:space="preserve"> PAGEREF _Toc242436704 \h </w:instrText>
+          <w:instrText xml:space="preserve"> PAGEREF _Toc242451057 \h </w:instrText>
         </w:r>
         <w:r>
           <w:rPr>
@@ -1839,7 +1839,7 @@
           <w14:ligatures w14:val="standardContextual"/>
         </w:rPr>
       </w:pPr>
-      <w:hyperlink w:anchor="_Toc242436705" w:history="1">
+      <w:hyperlink w:anchor="_Toc242451058" w:history="1">
         <w:r>
           <w:rPr>
             <w:rStyle w:val="aff8"/>
@@ -1866,7 +1866,7 @@
             <w:noProof/>
             <w:webHidden/>
           </w:rPr>
-          <w:instrText xml:space="preserve"> PAGEREF _Toc242436705 \h </w:instrText>
+          <w:instrText xml:space="preserve"> PAGEREF _Toc242451058 \h </w:instrText>
         </w:r>
         <w:r>
           <w:rPr>
@@ -1912,7 +1912,7 @@
           <w14:ligatures w14:val="standardContextual"/>
         </w:rPr>
       </w:pPr>
-      <w:hyperlink w:anchor="_Toc242436706" w:history="1">
+      <w:hyperlink w:anchor="_Toc242451059" w:history="1">
         <w:r>
           <w:rPr>
             <w:rStyle w:val="aff8"/>
@@ -1939,7 +1939,7 @@
             <w:noProof/>
             <w:webHidden/>
           </w:rPr>
-          <w:instrText xml:space="preserve"> PAGEREF _Toc242436706 \h </w:instrText>
+          <w:instrText xml:space="preserve"> PAGEREF _Toc242451059 \h </w:instrText>
         </w:r>
         <w:r>
           <w:rPr>
@@ -1985,7 +1985,7 @@
           <w14:ligatures w14:val="standardContextual"/>
         </w:rPr>
       </w:pPr>
-      <w:hyperlink w:anchor="_Toc242436707" w:history="1">
+      <w:hyperlink w:anchor="_Toc242451060" w:history="1">
         <w:r>
           <w:rPr>
             <w:rStyle w:val="aff8"/>
@@ -2012,7 +2012,7 @@
             <w:noProof/>
             <w:webHidden/>
           </w:rPr>
-          <w:instrText xml:space="preserve"> PAGEREF _Toc242436707 \h </w:instrText>
+          <w:instrText xml:space="preserve"> PAGEREF _Toc242451060 \h </w:instrText>
         </w:r>
         <w:r>
           <w:rPr>
@@ -2058,7 +2058,7 @@
         <w:ind w:firstLine="0"/>
         <w:jc w:val="center"/>
       </w:pPr>
-      <w:bookmarkStart w:id="0" w:name="_Toc242436684"/>
+      <w:bookmarkStart w:id="0" w:name="_Toc242451037"/>
       <w:r>
         <w:lastRenderedPageBreak/>
         <w:t>ПЕРЕЧЕНЬ ТЕРМИНОВ И СОКРАЩЕНИЙ</w:t>
@@ -3320,7 +3320,7 @@
         <w:pStyle w:val="1"/>
         <w:pageBreakBefore/>
       </w:pPr>
-      <w:bookmarkStart w:id="1" w:name="_Toc242436685"/>
+      <w:bookmarkStart w:id="1" w:name="_Toc242451038"/>
       <w:r>
         <w:lastRenderedPageBreak/>
         <w:t>1 Введение</w:t>
@@ -3331,7 +3331,7 @@
       <w:pPr>
         <w:pStyle w:val="21"/>
       </w:pPr>
-      <w:bookmarkStart w:id="2" w:name="_Toc242436686"/>
+      <w:bookmarkStart w:id="2" w:name="_Toc242451039"/>
       <w:r>
         <w:t>1.1 Область применения</w:t>
       </w:r>
@@ -3346,7 +3346,7 @@
       <w:pPr>
         <w:pStyle w:val="21"/>
       </w:pPr>
-      <w:bookmarkStart w:id="3" w:name="_Toc242436687"/>
+      <w:bookmarkStart w:id="3" w:name="_Toc242451040"/>
       <w:r>
         <w:t>1.2 Краткое описание возможностей</w:t>
       </w:r>
@@ -3396,7 +3396,7 @@
       <w:pPr>
         <w:pStyle w:val="21"/>
       </w:pPr>
-      <w:bookmarkStart w:id="4" w:name="_Toc242436688"/>
+      <w:bookmarkStart w:id="4" w:name="_Toc242451041"/>
       <w:r>
         <w:t>1.3 Уровень подготовки пользователя</w:t>
       </w:r>
@@ -3411,7 +3411,7 @@
       <w:pPr>
         <w:pStyle w:val="21"/>
       </w:pPr>
-      <w:bookmarkStart w:id="5" w:name="_Toc242436689"/>
+      <w:bookmarkStart w:id="5" w:name="_Toc242451042"/>
       <w:r>
         <w:t>1.4 Перечень эксплуатационной документации</w:t>
       </w:r>
@@ -3615,7 +3615,7 @@
         <w:pStyle w:val="1"/>
         <w:pageBreakBefore/>
       </w:pPr>
-      <w:bookmarkStart w:id="6" w:name="_Toc242436690"/>
+      <w:bookmarkStart w:id="6" w:name="_Toc242451043"/>
       <w:r>
         <w:lastRenderedPageBreak/>
         <w:t>2 Назначение и условия применения</w:t>
@@ -3657,7 +3657,7 @@
         <w:pStyle w:val="1"/>
         <w:pageBreakBefore/>
       </w:pPr>
-      <w:bookmarkStart w:id="7" w:name="_Toc242436691"/>
+      <w:bookmarkStart w:id="7" w:name="_Toc242451044"/>
       <w:r>
         <w:lastRenderedPageBreak/>
         <w:t>3 Подготовка к работе</w:t>
@@ -3668,7 +3668,7 @@
       <w:pPr>
         <w:pStyle w:val="21"/>
       </w:pPr>
-      <w:bookmarkStart w:id="8" w:name="_Toc242436692"/>
+      <w:bookmarkStart w:id="8" w:name="_Toc242451045"/>
       <w:r>
         <w:t>3.1 Состав дистрибутива</w:t>
       </w:r>
@@ -3683,7 +3683,7 @@
       <w:pPr>
         <w:pStyle w:val="21"/>
       </w:pPr>
-      <w:bookmarkStart w:id="9" w:name="_Toc242436693"/>
+      <w:bookmarkStart w:id="9" w:name="_Toc242451046"/>
       <w:r>
         <w:t>3.2 Порядок входа в систему</w:t>
       </w:r>
@@ -3718,7 +3718,7 @@
       <w:pPr>
         <w:pStyle w:val="21"/>
       </w:pPr>
-      <w:bookmarkStart w:id="10" w:name="_Toc242436694"/>
+      <w:bookmarkStart w:id="10" w:name="_Toc242451047"/>
       <w:r>
         <w:t>3.3 Проверка работоспособности</w:t>
       </w:r>
@@ -3734,7 +3734,7 @@
         <w:pStyle w:val="1"/>
         <w:pageBreakBefore/>
       </w:pPr>
-      <w:bookmarkStart w:id="11" w:name="_Toc242436695"/>
+      <w:bookmarkStart w:id="11" w:name="_Toc242451048"/>
       <w:r>
         <w:lastRenderedPageBreak/>
         <w:t>4 Описание операций</w:t>
@@ -3745,7 +3745,7 @@
       <w:pPr>
         <w:pStyle w:val="21"/>
       </w:pPr>
-      <w:bookmarkStart w:id="12" w:name="_Toc242436696"/>
+      <w:bookmarkStart w:id="12" w:name="_Toc242451049"/>
       <w:r>
         <w:t>4.1 Общие приёмы работы</w:t>
       </w:r>
@@ -4017,7 +4017,7 @@
       <w:pPr>
         <w:pStyle w:val="21"/>
       </w:pPr>
-      <w:bookmarkStart w:id="13" w:name="_Toc242436697"/>
+      <w:bookmarkStart w:id="13" w:name="_Toc242451050"/>
       <w:r>
         <w:t>4.2 Операции менеджера по продажам</w:t>
       </w:r>
@@ -4611,7 +4611,7 @@
       <w:pPr>
         <w:pStyle w:val="21"/>
       </w:pPr>
-      <w:bookmarkStart w:id="14" w:name="_Toc242436698"/>
+      <w:bookmarkStart w:id="14" w:name="_Toc242451051"/>
       <w:r>
         <w:t>4.3 Операции руководителя отдела продаж</w:t>
       </w:r>
@@ -5016,7 +5016,7 @@
       <w:pPr>
         <w:pStyle w:val="21"/>
       </w:pPr>
-      <w:bookmarkStart w:id="15" w:name="_Toc242436699"/>
+      <w:bookmarkStart w:id="15" w:name="_Toc242451052"/>
       <w:r>
         <w:t>4.4 Операции специалиста по оформлению</w:t>
       </w:r>
@@ -5377,7 +5377,7 @@
       <w:pPr>
         <w:pStyle w:val="21"/>
       </w:pPr>
-      <w:bookmarkStart w:id="16" w:name="_Toc242436700"/>
+      <w:bookmarkStart w:id="16" w:name="_Toc242451053"/>
       <w:r>
         <w:t>4.5 Операции финансиста</w:t>
       </w:r>
@@ -5497,7 +5497,7 @@
               <w:pStyle w:val="GostTable"/>
             </w:pPr>
             <w:r>
-              <w:t>«Финансы» → платёж → «Отметить как оплаченный» или кнопка «Оплачен» в графике сделки; дата оплаты — текущая</w:t>
+              <w:t>«Финансы» → платёж → «Отметить как оплаченный» или кнопка «Отметить как оплаченный» в графике сделки, затем подтверждение; дата оплаты — текущая</w:t>
             </w:r>
           </w:p>
         </w:tc>
@@ -5782,7 +5782,7 @@
       <w:pPr>
         <w:pStyle w:val="21"/>
       </w:pPr>
-      <w:bookmarkStart w:id="17" w:name="_Toc242436701"/>
+      <w:bookmarkStart w:id="17" w:name="_Toc242451054"/>
       <w:r>
         <w:t>4.6 Операции наблюдателя (руководства компании)</w:t>
       </w:r>
@@ -5797,7 +5797,7 @@
       <w:pPr>
         <w:pStyle w:val="21"/>
       </w:pPr>
-      <w:bookmarkStart w:id="18" w:name="_Toc242436702"/>
+      <w:bookmarkStart w:id="18" w:name="_Toc242451055"/>
       <w:r>
         <w:t>4.7 Операции администратора</w:t>
       </w:r>
@@ -5981,6 +5981,7 @@
               <w:pStyle w:val="GostTable"/>
             </w:pPr>
             <w:r>
+              <w:lastRenderedPageBreak/>
               <w:t>Увольнение сотрудника</w:t>
             </w:r>
           </w:p>
@@ -6026,7 +6027,6 @@
               <w:pStyle w:val="GostTable"/>
             </w:pPr>
             <w:r>
-              <w:lastRenderedPageBreak/>
               <w:t>Роли</w:t>
             </w:r>
           </w:p>
@@ -6434,7 +6434,7 @@
         <w:pStyle w:val="1"/>
         <w:pageBreakBefore/>
       </w:pPr>
-      <w:bookmarkStart w:id="19" w:name="_Toc242436703"/>
+      <w:bookmarkStart w:id="19" w:name="_Toc242451056"/>
       <w:r>
         <w:lastRenderedPageBreak/>
         <w:t>5 Аварийные ситуации</w:t>
@@ -7123,7 +7123,7 @@
         <w:pStyle w:val="1"/>
         <w:pageBreakBefore/>
       </w:pPr>
-      <w:bookmarkStart w:id="20" w:name="_Toc242436704"/>
+      <w:bookmarkStart w:id="20" w:name="_Toc242451057"/>
       <w:r>
         <w:lastRenderedPageBreak/>
         <w:t>6 Рекомендации по освоению</w:t>
@@ -7157,7 +7157,7 @@
         <w:ind w:firstLine="0"/>
         <w:jc w:val="center"/>
       </w:pPr>
-      <w:bookmarkStart w:id="21" w:name="_Toc242436705"/>
+      <w:bookmarkStart w:id="21" w:name="_Toc242451058"/>
       <w:r>
         <w:lastRenderedPageBreak/>
         <w:t>Приложение А</w:t>
@@ -7559,7 +7559,7 @@
         <w:ind w:firstLine="0"/>
         <w:jc w:val="center"/>
       </w:pPr>
-      <w:bookmarkStart w:id="22" w:name="_Toc242436706"/>
+      <w:bookmarkStart w:id="22" w:name="_Toc242451059"/>
       <w:r>
         <w:lastRenderedPageBreak/>
         <w:t>Приложение Б</w:t>
@@ -7875,7 +7875,7 @@
         <w:ind w:firstLine="0"/>
         <w:jc w:val="center"/>
       </w:pPr>
-      <w:bookmarkStart w:id="23" w:name="_Toc242436707"/>
+      <w:bookmarkStart w:id="23" w:name="_Toc242451060"/>
       <w:r>
         <w:lastRenderedPageBreak/>
         <w:t>ЛИСТ РЕГИСТРАЦИИ ИЗМЕНЕНИЙ</w:t>
@@ -9937,31 +9937,31 @@
       </w:rPr>
     </w:lvl>
   </w:abstractNum>
-  <w:num w:numId="1" w16cid:durableId="254434961">
+  <w:num w:numId="1" w16cid:durableId="53357423">
     <w:abstractNumId w:val="8"/>
   </w:num>
-  <w:num w:numId="2" w16cid:durableId="78911060">
+  <w:num w:numId="2" w16cid:durableId="1151676487">
     <w:abstractNumId w:val="6"/>
   </w:num>
-  <w:num w:numId="3" w16cid:durableId="1158612064">
+  <w:num w:numId="3" w16cid:durableId="149250629">
     <w:abstractNumId w:val="5"/>
   </w:num>
-  <w:num w:numId="4" w16cid:durableId="2025013282">
+  <w:num w:numId="4" w16cid:durableId="1243182647">
     <w:abstractNumId w:val="4"/>
   </w:num>
-  <w:num w:numId="5" w16cid:durableId="2026440545">
+  <w:num w:numId="5" w16cid:durableId="1909026958">
     <w:abstractNumId w:val="7"/>
   </w:num>
-  <w:num w:numId="6" w16cid:durableId="2031494565">
+  <w:num w:numId="6" w16cid:durableId="320161594">
     <w:abstractNumId w:val="3"/>
   </w:num>
-  <w:num w:numId="7" w16cid:durableId="1647314291">
+  <w:num w:numId="7" w16cid:durableId="799223959">
     <w:abstractNumId w:val="2"/>
   </w:num>
-  <w:num w:numId="8" w16cid:durableId="1369180710">
+  <w:num w:numId="8" w16cid:durableId="924845960">
     <w:abstractNumId w:val="1"/>
   </w:num>
-  <w:num w:numId="9" w16cid:durableId="1224364590">
+  <w:num w:numId="9" w16cid:durableId="1409881525">
     <w:abstractNumId w:val="0"/>
   </w:num>
 </w:numbering>
@@ -21494,7 +21494,7 @@
     <w:autoRedefine/>
     <w:uiPriority w:val="39"/>
     <w:unhideWhenUsed/>
-    <w:rsid w:val="00E46575"/>
+    <w:rsid w:val="00355F79"/>
     <w:pPr>
       <w:spacing w:after="100"/>
     </w:pPr>
@@ -21506,7 +21506,7 @@
     <w:autoRedefine/>
     <w:uiPriority w:val="39"/>
     <w:unhideWhenUsed/>
-    <w:rsid w:val="00E46575"/>
+    <w:rsid w:val="00355F79"/>
     <w:pPr>
       <w:spacing w:after="100"/>
       <w:ind w:left="240"/>
@@ -21517,7 +21517,7 @@
     <w:basedOn w:val="a2"/>
     <w:uiPriority w:val="99"/>
     <w:unhideWhenUsed/>
-    <w:rsid w:val="00E46575"/>
+    <w:rsid w:val="00355F79"/>
     <w:rPr>
       <w:color w:val="0000FF" w:themeColor="hyperlink"/>
       <w:u w:val="single"/>

--- a/docs/gost/out/07_И3_Руководство_пользователя.docx
+++ b/docs/gost/out/07_И3_Руководство_пользователя.docx
@@ -306,7 +306,7 @@
       <w:r>
         <w:fldChar w:fldCharType="separate"/>
       </w:r>
-      <w:hyperlink w:anchor="_Toc242451037" w:history="1">
+      <w:hyperlink w:anchor="_Toc242457695" w:history="1">
         <w:r>
           <w:rPr>
             <w:rStyle w:val="aff8"/>
@@ -333,7 +333,7 @@
             <w:noProof/>
             <w:webHidden/>
           </w:rPr>
-          <w:instrText xml:space="preserve"> PAGEREF _Toc242451037 \h </w:instrText>
+          <w:instrText xml:space="preserve"> PAGEREF _Toc242457695 \h </w:instrText>
         </w:r>
         <w:r>
           <w:rPr>
@@ -379,7 +379,7 @@
           <w14:ligatures w14:val="standardContextual"/>
         </w:rPr>
       </w:pPr>
-      <w:hyperlink w:anchor="_Toc242451038" w:history="1">
+      <w:hyperlink w:anchor="_Toc242457696" w:history="1">
         <w:r>
           <w:rPr>
             <w:rStyle w:val="aff8"/>
@@ -406,7 +406,7 @@
             <w:noProof/>
             <w:webHidden/>
           </w:rPr>
-          <w:instrText xml:space="preserve"> PAGEREF _Toc242451038 \h </w:instrText>
+          <w:instrText xml:space="preserve"> PAGEREF _Toc242457696 \h </w:instrText>
         </w:r>
         <w:r>
           <w:rPr>
@@ -452,7 +452,7 @@
           <w14:ligatures w14:val="standardContextual"/>
         </w:rPr>
       </w:pPr>
-      <w:hyperlink w:anchor="_Toc242451039" w:history="1">
+      <w:hyperlink w:anchor="_Toc242457697" w:history="1">
         <w:r>
           <w:rPr>
             <w:rStyle w:val="aff8"/>
@@ -479,7 +479,7 @@
             <w:noProof/>
             <w:webHidden/>
           </w:rPr>
-          <w:instrText xml:space="preserve"> PAGEREF _Toc242451039 \h </w:instrText>
+          <w:instrText xml:space="preserve"> PAGEREF _Toc242457697 \h </w:instrText>
         </w:r>
         <w:r>
           <w:rPr>
@@ -525,7 +525,7 @@
           <w14:ligatures w14:val="standardContextual"/>
         </w:rPr>
       </w:pPr>
-      <w:hyperlink w:anchor="_Toc242451040" w:history="1">
+      <w:hyperlink w:anchor="_Toc242457698" w:history="1">
         <w:r>
           <w:rPr>
             <w:rStyle w:val="aff8"/>
@@ -552,7 +552,7 @@
             <w:noProof/>
             <w:webHidden/>
           </w:rPr>
-          <w:instrText xml:space="preserve"> PAGEREF _Toc242451040 \h </w:instrText>
+          <w:instrText xml:space="preserve"> PAGEREF _Toc242457698 \h </w:instrText>
         </w:r>
         <w:r>
           <w:rPr>
@@ -598,7 +598,7 @@
           <w14:ligatures w14:val="standardContextual"/>
         </w:rPr>
       </w:pPr>
-      <w:hyperlink w:anchor="_Toc242451041" w:history="1">
+      <w:hyperlink w:anchor="_Toc242457699" w:history="1">
         <w:r>
           <w:rPr>
             <w:rStyle w:val="aff8"/>
@@ -625,7 +625,7 @@
             <w:noProof/>
             <w:webHidden/>
           </w:rPr>
-          <w:instrText xml:space="preserve"> PAGEREF _Toc242451041 \h </w:instrText>
+          <w:instrText xml:space="preserve"> PAGEREF _Toc242457699 \h </w:instrText>
         </w:r>
         <w:r>
           <w:rPr>
@@ -671,7 +671,7 @@
           <w14:ligatures w14:val="standardContextual"/>
         </w:rPr>
       </w:pPr>
-      <w:hyperlink w:anchor="_Toc242451042" w:history="1">
+      <w:hyperlink w:anchor="_Toc242457700" w:history="1">
         <w:r>
           <w:rPr>
             <w:rStyle w:val="aff8"/>
@@ -698,7 +698,7 @@
             <w:noProof/>
             <w:webHidden/>
           </w:rPr>
-          <w:instrText xml:space="preserve"> PAGEREF _Toc242451042 \h </w:instrText>
+          <w:instrText xml:space="preserve"> PAGEREF _Toc242457700 \h </w:instrText>
         </w:r>
         <w:r>
           <w:rPr>
@@ -744,7 +744,7 @@
           <w14:ligatures w14:val="standardContextual"/>
         </w:rPr>
       </w:pPr>
-      <w:hyperlink w:anchor="_Toc242451043" w:history="1">
+      <w:hyperlink w:anchor="_Toc242457701" w:history="1">
         <w:r>
           <w:rPr>
             <w:rStyle w:val="aff8"/>
@@ -771,7 +771,7 @@
             <w:noProof/>
             <w:webHidden/>
           </w:rPr>
-          <w:instrText xml:space="preserve"> PAGEREF _Toc242451043 \h </w:instrText>
+          <w:instrText xml:space="preserve"> PAGEREF _Toc242457701 \h </w:instrText>
         </w:r>
         <w:r>
           <w:rPr>
@@ -817,7 +817,7 @@
           <w14:ligatures w14:val="standardContextual"/>
         </w:rPr>
       </w:pPr>
-      <w:hyperlink w:anchor="_Toc242451044" w:history="1">
+      <w:hyperlink w:anchor="_Toc242457702" w:history="1">
         <w:r>
           <w:rPr>
             <w:rStyle w:val="aff8"/>
@@ -844,7 +844,7 @@
             <w:noProof/>
             <w:webHidden/>
           </w:rPr>
-          <w:instrText xml:space="preserve"> PAGEREF _Toc242451044 \h </w:instrText>
+          <w:instrText xml:space="preserve"> PAGEREF _Toc242457702 \h </w:instrText>
         </w:r>
         <w:r>
           <w:rPr>
@@ -890,7 +890,7 @@
           <w14:ligatures w14:val="standardContextual"/>
         </w:rPr>
       </w:pPr>
-      <w:hyperlink w:anchor="_Toc242451045" w:history="1">
+      <w:hyperlink w:anchor="_Toc242457703" w:history="1">
         <w:r>
           <w:rPr>
             <w:rStyle w:val="aff8"/>
@@ -917,7 +917,7 @@
             <w:noProof/>
             <w:webHidden/>
           </w:rPr>
-          <w:instrText xml:space="preserve"> PAGEREF _Toc242451045 \h </w:instrText>
+          <w:instrText xml:space="preserve"> PAGEREF _Toc242457703 \h </w:instrText>
         </w:r>
         <w:r>
           <w:rPr>
@@ -963,7 +963,7 @@
           <w14:ligatures w14:val="standardContextual"/>
         </w:rPr>
       </w:pPr>
-      <w:hyperlink w:anchor="_Toc242451046" w:history="1">
+      <w:hyperlink w:anchor="_Toc242457704" w:history="1">
         <w:r>
           <w:rPr>
             <w:rStyle w:val="aff8"/>
@@ -990,7 +990,7 @@
             <w:noProof/>
             <w:webHidden/>
           </w:rPr>
-          <w:instrText xml:space="preserve"> PAGEREF _Toc242451046 \h </w:instrText>
+          <w:instrText xml:space="preserve"> PAGEREF _Toc242457704 \h </w:instrText>
         </w:r>
         <w:r>
           <w:rPr>
@@ -1036,7 +1036,7 @@
           <w14:ligatures w14:val="standardContextual"/>
         </w:rPr>
       </w:pPr>
-      <w:hyperlink w:anchor="_Toc242451047" w:history="1">
+      <w:hyperlink w:anchor="_Toc242457705" w:history="1">
         <w:r>
           <w:rPr>
             <w:rStyle w:val="aff8"/>
@@ -1063,7 +1063,7 @@
             <w:noProof/>
             <w:webHidden/>
           </w:rPr>
-          <w:instrText xml:space="preserve"> PAGEREF _Toc242451047 \h </w:instrText>
+          <w:instrText xml:space="preserve"> PAGEREF _Toc242457705 \h </w:instrText>
         </w:r>
         <w:r>
           <w:rPr>
@@ -1109,7 +1109,7 @@
           <w14:ligatures w14:val="standardContextual"/>
         </w:rPr>
       </w:pPr>
-      <w:hyperlink w:anchor="_Toc242451048" w:history="1">
+      <w:hyperlink w:anchor="_Toc242457706" w:history="1">
         <w:r>
           <w:rPr>
             <w:rStyle w:val="aff8"/>
@@ -1136,7 +1136,7 @@
             <w:noProof/>
             <w:webHidden/>
           </w:rPr>
-          <w:instrText xml:space="preserve"> PAGEREF _Toc242451048 \h </w:instrText>
+          <w:instrText xml:space="preserve"> PAGEREF _Toc242457706 \h </w:instrText>
         </w:r>
         <w:r>
           <w:rPr>
@@ -1182,7 +1182,7 @@
           <w14:ligatures w14:val="standardContextual"/>
         </w:rPr>
       </w:pPr>
-      <w:hyperlink w:anchor="_Toc242451049" w:history="1">
+      <w:hyperlink w:anchor="_Toc242457707" w:history="1">
         <w:r>
           <w:rPr>
             <w:rStyle w:val="aff8"/>
@@ -1209,7 +1209,7 @@
             <w:noProof/>
             <w:webHidden/>
           </w:rPr>
-          <w:instrText xml:space="preserve"> PAGEREF _Toc242451049 \h </w:instrText>
+          <w:instrText xml:space="preserve"> PAGEREF _Toc242457707 \h </w:instrText>
         </w:r>
         <w:r>
           <w:rPr>
@@ -1255,7 +1255,7 @@
           <w14:ligatures w14:val="standardContextual"/>
         </w:rPr>
       </w:pPr>
-      <w:hyperlink w:anchor="_Toc242451050" w:history="1">
+      <w:hyperlink w:anchor="_Toc242457708" w:history="1">
         <w:r>
           <w:rPr>
             <w:rStyle w:val="aff8"/>
@@ -1282,7 +1282,7 @@
             <w:noProof/>
             <w:webHidden/>
           </w:rPr>
-          <w:instrText xml:space="preserve"> PAGEREF _Toc242451050 \h </w:instrText>
+          <w:instrText xml:space="preserve"> PAGEREF _Toc242457708 \h </w:instrText>
         </w:r>
         <w:r>
           <w:rPr>
@@ -1328,7 +1328,7 @@
           <w14:ligatures w14:val="standardContextual"/>
         </w:rPr>
       </w:pPr>
-      <w:hyperlink w:anchor="_Toc242451051" w:history="1">
+      <w:hyperlink w:anchor="_Toc242457709" w:history="1">
         <w:r>
           <w:rPr>
             <w:rStyle w:val="aff8"/>
@@ -1355,7 +1355,7 @@
             <w:noProof/>
             <w:webHidden/>
           </w:rPr>
-          <w:instrText xml:space="preserve"> PAGEREF _Toc242451051 \h </w:instrText>
+          <w:instrText xml:space="preserve"> PAGEREF _Toc242457709 \h </w:instrText>
         </w:r>
         <w:r>
           <w:rPr>
@@ -1401,7 +1401,7 @@
           <w14:ligatures w14:val="standardContextual"/>
         </w:rPr>
       </w:pPr>
-      <w:hyperlink w:anchor="_Toc242451052" w:history="1">
+      <w:hyperlink w:anchor="_Toc242457710" w:history="1">
         <w:r>
           <w:rPr>
             <w:rStyle w:val="aff8"/>
@@ -1428,7 +1428,7 @@
             <w:noProof/>
             <w:webHidden/>
           </w:rPr>
-          <w:instrText xml:space="preserve"> PAGEREF _Toc242451052 \h </w:instrText>
+          <w:instrText xml:space="preserve"> PAGEREF _Toc242457710 \h </w:instrText>
         </w:r>
         <w:r>
           <w:rPr>
@@ -1474,7 +1474,7 @@
           <w14:ligatures w14:val="standardContextual"/>
         </w:rPr>
       </w:pPr>
-      <w:hyperlink w:anchor="_Toc242451053" w:history="1">
+      <w:hyperlink w:anchor="_Toc242457711" w:history="1">
         <w:r>
           <w:rPr>
             <w:rStyle w:val="aff8"/>
@@ -1501,7 +1501,7 @@
             <w:noProof/>
             <w:webHidden/>
           </w:rPr>
-          <w:instrText xml:space="preserve"> PAGEREF _Toc242451053 \h </w:instrText>
+          <w:instrText xml:space="preserve"> PAGEREF _Toc242457711 \h </w:instrText>
         </w:r>
         <w:r>
           <w:rPr>
@@ -1547,7 +1547,7 @@
           <w14:ligatures w14:val="standardContextual"/>
         </w:rPr>
       </w:pPr>
-      <w:hyperlink w:anchor="_Toc242451054" w:history="1">
+      <w:hyperlink w:anchor="_Toc242457712" w:history="1">
         <w:r>
           <w:rPr>
             <w:rStyle w:val="aff8"/>
@@ -1574,7 +1574,7 @@
             <w:noProof/>
             <w:webHidden/>
           </w:rPr>
-          <w:instrText xml:space="preserve"> PAGEREF _Toc242451054 \h </w:instrText>
+          <w:instrText xml:space="preserve"> PAGEREF _Toc242457712 \h </w:instrText>
         </w:r>
         <w:r>
           <w:rPr>
@@ -1620,7 +1620,7 @@
           <w14:ligatures w14:val="standardContextual"/>
         </w:rPr>
       </w:pPr>
-      <w:hyperlink w:anchor="_Toc242451055" w:history="1">
+      <w:hyperlink w:anchor="_Toc242457713" w:history="1">
         <w:r>
           <w:rPr>
             <w:rStyle w:val="aff8"/>
@@ -1647,7 +1647,7 @@
             <w:noProof/>
             <w:webHidden/>
           </w:rPr>
-          <w:instrText xml:space="preserve"> PAGEREF _Toc242451055 \h </w:instrText>
+          <w:instrText xml:space="preserve"> PAGEREF _Toc242457713 \h </w:instrText>
         </w:r>
         <w:r>
           <w:rPr>
@@ -1693,7 +1693,7 @@
           <w14:ligatures w14:val="standardContextual"/>
         </w:rPr>
       </w:pPr>
-      <w:hyperlink w:anchor="_Toc242451056" w:history="1">
+      <w:hyperlink w:anchor="_Toc242457714" w:history="1">
         <w:r>
           <w:rPr>
             <w:rStyle w:val="aff8"/>
@@ -1720,7 +1720,7 @@
             <w:noProof/>
             <w:webHidden/>
           </w:rPr>
-          <w:instrText xml:space="preserve"> PAGEREF _Toc242451056 \h </w:instrText>
+          <w:instrText xml:space="preserve"> PAGEREF _Toc242457714 \h </w:instrText>
         </w:r>
         <w:r>
           <w:rPr>
@@ -1766,7 +1766,7 @@
           <w14:ligatures w14:val="standardContextual"/>
         </w:rPr>
       </w:pPr>
-      <w:hyperlink w:anchor="_Toc242451057" w:history="1">
+      <w:hyperlink w:anchor="_Toc242457715" w:history="1">
         <w:r>
           <w:rPr>
             <w:rStyle w:val="aff8"/>
@@ -1793,7 +1793,7 @@
             <w:noProof/>
             <w:webHidden/>
           </w:rPr>
-          <w:instrText xml:space="preserve"> PAGEREF _Toc242451057 \h </w:instrText>
+          <w:instrText xml:space="preserve"> PAGEREF _Toc242457715 \h </w:instrText>
         </w:r>
         <w:r>
           <w:rPr>
@@ -1839,7 +1839,7 @@
           <w14:ligatures w14:val="standardContextual"/>
         </w:rPr>
       </w:pPr>
-      <w:hyperlink w:anchor="_Toc242451058" w:history="1">
+      <w:hyperlink w:anchor="_Toc242457716" w:history="1">
         <w:r>
           <w:rPr>
             <w:rStyle w:val="aff8"/>
@@ -1866,7 +1866,7 @@
             <w:noProof/>
             <w:webHidden/>
           </w:rPr>
-          <w:instrText xml:space="preserve"> PAGEREF _Toc242451058 \h </w:instrText>
+          <w:instrText xml:space="preserve"> PAGEREF _Toc242457716 \h </w:instrText>
         </w:r>
         <w:r>
           <w:rPr>
@@ -1912,7 +1912,7 @@
           <w14:ligatures w14:val="standardContextual"/>
         </w:rPr>
       </w:pPr>
-      <w:hyperlink w:anchor="_Toc242451059" w:history="1">
+      <w:hyperlink w:anchor="_Toc242457717" w:history="1">
         <w:r>
           <w:rPr>
             <w:rStyle w:val="aff8"/>
@@ -1939,7 +1939,7 @@
             <w:noProof/>
             <w:webHidden/>
           </w:rPr>
-          <w:instrText xml:space="preserve"> PAGEREF _Toc242451059 \h </w:instrText>
+          <w:instrText xml:space="preserve"> PAGEREF _Toc242457717 \h </w:instrText>
         </w:r>
         <w:r>
           <w:rPr>
@@ -1985,7 +1985,7 @@
           <w14:ligatures w14:val="standardContextual"/>
         </w:rPr>
       </w:pPr>
-      <w:hyperlink w:anchor="_Toc242451060" w:history="1">
+      <w:hyperlink w:anchor="_Toc242457718" w:history="1">
         <w:r>
           <w:rPr>
             <w:rStyle w:val="aff8"/>
@@ -2012,7 +2012,7 @@
             <w:noProof/>
             <w:webHidden/>
           </w:rPr>
-          <w:instrText xml:space="preserve"> PAGEREF _Toc242451060 \h </w:instrText>
+          <w:instrText xml:space="preserve"> PAGEREF _Toc242457718 \h </w:instrText>
         </w:r>
         <w:r>
           <w:rPr>
@@ -2058,7 +2058,7 @@
         <w:ind w:firstLine="0"/>
         <w:jc w:val="center"/>
       </w:pPr>
-      <w:bookmarkStart w:id="0" w:name="_Toc242451037"/>
+      <w:bookmarkStart w:id="0" w:name="_Toc242457695"/>
       <w:r>
         <w:lastRenderedPageBreak/>
         <w:t>ПЕРЕЧЕНЬ ТЕРМИНОВ И СОКРАЩЕНИЙ</w:t>
@@ -3320,7 +3320,7 @@
         <w:pStyle w:val="1"/>
         <w:pageBreakBefore/>
       </w:pPr>
-      <w:bookmarkStart w:id="1" w:name="_Toc242451038"/>
+      <w:bookmarkStart w:id="1" w:name="_Toc242457696"/>
       <w:r>
         <w:lastRenderedPageBreak/>
         <w:t>1 Введение</w:t>
@@ -3331,7 +3331,7 @@
       <w:pPr>
         <w:pStyle w:val="21"/>
       </w:pPr>
-      <w:bookmarkStart w:id="2" w:name="_Toc242451039"/>
+      <w:bookmarkStart w:id="2" w:name="_Toc242457697"/>
       <w:r>
         <w:t>1.1 Область применения</w:t>
       </w:r>
@@ -3346,7 +3346,7 @@
       <w:pPr>
         <w:pStyle w:val="21"/>
       </w:pPr>
-      <w:bookmarkStart w:id="3" w:name="_Toc242451040"/>
+      <w:bookmarkStart w:id="3" w:name="_Toc242457698"/>
       <w:r>
         <w:t>1.2 Краткое описание возможностей</w:t>
       </w:r>
@@ -3396,7 +3396,7 @@
       <w:pPr>
         <w:pStyle w:val="21"/>
       </w:pPr>
-      <w:bookmarkStart w:id="4" w:name="_Toc242451041"/>
+      <w:bookmarkStart w:id="4" w:name="_Toc242457699"/>
       <w:r>
         <w:t>1.3 Уровень подготовки пользователя</w:t>
       </w:r>
@@ -3411,7 +3411,7 @@
       <w:pPr>
         <w:pStyle w:val="21"/>
       </w:pPr>
-      <w:bookmarkStart w:id="5" w:name="_Toc242451042"/>
+      <w:bookmarkStart w:id="5" w:name="_Toc242457700"/>
       <w:r>
         <w:t>1.4 Перечень эксплуатационной документации</w:t>
       </w:r>
@@ -3615,7 +3615,7 @@
         <w:pStyle w:val="1"/>
         <w:pageBreakBefore/>
       </w:pPr>
-      <w:bookmarkStart w:id="6" w:name="_Toc242451043"/>
+      <w:bookmarkStart w:id="6" w:name="_Toc242457701"/>
       <w:r>
         <w:lastRenderedPageBreak/>
         <w:t>2 Назначение и условия применения</w:t>
@@ -3657,7 +3657,7 @@
         <w:pStyle w:val="1"/>
         <w:pageBreakBefore/>
       </w:pPr>
-      <w:bookmarkStart w:id="7" w:name="_Toc242451044"/>
+      <w:bookmarkStart w:id="7" w:name="_Toc242457702"/>
       <w:r>
         <w:lastRenderedPageBreak/>
         <w:t>3 Подготовка к работе</w:t>
@@ -3668,7 +3668,7 @@
       <w:pPr>
         <w:pStyle w:val="21"/>
       </w:pPr>
-      <w:bookmarkStart w:id="8" w:name="_Toc242451045"/>
+      <w:bookmarkStart w:id="8" w:name="_Toc242457703"/>
       <w:r>
         <w:t>3.1 Состав дистрибутива</w:t>
       </w:r>
@@ -3683,7 +3683,7 @@
       <w:pPr>
         <w:pStyle w:val="21"/>
       </w:pPr>
-      <w:bookmarkStart w:id="9" w:name="_Toc242451046"/>
+      <w:bookmarkStart w:id="9" w:name="_Toc242457704"/>
       <w:r>
         <w:t>3.2 Порядок входа в систему</w:t>
       </w:r>
@@ -3718,7 +3718,7 @@
       <w:pPr>
         <w:pStyle w:val="21"/>
       </w:pPr>
-      <w:bookmarkStart w:id="10" w:name="_Toc242451047"/>
+      <w:bookmarkStart w:id="10" w:name="_Toc242457705"/>
       <w:r>
         <w:t>3.3 Проверка работоспособности</w:t>
       </w:r>
@@ -3734,7 +3734,7 @@
         <w:pStyle w:val="1"/>
         <w:pageBreakBefore/>
       </w:pPr>
-      <w:bookmarkStart w:id="11" w:name="_Toc242451048"/>
+      <w:bookmarkStart w:id="11" w:name="_Toc242457706"/>
       <w:r>
         <w:lastRenderedPageBreak/>
         <w:t>4 Описание операций</w:t>
@@ -3745,7 +3745,7 @@
       <w:pPr>
         <w:pStyle w:val="21"/>
       </w:pPr>
-      <w:bookmarkStart w:id="12" w:name="_Toc242451049"/>
+      <w:bookmarkStart w:id="12" w:name="_Toc242457707"/>
       <w:r>
         <w:t>4.1 Общие приёмы работы</w:t>
       </w:r>
@@ -4017,7 +4017,7 @@
       <w:pPr>
         <w:pStyle w:val="21"/>
       </w:pPr>
-      <w:bookmarkStart w:id="13" w:name="_Toc242451050"/>
+      <w:bookmarkStart w:id="13" w:name="_Toc242457708"/>
       <w:r>
         <w:t>4.2 Операции менеджера по продажам</w:t>
       </w:r>
@@ -4611,7 +4611,7 @@
       <w:pPr>
         <w:pStyle w:val="21"/>
       </w:pPr>
-      <w:bookmarkStart w:id="14" w:name="_Toc242451051"/>
+      <w:bookmarkStart w:id="14" w:name="_Toc242457709"/>
       <w:r>
         <w:t>4.3 Операции руководителя отдела продаж</w:t>
       </w:r>
@@ -5016,7 +5016,7 @@
       <w:pPr>
         <w:pStyle w:val="21"/>
       </w:pPr>
-      <w:bookmarkStart w:id="15" w:name="_Toc242451052"/>
+      <w:bookmarkStart w:id="15" w:name="_Toc242457710"/>
       <w:r>
         <w:t>4.4 Операции специалиста по оформлению</w:t>
       </w:r>
@@ -5377,7 +5377,7 @@
       <w:pPr>
         <w:pStyle w:val="21"/>
       </w:pPr>
-      <w:bookmarkStart w:id="16" w:name="_Toc242451053"/>
+      <w:bookmarkStart w:id="16" w:name="_Toc242457711"/>
       <w:r>
         <w:t>4.5 Операции финансиста</w:t>
       </w:r>
@@ -5782,7 +5782,7 @@
       <w:pPr>
         <w:pStyle w:val="21"/>
       </w:pPr>
-      <w:bookmarkStart w:id="17" w:name="_Toc242451054"/>
+      <w:bookmarkStart w:id="17" w:name="_Toc242457712"/>
       <w:r>
         <w:t>4.6 Операции наблюдателя (руководства компании)</w:t>
       </w:r>
@@ -5797,7 +5797,7 @@
       <w:pPr>
         <w:pStyle w:val="21"/>
       </w:pPr>
-      <w:bookmarkStart w:id="18" w:name="_Toc242451055"/>
+      <w:bookmarkStart w:id="18" w:name="_Toc242457713"/>
       <w:r>
         <w:t>4.7 Операции администратора</w:t>
       </w:r>
@@ -6434,7 +6434,7 @@
         <w:pStyle w:val="1"/>
         <w:pageBreakBefore/>
       </w:pPr>
-      <w:bookmarkStart w:id="19" w:name="_Toc242451056"/>
+      <w:bookmarkStart w:id="19" w:name="_Toc242457714"/>
       <w:r>
         <w:lastRenderedPageBreak/>
         <w:t>5 Аварийные ситуации</w:t>
@@ -7123,7 +7123,7 @@
         <w:pStyle w:val="1"/>
         <w:pageBreakBefore/>
       </w:pPr>
-      <w:bookmarkStart w:id="20" w:name="_Toc242451057"/>
+      <w:bookmarkStart w:id="20" w:name="_Toc242457715"/>
       <w:r>
         <w:lastRenderedPageBreak/>
         <w:t>6 Рекомендации по освоению</w:t>
@@ -7157,7 +7157,7 @@
         <w:ind w:firstLine="0"/>
         <w:jc w:val="center"/>
       </w:pPr>
-      <w:bookmarkStart w:id="21" w:name="_Toc242451058"/>
+      <w:bookmarkStart w:id="21" w:name="_Toc242457716"/>
       <w:r>
         <w:lastRenderedPageBreak/>
         <w:t>Приложение А</w:t>
@@ -7559,7 +7559,7 @@
         <w:ind w:firstLine="0"/>
         <w:jc w:val="center"/>
       </w:pPr>
-      <w:bookmarkStart w:id="22" w:name="_Toc242451059"/>
+      <w:bookmarkStart w:id="22" w:name="_Toc242457717"/>
       <w:r>
         <w:lastRenderedPageBreak/>
         <w:t>Приложение Б</w:t>
@@ -7875,7 +7875,7 @@
         <w:ind w:firstLine="0"/>
         <w:jc w:val="center"/>
       </w:pPr>
-      <w:bookmarkStart w:id="23" w:name="_Toc242451060"/>
+      <w:bookmarkStart w:id="23" w:name="_Toc242457718"/>
       <w:r>
         <w:lastRenderedPageBreak/>
         <w:t>ЛИСТ РЕГИСТРАЦИИ ИЗМЕНЕНИЙ</w:t>
@@ -9937,31 +9937,31 @@
       </w:rPr>
     </w:lvl>
   </w:abstractNum>
-  <w:num w:numId="1" w16cid:durableId="53357423">
+  <w:num w:numId="1" w16cid:durableId="324747000">
     <w:abstractNumId w:val="8"/>
   </w:num>
-  <w:num w:numId="2" w16cid:durableId="1151676487">
+  <w:num w:numId="2" w16cid:durableId="128591984">
     <w:abstractNumId w:val="6"/>
   </w:num>
-  <w:num w:numId="3" w16cid:durableId="149250629">
+  <w:num w:numId="3" w16cid:durableId="595216788">
     <w:abstractNumId w:val="5"/>
   </w:num>
-  <w:num w:numId="4" w16cid:durableId="1243182647">
+  <w:num w:numId="4" w16cid:durableId="1290746319">
     <w:abstractNumId w:val="4"/>
   </w:num>
-  <w:num w:numId="5" w16cid:durableId="1909026958">
+  <w:num w:numId="5" w16cid:durableId="1550610659">
     <w:abstractNumId w:val="7"/>
   </w:num>
-  <w:num w:numId="6" w16cid:durableId="320161594">
+  <w:num w:numId="6" w16cid:durableId="1792044826">
     <w:abstractNumId w:val="3"/>
   </w:num>
-  <w:num w:numId="7" w16cid:durableId="799223959">
+  <w:num w:numId="7" w16cid:durableId="1244799921">
     <w:abstractNumId w:val="2"/>
   </w:num>
-  <w:num w:numId="8" w16cid:durableId="924845960">
+  <w:num w:numId="8" w16cid:durableId="1812400131">
     <w:abstractNumId w:val="1"/>
   </w:num>
-  <w:num w:numId="9" w16cid:durableId="1409881525">
+  <w:num w:numId="9" w16cid:durableId="2093701368">
     <w:abstractNumId w:val="0"/>
   </w:num>
 </w:numbering>
@@ -21494,7 +21494,7 @@
     <w:autoRedefine/>
     <w:uiPriority w:val="39"/>
     <w:unhideWhenUsed/>
-    <w:rsid w:val="00355F79"/>
+    <w:rsid w:val="00CD054D"/>
     <w:pPr>
       <w:spacing w:after="100"/>
     </w:pPr>
@@ -21506,7 +21506,7 @@
     <w:autoRedefine/>
     <w:uiPriority w:val="39"/>
     <w:unhideWhenUsed/>
-    <w:rsid w:val="00355F79"/>
+    <w:rsid w:val="00CD054D"/>
     <w:pPr>
       <w:spacing w:after="100"/>
       <w:ind w:left="240"/>
@@ -21517,7 +21517,7 @@
     <w:basedOn w:val="a2"/>
     <w:uiPriority w:val="99"/>
     <w:unhideWhenUsed/>
-    <w:rsid w:val="00355F79"/>
+    <w:rsid w:val="00CD054D"/>
     <w:rPr>
       <w:color w:val="0000FF" w:themeColor="hyperlink"/>
       <w:u w:val="single"/>

--- a/docs/gost/out/07_И3_Руководство_пользователя.docx
+++ b/docs/gost/out/07_И3_Руководство_пользователя.docx
@@ -306,7 +306,7 @@
       <w:r>
         <w:fldChar w:fldCharType="separate"/>
       </w:r>
-      <w:hyperlink w:anchor="_Toc242457695" w:history="1">
+      <w:hyperlink w:anchor="_Toc242459564" w:history="1">
         <w:r>
           <w:rPr>
             <w:rStyle w:val="aff8"/>
@@ -333,7 +333,7 @@
             <w:noProof/>
             <w:webHidden/>
           </w:rPr>
-          <w:instrText xml:space="preserve"> PAGEREF _Toc242457695 \h </w:instrText>
+          <w:instrText xml:space="preserve"> PAGEREF _Toc242459564 \h </w:instrText>
         </w:r>
         <w:r>
           <w:rPr>
@@ -379,7 +379,7 @@
           <w14:ligatures w14:val="standardContextual"/>
         </w:rPr>
       </w:pPr>
-      <w:hyperlink w:anchor="_Toc242457696" w:history="1">
+      <w:hyperlink w:anchor="_Toc242459565" w:history="1">
         <w:r>
           <w:rPr>
             <w:rStyle w:val="aff8"/>
@@ -406,7 +406,7 @@
             <w:noProof/>
             <w:webHidden/>
           </w:rPr>
-          <w:instrText xml:space="preserve"> PAGEREF _Toc242457696 \h </w:instrText>
+          <w:instrText xml:space="preserve"> PAGEREF _Toc242459565 \h </w:instrText>
         </w:r>
         <w:r>
           <w:rPr>
@@ -452,7 +452,7 @@
           <w14:ligatures w14:val="standardContextual"/>
         </w:rPr>
       </w:pPr>
-      <w:hyperlink w:anchor="_Toc242457697" w:history="1">
+      <w:hyperlink w:anchor="_Toc242459566" w:history="1">
         <w:r>
           <w:rPr>
             <w:rStyle w:val="aff8"/>
@@ -479,7 +479,7 @@
             <w:noProof/>
             <w:webHidden/>
           </w:rPr>
-          <w:instrText xml:space="preserve"> PAGEREF _Toc242457697 \h </w:instrText>
+          <w:instrText xml:space="preserve"> PAGEREF _Toc242459566 \h </w:instrText>
         </w:r>
         <w:r>
           <w:rPr>
@@ -525,7 +525,7 @@
           <w14:ligatures w14:val="standardContextual"/>
         </w:rPr>
       </w:pPr>
-      <w:hyperlink w:anchor="_Toc242457698" w:history="1">
+      <w:hyperlink w:anchor="_Toc242459567" w:history="1">
         <w:r>
           <w:rPr>
             <w:rStyle w:val="aff8"/>
@@ -552,7 +552,7 @@
             <w:noProof/>
             <w:webHidden/>
           </w:rPr>
-          <w:instrText xml:space="preserve"> PAGEREF _Toc242457698 \h </w:instrText>
+          <w:instrText xml:space="preserve"> PAGEREF _Toc242459567 \h </w:instrText>
         </w:r>
         <w:r>
           <w:rPr>
@@ -598,7 +598,7 @@
           <w14:ligatures w14:val="standardContextual"/>
         </w:rPr>
       </w:pPr>
-      <w:hyperlink w:anchor="_Toc242457699" w:history="1">
+      <w:hyperlink w:anchor="_Toc242459568" w:history="1">
         <w:r>
           <w:rPr>
             <w:rStyle w:val="aff8"/>
@@ -625,7 +625,7 @@
             <w:noProof/>
             <w:webHidden/>
           </w:rPr>
-          <w:instrText xml:space="preserve"> PAGEREF _Toc242457699 \h </w:instrText>
+          <w:instrText xml:space="preserve"> PAGEREF _Toc242459568 \h </w:instrText>
         </w:r>
         <w:r>
           <w:rPr>
@@ -671,7 +671,7 @@
           <w14:ligatures w14:val="standardContextual"/>
         </w:rPr>
       </w:pPr>
-      <w:hyperlink w:anchor="_Toc242457700" w:history="1">
+      <w:hyperlink w:anchor="_Toc242459569" w:history="1">
         <w:r>
           <w:rPr>
             <w:rStyle w:val="aff8"/>
@@ -698,7 +698,7 @@
             <w:noProof/>
             <w:webHidden/>
           </w:rPr>
-          <w:instrText xml:space="preserve"> PAGEREF _Toc242457700 \h </w:instrText>
+          <w:instrText xml:space="preserve"> PAGEREF _Toc242459569 \h </w:instrText>
         </w:r>
         <w:r>
           <w:rPr>
@@ -744,7 +744,7 @@
           <w14:ligatures w14:val="standardContextual"/>
         </w:rPr>
       </w:pPr>
-      <w:hyperlink w:anchor="_Toc242457701" w:history="1">
+      <w:hyperlink w:anchor="_Toc242459570" w:history="1">
         <w:r>
           <w:rPr>
             <w:rStyle w:val="aff8"/>
@@ -771,7 +771,7 @@
             <w:noProof/>
             <w:webHidden/>
           </w:rPr>
-          <w:instrText xml:space="preserve"> PAGEREF _Toc242457701 \h </w:instrText>
+          <w:instrText xml:space="preserve"> PAGEREF _Toc242459570 \h </w:instrText>
         </w:r>
         <w:r>
           <w:rPr>
@@ -817,7 +817,7 @@
           <w14:ligatures w14:val="standardContextual"/>
         </w:rPr>
       </w:pPr>
-      <w:hyperlink w:anchor="_Toc242457702" w:history="1">
+      <w:hyperlink w:anchor="_Toc242459571" w:history="1">
         <w:r>
           <w:rPr>
             <w:rStyle w:val="aff8"/>
@@ -844,7 +844,7 @@
             <w:noProof/>
             <w:webHidden/>
           </w:rPr>
-          <w:instrText xml:space="preserve"> PAGEREF _Toc242457702 \h </w:instrText>
+          <w:instrText xml:space="preserve"> PAGEREF _Toc242459571 \h </w:instrText>
         </w:r>
         <w:r>
           <w:rPr>
@@ -890,7 +890,7 @@
           <w14:ligatures w14:val="standardContextual"/>
         </w:rPr>
       </w:pPr>
-      <w:hyperlink w:anchor="_Toc242457703" w:history="1">
+      <w:hyperlink w:anchor="_Toc242459572" w:history="1">
         <w:r>
           <w:rPr>
             <w:rStyle w:val="aff8"/>
@@ -917,7 +917,7 @@
             <w:noProof/>
             <w:webHidden/>
           </w:rPr>
-          <w:instrText xml:space="preserve"> PAGEREF _Toc242457703 \h </w:instrText>
+          <w:instrText xml:space="preserve"> PAGEREF _Toc242459572 \h </w:instrText>
         </w:r>
         <w:r>
           <w:rPr>
@@ -963,7 +963,7 @@
           <w14:ligatures w14:val="standardContextual"/>
         </w:rPr>
       </w:pPr>
-      <w:hyperlink w:anchor="_Toc242457704" w:history="1">
+      <w:hyperlink w:anchor="_Toc242459573" w:history="1">
         <w:r>
           <w:rPr>
             <w:rStyle w:val="aff8"/>
@@ -990,7 +990,7 @@
             <w:noProof/>
             <w:webHidden/>
           </w:rPr>
-          <w:instrText xml:space="preserve"> PAGEREF _Toc242457704 \h </w:instrText>
+          <w:instrText xml:space="preserve"> PAGEREF _Toc242459573 \h </w:instrText>
         </w:r>
         <w:r>
           <w:rPr>
@@ -1036,7 +1036,7 @@
           <w14:ligatures w14:val="standardContextual"/>
         </w:rPr>
       </w:pPr>
-      <w:hyperlink w:anchor="_Toc242457705" w:history="1">
+      <w:hyperlink w:anchor="_Toc242459574" w:history="1">
         <w:r>
           <w:rPr>
             <w:rStyle w:val="aff8"/>
@@ -1063,7 +1063,7 @@
             <w:noProof/>
             <w:webHidden/>
           </w:rPr>
-          <w:instrText xml:space="preserve"> PAGEREF _Toc242457705 \h </w:instrText>
+          <w:instrText xml:space="preserve"> PAGEREF _Toc242459574 \h </w:instrText>
         </w:r>
         <w:r>
           <w:rPr>
@@ -1109,7 +1109,7 @@
           <w14:ligatures w14:val="standardContextual"/>
         </w:rPr>
       </w:pPr>
-      <w:hyperlink w:anchor="_Toc242457706" w:history="1">
+      <w:hyperlink w:anchor="_Toc242459575" w:history="1">
         <w:r>
           <w:rPr>
             <w:rStyle w:val="aff8"/>
@@ -1136,7 +1136,7 @@
             <w:noProof/>
             <w:webHidden/>
           </w:rPr>
-          <w:instrText xml:space="preserve"> PAGEREF _Toc242457706 \h </w:instrText>
+          <w:instrText xml:space="preserve"> PAGEREF _Toc242459575 \h </w:instrText>
         </w:r>
         <w:r>
           <w:rPr>
@@ -1182,7 +1182,7 @@
           <w14:ligatures w14:val="standardContextual"/>
         </w:rPr>
       </w:pPr>
-      <w:hyperlink w:anchor="_Toc242457707" w:history="1">
+      <w:hyperlink w:anchor="_Toc242459576" w:history="1">
         <w:r>
           <w:rPr>
             <w:rStyle w:val="aff8"/>
@@ -1209,7 +1209,7 @@
             <w:noProof/>
             <w:webHidden/>
           </w:rPr>
-          <w:instrText xml:space="preserve"> PAGEREF _Toc242457707 \h </w:instrText>
+          <w:instrText xml:space="preserve"> PAGEREF _Toc242459576 \h </w:instrText>
         </w:r>
         <w:r>
           <w:rPr>
@@ -1255,7 +1255,7 @@
           <w14:ligatures w14:val="standardContextual"/>
         </w:rPr>
       </w:pPr>
-      <w:hyperlink w:anchor="_Toc242457708" w:history="1">
+      <w:hyperlink w:anchor="_Toc242459577" w:history="1">
         <w:r>
           <w:rPr>
             <w:rStyle w:val="aff8"/>
@@ -1282,7 +1282,7 @@
             <w:noProof/>
             <w:webHidden/>
           </w:rPr>
-          <w:instrText xml:space="preserve"> PAGEREF _Toc242457708 \h </w:instrText>
+          <w:instrText xml:space="preserve"> PAGEREF _Toc242459577 \h </w:instrText>
         </w:r>
         <w:r>
           <w:rPr>
@@ -1328,7 +1328,7 @@
           <w14:ligatures w14:val="standardContextual"/>
         </w:rPr>
       </w:pPr>
-      <w:hyperlink w:anchor="_Toc242457709" w:history="1">
+      <w:hyperlink w:anchor="_Toc242459578" w:history="1">
         <w:r>
           <w:rPr>
             <w:rStyle w:val="aff8"/>
@@ -1355,7 +1355,7 @@
             <w:noProof/>
             <w:webHidden/>
           </w:rPr>
-          <w:instrText xml:space="preserve"> PAGEREF _Toc242457709 \h </w:instrText>
+          <w:instrText xml:space="preserve"> PAGEREF _Toc242459578 \h </w:instrText>
         </w:r>
         <w:r>
           <w:rPr>
@@ -1401,7 +1401,7 @@
           <w14:ligatures w14:val="standardContextual"/>
         </w:rPr>
       </w:pPr>
-      <w:hyperlink w:anchor="_Toc242457710" w:history="1">
+      <w:hyperlink w:anchor="_Toc242459579" w:history="1">
         <w:r>
           <w:rPr>
             <w:rStyle w:val="aff8"/>
@@ -1428,7 +1428,7 @@
             <w:noProof/>
             <w:webHidden/>
           </w:rPr>
-          <w:instrText xml:space="preserve"> PAGEREF _Toc242457710 \h </w:instrText>
+          <w:instrText xml:space="preserve"> PAGEREF _Toc242459579 \h </w:instrText>
         </w:r>
         <w:r>
           <w:rPr>
@@ -1474,7 +1474,7 @@
           <w14:ligatures w14:val="standardContextual"/>
         </w:rPr>
       </w:pPr>
-      <w:hyperlink w:anchor="_Toc242457711" w:history="1">
+      <w:hyperlink w:anchor="_Toc242459580" w:history="1">
         <w:r>
           <w:rPr>
             <w:rStyle w:val="aff8"/>
@@ -1501,7 +1501,7 @@
             <w:noProof/>
             <w:webHidden/>
           </w:rPr>
-          <w:instrText xml:space="preserve"> PAGEREF _Toc242457711 \h </w:instrText>
+          <w:instrText xml:space="preserve"> PAGEREF _Toc242459580 \h </w:instrText>
         </w:r>
         <w:r>
           <w:rPr>
@@ -1547,7 +1547,7 @@
           <w14:ligatures w14:val="standardContextual"/>
         </w:rPr>
       </w:pPr>
-      <w:hyperlink w:anchor="_Toc242457712" w:history="1">
+      <w:hyperlink w:anchor="_Toc242459581" w:history="1">
         <w:r>
           <w:rPr>
             <w:rStyle w:val="aff8"/>
@@ -1574,7 +1574,7 @@
             <w:noProof/>
             <w:webHidden/>
           </w:rPr>
-          <w:instrText xml:space="preserve"> PAGEREF _Toc242457712 \h </w:instrText>
+          <w:instrText xml:space="preserve"> PAGEREF _Toc242459581 \h </w:instrText>
         </w:r>
         <w:r>
           <w:rPr>
@@ -1620,7 +1620,7 @@
           <w14:ligatures w14:val="standardContextual"/>
         </w:rPr>
       </w:pPr>
-      <w:hyperlink w:anchor="_Toc242457713" w:history="1">
+      <w:hyperlink w:anchor="_Toc242459582" w:history="1">
         <w:r>
           <w:rPr>
             <w:rStyle w:val="aff8"/>
@@ -1647,7 +1647,7 @@
             <w:noProof/>
             <w:webHidden/>
           </w:rPr>
-          <w:instrText xml:space="preserve"> PAGEREF _Toc242457713 \h </w:instrText>
+          <w:instrText xml:space="preserve"> PAGEREF _Toc242459582 \h </w:instrText>
         </w:r>
         <w:r>
           <w:rPr>
@@ -1693,7 +1693,7 @@
           <w14:ligatures w14:val="standardContextual"/>
         </w:rPr>
       </w:pPr>
-      <w:hyperlink w:anchor="_Toc242457714" w:history="1">
+      <w:hyperlink w:anchor="_Toc242459583" w:history="1">
         <w:r>
           <w:rPr>
             <w:rStyle w:val="aff8"/>
@@ -1720,7 +1720,7 @@
             <w:noProof/>
             <w:webHidden/>
           </w:rPr>
-          <w:instrText xml:space="preserve"> PAGEREF _Toc242457714 \h </w:instrText>
+          <w:instrText xml:space="preserve"> PAGEREF _Toc242459583 \h </w:instrText>
         </w:r>
         <w:r>
           <w:rPr>
@@ -1766,7 +1766,7 @@
           <w14:ligatures w14:val="standardContextual"/>
         </w:rPr>
       </w:pPr>
-      <w:hyperlink w:anchor="_Toc242457715" w:history="1">
+      <w:hyperlink w:anchor="_Toc242459584" w:history="1">
         <w:r>
           <w:rPr>
             <w:rStyle w:val="aff8"/>
@@ -1793,7 +1793,7 @@
             <w:noProof/>
             <w:webHidden/>
           </w:rPr>
-          <w:instrText xml:space="preserve"> PAGEREF _Toc242457715 \h </w:instrText>
+          <w:instrText xml:space="preserve"> PAGEREF _Toc242459584 \h </w:instrText>
         </w:r>
         <w:r>
           <w:rPr>
@@ -1839,7 +1839,7 @@
           <w14:ligatures w14:val="standardContextual"/>
         </w:rPr>
       </w:pPr>
-      <w:hyperlink w:anchor="_Toc242457716" w:history="1">
+      <w:hyperlink w:anchor="_Toc242459585" w:history="1">
         <w:r>
           <w:rPr>
             <w:rStyle w:val="aff8"/>
@@ -1866,7 +1866,7 @@
             <w:noProof/>
             <w:webHidden/>
           </w:rPr>
-          <w:instrText xml:space="preserve"> PAGEREF _Toc242457716 \h </w:instrText>
+          <w:instrText xml:space="preserve"> PAGEREF _Toc242459585 \h </w:instrText>
         </w:r>
         <w:r>
           <w:rPr>
@@ -1912,7 +1912,7 @@
           <w14:ligatures w14:val="standardContextual"/>
         </w:rPr>
       </w:pPr>
-      <w:hyperlink w:anchor="_Toc242457717" w:history="1">
+      <w:hyperlink w:anchor="_Toc242459586" w:history="1">
         <w:r>
           <w:rPr>
             <w:rStyle w:val="aff8"/>
@@ -1939,7 +1939,7 @@
             <w:noProof/>
             <w:webHidden/>
           </w:rPr>
-          <w:instrText xml:space="preserve"> PAGEREF _Toc242457717 \h </w:instrText>
+          <w:instrText xml:space="preserve"> PAGEREF _Toc242459586 \h </w:instrText>
         </w:r>
         <w:r>
           <w:rPr>
@@ -1985,7 +1985,7 @@
           <w14:ligatures w14:val="standardContextual"/>
         </w:rPr>
       </w:pPr>
-      <w:hyperlink w:anchor="_Toc242457718" w:history="1">
+      <w:hyperlink w:anchor="_Toc242459587" w:history="1">
         <w:r>
           <w:rPr>
             <w:rStyle w:val="aff8"/>
@@ -2012,7 +2012,7 @@
             <w:noProof/>
             <w:webHidden/>
           </w:rPr>
-          <w:instrText xml:space="preserve"> PAGEREF _Toc242457718 \h </w:instrText>
+          <w:instrText xml:space="preserve"> PAGEREF _Toc242459587 \h </w:instrText>
         </w:r>
         <w:r>
           <w:rPr>
@@ -2058,7 +2058,7 @@
         <w:ind w:firstLine="0"/>
         <w:jc w:val="center"/>
       </w:pPr>
-      <w:bookmarkStart w:id="0" w:name="_Toc242457695"/>
+      <w:bookmarkStart w:id="0" w:name="_Toc242459564"/>
       <w:r>
         <w:lastRenderedPageBreak/>
         <w:t>ПЕРЕЧЕНЬ ТЕРМИНОВ И СОКРАЩЕНИЙ</w:t>
@@ -3320,7 +3320,7 @@
         <w:pStyle w:val="1"/>
         <w:pageBreakBefore/>
       </w:pPr>
-      <w:bookmarkStart w:id="1" w:name="_Toc242457696"/>
+      <w:bookmarkStart w:id="1" w:name="_Toc242459565"/>
       <w:r>
         <w:lastRenderedPageBreak/>
         <w:t>1 Введение</w:t>
@@ -3331,7 +3331,7 @@
       <w:pPr>
         <w:pStyle w:val="21"/>
       </w:pPr>
-      <w:bookmarkStart w:id="2" w:name="_Toc242457697"/>
+      <w:bookmarkStart w:id="2" w:name="_Toc242459566"/>
       <w:r>
         <w:t>1.1 Область применения</w:t>
       </w:r>
@@ -3346,7 +3346,7 @@
       <w:pPr>
         <w:pStyle w:val="21"/>
       </w:pPr>
-      <w:bookmarkStart w:id="3" w:name="_Toc242457698"/>
+      <w:bookmarkStart w:id="3" w:name="_Toc242459567"/>
       <w:r>
         <w:t>1.2 Краткое описание возможностей</w:t>
       </w:r>
@@ -3396,7 +3396,7 @@
       <w:pPr>
         <w:pStyle w:val="21"/>
       </w:pPr>
-      <w:bookmarkStart w:id="4" w:name="_Toc242457699"/>
+      <w:bookmarkStart w:id="4" w:name="_Toc242459568"/>
       <w:r>
         <w:t>1.3 Уровень подготовки пользователя</w:t>
       </w:r>
@@ -3411,7 +3411,7 @@
       <w:pPr>
         <w:pStyle w:val="21"/>
       </w:pPr>
-      <w:bookmarkStart w:id="5" w:name="_Toc242457700"/>
+      <w:bookmarkStart w:id="5" w:name="_Toc242459569"/>
       <w:r>
         <w:t>1.4 Перечень эксплуатационной документации</w:t>
       </w:r>
@@ -3615,7 +3615,7 @@
         <w:pStyle w:val="1"/>
         <w:pageBreakBefore/>
       </w:pPr>
-      <w:bookmarkStart w:id="6" w:name="_Toc242457701"/>
+      <w:bookmarkStart w:id="6" w:name="_Toc242459570"/>
       <w:r>
         <w:lastRenderedPageBreak/>
         <w:t>2 Назначение и условия применения</w:t>
@@ -3657,7 +3657,7 @@
         <w:pStyle w:val="1"/>
         <w:pageBreakBefore/>
       </w:pPr>
-      <w:bookmarkStart w:id="7" w:name="_Toc242457702"/>
+      <w:bookmarkStart w:id="7" w:name="_Toc242459571"/>
       <w:r>
         <w:lastRenderedPageBreak/>
         <w:t>3 Подготовка к работе</w:t>
@@ -3668,7 +3668,7 @@
       <w:pPr>
         <w:pStyle w:val="21"/>
       </w:pPr>
-      <w:bookmarkStart w:id="8" w:name="_Toc242457703"/>
+      <w:bookmarkStart w:id="8" w:name="_Toc242459572"/>
       <w:r>
         <w:t>3.1 Состав дистрибутива</w:t>
       </w:r>
@@ -3683,7 +3683,7 @@
       <w:pPr>
         <w:pStyle w:val="21"/>
       </w:pPr>
-      <w:bookmarkStart w:id="9" w:name="_Toc242457704"/>
+      <w:bookmarkStart w:id="9" w:name="_Toc242459573"/>
       <w:r>
         <w:t>3.2 Порядок входа в систему</w:t>
       </w:r>
@@ -3718,7 +3718,7 @@
       <w:pPr>
         <w:pStyle w:val="21"/>
       </w:pPr>
-      <w:bookmarkStart w:id="10" w:name="_Toc242457705"/>
+      <w:bookmarkStart w:id="10" w:name="_Toc242459574"/>
       <w:r>
         <w:t>3.3 Проверка работоспособности</w:t>
       </w:r>
@@ -3734,7 +3734,7 @@
         <w:pStyle w:val="1"/>
         <w:pageBreakBefore/>
       </w:pPr>
-      <w:bookmarkStart w:id="11" w:name="_Toc242457706"/>
+      <w:bookmarkStart w:id="11" w:name="_Toc242459575"/>
       <w:r>
         <w:lastRenderedPageBreak/>
         <w:t>4 Описание операций</w:t>
@@ -3745,7 +3745,7 @@
       <w:pPr>
         <w:pStyle w:val="21"/>
       </w:pPr>
-      <w:bookmarkStart w:id="12" w:name="_Toc242457707"/>
+      <w:bookmarkStart w:id="12" w:name="_Toc242459576"/>
       <w:r>
         <w:t>4.1 Общие приёмы работы</w:t>
       </w:r>
@@ -4017,7 +4017,7 @@
       <w:pPr>
         <w:pStyle w:val="21"/>
       </w:pPr>
-      <w:bookmarkStart w:id="13" w:name="_Toc242457708"/>
+      <w:bookmarkStart w:id="13" w:name="_Toc242459577"/>
       <w:r>
         <w:t>4.2 Операции менеджера по продажам</w:t>
       </w:r>
@@ -4575,7 +4575,7 @@
               <w:pStyle w:val="GostTable"/>
             </w:pPr>
             <w:r>
-              <w:t>Нет оплат и подписи клиента</w:t>
+              <w:t>Нет оплат и подписи клиента; право изменения этой сделки (автор или руководитель)</w:t>
             </w:r>
           </w:p>
         </w:tc>
@@ -4588,7 +4588,7 @@
               <w:pStyle w:val="GostTable"/>
             </w:pPr>
             <w:r>
-              <w:t>«Отменить / Расторгнуть», причина отмены. Объект возвращается в продажу</w:t>
+              <w:t>«Отменить / Расторгнуть», причина отмены. Объект возвращается в продажу. На чужой сделке карточка открывается только для просмотра</w:t>
             </w:r>
           </w:p>
         </w:tc>
@@ -4611,7 +4611,7 @@
       <w:pPr>
         <w:pStyle w:val="21"/>
       </w:pPr>
-      <w:bookmarkStart w:id="14" w:name="_Toc242457709"/>
+      <w:bookmarkStart w:id="14" w:name="_Toc242459578"/>
       <w:r>
         <w:t>4.3 Операции руководителя отдела продаж</w:t>
       </w:r>
@@ -5016,7 +5016,7 @@
       <w:pPr>
         <w:pStyle w:val="21"/>
       </w:pPr>
-      <w:bookmarkStart w:id="15" w:name="_Toc242457710"/>
+      <w:bookmarkStart w:id="15" w:name="_Toc242459579"/>
       <w:r>
         <w:t>4.4 Операции специалиста по оформлению</w:t>
       </w:r>
@@ -5377,7 +5377,7 @@
       <w:pPr>
         <w:pStyle w:val="21"/>
       </w:pPr>
-      <w:bookmarkStart w:id="16" w:name="_Toc242457711"/>
+      <w:bookmarkStart w:id="16" w:name="_Toc242459580"/>
       <w:r>
         <w:t>4.5 Операции финансиста</w:t>
       </w:r>
@@ -5782,7 +5782,7 @@
       <w:pPr>
         <w:pStyle w:val="21"/>
       </w:pPr>
-      <w:bookmarkStart w:id="17" w:name="_Toc242457712"/>
+      <w:bookmarkStart w:id="17" w:name="_Toc242459581"/>
       <w:r>
         <w:t>4.6 Операции наблюдателя (руководства компании)</w:t>
       </w:r>
@@ -5797,7 +5797,7 @@
       <w:pPr>
         <w:pStyle w:val="21"/>
       </w:pPr>
-      <w:bookmarkStart w:id="18" w:name="_Toc242457713"/>
+      <w:bookmarkStart w:id="18" w:name="_Toc242459582"/>
       <w:r>
         <w:t>4.7 Операции администратора</w:t>
       </w:r>
@@ -6434,7 +6434,7 @@
         <w:pStyle w:val="1"/>
         <w:pageBreakBefore/>
       </w:pPr>
-      <w:bookmarkStart w:id="19" w:name="_Toc242457714"/>
+      <w:bookmarkStart w:id="19" w:name="_Toc242459583"/>
       <w:r>
         <w:lastRenderedPageBreak/>
         <w:t>5 Аварийные ситуации</w:t>
@@ -7123,7 +7123,7 @@
         <w:pStyle w:val="1"/>
         <w:pageBreakBefore/>
       </w:pPr>
-      <w:bookmarkStart w:id="20" w:name="_Toc242457715"/>
+      <w:bookmarkStart w:id="20" w:name="_Toc242459584"/>
       <w:r>
         <w:lastRenderedPageBreak/>
         <w:t>6 Рекомендации по освоению</w:t>
@@ -7157,7 +7157,7 @@
         <w:ind w:firstLine="0"/>
         <w:jc w:val="center"/>
       </w:pPr>
-      <w:bookmarkStart w:id="21" w:name="_Toc242457716"/>
+      <w:bookmarkStart w:id="21" w:name="_Toc242459585"/>
       <w:r>
         <w:lastRenderedPageBreak/>
         <w:t>Приложение А</w:t>
@@ -7559,7 +7559,7 @@
         <w:ind w:firstLine="0"/>
         <w:jc w:val="center"/>
       </w:pPr>
-      <w:bookmarkStart w:id="22" w:name="_Toc242457717"/>
+      <w:bookmarkStart w:id="22" w:name="_Toc242459586"/>
       <w:r>
         <w:lastRenderedPageBreak/>
         <w:t>Приложение Б</w:t>
@@ -7875,7 +7875,7 @@
         <w:ind w:firstLine="0"/>
         <w:jc w:val="center"/>
       </w:pPr>
-      <w:bookmarkStart w:id="23" w:name="_Toc242457718"/>
+      <w:bookmarkStart w:id="23" w:name="_Toc242459587"/>
       <w:r>
         <w:lastRenderedPageBreak/>
         <w:t>ЛИСТ РЕГИСТРАЦИИ ИЗМЕНЕНИЙ</w:t>
@@ -9937,31 +9937,31 @@
       </w:rPr>
     </w:lvl>
   </w:abstractNum>
-  <w:num w:numId="1" w16cid:durableId="324747000">
+  <w:num w:numId="1" w16cid:durableId="1027559257">
     <w:abstractNumId w:val="8"/>
   </w:num>
-  <w:num w:numId="2" w16cid:durableId="128591984">
+  <w:num w:numId="2" w16cid:durableId="402727904">
     <w:abstractNumId w:val="6"/>
   </w:num>
-  <w:num w:numId="3" w16cid:durableId="595216788">
+  <w:num w:numId="3" w16cid:durableId="973684080">
     <w:abstractNumId w:val="5"/>
   </w:num>
-  <w:num w:numId="4" w16cid:durableId="1290746319">
+  <w:num w:numId="4" w16cid:durableId="457602450">
     <w:abstractNumId w:val="4"/>
   </w:num>
-  <w:num w:numId="5" w16cid:durableId="1550610659">
+  <w:num w:numId="5" w16cid:durableId="791902373">
     <w:abstractNumId w:val="7"/>
   </w:num>
-  <w:num w:numId="6" w16cid:durableId="1792044826">
+  <w:num w:numId="6" w16cid:durableId="1818720387">
     <w:abstractNumId w:val="3"/>
   </w:num>
-  <w:num w:numId="7" w16cid:durableId="1244799921">
+  <w:num w:numId="7" w16cid:durableId="23751914">
     <w:abstractNumId w:val="2"/>
   </w:num>
-  <w:num w:numId="8" w16cid:durableId="1812400131">
+  <w:num w:numId="8" w16cid:durableId="71703767">
     <w:abstractNumId w:val="1"/>
   </w:num>
-  <w:num w:numId="9" w16cid:durableId="2093701368">
+  <w:num w:numId="9" w16cid:durableId="32585060">
     <w:abstractNumId w:val="0"/>
   </w:num>
 </w:numbering>
@@ -21494,7 +21494,7 @@
     <w:autoRedefine/>
     <w:uiPriority w:val="39"/>
     <w:unhideWhenUsed/>
-    <w:rsid w:val="00CD054D"/>
+    <w:rsid w:val="00D16E3D"/>
     <w:pPr>
       <w:spacing w:after="100"/>
     </w:pPr>
@@ -21506,7 +21506,7 @@
     <w:autoRedefine/>
     <w:uiPriority w:val="39"/>
     <w:unhideWhenUsed/>
-    <w:rsid w:val="00CD054D"/>
+    <w:rsid w:val="00D16E3D"/>
     <w:pPr>
       <w:spacing w:after="100"/>
       <w:ind w:left="240"/>
@@ -21517,7 +21517,7 @@
     <w:basedOn w:val="a2"/>
     <w:uiPriority w:val="99"/>
     <w:unhideWhenUsed/>
-    <w:rsid w:val="00CD054D"/>
+    <w:rsid w:val="00D16E3D"/>
     <w:rPr>
       <w:color w:val="0000FF" w:themeColor="hyperlink"/>
       <w:u w:val="single"/>

--- a/docs/gost/out/07_И3_Руководство_пользователя.docx
+++ b/docs/gost/out/07_И3_Руководство_пользователя.docx
@@ -306,7 +306,7 @@
       <w:r>
         <w:fldChar w:fldCharType="separate"/>
       </w:r>
-      <w:hyperlink w:anchor="_Toc242459564" w:history="1">
+      <w:hyperlink w:anchor="_Toc242650158" w:history="1">
         <w:r>
           <w:rPr>
             <w:rStyle w:val="aff8"/>
@@ -333,7 +333,7 @@
             <w:noProof/>
             <w:webHidden/>
           </w:rPr>
-          <w:instrText xml:space="preserve"> PAGEREF _Toc242459564 \h </w:instrText>
+          <w:instrText xml:space="preserve"> PAGEREF _Toc242650158 \h </w:instrText>
         </w:r>
         <w:r>
           <w:rPr>
@@ -379,7 +379,7 @@
           <w14:ligatures w14:val="standardContextual"/>
         </w:rPr>
       </w:pPr>
-      <w:hyperlink w:anchor="_Toc242459565" w:history="1">
+      <w:hyperlink w:anchor="_Toc242650159" w:history="1">
         <w:r>
           <w:rPr>
             <w:rStyle w:val="aff8"/>
@@ -406,7 +406,7 @@
             <w:noProof/>
             <w:webHidden/>
           </w:rPr>
-          <w:instrText xml:space="preserve"> PAGEREF _Toc242459565 \h </w:instrText>
+          <w:instrText xml:space="preserve"> PAGEREF _Toc242650159 \h </w:instrText>
         </w:r>
         <w:r>
           <w:rPr>
@@ -452,7 +452,7 @@
           <w14:ligatures w14:val="standardContextual"/>
         </w:rPr>
       </w:pPr>
-      <w:hyperlink w:anchor="_Toc242459566" w:history="1">
+      <w:hyperlink w:anchor="_Toc242650160" w:history="1">
         <w:r>
           <w:rPr>
             <w:rStyle w:val="aff8"/>
@@ -479,7 +479,7 @@
             <w:noProof/>
             <w:webHidden/>
           </w:rPr>
-          <w:instrText xml:space="preserve"> PAGEREF _Toc242459566 \h </w:instrText>
+          <w:instrText xml:space="preserve"> PAGEREF _Toc242650160 \h </w:instrText>
         </w:r>
         <w:r>
           <w:rPr>
@@ -525,7 +525,7 @@
           <w14:ligatures w14:val="standardContextual"/>
         </w:rPr>
       </w:pPr>
-      <w:hyperlink w:anchor="_Toc242459567" w:history="1">
+      <w:hyperlink w:anchor="_Toc242650161" w:history="1">
         <w:r>
           <w:rPr>
             <w:rStyle w:val="aff8"/>
@@ -552,7 +552,7 @@
             <w:noProof/>
             <w:webHidden/>
           </w:rPr>
-          <w:instrText xml:space="preserve"> PAGEREF _Toc242459567 \h </w:instrText>
+          <w:instrText xml:space="preserve"> PAGEREF _Toc242650161 \h </w:instrText>
         </w:r>
         <w:r>
           <w:rPr>
@@ -598,7 +598,7 @@
           <w14:ligatures w14:val="standardContextual"/>
         </w:rPr>
       </w:pPr>
-      <w:hyperlink w:anchor="_Toc242459568" w:history="1">
+      <w:hyperlink w:anchor="_Toc242650162" w:history="1">
         <w:r>
           <w:rPr>
             <w:rStyle w:val="aff8"/>
@@ -625,7 +625,7 @@
             <w:noProof/>
             <w:webHidden/>
           </w:rPr>
-          <w:instrText xml:space="preserve"> PAGEREF _Toc242459568 \h </w:instrText>
+          <w:instrText xml:space="preserve"> PAGEREF _Toc242650162 \h </w:instrText>
         </w:r>
         <w:r>
           <w:rPr>
@@ -671,7 +671,7 @@
           <w14:ligatures w14:val="standardContextual"/>
         </w:rPr>
       </w:pPr>
-      <w:hyperlink w:anchor="_Toc242459569" w:history="1">
+      <w:hyperlink w:anchor="_Toc242650163" w:history="1">
         <w:r>
           <w:rPr>
             <w:rStyle w:val="aff8"/>
@@ -698,7 +698,7 @@
             <w:noProof/>
             <w:webHidden/>
           </w:rPr>
-          <w:instrText xml:space="preserve"> PAGEREF _Toc242459569 \h </w:instrText>
+          <w:instrText xml:space="preserve"> PAGEREF _Toc242650163 \h </w:instrText>
         </w:r>
         <w:r>
           <w:rPr>
@@ -744,7 +744,7 @@
           <w14:ligatures w14:val="standardContextual"/>
         </w:rPr>
       </w:pPr>
-      <w:hyperlink w:anchor="_Toc242459570" w:history="1">
+      <w:hyperlink w:anchor="_Toc242650164" w:history="1">
         <w:r>
           <w:rPr>
             <w:rStyle w:val="aff8"/>
@@ -771,7 +771,7 @@
             <w:noProof/>
             <w:webHidden/>
           </w:rPr>
-          <w:instrText xml:space="preserve"> PAGEREF _Toc242459570 \h </w:instrText>
+          <w:instrText xml:space="preserve"> PAGEREF _Toc242650164 \h </w:instrText>
         </w:r>
         <w:r>
           <w:rPr>
@@ -817,7 +817,7 @@
           <w14:ligatures w14:val="standardContextual"/>
         </w:rPr>
       </w:pPr>
-      <w:hyperlink w:anchor="_Toc242459571" w:history="1">
+      <w:hyperlink w:anchor="_Toc242650165" w:history="1">
         <w:r>
           <w:rPr>
             <w:rStyle w:val="aff8"/>
@@ -844,7 +844,7 @@
             <w:noProof/>
             <w:webHidden/>
           </w:rPr>
-          <w:instrText xml:space="preserve"> PAGEREF _Toc242459571 \h </w:instrText>
+          <w:instrText xml:space="preserve"> PAGEREF _Toc242650165 \h </w:instrText>
         </w:r>
         <w:r>
           <w:rPr>
@@ -890,7 +890,7 @@
           <w14:ligatures w14:val="standardContextual"/>
         </w:rPr>
       </w:pPr>
-      <w:hyperlink w:anchor="_Toc242459572" w:history="1">
+      <w:hyperlink w:anchor="_Toc242650166" w:history="1">
         <w:r>
           <w:rPr>
             <w:rStyle w:val="aff8"/>
@@ -917,7 +917,7 @@
             <w:noProof/>
             <w:webHidden/>
           </w:rPr>
-          <w:instrText xml:space="preserve"> PAGEREF _Toc242459572 \h </w:instrText>
+          <w:instrText xml:space="preserve"> PAGEREF _Toc242650166 \h </w:instrText>
         </w:r>
         <w:r>
           <w:rPr>
@@ -963,7 +963,7 @@
           <w14:ligatures w14:val="standardContextual"/>
         </w:rPr>
       </w:pPr>
-      <w:hyperlink w:anchor="_Toc242459573" w:history="1">
+      <w:hyperlink w:anchor="_Toc242650167" w:history="1">
         <w:r>
           <w:rPr>
             <w:rStyle w:val="aff8"/>
@@ -990,7 +990,7 @@
             <w:noProof/>
             <w:webHidden/>
           </w:rPr>
-          <w:instrText xml:space="preserve"> PAGEREF _Toc242459573 \h </w:instrText>
+          <w:instrText xml:space="preserve"> PAGEREF _Toc242650167 \h </w:instrText>
         </w:r>
         <w:r>
           <w:rPr>
@@ -1036,7 +1036,7 @@
           <w14:ligatures w14:val="standardContextual"/>
         </w:rPr>
       </w:pPr>
-      <w:hyperlink w:anchor="_Toc242459574" w:history="1">
+      <w:hyperlink w:anchor="_Toc242650168" w:history="1">
         <w:r>
           <w:rPr>
             <w:rStyle w:val="aff8"/>
@@ -1063,7 +1063,7 @@
             <w:noProof/>
             <w:webHidden/>
           </w:rPr>
-          <w:instrText xml:space="preserve"> PAGEREF _Toc242459574 \h </w:instrText>
+          <w:instrText xml:space="preserve"> PAGEREF _Toc242650168 \h </w:instrText>
         </w:r>
         <w:r>
           <w:rPr>
@@ -1109,7 +1109,7 @@
           <w14:ligatures w14:val="standardContextual"/>
         </w:rPr>
       </w:pPr>
-      <w:hyperlink w:anchor="_Toc242459575" w:history="1">
+      <w:hyperlink w:anchor="_Toc242650169" w:history="1">
         <w:r>
           <w:rPr>
             <w:rStyle w:val="aff8"/>
@@ -1136,7 +1136,7 @@
             <w:noProof/>
             <w:webHidden/>
           </w:rPr>
-          <w:instrText xml:space="preserve"> PAGEREF _Toc242459575 \h </w:instrText>
+          <w:instrText xml:space="preserve"> PAGEREF _Toc242650169 \h </w:instrText>
         </w:r>
         <w:r>
           <w:rPr>
@@ -1182,7 +1182,7 @@
           <w14:ligatures w14:val="standardContextual"/>
         </w:rPr>
       </w:pPr>
-      <w:hyperlink w:anchor="_Toc242459576" w:history="1">
+      <w:hyperlink w:anchor="_Toc242650170" w:history="1">
         <w:r>
           <w:rPr>
             <w:rStyle w:val="aff8"/>
@@ -1209,7 +1209,7 @@
             <w:noProof/>
             <w:webHidden/>
           </w:rPr>
-          <w:instrText xml:space="preserve"> PAGEREF _Toc242459576 \h </w:instrText>
+          <w:instrText xml:space="preserve"> PAGEREF _Toc242650170 \h </w:instrText>
         </w:r>
         <w:r>
           <w:rPr>
@@ -1255,7 +1255,7 @@
           <w14:ligatures w14:val="standardContextual"/>
         </w:rPr>
       </w:pPr>
-      <w:hyperlink w:anchor="_Toc242459577" w:history="1">
+      <w:hyperlink w:anchor="_Toc242650171" w:history="1">
         <w:r>
           <w:rPr>
             <w:rStyle w:val="aff8"/>
@@ -1282,7 +1282,7 @@
             <w:noProof/>
             <w:webHidden/>
           </w:rPr>
-          <w:instrText xml:space="preserve"> PAGEREF _Toc242459577 \h </w:instrText>
+          <w:instrText xml:space="preserve"> PAGEREF _Toc242650171 \h </w:instrText>
         </w:r>
         <w:r>
           <w:rPr>
@@ -1328,7 +1328,7 @@
           <w14:ligatures w14:val="standardContextual"/>
         </w:rPr>
       </w:pPr>
-      <w:hyperlink w:anchor="_Toc242459578" w:history="1">
+      <w:hyperlink w:anchor="_Toc242650172" w:history="1">
         <w:r>
           <w:rPr>
             <w:rStyle w:val="aff8"/>
@@ -1355,7 +1355,7 @@
             <w:noProof/>
             <w:webHidden/>
           </w:rPr>
-          <w:instrText xml:space="preserve"> PAGEREF _Toc242459578 \h </w:instrText>
+          <w:instrText xml:space="preserve"> PAGEREF _Toc242650172 \h </w:instrText>
         </w:r>
         <w:r>
           <w:rPr>
@@ -1401,7 +1401,7 @@
           <w14:ligatures w14:val="standardContextual"/>
         </w:rPr>
       </w:pPr>
-      <w:hyperlink w:anchor="_Toc242459579" w:history="1">
+      <w:hyperlink w:anchor="_Toc242650173" w:history="1">
         <w:r>
           <w:rPr>
             <w:rStyle w:val="aff8"/>
@@ -1428,7 +1428,7 @@
             <w:noProof/>
             <w:webHidden/>
           </w:rPr>
-          <w:instrText xml:space="preserve"> PAGEREF _Toc242459579 \h </w:instrText>
+          <w:instrText xml:space="preserve"> PAGEREF _Toc242650173 \h </w:instrText>
         </w:r>
         <w:r>
           <w:rPr>
@@ -1474,7 +1474,7 @@
           <w14:ligatures w14:val="standardContextual"/>
         </w:rPr>
       </w:pPr>
-      <w:hyperlink w:anchor="_Toc242459580" w:history="1">
+      <w:hyperlink w:anchor="_Toc242650174" w:history="1">
         <w:r>
           <w:rPr>
             <w:rStyle w:val="aff8"/>
@@ -1501,7 +1501,7 @@
             <w:noProof/>
             <w:webHidden/>
           </w:rPr>
-          <w:instrText xml:space="preserve"> PAGEREF _Toc242459580 \h </w:instrText>
+          <w:instrText xml:space="preserve"> PAGEREF _Toc242650174 \h </w:instrText>
         </w:r>
         <w:r>
           <w:rPr>
@@ -1547,7 +1547,7 @@
           <w14:ligatures w14:val="standardContextual"/>
         </w:rPr>
       </w:pPr>
-      <w:hyperlink w:anchor="_Toc242459581" w:history="1">
+      <w:hyperlink w:anchor="_Toc242650175" w:history="1">
         <w:r>
           <w:rPr>
             <w:rStyle w:val="aff8"/>
@@ -1574,7 +1574,7 @@
             <w:noProof/>
             <w:webHidden/>
           </w:rPr>
-          <w:instrText xml:space="preserve"> PAGEREF _Toc242459581 \h </w:instrText>
+          <w:instrText xml:space="preserve"> PAGEREF _Toc242650175 \h </w:instrText>
         </w:r>
         <w:r>
           <w:rPr>
@@ -1620,7 +1620,7 @@
           <w14:ligatures w14:val="standardContextual"/>
         </w:rPr>
       </w:pPr>
-      <w:hyperlink w:anchor="_Toc242459582" w:history="1">
+      <w:hyperlink w:anchor="_Toc242650176" w:history="1">
         <w:r>
           <w:rPr>
             <w:rStyle w:val="aff8"/>
@@ -1647,7 +1647,7 @@
             <w:noProof/>
             <w:webHidden/>
           </w:rPr>
-          <w:instrText xml:space="preserve"> PAGEREF _Toc242459582 \h </w:instrText>
+          <w:instrText xml:space="preserve"> PAGEREF _Toc242650176 \h </w:instrText>
         </w:r>
         <w:r>
           <w:rPr>
@@ -1693,7 +1693,7 @@
           <w14:ligatures w14:val="standardContextual"/>
         </w:rPr>
       </w:pPr>
-      <w:hyperlink w:anchor="_Toc242459583" w:history="1">
+      <w:hyperlink w:anchor="_Toc242650177" w:history="1">
         <w:r>
           <w:rPr>
             <w:rStyle w:val="aff8"/>
@@ -1720,7 +1720,7 @@
             <w:noProof/>
             <w:webHidden/>
           </w:rPr>
-          <w:instrText xml:space="preserve"> PAGEREF _Toc242459583 \h </w:instrText>
+          <w:instrText xml:space="preserve"> PAGEREF _Toc242650177 \h </w:instrText>
         </w:r>
         <w:r>
           <w:rPr>
@@ -1766,7 +1766,7 @@
           <w14:ligatures w14:val="standardContextual"/>
         </w:rPr>
       </w:pPr>
-      <w:hyperlink w:anchor="_Toc242459584" w:history="1">
+      <w:hyperlink w:anchor="_Toc242650178" w:history="1">
         <w:r>
           <w:rPr>
             <w:rStyle w:val="aff8"/>
@@ -1793,7 +1793,7 @@
             <w:noProof/>
             <w:webHidden/>
           </w:rPr>
-          <w:instrText xml:space="preserve"> PAGEREF _Toc242459584 \h </w:instrText>
+          <w:instrText xml:space="preserve"> PAGEREF _Toc242650178 \h </w:instrText>
         </w:r>
         <w:r>
           <w:rPr>
@@ -1839,7 +1839,7 @@
           <w14:ligatures w14:val="standardContextual"/>
         </w:rPr>
       </w:pPr>
-      <w:hyperlink w:anchor="_Toc242459585" w:history="1">
+      <w:hyperlink w:anchor="_Toc242650179" w:history="1">
         <w:r>
           <w:rPr>
             <w:rStyle w:val="aff8"/>
@@ -1866,7 +1866,7 @@
             <w:noProof/>
             <w:webHidden/>
           </w:rPr>
-          <w:instrText xml:space="preserve"> PAGEREF _Toc242459585 \h </w:instrText>
+          <w:instrText xml:space="preserve"> PAGEREF _Toc242650179 \h </w:instrText>
         </w:r>
         <w:r>
           <w:rPr>
@@ -1912,7 +1912,7 @@
           <w14:ligatures w14:val="standardContextual"/>
         </w:rPr>
       </w:pPr>
-      <w:hyperlink w:anchor="_Toc242459586" w:history="1">
+      <w:hyperlink w:anchor="_Toc242650180" w:history="1">
         <w:r>
           <w:rPr>
             <w:rStyle w:val="aff8"/>
@@ -1939,7 +1939,7 @@
             <w:noProof/>
             <w:webHidden/>
           </w:rPr>
-          <w:instrText xml:space="preserve"> PAGEREF _Toc242459586 \h </w:instrText>
+          <w:instrText xml:space="preserve"> PAGEREF _Toc242650180 \h </w:instrText>
         </w:r>
         <w:r>
           <w:rPr>
@@ -1985,7 +1985,7 @@
           <w14:ligatures w14:val="standardContextual"/>
         </w:rPr>
       </w:pPr>
-      <w:hyperlink w:anchor="_Toc242459587" w:history="1">
+      <w:hyperlink w:anchor="_Toc242650181" w:history="1">
         <w:r>
           <w:rPr>
             <w:rStyle w:val="aff8"/>
@@ -2012,7 +2012,7 @@
             <w:noProof/>
             <w:webHidden/>
           </w:rPr>
-          <w:instrText xml:space="preserve"> PAGEREF _Toc242459587 \h </w:instrText>
+          <w:instrText xml:space="preserve"> PAGEREF _Toc242650181 \h </w:instrText>
         </w:r>
         <w:r>
           <w:rPr>
@@ -2058,7 +2058,7 @@
         <w:ind w:firstLine="0"/>
         <w:jc w:val="center"/>
       </w:pPr>
-      <w:bookmarkStart w:id="0" w:name="_Toc242459564"/>
+      <w:bookmarkStart w:id="0" w:name="_Toc242650158"/>
       <w:r>
         <w:lastRenderedPageBreak/>
         <w:t>ПЕРЕЧЕНЬ ТЕРМИНОВ И СОКРАЩЕНИЙ</w:t>
@@ -3320,7 +3320,7 @@
         <w:pStyle w:val="1"/>
         <w:pageBreakBefore/>
       </w:pPr>
-      <w:bookmarkStart w:id="1" w:name="_Toc242459565"/>
+      <w:bookmarkStart w:id="1" w:name="_Toc242650159"/>
       <w:r>
         <w:lastRenderedPageBreak/>
         <w:t>1 Введение</w:t>
@@ -3331,7 +3331,7 @@
       <w:pPr>
         <w:pStyle w:val="21"/>
       </w:pPr>
-      <w:bookmarkStart w:id="2" w:name="_Toc242459566"/>
+      <w:bookmarkStart w:id="2" w:name="_Toc242650160"/>
       <w:r>
         <w:t>1.1 Область применения</w:t>
       </w:r>
@@ -3346,7 +3346,7 @@
       <w:pPr>
         <w:pStyle w:val="21"/>
       </w:pPr>
-      <w:bookmarkStart w:id="3" w:name="_Toc242459567"/>
+      <w:bookmarkStart w:id="3" w:name="_Toc242650161"/>
       <w:r>
         <w:t>1.2 Краткое описание возможностей</w:t>
       </w:r>
@@ -3396,7 +3396,7 @@
       <w:pPr>
         <w:pStyle w:val="21"/>
       </w:pPr>
-      <w:bookmarkStart w:id="4" w:name="_Toc242459568"/>
+      <w:bookmarkStart w:id="4" w:name="_Toc242650162"/>
       <w:r>
         <w:t>1.3 Уровень подготовки пользователя</w:t>
       </w:r>
@@ -3411,7 +3411,7 @@
       <w:pPr>
         <w:pStyle w:val="21"/>
       </w:pPr>
-      <w:bookmarkStart w:id="5" w:name="_Toc242459569"/>
+      <w:bookmarkStart w:id="5" w:name="_Toc242650163"/>
       <w:r>
         <w:t>1.4 Перечень эксплуатационной документации</w:t>
       </w:r>
@@ -3615,7 +3615,7 @@
         <w:pStyle w:val="1"/>
         <w:pageBreakBefore/>
       </w:pPr>
-      <w:bookmarkStart w:id="6" w:name="_Toc242459570"/>
+      <w:bookmarkStart w:id="6" w:name="_Toc242650164"/>
       <w:r>
         <w:lastRenderedPageBreak/>
         <w:t>2 Назначение и условия применения</w:t>
@@ -3657,7 +3657,7 @@
         <w:pStyle w:val="1"/>
         <w:pageBreakBefore/>
       </w:pPr>
-      <w:bookmarkStart w:id="7" w:name="_Toc242459571"/>
+      <w:bookmarkStart w:id="7" w:name="_Toc242650165"/>
       <w:r>
         <w:lastRenderedPageBreak/>
         <w:t>3 Подготовка к работе</w:t>
@@ -3668,7 +3668,7 @@
       <w:pPr>
         <w:pStyle w:val="21"/>
       </w:pPr>
-      <w:bookmarkStart w:id="8" w:name="_Toc242459572"/>
+      <w:bookmarkStart w:id="8" w:name="_Toc242650166"/>
       <w:r>
         <w:t>3.1 Состав дистрибутива</w:t>
       </w:r>
@@ -3683,7 +3683,7 @@
       <w:pPr>
         <w:pStyle w:val="21"/>
       </w:pPr>
-      <w:bookmarkStart w:id="9" w:name="_Toc242459573"/>
+      <w:bookmarkStart w:id="9" w:name="_Toc242650167"/>
       <w:r>
         <w:t>3.2 Порядок входа в систему</w:t>
       </w:r>
@@ -3718,7 +3718,7 @@
       <w:pPr>
         <w:pStyle w:val="21"/>
       </w:pPr>
-      <w:bookmarkStart w:id="10" w:name="_Toc242459574"/>
+      <w:bookmarkStart w:id="10" w:name="_Toc242650168"/>
       <w:r>
         <w:t>3.3 Проверка работоспособности</w:t>
       </w:r>
@@ -3734,7 +3734,7 @@
         <w:pStyle w:val="1"/>
         <w:pageBreakBefore/>
       </w:pPr>
-      <w:bookmarkStart w:id="11" w:name="_Toc242459575"/>
+      <w:bookmarkStart w:id="11" w:name="_Toc242650169"/>
       <w:r>
         <w:lastRenderedPageBreak/>
         <w:t>4 Описание операций</w:t>
@@ -3745,7 +3745,7 @@
       <w:pPr>
         <w:pStyle w:val="21"/>
       </w:pPr>
-      <w:bookmarkStart w:id="12" w:name="_Toc242459576"/>
+      <w:bookmarkStart w:id="12" w:name="_Toc242650170"/>
       <w:r>
         <w:t>4.1 Общие приёмы работы</w:t>
       </w:r>
@@ -4017,7 +4017,7 @@
       <w:pPr>
         <w:pStyle w:val="21"/>
       </w:pPr>
-      <w:bookmarkStart w:id="13" w:name="_Toc242459577"/>
+      <w:bookmarkStart w:id="13" w:name="_Toc242650171"/>
       <w:r>
         <w:t>4.2 Операции менеджера по продажам</w:t>
       </w:r>
@@ -4611,7 +4611,7 @@
       <w:pPr>
         <w:pStyle w:val="21"/>
       </w:pPr>
-      <w:bookmarkStart w:id="14" w:name="_Toc242459578"/>
+      <w:bookmarkStart w:id="14" w:name="_Toc242650172"/>
       <w:r>
         <w:t>4.3 Операции руководителя отдела продаж</w:t>
       </w:r>
@@ -5016,7 +5016,7 @@
       <w:pPr>
         <w:pStyle w:val="21"/>
       </w:pPr>
-      <w:bookmarkStart w:id="15" w:name="_Toc242459579"/>
+      <w:bookmarkStart w:id="15" w:name="_Toc242650173"/>
       <w:r>
         <w:t>4.4 Операции специалиста по оформлению</w:t>
       </w:r>
@@ -5377,7 +5377,7 @@
       <w:pPr>
         <w:pStyle w:val="21"/>
       </w:pPr>
-      <w:bookmarkStart w:id="16" w:name="_Toc242459580"/>
+      <w:bookmarkStart w:id="16" w:name="_Toc242650174"/>
       <w:r>
         <w:t>4.5 Операции финансиста</w:t>
       </w:r>
@@ -5722,7 +5722,7 @@
               <w:pStyle w:val="GostTable"/>
             </w:pPr>
             <w:r>
-              <w:t>«Настройки» → «Валюты»: курсы на сегодня, «Обновить курсы ЦБ», ручной курс на дату, история курсов</w:t>
+              <w:t>«Настройки» → «Валюты»: «Источник курса» (ЦБ или ручной курс компании), курсы на сегодня, «Обновить курсы ЦБ», ручной курс на дату, история курсов</w:t>
             </w:r>
           </w:p>
         </w:tc>
@@ -5782,7 +5782,7 @@
       <w:pPr>
         <w:pStyle w:val="21"/>
       </w:pPr>
-      <w:bookmarkStart w:id="17" w:name="_Toc242459581"/>
+      <w:bookmarkStart w:id="17" w:name="_Toc242650175"/>
       <w:r>
         <w:t>4.6 Операции наблюдателя (руководства компании)</w:t>
       </w:r>
@@ -5797,7 +5797,7 @@
       <w:pPr>
         <w:pStyle w:val="21"/>
       </w:pPr>
-      <w:bookmarkStart w:id="18" w:name="_Toc242459582"/>
+      <w:bookmarkStart w:id="18" w:name="_Toc242650176"/>
       <w:r>
         <w:t>4.7 Операции администратора</w:t>
       </w:r>
@@ -6434,7 +6434,7 @@
         <w:pStyle w:val="1"/>
         <w:pageBreakBefore/>
       </w:pPr>
-      <w:bookmarkStart w:id="19" w:name="_Toc242459583"/>
+      <w:bookmarkStart w:id="19" w:name="_Toc242650177"/>
       <w:r>
         <w:lastRenderedPageBreak/>
         <w:t>5 Аварийные ситуации</w:t>
@@ -7123,7 +7123,7 @@
         <w:pStyle w:val="1"/>
         <w:pageBreakBefore/>
       </w:pPr>
-      <w:bookmarkStart w:id="20" w:name="_Toc242459584"/>
+      <w:bookmarkStart w:id="20" w:name="_Toc242650178"/>
       <w:r>
         <w:lastRenderedPageBreak/>
         <w:t>6 Рекомендации по освоению</w:t>
@@ -7157,7 +7157,7 @@
         <w:ind w:firstLine="0"/>
         <w:jc w:val="center"/>
       </w:pPr>
-      <w:bookmarkStart w:id="21" w:name="_Toc242459585"/>
+      <w:bookmarkStart w:id="21" w:name="_Toc242650179"/>
       <w:r>
         <w:lastRenderedPageBreak/>
         <w:t>Приложение А</w:t>
@@ -7559,7 +7559,7 @@
         <w:ind w:firstLine="0"/>
         <w:jc w:val="center"/>
       </w:pPr>
-      <w:bookmarkStart w:id="22" w:name="_Toc242459586"/>
+      <w:bookmarkStart w:id="22" w:name="_Toc242650180"/>
       <w:r>
         <w:lastRenderedPageBreak/>
         <w:t>Приложение Б</w:t>
@@ -7875,7 +7875,7 @@
         <w:ind w:firstLine="0"/>
         <w:jc w:val="center"/>
       </w:pPr>
-      <w:bookmarkStart w:id="23" w:name="_Toc242459587"/>
+      <w:bookmarkStart w:id="23" w:name="_Toc242650181"/>
       <w:r>
         <w:lastRenderedPageBreak/>
         <w:t>ЛИСТ РЕГИСТРАЦИИ ИЗМЕНЕНИЙ</w:t>
@@ -9937,31 +9937,31 @@
       </w:rPr>
     </w:lvl>
   </w:abstractNum>
-  <w:num w:numId="1" w16cid:durableId="1027559257">
+  <w:num w:numId="1" w16cid:durableId="335689090">
     <w:abstractNumId w:val="8"/>
   </w:num>
-  <w:num w:numId="2" w16cid:durableId="402727904">
+  <w:num w:numId="2" w16cid:durableId="83839502">
     <w:abstractNumId w:val="6"/>
   </w:num>
-  <w:num w:numId="3" w16cid:durableId="973684080">
+  <w:num w:numId="3" w16cid:durableId="684207409">
     <w:abstractNumId w:val="5"/>
   </w:num>
-  <w:num w:numId="4" w16cid:durableId="457602450">
+  <w:num w:numId="4" w16cid:durableId="1759868776">
     <w:abstractNumId w:val="4"/>
   </w:num>
-  <w:num w:numId="5" w16cid:durableId="791902373">
+  <w:num w:numId="5" w16cid:durableId="1747603575">
     <w:abstractNumId w:val="7"/>
   </w:num>
-  <w:num w:numId="6" w16cid:durableId="1818720387">
+  <w:num w:numId="6" w16cid:durableId="280846415">
     <w:abstractNumId w:val="3"/>
   </w:num>
-  <w:num w:numId="7" w16cid:durableId="23751914">
+  <w:num w:numId="7" w16cid:durableId="857350869">
     <w:abstractNumId w:val="2"/>
   </w:num>
-  <w:num w:numId="8" w16cid:durableId="71703767">
+  <w:num w:numId="8" w16cid:durableId="522862004">
     <w:abstractNumId w:val="1"/>
   </w:num>
-  <w:num w:numId="9" w16cid:durableId="32585060">
+  <w:num w:numId="9" w16cid:durableId="247076824">
     <w:abstractNumId w:val="0"/>
   </w:num>
 </w:numbering>
@@ -21494,7 +21494,7 @@
     <w:autoRedefine/>
     <w:uiPriority w:val="39"/>
     <w:unhideWhenUsed/>
-    <w:rsid w:val="00D16E3D"/>
+    <w:rsid w:val="007167B3"/>
     <w:pPr>
       <w:spacing w:after="100"/>
     </w:pPr>
@@ -21506,7 +21506,7 @@
     <w:autoRedefine/>
     <w:uiPriority w:val="39"/>
     <w:unhideWhenUsed/>
-    <w:rsid w:val="00D16E3D"/>
+    <w:rsid w:val="007167B3"/>
     <w:pPr>
       <w:spacing w:after="100"/>
       <w:ind w:left="240"/>
@@ -21517,7 +21517,7 @@
     <w:basedOn w:val="a2"/>
     <w:uiPriority w:val="99"/>
     <w:unhideWhenUsed/>
-    <w:rsid w:val="00D16E3D"/>
+    <w:rsid w:val="007167B3"/>
     <w:rPr>
       <w:color w:val="0000FF" w:themeColor="hyperlink"/>
       <w:u w:val="single"/>

--- a/docs/gost/out/07_И3_Руководство_пользователя.docx
+++ b/docs/gost/out/07_И3_Руководство_пользователя.docx
@@ -306,7 +306,7 @@
       <w:r>
         <w:fldChar w:fldCharType="separate"/>
       </w:r>
-      <w:hyperlink w:anchor="_Toc242650158" w:history="1">
+      <w:hyperlink w:anchor="_Toc243319689" w:history="1">
         <w:r>
           <w:rPr>
             <w:rStyle w:val="aff8"/>
@@ -333,7 +333,7 @@
             <w:noProof/>
             <w:webHidden/>
           </w:rPr>
-          <w:instrText xml:space="preserve"> PAGEREF _Toc242650158 \h </w:instrText>
+          <w:instrText xml:space="preserve"> PAGEREF _Toc243319689 \h </w:instrText>
         </w:r>
         <w:r>
           <w:rPr>
@@ -379,7 +379,7 @@
           <w14:ligatures w14:val="standardContextual"/>
         </w:rPr>
       </w:pPr>
-      <w:hyperlink w:anchor="_Toc242650159" w:history="1">
+      <w:hyperlink w:anchor="_Toc243319690" w:history="1">
         <w:r>
           <w:rPr>
             <w:rStyle w:val="aff8"/>
@@ -406,7 +406,7 @@
             <w:noProof/>
             <w:webHidden/>
           </w:rPr>
-          <w:instrText xml:space="preserve"> PAGEREF _Toc242650159 \h </w:instrText>
+          <w:instrText xml:space="preserve"> PAGEREF _Toc243319690 \h </w:instrText>
         </w:r>
         <w:r>
           <w:rPr>
@@ -452,7 +452,7 @@
           <w14:ligatures w14:val="standardContextual"/>
         </w:rPr>
       </w:pPr>
-      <w:hyperlink w:anchor="_Toc242650160" w:history="1">
+      <w:hyperlink w:anchor="_Toc243319691" w:history="1">
         <w:r>
           <w:rPr>
             <w:rStyle w:val="aff8"/>
@@ -479,7 +479,7 @@
             <w:noProof/>
             <w:webHidden/>
           </w:rPr>
-          <w:instrText xml:space="preserve"> PAGEREF _Toc242650160 \h </w:instrText>
+          <w:instrText xml:space="preserve"> PAGEREF _Toc243319691 \h </w:instrText>
         </w:r>
         <w:r>
           <w:rPr>
@@ -525,7 +525,7 @@
           <w14:ligatures w14:val="standardContextual"/>
         </w:rPr>
       </w:pPr>
-      <w:hyperlink w:anchor="_Toc242650161" w:history="1">
+      <w:hyperlink w:anchor="_Toc243319692" w:history="1">
         <w:r>
           <w:rPr>
             <w:rStyle w:val="aff8"/>
@@ -552,7 +552,7 @@
             <w:noProof/>
             <w:webHidden/>
           </w:rPr>
-          <w:instrText xml:space="preserve"> PAGEREF _Toc242650161 \h </w:instrText>
+          <w:instrText xml:space="preserve"> PAGEREF _Toc243319692 \h </w:instrText>
         </w:r>
         <w:r>
           <w:rPr>
@@ -598,7 +598,7 @@
           <w14:ligatures w14:val="standardContextual"/>
         </w:rPr>
       </w:pPr>
-      <w:hyperlink w:anchor="_Toc242650162" w:history="1">
+      <w:hyperlink w:anchor="_Toc243319693" w:history="1">
         <w:r>
           <w:rPr>
             <w:rStyle w:val="aff8"/>
@@ -625,7 +625,7 @@
             <w:noProof/>
             <w:webHidden/>
           </w:rPr>
-          <w:instrText xml:space="preserve"> PAGEREF _Toc242650162 \h </w:instrText>
+          <w:instrText xml:space="preserve"> PAGEREF _Toc243319693 \h </w:instrText>
         </w:r>
         <w:r>
           <w:rPr>
@@ -671,7 +671,7 @@
           <w14:ligatures w14:val="standardContextual"/>
         </w:rPr>
       </w:pPr>
-      <w:hyperlink w:anchor="_Toc242650163" w:history="1">
+      <w:hyperlink w:anchor="_Toc243319694" w:history="1">
         <w:r>
           <w:rPr>
             <w:rStyle w:val="aff8"/>
@@ -698,7 +698,7 @@
             <w:noProof/>
             <w:webHidden/>
           </w:rPr>
-          <w:instrText xml:space="preserve"> PAGEREF _Toc242650163 \h </w:instrText>
+          <w:instrText xml:space="preserve"> PAGEREF _Toc243319694 \h </w:instrText>
         </w:r>
         <w:r>
           <w:rPr>
@@ -744,7 +744,7 @@
           <w14:ligatures w14:val="standardContextual"/>
         </w:rPr>
       </w:pPr>
-      <w:hyperlink w:anchor="_Toc242650164" w:history="1">
+      <w:hyperlink w:anchor="_Toc243319695" w:history="1">
         <w:r>
           <w:rPr>
             <w:rStyle w:val="aff8"/>
@@ -771,7 +771,7 @@
             <w:noProof/>
             <w:webHidden/>
           </w:rPr>
-          <w:instrText xml:space="preserve"> PAGEREF _Toc242650164 \h </w:instrText>
+          <w:instrText xml:space="preserve"> PAGEREF _Toc243319695 \h </w:instrText>
         </w:r>
         <w:r>
           <w:rPr>
@@ -817,7 +817,7 @@
           <w14:ligatures w14:val="standardContextual"/>
         </w:rPr>
       </w:pPr>
-      <w:hyperlink w:anchor="_Toc242650165" w:history="1">
+      <w:hyperlink w:anchor="_Toc243319696" w:history="1">
         <w:r>
           <w:rPr>
             <w:rStyle w:val="aff8"/>
@@ -844,7 +844,7 @@
             <w:noProof/>
             <w:webHidden/>
           </w:rPr>
-          <w:instrText xml:space="preserve"> PAGEREF _Toc242650165 \h </w:instrText>
+          <w:instrText xml:space="preserve"> PAGEREF _Toc243319696 \h </w:instrText>
         </w:r>
         <w:r>
           <w:rPr>
@@ -890,7 +890,7 @@
           <w14:ligatures w14:val="standardContextual"/>
         </w:rPr>
       </w:pPr>
-      <w:hyperlink w:anchor="_Toc242650166" w:history="1">
+      <w:hyperlink w:anchor="_Toc243319697" w:history="1">
         <w:r>
           <w:rPr>
             <w:rStyle w:val="aff8"/>
@@ -917,7 +917,7 @@
             <w:noProof/>
             <w:webHidden/>
           </w:rPr>
-          <w:instrText xml:space="preserve"> PAGEREF _Toc242650166 \h </w:instrText>
+          <w:instrText xml:space="preserve"> PAGEREF _Toc243319697 \h </w:instrText>
         </w:r>
         <w:r>
           <w:rPr>
@@ -963,7 +963,7 @@
           <w14:ligatures w14:val="standardContextual"/>
         </w:rPr>
       </w:pPr>
-      <w:hyperlink w:anchor="_Toc242650167" w:history="1">
+      <w:hyperlink w:anchor="_Toc243319698" w:history="1">
         <w:r>
           <w:rPr>
             <w:rStyle w:val="aff8"/>
@@ -990,7 +990,7 @@
             <w:noProof/>
             <w:webHidden/>
           </w:rPr>
-          <w:instrText xml:space="preserve"> PAGEREF _Toc242650167 \h </w:instrText>
+          <w:instrText xml:space="preserve"> PAGEREF _Toc243319698 \h </w:instrText>
         </w:r>
         <w:r>
           <w:rPr>
@@ -1036,7 +1036,7 @@
           <w14:ligatures w14:val="standardContextual"/>
         </w:rPr>
       </w:pPr>
-      <w:hyperlink w:anchor="_Toc242650168" w:history="1">
+      <w:hyperlink w:anchor="_Toc243319699" w:history="1">
         <w:r>
           <w:rPr>
             <w:rStyle w:val="aff8"/>
@@ -1063,7 +1063,7 @@
             <w:noProof/>
             <w:webHidden/>
           </w:rPr>
-          <w:instrText xml:space="preserve"> PAGEREF _Toc242650168 \h </w:instrText>
+          <w:instrText xml:space="preserve"> PAGEREF _Toc243319699 \h </w:instrText>
         </w:r>
         <w:r>
           <w:rPr>
@@ -1109,7 +1109,7 @@
           <w14:ligatures w14:val="standardContextual"/>
         </w:rPr>
       </w:pPr>
-      <w:hyperlink w:anchor="_Toc242650169" w:history="1">
+      <w:hyperlink w:anchor="_Toc243319700" w:history="1">
         <w:r>
           <w:rPr>
             <w:rStyle w:val="aff8"/>
@@ -1136,7 +1136,7 @@
             <w:noProof/>
             <w:webHidden/>
           </w:rPr>
-          <w:instrText xml:space="preserve"> PAGEREF _Toc242650169 \h </w:instrText>
+          <w:instrText xml:space="preserve"> PAGEREF _Toc243319700 \h </w:instrText>
         </w:r>
         <w:r>
           <w:rPr>
@@ -1182,7 +1182,7 @@
           <w14:ligatures w14:val="standardContextual"/>
         </w:rPr>
       </w:pPr>
-      <w:hyperlink w:anchor="_Toc242650170" w:history="1">
+      <w:hyperlink w:anchor="_Toc243319701" w:history="1">
         <w:r>
           <w:rPr>
             <w:rStyle w:val="aff8"/>
@@ -1209,7 +1209,7 @@
             <w:noProof/>
             <w:webHidden/>
           </w:rPr>
-          <w:instrText xml:space="preserve"> PAGEREF _Toc242650170 \h </w:instrText>
+          <w:instrText xml:space="preserve"> PAGEREF _Toc243319701 \h </w:instrText>
         </w:r>
         <w:r>
           <w:rPr>
@@ -1255,7 +1255,7 @@
           <w14:ligatures w14:val="standardContextual"/>
         </w:rPr>
       </w:pPr>
-      <w:hyperlink w:anchor="_Toc242650171" w:history="1">
+      <w:hyperlink w:anchor="_Toc243319702" w:history="1">
         <w:r>
           <w:rPr>
             <w:rStyle w:val="aff8"/>
@@ -1282,7 +1282,7 @@
             <w:noProof/>
             <w:webHidden/>
           </w:rPr>
-          <w:instrText xml:space="preserve"> PAGEREF _Toc242650171 \h </w:instrText>
+          <w:instrText xml:space="preserve"> PAGEREF _Toc243319702 \h </w:instrText>
         </w:r>
         <w:r>
           <w:rPr>
@@ -1328,7 +1328,7 @@
           <w14:ligatures w14:val="standardContextual"/>
         </w:rPr>
       </w:pPr>
-      <w:hyperlink w:anchor="_Toc242650172" w:history="1">
+      <w:hyperlink w:anchor="_Toc243319703" w:history="1">
         <w:r>
           <w:rPr>
             <w:rStyle w:val="aff8"/>
@@ -1355,7 +1355,7 @@
             <w:noProof/>
             <w:webHidden/>
           </w:rPr>
-          <w:instrText xml:space="preserve"> PAGEREF _Toc242650172 \h </w:instrText>
+          <w:instrText xml:space="preserve"> PAGEREF _Toc243319703 \h </w:instrText>
         </w:r>
         <w:r>
           <w:rPr>
@@ -1401,7 +1401,7 @@
           <w14:ligatures w14:val="standardContextual"/>
         </w:rPr>
       </w:pPr>
-      <w:hyperlink w:anchor="_Toc242650173" w:history="1">
+      <w:hyperlink w:anchor="_Toc243319704" w:history="1">
         <w:r>
           <w:rPr>
             <w:rStyle w:val="aff8"/>
@@ -1428,7 +1428,7 @@
             <w:noProof/>
             <w:webHidden/>
           </w:rPr>
-          <w:instrText xml:space="preserve"> PAGEREF _Toc242650173 \h </w:instrText>
+          <w:instrText xml:space="preserve"> PAGEREF _Toc243319704 \h </w:instrText>
         </w:r>
         <w:r>
           <w:rPr>
@@ -1474,7 +1474,7 @@
           <w14:ligatures w14:val="standardContextual"/>
         </w:rPr>
       </w:pPr>
-      <w:hyperlink w:anchor="_Toc242650174" w:history="1">
+      <w:hyperlink w:anchor="_Toc243319705" w:history="1">
         <w:r>
           <w:rPr>
             <w:rStyle w:val="aff8"/>
@@ -1501,7 +1501,7 @@
             <w:noProof/>
             <w:webHidden/>
           </w:rPr>
-          <w:instrText xml:space="preserve"> PAGEREF _Toc242650174 \h </w:instrText>
+          <w:instrText xml:space="preserve"> PAGEREF _Toc243319705 \h </w:instrText>
         </w:r>
         <w:r>
           <w:rPr>
@@ -1547,7 +1547,7 @@
           <w14:ligatures w14:val="standardContextual"/>
         </w:rPr>
       </w:pPr>
-      <w:hyperlink w:anchor="_Toc242650175" w:history="1">
+      <w:hyperlink w:anchor="_Toc243319706" w:history="1">
         <w:r>
           <w:rPr>
             <w:rStyle w:val="aff8"/>
@@ -1574,7 +1574,7 @@
             <w:noProof/>
             <w:webHidden/>
           </w:rPr>
-          <w:instrText xml:space="preserve"> PAGEREF _Toc242650175 \h </w:instrText>
+          <w:instrText xml:space="preserve"> PAGEREF _Toc243319706 \h </w:instrText>
         </w:r>
         <w:r>
           <w:rPr>
@@ -1620,7 +1620,7 @@
           <w14:ligatures w14:val="standardContextual"/>
         </w:rPr>
       </w:pPr>
-      <w:hyperlink w:anchor="_Toc242650176" w:history="1">
+      <w:hyperlink w:anchor="_Toc243319707" w:history="1">
         <w:r>
           <w:rPr>
             <w:rStyle w:val="aff8"/>
@@ -1647,7 +1647,7 @@
             <w:noProof/>
             <w:webHidden/>
           </w:rPr>
-          <w:instrText xml:space="preserve"> PAGEREF _Toc242650176 \h </w:instrText>
+          <w:instrText xml:space="preserve"> PAGEREF _Toc243319707 \h </w:instrText>
         </w:r>
         <w:r>
           <w:rPr>
@@ -1667,7 +1667,7 @@
             <w:noProof/>
             <w:webHidden/>
           </w:rPr>
-          <w:t>10</w:t>
+          <w:t>11</w:t>
         </w:r>
         <w:r>
           <w:rPr>
@@ -1693,7 +1693,7 @@
           <w14:ligatures w14:val="standardContextual"/>
         </w:rPr>
       </w:pPr>
-      <w:hyperlink w:anchor="_Toc242650177" w:history="1">
+      <w:hyperlink w:anchor="_Toc243319708" w:history="1">
         <w:r>
           <w:rPr>
             <w:rStyle w:val="aff8"/>
@@ -1720,7 +1720,7 @@
             <w:noProof/>
             <w:webHidden/>
           </w:rPr>
-          <w:instrText xml:space="preserve"> PAGEREF _Toc242650177 \h </w:instrText>
+          <w:instrText xml:space="preserve"> PAGEREF _Toc243319708 \h </w:instrText>
         </w:r>
         <w:r>
           <w:rPr>
@@ -1766,7 +1766,7 @@
           <w14:ligatures w14:val="standardContextual"/>
         </w:rPr>
       </w:pPr>
-      <w:hyperlink w:anchor="_Toc242650178" w:history="1">
+      <w:hyperlink w:anchor="_Toc243319709" w:history="1">
         <w:r>
           <w:rPr>
             <w:rStyle w:val="aff8"/>
@@ -1793,7 +1793,7 @@
             <w:noProof/>
             <w:webHidden/>
           </w:rPr>
-          <w:instrText xml:space="preserve"> PAGEREF _Toc242650178 \h </w:instrText>
+          <w:instrText xml:space="preserve"> PAGEREF _Toc243319709 \h </w:instrText>
         </w:r>
         <w:r>
           <w:rPr>
@@ -1839,7 +1839,7 @@
           <w14:ligatures w14:val="standardContextual"/>
         </w:rPr>
       </w:pPr>
-      <w:hyperlink w:anchor="_Toc242650179" w:history="1">
+      <w:hyperlink w:anchor="_Toc243319710" w:history="1">
         <w:r>
           <w:rPr>
             <w:rStyle w:val="aff8"/>
@@ -1866,7 +1866,7 @@
             <w:noProof/>
             <w:webHidden/>
           </w:rPr>
-          <w:instrText xml:space="preserve"> PAGEREF _Toc242650179 \h </w:instrText>
+          <w:instrText xml:space="preserve"> PAGEREF _Toc243319710 \h </w:instrText>
         </w:r>
         <w:r>
           <w:rPr>
@@ -1912,7 +1912,7 @@
           <w14:ligatures w14:val="standardContextual"/>
         </w:rPr>
       </w:pPr>
-      <w:hyperlink w:anchor="_Toc242650180" w:history="1">
+      <w:hyperlink w:anchor="_Toc243319711" w:history="1">
         <w:r>
           <w:rPr>
             <w:rStyle w:val="aff8"/>
@@ -1939,7 +1939,7 @@
             <w:noProof/>
             <w:webHidden/>
           </w:rPr>
-          <w:instrText xml:space="preserve"> PAGEREF _Toc242650180 \h </w:instrText>
+          <w:instrText xml:space="preserve"> PAGEREF _Toc243319711 \h </w:instrText>
         </w:r>
         <w:r>
           <w:rPr>
@@ -1985,7 +1985,7 @@
           <w14:ligatures w14:val="standardContextual"/>
         </w:rPr>
       </w:pPr>
-      <w:hyperlink w:anchor="_Toc242650181" w:history="1">
+      <w:hyperlink w:anchor="_Toc243319712" w:history="1">
         <w:r>
           <w:rPr>
             <w:rStyle w:val="aff8"/>
@@ -2012,7 +2012,7 @@
             <w:noProof/>
             <w:webHidden/>
           </w:rPr>
-          <w:instrText xml:space="preserve"> PAGEREF _Toc242650181 \h </w:instrText>
+          <w:instrText xml:space="preserve"> PAGEREF _Toc243319712 \h </w:instrText>
         </w:r>
         <w:r>
           <w:rPr>
@@ -2058,7 +2058,7 @@
         <w:ind w:firstLine="0"/>
         <w:jc w:val="center"/>
       </w:pPr>
-      <w:bookmarkStart w:id="0" w:name="_Toc242650158"/>
+      <w:bookmarkStart w:id="0" w:name="_Toc243319689"/>
       <w:r>
         <w:lastRenderedPageBreak/>
         <w:t>ПЕРЕЧЕНЬ ТЕРМИНОВ И СОКРАЩЕНИЙ</w:t>
@@ -3320,7 +3320,7 @@
         <w:pStyle w:val="1"/>
         <w:pageBreakBefore/>
       </w:pPr>
-      <w:bookmarkStart w:id="1" w:name="_Toc242650159"/>
+      <w:bookmarkStart w:id="1" w:name="_Toc243319690"/>
       <w:r>
         <w:lastRenderedPageBreak/>
         <w:t>1 Введение</w:t>
@@ -3331,7 +3331,7 @@
       <w:pPr>
         <w:pStyle w:val="21"/>
       </w:pPr>
-      <w:bookmarkStart w:id="2" w:name="_Toc242650160"/>
+      <w:bookmarkStart w:id="2" w:name="_Toc243319691"/>
       <w:r>
         <w:t>1.1 Область применения</w:t>
       </w:r>
@@ -3346,7 +3346,7 @@
       <w:pPr>
         <w:pStyle w:val="21"/>
       </w:pPr>
-      <w:bookmarkStart w:id="3" w:name="_Toc242650161"/>
+      <w:bookmarkStart w:id="3" w:name="_Toc243319692"/>
       <w:r>
         <w:t>1.2 Краткое описание возможностей</w:t>
       </w:r>
@@ -3396,7 +3396,7 @@
       <w:pPr>
         <w:pStyle w:val="21"/>
       </w:pPr>
-      <w:bookmarkStart w:id="4" w:name="_Toc242650162"/>
+      <w:bookmarkStart w:id="4" w:name="_Toc243319693"/>
       <w:r>
         <w:t>1.3 Уровень подготовки пользователя</w:t>
       </w:r>
@@ -3411,7 +3411,7 @@
       <w:pPr>
         <w:pStyle w:val="21"/>
       </w:pPr>
-      <w:bookmarkStart w:id="5" w:name="_Toc242650163"/>
+      <w:bookmarkStart w:id="5" w:name="_Toc243319694"/>
       <w:r>
         <w:t>1.4 Перечень эксплуатационной документации</w:t>
       </w:r>
@@ -3615,7 +3615,7 @@
         <w:pStyle w:val="1"/>
         <w:pageBreakBefore/>
       </w:pPr>
-      <w:bookmarkStart w:id="6" w:name="_Toc242650164"/>
+      <w:bookmarkStart w:id="6" w:name="_Toc243319695"/>
       <w:r>
         <w:lastRenderedPageBreak/>
         <w:t>2 Назначение и условия применения</w:t>
@@ -3657,7 +3657,7 @@
         <w:pStyle w:val="1"/>
         <w:pageBreakBefore/>
       </w:pPr>
-      <w:bookmarkStart w:id="7" w:name="_Toc242650165"/>
+      <w:bookmarkStart w:id="7" w:name="_Toc243319696"/>
       <w:r>
         <w:lastRenderedPageBreak/>
         <w:t>3 Подготовка к работе</w:t>
@@ -3668,7 +3668,7 @@
       <w:pPr>
         <w:pStyle w:val="21"/>
       </w:pPr>
-      <w:bookmarkStart w:id="8" w:name="_Toc242650166"/>
+      <w:bookmarkStart w:id="8" w:name="_Toc243319697"/>
       <w:r>
         <w:t>3.1 Состав дистрибутива</w:t>
       </w:r>
@@ -3683,7 +3683,7 @@
       <w:pPr>
         <w:pStyle w:val="21"/>
       </w:pPr>
-      <w:bookmarkStart w:id="9" w:name="_Toc242650167"/>
+      <w:bookmarkStart w:id="9" w:name="_Toc243319698"/>
       <w:r>
         <w:t>3.2 Порядок входа в систему</w:t>
       </w:r>
@@ -3715,10 +3715,15 @@
       </w:r>
     </w:p>
     <w:p>
+      <w:r>
+        <w:t>Свои имя, фамилию и пароль меняют в меню аватара → «Мой профиль». Для смены пароля укажите текущий пароль; после смены на других устройствах потребуется войти заново. Логин и адрес электронной почты меняет администратор.</w:t>
+      </w:r>
+    </w:p>
+    <w:p>
       <w:pPr>
         <w:pStyle w:val="21"/>
       </w:pPr>
-      <w:bookmarkStart w:id="10" w:name="_Toc242650168"/>
+      <w:bookmarkStart w:id="10" w:name="_Toc243319699"/>
       <w:r>
         <w:t>3.3 Проверка работоспособности</w:t>
       </w:r>
@@ -3734,7 +3739,7 @@
         <w:pStyle w:val="1"/>
         <w:pageBreakBefore/>
       </w:pPr>
-      <w:bookmarkStart w:id="11" w:name="_Toc242650169"/>
+      <w:bookmarkStart w:id="11" w:name="_Toc243319700"/>
       <w:r>
         <w:lastRenderedPageBreak/>
         <w:t>4 Описание операций</w:t>
@@ -3745,7 +3750,7 @@
       <w:pPr>
         <w:pStyle w:val="21"/>
       </w:pPr>
-      <w:bookmarkStart w:id="12" w:name="_Toc242650170"/>
+      <w:bookmarkStart w:id="12" w:name="_Toc243319701"/>
       <w:r>
         <w:t>4.1 Общие приёмы работы</w:t>
       </w:r>
@@ -4017,7 +4022,7 @@
       <w:pPr>
         <w:pStyle w:val="21"/>
       </w:pPr>
-      <w:bookmarkStart w:id="13" w:name="_Toc242650171"/>
+      <w:bookmarkStart w:id="13" w:name="_Toc243319702"/>
       <w:r>
         <w:t>4.2 Операции менеджера по продажам</w:t>
       </w:r>
@@ -4498,7 +4503,7 @@
               <w:pStyle w:val="GostTable"/>
             </w:pPr>
             <w:r>
-              <w:t>Шаг 3: строки платежей до нулевого остатка → «Сохранить график». Строку можно ввести в другой поддерживаемой валюте: под суммой показывается её пересчёт в валюту сделки. Сделка переходит «В работе»</w:t>
+              <w:t>Шаг 3: строки платежей до нулевого остатка → «Сохранить график». Строку можно ввести в другой поддерживаемой валюте: под суммой показывается её пересчёт в валюту сделки. Сделка переходит «В работе». Первый график сохраняется, только если у клиента заполнены серия и номер паспорта, кем и когда он выдан, ПИНФЛ; чего не хватает, карточка сделки показывает заранее</w:t>
             </w:r>
           </w:p>
         </w:tc>
@@ -4611,7 +4616,7 @@
       <w:pPr>
         <w:pStyle w:val="21"/>
       </w:pPr>
-      <w:bookmarkStart w:id="14" w:name="_Toc242650172"/>
+      <w:bookmarkStart w:id="14" w:name="_Toc243319703"/>
       <w:r>
         <w:t>4.3 Операции руководителя отдела продаж</w:t>
       </w:r>
@@ -5016,7 +5021,7 @@
       <w:pPr>
         <w:pStyle w:val="21"/>
       </w:pPr>
-      <w:bookmarkStart w:id="15" w:name="_Toc242650173"/>
+      <w:bookmarkStart w:id="15" w:name="_Toc243319704"/>
       <w:r>
         <w:t>4.4 Операции специалиста по оформлению</w:t>
       </w:r>
@@ -5155,6 +5160,7 @@
               <w:pStyle w:val="GostTable"/>
             </w:pPr>
             <w:r>
+              <w:lastRenderedPageBreak/>
               <w:t>Реквизиты договора</w:t>
             </w:r>
           </w:p>
@@ -5245,7 +5251,6 @@
               <w:pStyle w:val="GostTable"/>
             </w:pPr>
             <w:r>
-              <w:lastRenderedPageBreak/>
               <w:t>Регистрация подписания</w:t>
             </w:r>
           </w:p>
@@ -5259,7 +5264,7 @@
               <w:pStyle w:val="GostTable"/>
             </w:pPr>
             <w:r>
-              <w:t>Договор подписан сторонами</w:t>
+              <w:t>Договор подписан сторонами; паспортные данные клиента заполнены</w:t>
             </w:r>
           </w:p>
         </w:tc>
@@ -5272,7 +5277,7 @@
               <w:pStyle w:val="GostTable"/>
             </w:pPr>
             <w:r>
-              <w:t>«Загрузить скан», даты подписания клиентом и компанией → «Сохранить данные». Сделка и заявка закрываются автоматически</w:t>
+              <w:t>«Загрузить скан», даты подписания клиентом и компанией → «Сохранить данные». Сделка и заявка закрываются автоматически. Без паспортных данных клиента вторая дата подписания не сохраняется</w:t>
             </w:r>
           </w:p>
         </w:tc>
@@ -5363,6 +5368,51 @@
             </w:pPr>
             <w:r>
               <w:t>«Сделки», фильтр: статус «В работе», номер договора пуст</w:t>
+            </w:r>
+          </w:p>
+        </w:tc>
+      </w:tr>
+      <w:tr>
+        <w:trPr>
+          <w:cantSplit/>
+          <w:jc w:val="center"/>
+        </w:trPr>
+        <w:tc>
+          <w:tcPr>
+            <w:tcW w:w="2058" w:type="dxa"/>
+          </w:tcPr>
+          <w:p>
+            <w:pPr>
+              <w:pStyle w:val="GostTable"/>
+            </w:pPr>
+            <w:r>
+              <w:t>Поиск сделки по договору</w:t>
+            </w:r>
+          </w:p>
+        </w:tc>
+        <w:tc>
+          <w:tcPr>
+            <w:tcW w:w="2619" w:type="dxa"/>
+          </w:tcPr>
+          <w:p>
+            <w:pPr>
+              <w:pStyle w:val="GostTable"/>
+            </w:pPr>
+            <w:r>
+              <w:t>—</w:t>
+            </w:r>
+          </w:p>
+        </w:tc>
+        <w:tc>
+          <w:tcPr>
+            <w:tcW w:w="4677" w:type="dxa"/>
+          </w:tcPr>
+          <w:p>
+            <w:pPr>
+              <w:pStyle w:val="GostTable"/>
+            </w:pPr>
+            <w:r>
+              <w:t>«Сделки», поле «Номер договора»: достаточно части номера, регистр не важен</w:t>
             </w:r>
           </w:p>
         </w:tc>
@@ -5377,7 +5427,7 @@
       <w:pPr>
         <w:pStyle w:val="21"/>
       </w:pPr>
-      <w:bookmarkStart w:id="16" w:name="_Toc242650174"/>
+      <w:bookmarkStart w:id="16" w:name="_Toc243319705"/>
       <w:r>
         <w:t>4.5 Операции финансиста</w:t>
       </w:r>
@@ -5782,7 +5832,7 @@
       <w:pPr>
         <w:pStyle w:val="21"/>
       </w:pPr>
-      <w:bookmarkStart w:id="17" w:name="_Toc242650175"/>
+      <w:bookmarkStart w:id="17" w:name="_Toc243319706"/>
       <w:r>
         <w:t>4.6 Операции наблюдателя (руководства компании)</w:t>
       </w:r>
@@ -5797,8 +5847,9 @@
       <w:pPr>
         <w:pStyle w:val="21"/>
       </w:pPr>
-      <w:bookmarkStart w:id="18" w:name="_Toc242650176"/>
+      <w:bookmarkStart w:id="18" w:name="_Toc243319707"/>
       <w:r>
+        <w:lastRenderedPageBreak/>
         <w:t>4.7 Операции администратора</w:t>
       </w:r>
       <w:bookmarkEnd w:id="18"/>
@@ -5981,7 +6032,6 @@
               <w:pStyle w:val="GostTable"/>
             </w:pPr>
             <w:r>
-              <w:lastRenderedPageBreak/>
               <w:t>Увольнение сотрудника</w:t>
             </w:r>
           </w:p>
@@ -6009,6 +6059,51 @@
             </w:pPr>
             <w:r>
               <w:t>Снять признак «Активный пользователь», сменить пароль, передать записи; пользователя не удалять</w:t>
+            </w:r>
+          </w:p>
+        </w:tc>
+      </w:tr>
+      <w:tr>
+        <w:trPr>
+          <w:cantSplit/>
+          <w:jc w:val="center"/>
+        </w:trPr>
+        <w:tc>
+          <w:tcPr>
+            <w:tcW w:w="2058" w:type="dxa"/>
+          </w:tcPr>
+          <w:p>
+            <w:pPr>
+              <w:pStyle w:val="GostTable"/>
+            </w:pPr>
+            <w:r>
+              <w:t>Блокировка пользователя</w:t>
+            </w:r>
+          </w:p>
+        </w:tc>
+        <w:tc>
+          <w:tcPr>
+            <w:tcW w:w="2619" w:type="dxa"/>
+          </w:tcPr>
+          <w:p>
+            <w:pPr>
+              <w:pStyle w:val="GostTable"/>
+            </w:pPr>
+            <w:r>
+              <w:t>—</w:t>
+            </w:r>
+          </w:p>
+        </w:tc>
+        <w:tc>
+          <w:tcPr>
+            <w:tcW w:w="4677" w:type="dxa"/>
+          </w:tcPr>
+          <w:p>
+            <w:pPr>
+              <w:pStyle w:val="GostTable"/>
+            </w:pPr>
+            <w:r>
+              <w:t>«Настройки» → «Пользователи», значок блокировки в строке, подтвердить. Доступ закрывается сразу; «Разблокировать» возвращает его</w:t>
             </w:r>
           </w:p>
         </w:tc>
@@ -6434,7 +6529,7 @@
         <w:pStyle w:val="1"/>
         <w:pageBreakBefore/>
       </w:pPr>
-      <w:bookmarkStart w:id="19" w:name="_Toc242650177"/>
+      <w:bookmarkStart w:id="19" w:name="_Toc243319708"/>
       <w:r>
         <w:lastRenderedPageBreak/>
         <w:t>5 Аварийные ситуации</w:t>
@@ -7123,7 +7218,7 @@
         <w:pStyle w:val="1"/>
         <w:pageBreakBefore/>
       </w:pPr>
-      <w:bookmarkStart w:id="20" w:name="_Toc242650178"/>
+      <w:bookmarkStart w:id="20" w:name="_Toc243319709"/>
       <w:r>
         <w:lastRenderedPageBreak/>
         <w:t>6 Рекомендации по освоению</w:t>
@@ -7157,7 +7252,7 @@
         <w:ind w:firstLine="0"/>
         <w:jc w:val="center"/>
       </w:pPr>
-      <w:bookmarkStart w:id="21" w:name="_Toc242650179"/>
+      <w:bookmarkStart w:id="21" w:name="_Toc243319710"/>
       <w:r>
         <w:lastRenderedPageBreak/>
         <w:t>Приложение А</w:t>
@@ -7559,7 +7654,7 @@
         <w:ind w:firstLine="0"/>
         <w:jc w:val="center"/>
       </w:pPr>
-      <w:bookmarkStart w:id="22" w:name="_Toc242650180"/>
+      <w:bookmarkStart w:id="22" w:name="_Toc243319711"/>
       <w:r>
         <w:lastRenderedPageBreak/>
         <w:t>Приложение Б</w:t>
@@ -7875,7 +7970,7 @@
         <w:ind w:firstLine="0"/>
         <w:jc w:val="center"/>
       </w:pPr>
-      <w:bookmarkStart w:id="23" w:name="_Toc242650181"/>
+      <w:bookmarkStart w:id="23" w:name="_Toc243319712"/>
       <w:r>
         <w:lastRenderedPageBreak/>
         <w:t>ЛИСТ РЕГИСТРАЦИИ ИЗМЕНЕНИЙ</w:t>
@@ -9937,31 +10032,31 @@
       </w:rPr>
     </w:lvl>
   </w:abstractNum>
-  <w:num w:numId="1" w16cid:durableId="335689090">
+  <w:num w:numId="1" w16cid:durableId="2014215133">
     <w:abstractNumId w:val="8"/>
   </w:num>
-  <w:num w:numId="2" w16cid:durableId="83839502">
+  <w:num w:numId="2" w16cid:durableId="1243416806">
     <w:abstractNumId w:val="6"/>
   </w:num>
-  <w:num w:numId="3" w16cid:durableId="684207409">
+  <w:num w:numId="3" w16cid:durableId="1693190321">
     <w:abstractNumId w:val="5"/>
   </w:num>
-  <w:num w:numId="4" w16cid:durableId="1759868776">
+  <w:num w:numId="4" w16cid:durableId="677460567">
     <w:abstractNumId w:val="4"/>
   </w:num>
-  <w:num w:numId="5" w16cid:durableId="1747603575">
+  <w:num w:numId="5" w16cid:durableId="553546245">
     <w:abstractNumId w:val="7"/>
   </w:num>
-  <w:num w:numId="6" w16cid:durableId="280846415">
+  <w:num w:numId="6" w16cid:durableId="1769957997">
     <w:abstractNumId w:val="3"/>
   </w:num>
-  <w:num w:numId="7" w16cid:durableId="857350869">
+  <w:num w:numId="7" w16cid:durableId="2027096287">
     <w:abstractNumId w:val="2"/>
   </w:num>
-  <w:num w:numId="8" w16cid:durableId="522862004">
+  <w:num w:numId="8" w16cid:durableId="1831208710">
     <w:abstractNumId w:val="1"/>
   </w:num>
-  <w:num w:numId="9" w16cid:durableId="247076824">
+  <w:num w:numId="9" w16cid:durableId="1931426960">
     <w:abstractNumId w:val="0"/>
   </w:num>
 </w:numbering>
@@ -21494,7 +21589,7 @@
     <w:autoRedefine/>
     <w:uiPriority w:val="39"/>
     <w:unhideWhenUsed/>
-    <w:rsid w:val="007167B3"/>
+    <w:rsid w:val="002678AD"/>
     <w:pPr>
       <w:spacing w:after="100"/>
     </w:pPr>
@@ -21506,7 +21601,7 @@
     <w:autoRedefine/>
     <w:uiPriority w:val="39"/>
     <w:unhideWhenUsed/>
-    <w:rsid w:val="007167B3"/>
+    <w:rsid w:val="002678AD"/>
     <w:pPr>
       <w:spacing w:after="100"/>
       <w:ind w:left="240"/>
@@ -21517,7 +21612,7 @@
     <w:basedOn w:val="a2"/>
     <w:uiPriority w:val="99"/>
     <w:unhideWhenUsed/>
-    <w:rsid w:val="007167B3"/>
+    <w:rsid w:val="002678AD"/>
     <w:rPr>
       <w:color w:val="0000FF" w:themeColor="hyperlink"/>
       <w:u w:val="single"/>

--- a/docs/gost/out/07_И3_Руководство_пользователя.docx
+++ b/docs/gost/out/07_И3_Руководство_пользователя.docx
@@ -306,7 +306,7 @@
       <w:r>
         <w:fldChar w:fldCharType="separate"/>
       </w:r>
-      <w:hyperlink w:anchor="_Toc243319689" w:history="1">
+      <w:hyperlink w:anchor="_Toc243476294" w:history="1">
         <w:r>
           <w:rPr>
             <w:rStyle w:val="aff8"/>
@@ -333,7 +333,7 @@
             <w:noProof/>
             <w:webHidden/>
           </w:rPr>
-          <w:instrText xml:space="preserve"> PAGEREF _Toc243319689 \h </w:instrText>
+          <w:instrText xml:space="preserve"> PAGEREF _Toc243476294 \h </w:instrText>
         </w:r>
         <w:r>
           <w:rPr>
@@ -379,7 +379,7 @@
           <w14:ligatures w14:val="standardContextual"/>
         </w:rPr>
       </w:pPr>
-      <w:hyperlink w:anchor="_Toc243319690" w:history="1">
+      <w:hyperlink w:anchor="_Toc243476295" w:history="1">
         <w:r>
           <w:rPr>
             <w:rStyle w:val="aff8"/>
@@ -406,7 +406,7 @@
             <w:noProof/>
             <w:webHidden/>
           </w:rPr>
-          <w:instrText xml:space="preserve"> PAGEREF _Toc243319690 \h </w:instrText>
+          <w:instrText xml:space="preserve"> PAGEREF _Toc243476295 \h </w:instrText>
         </w:r>
         <w:r>
           <w:rPr>
@@ -452,7 +452,7 @@
           <w14:ligatures w14:val="standardContextual"/>
         </w:rPr>
       </w:pPr>
-      <w:hyperlink w:anchor="_Toc243319691" w:history="1">
+      <w:hyperlink w:anchor="_Toc243476296" w:history="1">
         <w:r>
           <w:rPr>
             <w:rStyle w:val="aff8"/>
@@ -479,7 +479,7 @@
             <w:noProof/>
             <w:webHidden/>
           </w:rPr>
-          <w:instrText xml:space="preserve"> PAGEREF _Toc243319691 \h </w:instrText>
+          <w:instrText xml:space="preserve"> PAGEREF _Toc243476296 \h </w:instrText>
         </w:r>
         <w:r>
           <w:rPr>
@@ -525,7 +525,7 @@
           <w14:ligatures w14:val="standardContextual"/>
         </w:rPr>
       </w:pPr>
-      <w:hyperlink w:anchor="_Toc243319692" w:history="1">
+      <w:hyperlink w:anchor="_Toc243476297" w:history="1">
         <w:r>
           <w:rPr>
             <w:rStyle w:val="aff8"/>
@@ -552,7 +552,7 @@
             <w:noProof/>
             <w:webHidden/>
           </w:rPr>
-          <w:instrText xml:space="preserve"> PAGEREF _Toc243319692 \h </w:instrText>
+          <w:instrText xml:space="preserve"> PAGEREF _Toc243476297 \h </w:instrText>
         </w:r>
         <w:r>
           <w:rPr>
@@ -598,7 +598,7 @@
           <w14:ligatures w14:val="standardContextual"/>
         </w:rPr>
       </w:pPr>
-      <w:hyperlink w:anchor="_Toc243319693" w:history="1">
+      <w:hyperlink w:anchor="_Toc243476298" w:history="1">
         <w:r>
           <w:rPr>
             <w:rStyle w:val="aff8"/>
@@ -625,7 +625,7 @@
             <w:noProof/>
             <w:webHidden/>
           </w:rPr>
-          <w:instrText xml:space="preserve"> PAGEREF _Toc243319693 \h </w:instrText>
+          <w:instrText xml:space="preserve"> PAGEREF _Toc243476298 \h </w:instrText>
         </w:r>
         <w:r>
           <w:rPr>
@@ -671,7 +671,7 @@
           <w14:ligatures w14:val="standardContextual"/>
         </w:rPr>
       </w:pPr>
-      <w:hyperlink w:anchor="_Toc243319694" w:history="1">
+      <w:hyperlink w:anchor="_Toc243476299" w:history="1">
         <w:r>
           <w:rPr>
             <w:rStyle w:val="aff8"/>
@@ -698,7 +698,7 @@
             <w:noProof/>
             <w:webHidden/>
           </w:rPr>
-          <w:instrText xml:space="preserve"> PAGEREF _Toc243319694 \h </w:instrText>
+          <w:instrText xml:space="preserve"> PAGEREF _Toc243476299 \h </w:instrText>
         </w:r>
         <w:r>
           <w:rPr>
@@ -744,7 +744,7 @@
           <w14:ligatures w14:val="standardContextual"/>
         </w:rPr>
       </w:pPr>
-      <w:hyperlink w:anchor="_Toc243319695" w:history="1">
+      <w:hyperlink w:anchor="_Toc243476300" w:history="1">
         <w:r>
           <w:rPr>
             <w:rStyle w:val="aff8"/>
@@ -771,7 +771,7 @@
             <w:noProof/>
             <w:webHidden/>
           </w:rPr>
-          <w:instrText xml:space="preserve"> PAGEREF _Toc243319695 \h </w:instrText>
+          <w:instrText xml:space="preserve"> PAGEREF _Toc243476300 \h </w:instrText>
         </w:r>
         <w:r>
           <w:rPr>
@@ -817,7 +817,7 @@
           <w14:ligatures w14:val="standardContextual"/>
         </w:rPr>
       </w:pPr>
-      <w:hyperlink w:anchor="_Toc243319696" w:history="1">
+      <w:hyperlink w:anchor="_Toc243476301" w:history="1">
         <w:r>
           <w:rPr>
             <w:rStyle w:val="aff8"/>
@@ -844,7 +844,7 @@
             <w:noProof/>
             <w:webHidden/>
           </w:rPr>
-          <w:instrText xml:space="preserve"> PAGEREF _Toc243319696 \h </w:instrText>
+          <w:instrText xml:space="preserve"> PAGEREF _Toc243476301 \h </w:instrText>
         </w:r>
         <w:r>
           <w:rPr>
@@ -890,7 +890,7 @@
           <w14:ligatures w14:val="standardContextual"/>
         </w:rPr>
       </w:pPr>
-      <w:hyperlink w:anchor="_Toc243319697" w:history="1">
+      <w:hyperlink w:anchor="_Toc243476302" w:history="1">
         <w:r>
           <w:rPr>
             <w:rStyle w:val="aff8"/>
@@ -917,7 +917,7 @@
             <w:noProof/>
             <w:webHidden/>
           </w:rPr>
-          <w:instrText xml:space="preserve"> PAGEREF _Toc243319697 \h </w:instrText>
+          <w:instrText xml:space="preserve"> PAGEREF _Toc243476302 \h </w:instrText>
         </w:r>
         <w:r>
           <w:rPr>
@@ -963,7 +963,7 @@
           <w14:ligatures w14:val="standardContextual"/>
         </w:rPr>
       </w:pPr>
-      <w:hyperlink w:anchor="_Toc243319698" w:history="1">
+      <w:hyperlink w:anchor="_Toc243476303" w:history="1">
         <w:r>
           <w:rPr>
             <w:rStyle w:val="aff8"/>
@@ -990,7 +990,7 @@
             <w:noProof/>
             <w:webHidden/>
           </w:rPr>
-          <w:instrText xml:space="preserve"> PAGEREF _Toc243319698 \h </w:instrText>
+          <w:instrText xml:space="preserve"> PAGEREF _Toc243476303 \h </w:instrText>
         </w:r>
         <w:r>
           <w:rPr>
@@ -1036,7 +1036,7 @@
           <w14:ligatures w14:val="standardContextual"/>
         </w:rPr>
       </w:pPr>
-      <w:hyperlink w:anchor="_Toc243319699" w:history="1">
+      <w:hyperlink w:anchor="_Toc243476304" w:history="1">
         <w:r>
           <w:rPr>
             <w:rStyle w:val="aff8"/>
@@ -1063,7 +1063,7 @@
             <w:noProof/>
             <w:webHidden/>
           </w:rPr>
-          <w:instrText xml:space="preserve"> PAGEREF _Toc243319699 \h </w:instrText>
+          <w:instrText xml:space="preserve"> PAGEREF _Toc243476304 \h </w:instrText>
         </w:r>
         <w:r>
           <w:rPr>
@@ -1109,7 +1109,7 @@
           <w14:ligatures w14:val="standardContextual"/>
         </w:rPr>
       </w:pPr>
-      <w:hyperlink w:anchor="_Toc243319700" w:history="1">
+      <w:hyperlink w:anchor="_Toc243476305" w:history="1">
         <w:r>
           <w:rPr>
             <w:rStyle w:val="aff8"/>
@@ -1136,7 +1136,7 @@
             <w:noProof/>
             <w:webHidden/>
           </w:rPr>
-          <w:instrText xml:space="preserve"> PAGEREF _Toc243319700 \h </w:instrText>
+          <w:instrText xml:space="preserve"> PAGEREF _Toc243476305 \h </w:instrText>
         </w:r>
         <w:r>
           <w:rPr>
@@ -1182,7 +1182,7 @@
           <w14:ligatures w14:val="standardContextual"/>
         </w:rPr>
       </w:pPr>
-      <w:hyperlink w:anchor="_Toc243319701" w:history="1">
+      <w:hyperlink w:anchor="_Toc243476306" w:history="1">
         <w:r>
           <w:rPr>
             <w:rStyle w:val="aff8"/>
@@ -1209,7 +1209,7 @@
             <w:noProof/>
             <w:webHidden/>
           </w:rPr>
-          <w:instrText xml:space="preserve"> PAGEREF _Toc243319701 \h </w:instrText>
+          <w:instrText xml:space="preserve"> PAGEREF _Toc243476306 \h </w:instrText>
         </w:r>
         <w:r>
           <w:rPr>
@@ -1255,7 +1255,7 @@
           <w14:ligatures w14:val="standardContextual"/>
         </w:rPr>
       </w:pPr>
-      <w:hyperlink w:anchor="_Toc243319702" w:history="1">
+      <w:hyperlink w:anchor="_Toc243476307" w:history="1">
         <w:r>
           <w:rPr>
             <w:rStyle w:val="aff8"/>
@@ -1282,7 +1282,7 @@
             <w:noProof/>
             <w:webHidden/>
           </w:rPr>
-          <w:instrText xml:space="preserve"> PAGEREF _Toc243319702 \h </w:instrText>
+          <w:instrText xml:space="preserve"> PAGEREF _Toc243476307 \h </w:instrText>
         </w:r>
         <w:r>
           <w:rPr>
@@ -1328,7 +1328,7 @@
           <w14:ligatures w14:val="standardContextual"/>
         </w:rPr>
       </w:pPr>
-      <w:hyperlink w:anchor="_Toc243319703" w:history="1">
+      <w:hyperlink w:anchor="_Toc243476308" w:history="1">
         <w:r>
           <w:rPr>
             <w:rStyle w:val="aff8"/>
@@ -1355,7 +1355,7 @@
             <w:noProof/>
             <w:webHidden/>
           </w:rPr>
-          <w:instrText xml:space="preserve"> PAGEREF _Toc243319703 \h </w:instrText>
+          <w:instrText xml:space="preserve"> PAGEREF _Toc243476308 \h </w:instrText>
         </w:r>
         <w:r>
           <w:rPr>
@@ -1401,7 +1401,7 @@
           <w14:ligatures w14:val="standardContextual"/>
         </w:rPr>
       </w:pPr>
-      <w:hyperlink w:anchor="_Toc243319704" w:history="1">
+      <w:hyperlink w:anchor="_Toc243476309" w:history="1">
         <w:r>
           <w:rPr>
             <w:rStyle w:val="aff8"/>
@@ -1428,7 +1428,7 @@
             <w:noProof/>
             <w:webHidden/>
           </w:rPr>
-          <w:instrText xml:space="preserve"> PAGEREF _Toc243319704 \h </w:instrText>
+          <w:instrText xml:space="preserve"> PAGEREF _Toc243476309 \h </w:instrText>
         </w:r>
         <w:r>
           <w:rPr>
@@ -1474,7 +1474,7 @@
           <w14:ligatures w14:val="standardContextual"/>
         </w:rPr>
       </w:pPr>
-      <w:hyperlink w:anchor="_Toc243319705" w:history="1">
+      <w:hyperlink w:anchor="_Toc243476310" w:history="1">
         <w:r>
           <w:rPr>
             <w:rStyle w:val="aff8"/>
@@ -1501,7 +1501,7 @@
             <w:noProof/>
             <w:webHidden/>
           </w:rPr>
-          <w:instrText xml:space="preserve"> PAGEREF _Toc243319705 \h </w:instrText>
+          <w:instrText xml:space="preserve"> PAGEREF _Toc243476310 \h </w:instrText>
         </w:r>
         <w:r>
           <w:rPr>
@@ -1547,7 +1547,7 @@
           <w14:ligatures w14:val="standardContextual"/>
         </w:rPr>
       </w:pPr>
-      <w:hyperlink w:anchor="_Toc243319706" w:history="1">
+      <w:hyperlink w:anchor="_Toc243476311" w:history="1">
         <w:r>
           <w:rPr>
             <w:rStyle w:val="aff8"/>
@@ -1574,7 +1574,7 @@
             <w:noProof/>
             <w:webHidden/>
           </w:rPr>
-          <w:instrText xml:space="preserve"> PAGEREF _Toc243319706 \h </w:instrText>
+          <w:instrText xml:space="preserve"> PAGEREF _Toc243476311 \h </w:instrText>
         </w:r>
         <w:r>
           <w:rPr>
@@ -1620,7 +1620,7 @@
           <w14:ligatures w14:val="standardContextual"/>
         </w:rPr>
       </w:pPr>
-      <w:hyperlink w:anchor="_Toc243319707" w:history="1">
+      <w:hyperlink w:anchor="_Toc243476312" w:history="1">
         <w:r>
           <w:rPr>
             <w:rStyle w:val="aff8"/>
@@ -1647,7 +1647,7 @@
             <w:noProof/>
             <w:webHidden/>
           </w:rPr>
-          <w:instrText xml:space="preserve"> PAGEREF _Toc243319707 \h </w:instrText>
+          <w:instrText xml:space="preserve"> PAGEREF _Toc243476312 \h </w:instrText>
         </w:r>
         <w:r>
           <w:rPr>
@@ -1693,7 +1693,7 @@
           <w14:ligatures w14:val="standardContextual"/>
         </w:rPr>
       </w:pPr>
-      <w:hyperlink w:anchor="_Toc243319708" w:history="1">
+      <w:hyperlink w:anchor="_Toc243476313" w:history="1">
         <w:r>
           <w:rPr>
             <w:rStyle w:val="aff8"/>
@@ -1720,7 +1720,7 @@
             <w:noProof/>
             <w:webHidden/>
           </w:rPr>
-          <w:instrText xml:space="preserve"> PAGEREF _Toc243319708 \h </w:instrText>
+          <w:instrText xml:space="preserve"> PAGEREF _Toc243476313 \h </w:instrText>
         </w:r>
         <w:r>
           <w:rPr>
@@ -1766,7 +1766,7 @@
           <w14:ligatures w14:val="standardContextual"/>
         </w:rPr>
       </w:pPr>
-      <w:hyperlink w:anchor="_Toc243319709" w:history="1">
+      <w:hyperlink w:anchor="_Toc243476314" w:history="1">
         <w:r>
           <w:rPr>
             <w:rStyle w:val="aff8"/>
@@ -1793,7 +1793,7 @@
             <w:noProof/>
             <w:webHidden/>
           </w:rPr>
-          <w:instrText xml:space="preserve"> PAGEREF _Toc243319709 \h </w:instrText>
+          <w:instrText xml:space="preserve"> PAGEREF _Toc243476314 \h </w:instrText>
         </w:r>
         <w:r>
           <w:rPr>
@@ -1839,7 +1839,7 @@
           <w14:ligatures w14:val="standardContextual"/>
         </w:rPr>
       </w:pPr>
-      <w:hyperlink w:anchor="_Toc243319710" w:history="1">
+      <w:hyperlink w:anchor="_Toc243476315" w:history="1">
         <w:r>
           <w:rPr>
             <w:rStyle w:val="aff8"/>
@@ -1866,7 +1866,7 @@
             <w:noProof/>
             <w:webHidden/>
           </w:rPr>
-          <w:instrText xml:space="preserve"> PAGEREF _Toc243319710 \h </w:instrText>
+          <w:instrText xml:space="preserve"> PAGEREF _Toc243476315 \h </w:instrText>
         </w:r>
         <w:r>
           <w:rPr>
@@ -1912,7 +1912,7 @@
           <w14:ligatures w14:val="standardContextual"/>
         </w:rPr>
       </w:pPr>
-      <w:hyperlink w:anchor="_Toc243319711" w:history="1">
+      <w:hyperlink w:anchor="_Toc243476316" w:history="1">
         <w:r>
           <w:rPr>
             <w:rStyle w:val="aff8"/>
@@ -1939,7 +1939,7 @@
             <w:noProof/>
             <w:webHidden/>
           </w:rPr>
-          <w:instrText xml:space="preserve"> PAGEREF _Toc243319711 \h </w:instrText>
+          <w:instrText xml:space="preserve"> PAGEREF _Toc243476316 \h </w:instrText>
         </w:r>
         <w:r>
           <w:rPr>
@@ -1985,7 +1985,7 @@
           <w14:ligatures w14:val="standardContextual"/>
         </w:rPr>
       </w:pPr>
-      <w:hyperlink w:anchor="_Toc243319712" w:history="1">
+      <w:hyperlink w:anchor="_Toc243476317" w:history="1">
         <w:r>
           <w:rPr>
             <w:rStyle w:val="aff8"/>
@@ -2012,7 +2012,7 @@
             <w:noProof/>
             <w:webHidden/>
           </w:rPr>
-          <w:instrText xml:space="preserve"> PAGEREF _Toc243319712 \h </w:instrText>
+          <w:instrText xml:space="preserve"> PAGEREF _Toc243476317 \h </w:instrText>
         </w:r>
         <w:r>
           <w:rPr>
@@ -2058,7 +2058,7 @@
         <w:ind w:firstLine="0"/>
         <w:jc w:val="center"/>
       </w:pPr>
-      <w:bookmarkStart w:id="0" w:name="_Toc243319689"/>
+      <w:bookmarkStart w:id="0" w:name="_Toc243476294"/>
       <w:r>
         <w:lastRenderedPageBreak/>
         <w:t>ПЕРЕЧЕНЬ ТЕРМИНОВ И СОКРАЩЕНИЙ</w:t>
@@ -3320,7 +3320,7 @@
         <w:pStyle w:val="1"/>
         <w:pageBreakBefore/>
       </w:pPr>
-      <w:bookmarkStart w:id="1" w:name="_Toc243319690"/>
+      <w:bookmarkStart w:id="1" w:name="_Toc243476295"/>
       <w:r>
         <w:lastRenderedPageBreak/>
         <w:t>1 Введение</w:t>
@@ -3331,7 +3331,7 @@
       <w:pPr>
         <w:pStyle w:val="21"/>
       </w:pPr>
-      <w:bookmarkStart w:id="2" w:name="_Toc243319691"/>
+      <w:bookmarkStart w:id="2" w:name="_Toc243476296"/>
       <w:r>
         <w:t>1.1 Область применения</w:t>
       </w:r>
@@ -3346,7 +3346,7 @@
       <w:pPr>
         <w:pStyle w:val="21"/>
       </w:pPr>
-      <w:bookmarkStart w:id="3" w:name="_Toc243319692"/>
+      <w:bookmarkStart w:id="3" w:name="_Toc243476297"/>
       <w:r>
         <w:t>1.2 Краткое описание возможностей</w:t>
       </w:r>
@@ -3396,7 +3396,7 @@
       <w:pPr>
         <w:pStyle w:val="21"/>
       </w:pPr>
-      <w:bookmarkStart w:id="4" w:name="_Toc243319693"/>
+      <w:bookmarkStart w:id="4" w:name="_Toc243476298"/>
       <w:r>
         <w:t>1.3 Уровень подготовки пользователя</w:t>
       </w:r>
@@ -3411,7 +3411,7 @@
       <w:pPr>
         <w:pStyle w:val="21"/>
       </w:pPr>
-      <w:bookmarkStart w:id="5" w:name="_Toc243319694"/>
+      <w:bookmarkStart w:id="5" w:name="_Toc243476299"/>
       <w:r>
         <w:t>1.4 Перечень эксплуатационной документации</w:t>
       </w:r>
@@ -3615,7 +3615,7 @@
         <w:pStyle w:val="1"/>
         <w:pageBreakBefore/>
       </w:pPr>
-      <w:bookmarkStart w:id="6" w:name="_Toc243319695"/>
+      <w:bookmarkStart w:id="6" w:name="_Toc243476300"/>
       <w:r>
         <w:lastRenderedPageBreak/>
         <w:t>2 Назначение и условия применения</w:t>
@@ -3657,7 +3657,7 @@
         <w:pStyle w:val="1"/>
         <w:pageBreakBefore/>
       </w:pPr>
-      <w:bookmarkStart w:id="7" w:name="_Toc243319696"/>
+      <w:bookmarkStart w:id="7" w:name="_Toc243476301"/>
       <w:r>
         <w:lastRenderedPageBreak/>
         <w:t>3 Подготовка к работе</w:t>
@@ -3668,7 +3668,7 @@
       <w:pPr>
         <w:pStyle w:val="21"/>
       </w:pPr>
-      <w:bookmarkStart w:id="8" w:name="_Toc243319697"/>
+      <w:bookmarkStart w:id="8" w:name="_Toc243476302"/>
       <w:r>
         <w:t>3.1 Состав дистрибутива</w:t>
       </w:r>
@@ -3683,7 +3683,7 @@
       <w:pPr>
         <w:pStyle w:val="21"/>
       </w:pPr>
-      <w:bookmarkStart w:id="9" w:name="_Toc243319698"/>
+      <w:bookmarkStart w:id="9" w:name="_Toc243476303"/>
       <w:r>
         <w:t>3.2 Порядок входа в систему</w:t>
       </w:r>
@@ -3723,7 +3723,7 @@
       <w:pPr>
         <w:pStyle w:val="21"/>
       </w:pPr>
-      <w:bookmarkStart w:id="10" w:name="_Toc243319699"/>
+      <w:bookmarkStart w:id="10" w:name="_Toc243476304"/>
       <w:r>
         <w:t>3.3 Проверка работоспособности</w:t>
       </w:r>
@@ -3739,7 +3739,7 @@
         <w:pStyle w:val="1"/>
         <w:pageBreakBefore/>
       </w:pPr>
-      <w:bookmarkStart w:id="11" w:name="_Toc243319700"/>
+      <w:bookmarkStart w:id="11" w:name="_Toc243476305"/>
       <w:r>
         <w:lastRenderedPageBreak/>
         <w:t>4 Описание операций</w:t>
@@ -3750,7 +3750,7 @@
       <w:pPr>
         <w:pStyle w:val="21"/>
       </w:pPr>
-      <w:bookmarkStart w:id="12" w:name="_Toc243319701"/>
+      <w:bookmarkStart w:id="12" w:name="_Toc243476306"/>
       <w:r>
         <w:t>4.1 Общие приёмы работы</w:t>
       </w:r>
@@ -4022,7 +4022,7 @@
       <w:pPr>
         <w:pStyle w:val="21"/>
       </w:pPr>
-      <w:bookmarkStart w:id="13" w:name="_Toc243319702"/>
+      <w:bookmarkStart w:id="13" w:name="_Toc243476307"/>
       <w:r>
         <w:t>4.2 Операции менеджера по продажам</w:t>
       </w:r>
@@ -4616,7 +4616,7 @@
       <w:pPr>
         <w:pStyle w:val="21"/>
       </w:pPr>
-      <w:bookmarkStart w:id="14" w:name="_Toc243319703"/>
+      <w:bookmarkStart w:id="14" w:name="_Toc243476308"/>
       <w:r>
         <w:t>4.3 Операции руководителя отдела продаж</w:t>
       </w:r>
@@ -5021,7 +5021,7 @@
       <w:pPr>
         <w:pStyle w:val="21"/>
       </w:pPr>
-      <w:bookmarkStart w:id="15" w:name="_Toc243319704"/>
+      <w:bookmarkStart w:id="15" w:name="_Toc243476309"/>
       <w:r>
         <w:t>4.4 Операции специалиста по оформлению</w:t>
       </w:r>
@@ -5341,6 +5341,51 @@
               <w:pStyle w:val="GostTable"/>
             </w:pPr>
             <w:r>
+              <w:t>Замена скана</w:t>
+            </w:r>
+          </w:p>
+        </w:tc>
+        <w:tc>
+          <w:tcPr>
+            <w:tcW w:w="2619" w:type="dxa"/>
+          </w:tcPr>
+          <w:p>
+            <w:pPr>
+              <w:pStyle w:val="GostTable"/>
+            </w:pPr>
+            <w:r>
+              <w:t>Сделка «В работе», «Успешно закрыта» или «Расторгнута»; право изменения сделки</w:t>
+            </w:r>
+          </w:p>
+        </w:tc>
+        <w:tc>
+          <w:tcPr>
+            <w:tcW w:w="4677" w:type="dxa"/>
+          </w:tcPr>
+          <w:p>
+            <w:pPr>
+              <w:pStyle w:val="GostTable"/>
+            </w:pPr>
+            <w:r>
+              <w:t>Шаг «Документы» → «Заменить скан» рядом со ссылкой на скан (у расторгнутой сделки скан документа о расторжении — в плашке вверху карточки), выбрать файл, подтвердить. Меняется только файл; замена записывается в логи сделки</w:t>
+            </w:r>
+          </w:p>
+        </w:tc>
+      </w:tr>
+      <w:tr>
+        <w:trPr>
+          <w:cantSplit/>
+          <w:jc w:val="center"/>
+        </w:trPr>
+        <w:tc>
+          <w:tcPr>
+            <w:tcW w:w="2058" w:type="dxa"/>
+          </w:tcPr>
+          <w:p>
+            <w:pPr>
+              <w:pStyle w:val="GostTable"/>
+            </w:pPr>
+            <w:r>
               <w:t>Очередь на оформление</w:t>
             </w:r>
           </w:p>
@@ -5427,7 +5472,7 @@
       <w:pPr>
         <w:pStyle w:val="21"/>
       </w:pPr>
-      <w:bookmarkStart w:id="16" w:name="_Toc243319705"/>
+      <w:bookmarkStart w:id="16" w:name="_Toc243476310"/>
       <w:r>
         <w:t>4.5 Операции финансиста</w:t>
       </w:r>
@@ -5832,7 +5877,7 @@
       <w:pPr>
         <w:pStyle w:val="21"/>
       </w:pPr>
-      <w:bookmarkStart w:id="17" w:name="_Toc243319706"/>
+      <w:bookmarkStart w:id="17" w:name="_Toc243476311"/>
       <w:r>
         <w:t>4.6 Операции наблюдателя (руководства компании)</w:t>
       </w:r>
@@ -5847,7 +5892,7 @@
       <w:pPr>
         <w:pStyle w:val="21"/>
       </w:pPr>
-      <w:bookmarkStart w:id="18" w:name="_Toc243319707"/>
+      <w:bookmarkStart w:id="18" w:name="_Toc243476312"/>
       <w:r>
         <w:lastRenderedPageBreak/>
         <w:t>4.7 Операции администратора</w:t>
@@ -6529,7 +6574,7 @@
         <w:pStyle w:val="1"/>
         <w:pageBreakBefore/>
       </w:pPr>
-      <w:bookmarkStart w:id="19" w:name="_Toc243319708"/>
+      <w:bookmarkStart w:id="19" w:name="_Toc243476313"/>
       <w:r>
         <w:lastRenderedPageBreak/>
         <w:t>5 Аварийные ситуации</w:t>
@@ -7218,7 +7263,7 @@
         <w:pStyle w:val="1"/>
         <w:pageBreakBefore/>
       </w:pPr>
-      <w:bookmarkStart w:id="20" w:name="_Toc243319709"/>
+      <w:bookmarkStart w:id="20" w:name="_Toc243476314"/>
       <w:r>
         <w:lastRenderedPageBreak/>
         <w:t>6 Рекомендации по освоению</w:t>
@@ -7252,7 +7297,7 @@
         <w:ind w:firstLine="0"/>
         <w:jc w:val="center"/>
       </w:pPr>
-      <w:bookmarkStart w:id="21" w:name="_Toc243319710"/>
+      <w:bookmarkStart w:id="21" w:name="_Toc243476315"/>
       <w:r>
         <w:lastRenderedPageBreak/>
         <w:t>Приложение А</w:t>
@@ -7654,7 +7699,7 @@
         <w:ind w:firstLine="0"/>
         <w:jc w:val="center"/>
       </w:pPr>
-      <w:bookmarkStart w:id="22" w:name="_Toc243319711"/>
+      <w:bookmarkStart w:id="22" w:name="_Toc243476316"/>
       <w:r>
         <w:lastRenderedPageBreak/>
         <w:t>Приложение Б</w:t>
@@ -7970,7 +8015,7 @@
         <w:ind w:firstLine="0"/>
         <w:jc w:val="center"/>
       </w:pPr>
-      <w:bookmarkStart w:id="23" w:name="_Toc243319712"/>
+      <w:bookmarkStart w:id="23" w:name="_Toc243476317"/>
       <w:r>
         <w:lastRenderedPageBreak/>
         <w:t>ЛИСТ РЕГИСТРАЦИИ ИЗМЕНЕНИЙ</w:t>
@@ -10032,31 +10077,31 @@
       </w:rPr>
     </w:lvl>
   </w:abstractNum>
-  <w:num w:numId="1" w16cid:durableId="2014215133">
+  <w:num w:numId="1" w16cid:durableId="573777636">
     <w:abstractNumId w:val="8"/>
   </w:num>
-  <w:num w:numId="2" w16cid:durableId="1243416806">
+  <w:num w:numId="2" w16cid:durableId="1028414294">
     <w:abstractNumId w:val="6"/>
   </w:num>
-  <w:num w:numId="3" w16cid:durableId="1693190321">
+  <w:num w:numId="3" w16cid:durableId="504126343">
     <w:abstractNumId w:val="5"/>
   </w:num>
-  <w:num w:numId="4" w16cid:durableId="677460567">
+  <w:num w:numId="4" w16cid:durableId="897396658">
     <w:abstractNumId w:val="4"/>
   </w:num>
-  <w:num w:numId="5" w16cid:durableId="553546245">
+  <w:num w:numId="5" w16cid:durableId="1202935218">
     <w:abstractNumId w:val="7"/>
   </w:num>
-  <w:num w:numId="6" w16cid:durableId="1769957997">
+  <w:num w:numId="6" w16cid:durableId="349842571">
     <w:abstractNumId w:val="3"/>
   </w:num>
-  <w:num w:numId="7" w16cid:durableId="2027096287">
+  <w:num w:numId="7" w16cid:durableId="733505102">
     <w:abstractNumId w:val="2"/>
   </w:num>
-  <w:num w:numId="8" w16cid:durableId="1831208710">
+  <w:num w:numId="8" w16cid:durableId="1152020944">
     <w:abstractNumId w:val="1"/>
   </w:num>
-  <w:num w:numId="9" w16cid:durableId="1931426960">
+  <w:num w:numId="9" w16cid:durableId="1954708629">
     <w:abstractNumId w:val="0"/>
   </w:num>
 </w:numbering>
@@ -21589,7 +21634,7 @@
     <w:autoRedefine/>
     <w:uiPriority w:val="39"/>
     <w:unhideWhenUsed/>
-    <w:rsid w:val="002678AD"/>
+    <w:rsid w:val="00DE49D6"/>
     <w:pPr>
       <w:spacing w:after="100"/>
     </w:pPr>
@@ -21601,7 +21646,7 @@
     <w:autoRedefine/>
     <w:uiPriority w:val="39"/>
     <w:unhideWhenUsed/>
-    <w:rsid w:val="002678AD"/>
+    <w:rsid w:val="00DE49D6"/>
     <w:pPr>
       <w:spacing w:after="100"/>
       <w:ind w:left="240"/>
@@ -21612,7 +21657,7 @@
     <w:basedOn w:val="a2"/>
     <w:uiPriority w:val="99"/>
     <w:unhideWhenUsed/>
-    <w:rsid w:val="002678AD"/>
+    <w:rsid w:val="00DE49D6"/>
     <w:rPr>
       <w:color w:val="0000FF" w:themeColor="hyperlink"/>
       <w:u w:val="single"/>
